--- a/Отчет о проекте №2 (Новожилов, 22405).docx
+++ b/Отчет о проекте №2 (Новожилов, 22405).docx
@@ -332,7 +332,21 @@
           <w:sz w:val="28"/>
           <w:szCs w:val="28"/>
         </w:rPr>
-        <w:t xml:space="preserve">За основу взят итоговый датасет первого проекта (final_data.csv) — 1098 наблюдений по 88 регионам за 2000–2012 </w:t>
+        <w:t xml:space="preserve">За основу взят итоговый датасет первого проекта (final_data.csv) </w:t>
+      </w:r>
+      <w:r>
+        <w:rPr>
+          <w:sz w:val="28"/>
+          <w:szCs w:val="28"/>
+        </w:rPr>
+        <w:t>-</w:t>
+      </w:r>
+      <w:r>
+        <w:rPr>
+          <w:sz w:val="28"/>
+          <w:szCs w:val="28"/>
+        </w:rPr>
+        <w:t xml:space="preserve"> 1098 наблюдений по 88 регионам за 2000–2012 </w:t>
       </w:r>
       <w:r>
         <w:rPr>
@@ -437,7 +451,28 @@
           <w:sz w:val="28"/>
           <w:szCs w:val="28"/>
         </w:rPr>
-        <w:t>— из таблицы «Регионы по федеральным округам» Состав округов соответствует периоду до 2010 года — то есть до выделения СКФО из ЮФО, что логично, так как наши данные заканчиваются в 2012 году и большая часть периода приходится на старое деление.</w:t>
+        <w:t>-</w:t>
+      </w:r>
+      <w:r>
+        <w:rPr>
+          <w:sz w:val="28"/>
+          <w:szCs w:val="28"/>
+        </w:rPr>
+        <w:t xml:space="preserve"> из таблицы «Регионы по федеральным округам» Состав округов соответствует периоду до 2010 года </w:t>
+      </w:r>
+      <w:r>
+        <w:rPr>
+          <w:sz w:val="28"/>
+          <w:szCs w:val="28"/>
+        </w:rPr>
+        <w:t>-</w:t>
+      </w:r>
+      <w:r>
+        <w:rPr>
+          <w:sz w:val="28"/>
+          <w:szCs w:val="28"/>
+        </w:rPr>
+        <w:t xml:space="preserve"> то есть до выделения СКФО из ЮФО, что логично, так как наши данные заканчиваются в 2012 году и большая часть периода приходится на старое деление.</w:t>
       </w:r>
     </w:p>
     <w:p>
@@ -529,7 +564,14 @@
           <w:sz w:val="28"/>
           <w:szCs w:val="28"/>
         </w:rPr>
-        <w:t>— из таблицы «Широта и расстояние до Москвы»</w:t>
+        <w:t>-</w:t>
+      </w:r>
+      <w:r>
+        <w:rPr>
+          <w:sz w:val="28"/>
+          <w:szCs w:val="28"/>
+        </w:rPr>
+        <w:t xml:space="preserve"> из таблицы «Широта и расстояние до Москвы»</w:t>
       </w:r>
       <w:r>
         <w:rPr>
@@ -625,7 +667,28 @@
           <w:sz w:val="28"/>
           <w:szCs w:val="28"/>
         </w:rPr>
-        <w:t>— из таблицы «Население регионов» (Росстат). Это единственная из четырёх новых переменных, которая меняется по годам — Росстат публикует среднегодовую численность отдельно за каждый год, что позволяет использовать её как полноценный панельный регрессор, а не просто константу по региону.</w:t>
+        <w:t>-</w:t>
+      </w:r>
+      <w:r>
+        <w:rPr>
+          <w:sz w:val="28"/>
+          <w:szCs w:val="28"/>
+        </w:rPr>
+        <w:t xml:space="preserve"> из таблицы «Население регионов» (Росстат). Это единственная из четырёх новых переменных, которая меняется по годам </w:t>
+      </w:r>
+      <w:r>
+        <w:rPr>
+          <w:sz w:val="28"/>
+          <w:szCs w:val="28"/>
+        </w:rPr>
+        <w:t>-</w:t>
+      </w:r>
+      <w:r>
+        <w:rPr>
+          <w:sz w:val="28"/>
+          <w:szCs w:val="28"/>
+        </w:rPr>
+        <w:t xml:space="preserve"> Росстат публикует среднегодовую численность отдельно за каждый год, что позволяет использовать её как полноценный панельный регрессор, а не просто константу по региону.</w:t>
       </w:r>
     </w:p>
     <w:p>
@@ -700,7 +763,21 @@
           <w:sz w:val="28"/>
           <w:szCs w:val="28"/>
         </w:rPr>
-        <w:t xml:space="preserve">Для объединения данных пришлось вручную прописать таблицу соответствий названий регионов, так как в разных файлах они не совпадали — где-то усечены </w:t>
+        <w:t xml:space="preserve">Для объединения данных пришлось вручную прописать таблицу соответствий названий регионов, так как в разных файлах они не совпадали </w:t>
+      </w:r>
+      <w:r>
+        <w:rPr>
+          <w:sz w:val="28"/>
+          <w:szCs w:val="28"/>
+        </w:rPr>
+        <w:t>-</w:t>
+      </w:r>
+      <w:r>
+        <w:rPr>
+          <w:sz w:val="28"/>
+          <w:szCs w:val="28"/>
+        </w:rPr>
+        <w:t xml:space="preserve"> где-то усечены </w:t>
       </w:r>
       <w:r>
         <w:rPr>
@@ -755,7 +832,49 @@
           <w:sz w:val="28"/>
           <w:szCs w:val="28"/>
         </w:rPr>
-        <w:t>: выборка final_data2.csv содержит 1074 наблюдения по 88 регионам — каждая строка соответствует одному региону за один год и включает 8 переменных: среднедушевые доходы, инвестиции в жилища, федеральный округ, широту, расстояние до Москвы и численность населения.</w:t>
+        <w:t xml:space="preserve">: выборка final_data2.csv содержит 1074 наблюдения по 88 регионам </w:t>
+      </w:r>
+      <w:r>
+        <w:rPr>
+          <w:sz w:val="28"/>
+          <w:szCs w:val="28"/>
+        </w:rPr>
+        <w:t>-</w:t>
+      </w:r>
+      <w:r>
+        <w:rPr>
+          <w:sz w:val="28"/>
+          <w:szCs w:val="28"/>
+        </w:rPr>
+        <w:t xml:space="preserve"> каждая строка соответствует одному региону за один год и включает 8 переменных: </w:t>
+      </w:r>
+      <w:r>
+        <w:rPr>
+          <w:sz w:val="28"/>
+          <w:szCs w:val="28"/>
+        </w:rPr>
+        <w:t xml:space="preserve">регион, год, </w:t>
+      </w:r>
+      <w:r>
+        <w:rPr>
+          <w:sz w:val="28"/>
+          <w:szCs w:val="28"/>
+        </w:rPr>
+        <w:t>среднедушевые доходы, инвестиции в жилища, федеральный округ, широту, расстояние до Москвы</w:t>
+      </w:r>
+      <w:r>
+        <w:rPr>
+          <w:sz w:val="28"/>
+          <w:szCs w:val="28"/>
+        </w:rPr>
+        <w:t xml:space="preserve">, </w:t>
+      </w:r>
+      <w:r>
+        <w:rPr>
+          <w:sz w:val="28"/>
+          <w:szCs w:val="28"/>
+        </w:rPr>
+        <w:t>численность населения.</w:t>
       </w:r>
     </w:p>
     <w:p>
@@ -827,6 +946,4254 @@
         </w:rPr>
         <w:lastRenderedPageBreak/>
         <w:t>Элементы анализа:</w:t>
+      </w:r>
+    </w:p>
+    <w:p>
+      <w:pPr>
+        <w:spacing w:line="240" w:lineRule="auto"/>
+        <w:rPr>
+          <w:b/>
+          <w:bCs/>
+          <w:sz w:val="28"/>
+          <w:szCs w:val="28"/>
+        </w:rPr>
+      </w:pPr>
+      <w:r>
+        <w:rPr>
+          <w:b/>
+          <w:bCs/>
+          <w:sz w:val="28"/>
+          <w:szCs w:val="28"/>
+        </w:rPr>
+        <w:t xml:space="preserve">1: </w:t>
+      </w:r>
+      <w:r>
+        <w:rPr>
+          <w:b/>
+          <w:bCs/>
+          <w:sz w:val="28"/>
+          <w:szCs w:val="28"/>
+        </w:rPr>
+        <w:t>Построение корреляционной матрицы.</w:t>
+      </w:r>
+    </w:p>
+    <w:p>
+      <w:pPr>
+        <w:spacing w:line="240" w:lineRule="auto"/>
+        <w:rPr>
+          <w:sz w:val="28"/>
+          <w:szCs w:val="28"/>
+        </w:rPr>
+      </w:pPr>
+      <w:r>
+        <w:rPr>
+          <w:sz w:val="28"/>
+          <w:szCs w:val="28"/>
+        </w:rPr>
+        <w:drawing>
+          <wp:anchor distT="0" distB="0" distL="114300" distR="114300" simplePos="0" relativeHeight="251640320" behindDoc="0" locked="0" layoutInCell="1" allowOverlap="1" wp14:anchorId="5DBDD022" wp14:editId="5EC59405">
+            <wp:simplePos x="0" y="0"/>
+            <wp:positionH relativeFrom="column">
+              <wp:posOffset>-1013460</wp:posOffset>
+            </wp:positionH>
+            <wp:positionV relativeFrom="paragraph">
+              <wp:posOffset>966470</wp:posOffset>
+            </wp:positionV>
+            <wp:extent cx="7354570" cy="990600"/>
+            <wp:effectExtent l="0" t="0" r="0" b="0"/>
+            <wp:wrapThrough wrapText="bothSides">
+              <wp:wrapPolygon edited="0">
+                <wp:start x="0" y="0"/>
+                <wp:lineTo x="0" y="21185"/>
+                <wp:lineTo x="21540" y="21185"/>
+                <wp:lineTo x="21540" y="0"/>
+                <wp:lineTo x="0" y="0"/>
+              </wp:wrapPolygon>
+            </wp:wrapThrough>
+            <wp:docPr id="2088826803" name="Рисунок 1"/>
+            <wp:cNvGraphicFramePr>
+              <a:graphicFrameLocks xmlns:a="http://schemas.openxmlformats.org/drawingml/2006/main" noChangeAspect="1"/>
+            </wp:cNvGraphicFramePr>
+            <a:graphic xmlns:a="http://schemas.openxmlformats.org/drawingml/2006/main">
+              <a:graphicData uri="http://schemas.openxmlformats.org/drawingml/2006/picture">
+                <pic:pic xmlns:pic="http://schemas.openxmlformats.org/drawingml/2006/picture">
+                  <pic:nvPicPr>
+                    <pic:cNvPr id="2088826803" name=""/>
+                    <pic:cNvPicPr/>
+                  </pic:nvPicPr>
+                  <pic:blipFill>
+                    <a:blip r:embed="rId11">
+                      <a:extLst>
+                        <a:ext uri="{28A0092B-C50C-407E-A947-70E740481C1C}">
+                          <a14:useLocalDpi xmlns:a14="http://schemas.microsoft.com/office/drawing/2010/main" val="0"/>
+                        </a:ext>
+                      </a:extLst>
+                    </a:blip>
+                    <a:stretch>
+                      <a:fillRect/>
+                    </a:stretch>
+                  </pic:blipFill>
+                  <pic:spPr>
+                    <a:xfrm>
+                      <a:off x="0" y="0"/>
+                      <a:ext cx="7354570" cy="990600"/>
+                    </a:xfrm>
+                    <a:prstGeom prst="rect">
+                      <a:avLst/>
+                    </a:prstGeom>
+                  </pic:spPr>
+                </pic:pic>
+              </a:graphicData>
+            </a:graphic>
+            <wp14:sizeRelH relativeFrom="margin">
+              <wp14:pctWidth>0</wp14:pctWidth>
+            </wp14:sizeRelH>
+            <wp14:sizeRelV relativeFrom="margin">
+              <wp14:pctHeight>0</wp14:pctHeight>
+            </wp14:sizeRelV>
+          </wp:anchor>
+        </w:drawing>
+      </w:r>
+      <w:r>
+        <w:rPr>
+          <w:sz w:val="28"/>
+          <w:szCs w:val="28"/>
+        </w:rPr>
+        <w:t xml:space="preserve">Чтобы понять, как переменные связаны между собой, построим матрицу парных корреляций Пирсона. Доходы, инвестиции и население </w:t>
+      </w:r>
+      <w:r>
+        <w:rPr>
+          <w:sz w:val="28"/>
+          <w:szCs w:val="28"/>
+        </w:rPr>
+        <w:t>взяты</w:t>
+      </w:r>
+      <w:r>
+        <w:rPr>
+          <w:sz w:val="28"/>
+          <w:szCs w:val="28"/>
+        </w:rPr>
+        <w:t xml:space="preserve"> в логарифмах</w:t>
+      </w:r>
+      <w:r>
+        <w:rPr>
+          <w:sz w:val="28"/>
+          <w:szCs w:val="28"/>
+        </w:rPr>
+        <w:t xml:space="preserve"> (из-за</w:t>
+      </w:r>
+      <w:r>
+        <w:rPr>
+          <w:sz w:val="28"/>
+          <w:szCs w:val="28"/>
+        </w:rPr>
+        <w:t xml:space="preserve"> степенного характера зависимостей, установленного в Проекте 1</w:t>
+      </w:r>
+      <w:r>
+        <w:rPr>
+          <w:sz w:val="28"/>
+          <w:szCs w:val="28"/>
+        </w:rPr>
+        <w:t>)</w:t>
+      </w:r>
+      <w:r>
+        <w:rPr>
+          <w:sz w:val="28"/>
+          <w:szCs w:val="28"/>
+        </w:rPr>
+        <w:t>. Широта и расстояние до Москвы остаются в исходных единицах.</w:t>
+      </w:r>
+    </w:p>
+    <w:p>
+      <w:pPr>
+        <w:spacing w:line="240" w:lineRule="auto"/>
+        <w:rPr>
+          <w:sz w:val="28"/>
+          <w:szCs w:val="28"/>
+        </w:rPr>
+      </w:pPr>
+      <w:r>
+        <w:rPr>
+          <w:sz w:val="28"/>
+          <w:szCs w:val="28"/>
+        </w:rPr>
+        <w:t xml:space="preserve">Сильнее всего с инвестициями связано население (r = 0,702) </w:t>
+      </w:r>
+      <w:r>
+        <w:rPr>
+          <w:sz w:val="28"/>
+          <w:szCs w:val="28"/>
+        </w:rPr>
+        <w:t>-</w:t>
+      </w:r>
+      <w:r>
+        <w:rPr>
+          <w:sz w:val="28"/>
+          <w:szCs w:val="28"/>
+        </w:rPr>
+        <w:t xml:space="preserve"> крупные регионы строят больше. На втором месте доходы (r = 0,597): богаче регион </w:t>
+      </w:r>
+      <w:r>
+        <w:rPr>
+          <w:sz w:val="28"/>
+          <w:szCs w:val="28"/>
+        </w:rPr>
+        <w:t>-</w:t>
+      </w:r>
+      <w:r>
+        <w:rPr>
+          <w:sz w:val="28"/>
+          <w:szCs w:val="28"/>
+        </w:rPr>
+        <w:t xml:space="preserve"> выше вложения в жильё. Расстояние до Москвы даёт отрицательную связь (r = −0,305): чем дальше от центра, тем меньше инвестиций. Широта почти ни на что не влияет (r = −0,075).</w:t>
+      </w:r>
+    </w:p>
+    <w:p>
+      <w:pPr>
+        <w:spacing w:line="240" w:lineRule="auto"/>
+        <w:rPr>
+          <w:sz w:val="28"/>
+          <w:szCs w:val="28"/>
+        </w:rPr>
+      </w:pPr>
+      <w:r>
+        <w:rPr>
+          <w:sz w:val="28"/>
+          <w:szCs w:val="28"/>
+        </w:rPr>
+        <w:t xml:space="preserve">Среди самих факторов заметна только пара население </w:t>
+      </w:r>
+      <w:r>
+        <w:rPr>
+          <w:sz w:val="28"/>
+          <w:szCs w:val="28"/>
+        </w:rPr>
+        <w:t>-</w:t>
+      </w:r>
+      <w:r>
+        <w:rPr>
+          <w:sz w:val="28"/>
+          <w:szCs w:val="28"/>
+        </w:rPr>
+        <w:t xml:space="preserve"> расстояние до Москвы (r = −0,447): крупные регионы в основном сосредоточены ближе к столице. Остальные пары слабо коррелируют, </w:t>
+      </w:r>
+      <w:proofErr w:type="spellStart"/>
+      <w:r>
+        <w:rPr>
+          <w:sz w:val="28"/>
+          <w:szCs w:val="28"/>
+        </w:rPr>
+        <w:t>мультиколлинеарность</w:t>
+      </w:r>
+      <w:proofErr w:type="spellEnd"/>
+      <w:r>
+        <w:rPr>
+          <w:sz w:val="28"/>
+          <w:szCs w:val="28"/>
+        </w:rPr>
+        <w:t xml:space="preserve"> на первый взгляд не угрожает</w:t>
+      </w:r>
+    </w:p>
+    <w:p>
+      <w:pPr>
+        <w:spacing w:line="240" w:lineRule="auto"/>
+        <w:rPr>
+          <w:sz w:val="28"/>
+          <w:szCs w:val="28"/>
+        </w:rPr>
+      </w:pPr>
+    </w:p>
+    <w:p>
+      <w:pPr>
+        <w:spacing w:line="240" w:lineRule="auto"/>
+        <w:rPr>
+          <w:b/>
+          <w:bCs/>
+          <w:sz w:val="28"/>
+          <w:szCs w:val="28"/>
+        </w:rPr>
+      </w:pPr>
+      <w:r>
+        <w:rPr>
+          <w:b/>
+          <w:bCs/>
+          <w:sz w:val="28"/>
+          <w:szCs w:val="28"/>
+        </w:rPr>
+        <w:t xml:space="preserve">2: Проверка гипотезы об отсутствии </w:t>
+      </w:r>
+      <w:r>
+        <w:rPr>
+          <w:b/>
+          <w:bCs/>
+          <w:sz w:val="28"/>
+          <w:szCs w:val="28"/>
+        </w:rPr>
+        <w:t>корреляционной связи</w:t>
+      </w:r>
+      <w:r>
+        <w:rPr>
+          <w:b/>
+          <w:bCs/>
+          <w:sz w:val="28"/>
+          <w:szCs w:val="28"/>
+        </w:rPr>
+        <w:t xml:space="preserve"> между факторами </w:t>
+      </w:r>
+    </w:p>
+    <w:p>
+      <w:pPr>
+        <w:spacing w:line="240" w:lineRule="auto"/>
+        <w:rPr>
+          <w:sz w:val="28"/>
+          <w:szCs w:val="28"/>
+          <w:lang w:val="en-US"/>
+        </w:rPr>
+      </w:pPr>
+      <w:r>
+        <w:rPr>
+          <w:sz w:val="28"/>
+          <w:szCs w:val="28"/>
+        </w:rPr>
+        <w:t xml:space="preserve">Для каждого фактора проверяем гипотезу </w:t>
+      </w:r>
+      <w:r>
+        <w:rPr>
+          <w:sz w:val="28"/>
+          <w:szCs w:val="28"/>
+          <w:lang w:val="en-US"/>
+        </w:rPr>
+        <w:t>H</w:t>
+      </w:r>
+      <w:r>
+        <w:rPr>
+          <w:sz w:val="28"/>
+          <w:szCs w:val="28"/>
+        </w:rPr>
+        <w:t xml:space="preserve">₀: </w:t>
+      </w:r>
+      <w:r>
+        <w:rPr>
+          <w:sz w:val="28"/>
+          <w:szCs w:val="28"/>
+          <w:lang w:val="en-US"/>
+        </w:rPr>
+        <w:t>r</w:t>
+      </w:r>
+      <w:r>
+        <w:rPr>
+          <w:sz w:val="28"/>
+          <w:szCs w:val="28"/>
+        </w:rPr>
+        <w:t xml:space="preserve"> = 0 против </w:t>
+      </w:r>
+      <w:r>
+        <w:rPr>
+          <w:sz w:val="28"/>
+          <w:szCs w:val="28"/>
+          <w:lang w:val="en-US"/>
+        </w:rPr>
+        <w:t>H</w:t>
+      </w:r>
+      <w:r>
+        <w:rPr>
+          <w:sz w:val="28"/>
+          <w:szCs w:val="28"/>
+        </w:rPr>
+        <w:t xml:space="preserve">₁: </w:t>
+      </w:r>
+      <w:r>
+        <w:rPr>
+          <w:sz w:val="28"/>
+          <w:szCs w:val="28"/>
+          <w:lang w:val="en-US"/>
+        </w:rPr>
+        <w:t>r</w:t>
+      </w:r>
+      <w:r>
+        <w:rPr>
+          <w:sz w:val="28"/>
+          <w:szCs w:val="28"/>
+        </w:rPr>
+        <w:t xml:space="preserve"> ≠ 0 с помощью </w:t>
+      </w:r>
+      <w:r>
+        <w:rPr>
+          <w:sz w:val="28"/>
+          <w:szCs w:val="28"/>
+          <w:lang w:val="en-US"/>
+        </w:rPr>
+        <w:t>t</w:t>
+      </w:r>
+      <w:r>
+        <w:rPr>
+          <w:sz w:val="28"/>
+          <w:szCs w:val="28"/>
+        </w:rPr>
+        <w:t xml:space="preserve">-критерия при уровне значимости </w:t>
+      </w:r>
+      <w:r>
+        <w:rPr>
+          <w:sz w:val="28"/>
+          <w:szCs w:val="28"/>
+          <w:lang w:val="en-US"/>
+        </w:rPr>
+        <w:t>α</w:t>
+      </w:r>
+      <w:r>
+        <w:rPr>
+          <w:sz w:val="28"/>
+          <w:szCs w:val="28"/>
+        </w:rPr>
+        <w:t xml:space="preserve"> = 0,05. </w:t>
+      </w:r>
+      <w:proofErr w:type="spellStart"/>
+      <w:r>
+        <w:rPr>
+          <w:sz w:val="28"/>
+          <w:szCs w:val="28"/>
+          <w:lang w:val="en-US"/>
+        </w:rPr>
+        <w:t>Критическое</w:t>
+      </w:r>
+      <w:proofErr w:type="spellEnd"/>
+      <w:r>
+        <w:rPr>
+          <w:sz w:val="28"/>
+          <w:szCs w:val="28"/>
+          <w:lang w:val="en-US"/>
+        </w:rPr>
+        <w:t xml:space="preserve"> </w:t>
+      </w:r>
+      <w:proofErr w:type="spellStart"/>
+      <w:r>
+        <w:rPr>
+          <w:sz w:val="28"/>
+          <w:szCs w:val="28"/>
+          <w:lang w:val="en-US"/>
+        </w:rPr>
+        <w:t>значение</w:t>
+      </w:r>
+      <w:proofErr w:type="spellEnd"/>
+      <w:r>
+        <w:rPr>
+          <w:sz w:val="28"/>
+          <w:szCs w:val="28"/>
+          <w:lang w:val="en-US"/>
+        </w:rPr>
+        <w:t xml:space="preserve"> </w:t>
+      </w:r>
+      <w:proofErr w:type="spellStart"/>
+      <w:r>
+        <w:rPr>
+          <w:sz w:val="28"/>
+          <w:szCs w:val="28"/>
+          <w:lang w:val="en-US"/>
+        </w:rPr>
+        <w:t>при</w:t>
+      </w:r>
+      <w:proofErr w:type="spellEnd"/>
+      <w:r>
+        <w:rPr>
+          <w:sz w:val="28"/>
+          <w:szCs w:val="28"/>
+          <w:lang w:val="en-US"/>
+        </w:rPr>
+        <w:t xml:space="preserve"> </w:t>
+      </w:r>
+      <w:proofErr w:type="spellStart"/>
+      <w:r>
+        <w:rPr>
+          <w:sz w:val="28"/>
+          <w:szCs w:val="28"/>
+          <w:lang w:val="en-US"/>
+        </w:rPr>
+        <w:t>df</w:t>
+      </w:r>
+      <w:proofErr w:type="spellEnd"/>
+      <w:r>
+        <w:rPr>
+          <w:sz w:val="28"/>
+          <w:szCs w:val="28"/>
+          <w:lang w:val="en-US"/>
+        </w:rPr>
+        <w:t xml:space="preserve"> = 107</w:t>
+      </w:r>
+      <w:r>
+        <w:rPr>
+          <w:sz w:val="28"/>
+          <w:szCs w:val="28"/>
+        </w:rPr>
+        <w:t>4</w:t>
+      </w:r>
+      <w:proofErr w:type="gramStart"/>
+      <w:r>
+        <w:rPr>
+          <w:sz w:val="28"/>
+          <w:szCs w:val="28"/>
+        </w:rPr>
+        <w:t xml:space="preserve">как </w:t>
+      </w:r>
+      <w:r>
+        <w:rPr>
+          <w:sz w:val="28"/>
+          <w:szCs w:val="28"/>
+          <w:lang w:val="en-US"/>
+        </w:rPr>
+        <w:t xml:space="preserve"> </w:t>
+      </w:r>
+      <w:proofErr w:type="spellStart"/>
+      <w:r>
+        <w:rPr>
+          <w:sz w:val="28"/>
+          <w:szCs w:val="28"/>
+          <w:lang w:val="en-US"/>
+        </w:rPr>
+        <w:t>составляет</w:t>
+      </w:r>
+      <w:proofErr w:type="spellEnd"/>
+      <w:proofErr w:type="gramEnd"/>
+      <w:r>
+        <w:rPr>
+          <w:sz w:val="28"/>
+          <w:szCs w:val="28"/>
+          <w:lang w:val="en-US"/>
+        </w:rPr>
+        <w:t xml:space="preserve"> </w:t>
+      </w:r>
+      <w:proofErr w:type="spellStart"/>
+      <w:r>
+        <w:rPr>
+          <w:sz w:val="28"/>
+          <w:szCs w:val="28"/>
+          <w:lang w:val="en-US"/>
+        </w:rPr>
+        <w:t>t</w:t>
+      </w:r>
+      <w:r>
+        <w:rPr>
+          <w:sz w:val="28"/>
+          <w:szCs w:val="28"/>
+          <w:lang w:val="en-US"/>
+        </w:rPr>
+        <w:t>_</w:t>
+      </w:r>
+      <w:r>
+        <w:rPr>
+          <w:sz w:val="28"/>
+          <w:szCs w:val="28"/>
+          <w:lang w:val="en-US"/>
+        </w:rPr>
+        <w:t>кр</w:t>
+      </w:r>
+      <w:proofErr w:type="spellEnd"/>
+      <w:r>
+        <w:rPr>
+          <w:sz w:val="28"/>
+          <w:szCs w:val="28"/>
+          <w:lang w:val="en-US"/>
+        </w:rPr>
+        <w:t xml:space="preserve"> ≈ 1,962.</w:t>
+      </w:r>
+    </w:p>
+    <w:p>
+      <w:pPr>
+        <w:spacing w:line="240" w:lineRule="auto"/>
+        <w:rPr>
+          <w:sz w:val="28"/>
+          <w:szCs w:val="28"/>
+          <w:lang w:val="en-US"/>
+        </w:rPr>
+      </w:pPr>
+      <w:r>
+        <w:rPr>
+          <w:sz w:val="28"/>
+          <w:szCs w:val="28"/>
+          <w:lang w:val="en-US"/>
+        </w:rPr>
+        <w:drawing>
+          <wp:inline distT="0" distB="0" distL="0" distR="0" wp14:anchorId="1E05AEEB" wp14:editId="07DC8D8C">
+            <wp:extent cx="5940425" cy="1804670"/>
+            <wp:effectExtent l="0" t="0" r="0" b="0"/>
+            <wp:docPr id="982439933" name="Рисунок 1"/>
+            <wp:cNvGraphicFramePr>
+              <a:graphicFrameLocks xmlns:a="http://schemas.openxmlformats.org/drawingml/2006/main" noChangeAspect="1"/>
+            </wp:cNvGraphicFramePr>
+            <a:graphic xmlns:a="http://schemas.openxmlformats.org/drawingml/2006/main">
+              <a:graphicData uri="http://schemas.openxmlformats.org/drawingml/2006/picture">
+                <pic:pic xmlns:pic="http://schemas.openxmlformats.org/drawingml/2006/picture">
+                  <pic:nvPicPr>
+                    <pic:cNvPr id="982439933" name=""/>
+                    <pic:cNvPicPr/>
+                  </pic:nvPicPr>
+                  <pic:blipFill>
+                    <a:blip r:embed="rId12"/>
+                    <a:stretch>
+                      <a:fillRect/>
+                    </a:stretch>
+                  </pic:blipFill>
+                  <pic:spPr>
+                    <a:xfrm>
+                      <a:off x="0" y="0"/>
+                      <a:ext cx="5940425" cy="1804670"/>
+                    </a:xfrm>
+                    <a:prstGeom prst="rect">
+                      <a:avLst/>
+                    </a:prstGeom>
+                  </pic:spPr>
+                </pic:pic>
+              </a:graphicData>
+            </a:graphic>
+          </wp:inline>
+        </w:drawing>
+      </w:r>
+    </w:p>
+    <w:p>
+      <w:pPr>
+        <w:spacing w:line="240" w:lineRule="auto"/>
+        <w:rPr>
+          <w:sz w:val="28"/>
+          <w:szCs w:val="28"/>
+        </w:rPr>
+      </w:pPr>
+      <w:r>
+        <w:rPr>
+          <w:sz w:val="28"/>
+          <w:szCs w:val="28"/>
+        </w:rPr>
+        <w:t xml:space="preserve">Все четыре фактора статистически значимо связаны с инвестициями </w:t>
+      </w:r>
+      <w:r>
+        <w:rPr>
+          <w:sz w:val="28"/>
+          <w:szCs w:val="28"/>
+        </w:rPr>
+        <w:t>-</w:t>
+      </w:r>
+      <w:r>
+        <w:rPr>
+          <w:sz w:val="28"/>
+          <w:szCs w:val="28"/>
+        </w:rPr>
+        <w:t xml:space="preserve"> нулевая гипотеза отвергается во всех случаях. </w:t>
+      </w:r>
+      <w:r>
+        <w:rPr>
+          <w:sz w:val="28"/>
+          <w:szCs w:val="28"/>
+        </w:rPr>
+        <w:t>Ш</w:t>
+      </w:r>
+      <w:r>
+        <w:rPr>
+          <w:sz w:val="28"/>
+          <w:szCs w:val="28"/>
+        </w:rPr>
+        <w:t xml:space="preserve">ирота формально тоже проходит порог значимости (p = 0,014), хотя сама корреляция слабая (r = −0,075) </w:t>
+      </w:r>
+      <w:proofErr w:type="gramStart"/>
+      <w:r>
+        <w:rPr>
+          <w:sz w:val="28"/>
+          <w:szCs w:val="28"/>
+        </w:rPr>
+        <w:t>-</w:t>
+      </w:r>
+      <w:r>
+        <w:rPr>
+          <w:sz w:val="28"/>
+          <w:szCs w:val="28"/>
+        </w:rPr>
+        <w:t xml:space="preserve"> это</w:t>
+      </w:r>
+      <w:proofErr w:type="gramEnd"/>
+      <w:r>
+        <w:rPr>
+          <w:sz w:val="28"/>
+          <w:szCs w:val="28"/>
+        </w:rPr>
+        <w:t xml:space="preserve"> </w:t>
+      </w:r>
+      <w:r>
+        <w:rPr>
+          <w:sz w:val="28"/>
+          <w:szCs w:val="28"/>
+        </w:rPr>
+        <w:lastRenderedPageBreak/>
+        <w:t xml:space="preserve">эффект большой выборки: при n = 1074 даже мелкие связи оказываются значимыми. </w:t>
+      </w:r>
+      <w:proofErr w:type="spellStart"/>
+      <w:r>
+        <w:rPr>
+          <w:sz w:val="28"/>
+          <w:szCs w:val="28"/>
+        </w:rPr>
+        <w:t>Поэтмоу</w:t>
+      </w:r>
+      <w:proofErr w:type="spellEnd"/>
+      <w:r>
+        <w:rPr>
+          <w:sz w:val="28"/>
+          <w:szCs w:val="28"/>
+        </w:rPr>
+        <w:t xml:space="preserve"> в</w:t>
+      </w:r>
+      <w:r>
+        <w:rPr>
+          <w:sz w:val="28"/>
+          <w:szCs w:val="28"/>
+        </w:rPr>
+        <w:t>се четыре переменных включаем в модель.</w:t>
+      </w:r>
+    </w:p>
+    <w:p>
+      <w:pPr>
+        <w:spacing w:line="240" w:lineRule="auto"/>
+        <w:rPr>
+          <w:b/>
+          <w:bCs/>
+          <w:sz w:val="28"/>
+          <w:szCs w:val="28"/>
+          <w:lang w:val="en-US"/>
+        </w:rPr>
+      </w:pPr>
+    </w:p>
+    <w:p>
+      <w:pPr>
+        <w:spacing w:line="240" w:lineRule="auto"/>
+        <w:rPr>
+          <w:b/>
+          <w:bCs/>
+          <w:sz w:val="28"/>
+          <w:szCs w:val="28"/>
+        </w:rPr>
+      </w:pPr>
+      <w:r>
+        <w:rPr>
+          <w:b/>
+          <w:bCs/>
+          <w:sz w:val="28"/>
+          <w:szCs w:val="28"/>
+        </w:rPr>
+        <w:t xml:space="preserve">3: Построение линейной регрессии </w:t>
+      </w:r>
+    </w:p>
+    <w:p>
+      <w:pPr>
+        <w:spacing w:line="240" w:lineRule="auto"/>
+        <w:rPr>
+          <w:sz w:val="28"/>
+          <w:szCs w:val="28"/>
+        </w:rPr>
+      </w:pPr>
+      <w:r>
+        <w:rPr>
+          <w:sz w:val="28"/>
+          <w:szCs w:val="28"/>
+        </w:rPr>
+        <w:t>Уравнение регрессии:</w:t>
+      </w:r>
+    </w:p>
+    <w:p>
+      <w:pPr>
+        <w:spacing w:line="240" w:lineRule="auto"/>
+        <w:rPr>
+          <w:sz w:val="28"/>
+          <w:szCs w:val="28"/>
+        </w:rPr>
+      </w:pPr>
+      <w:proofErr w:type="spellStart"/>
+      <w:proofErr w:type="gramStart"/>
+      <w:r>
+        <w:rPr>
+          <w:sz w:val="28"/>
+          <w:szCs w:val="28"/>
+        </w:rPr>
+        <w:t>ln</w:t>
+      </w:r>
+      <w:proofErr w:type="spellEnd"/>
+      <w:r>
+        <w:rPr>
+          <w:sz w:val="28"/>
+          <w:szCs w:val="28"/>
+        </w:rPr>
+        <w:t>(</w:t>
+      </w:r>
+      <w:proofErr w:type="gramEnd"/>
+      <w:r>
+        <w:rPr>
+          <w:sz w:val="28"/>
+          <w:szCs w:val="28"/>
+        </w:rPr>
+        <w:t>Инвестиции) = −15,71 + 1,293·</w:t>
+      </w:r>
+      <w:proofErr w:type="gramStart"/>
+      <w:r>
+        <w:rPr>
+          <w:sz w:val="28"/>
+          <w:szCs w:val="28"/>
+        </w:rPr>
+        <w:t>ln(</w:t>
+      </w:r>
+      <w:proofErr w:type="gramEnd"/>
+      <w:r>
+        <w:rPr>
+          <w:sz w:val="28"/>
+          <w:szCs w:val="28"/>
+        </w:rPr>
+        <w:t>Доходы) + 1,041·</w:t>
+      </w:r>
+      <w:proofErr w:type="gramStart"/>
+      <w:r>
+        <w:rPr>
+          <w:sz w:val="28"/>
+          <w:szCs w:val="28"/>
+        </w:rPr>
+        <w:t>ln(</w:t>
+      </w:r>
+      <w:proofErr w:type="gramEnd"/>
+      <w:r>
+        <w:rPr>
+          <w:sz w:val="28"/>
+          <w:szCs w:val="28"/>
+        </w:rPr>
+        <w:t>Население) − 0,040·Широта − 0,000085·Расст. до Москвы</w:t>
+      </w:r>
+    </w:p>
+    <w:p>
+      <w:pPr>
+        <w:spacing w:line="240" w:lineRule="auto"/>
+        <w:rPr>
+          <w:sz w:val="28"/>
+          <w:szCs w:val="28"/>
+        </w:rPr>
+      </w:pPr>
+      <w:r>
+        <w:rPr>
+          <w:sz w:val="28"/>
+          <w:szCs w:val="28"/>
+        </w:rPr>
+        <w:drawing>
+          <wp:inline distT="0" distB="0" distL="0" distR="0" wp14:anchorId="7FAA5B85" wp14:editId="4585FECB">
+            <wp:extent cx="5687219" cy="714475"/>
+            <wp:effectExtent l="0" t="0" r="0" b="9525"/>
+            <wp:docPr id="1960058369" name="Рисунок 1"/>
+            <wp:cNvGraphicFramePr>
+              <a:graphicFrameLocks xmlns:a="http://schemas.openxmlformats.org/drawingml/2006/main" noChangeAspect="1"/>
+            </wp:cNvGraphicFramePr>
+            <a:graphic xmlns:a="http://schemas.openxmlformats.org/drawingml/2006/main">
+              <a:graphicData uri="http://schemas.openxmlformats.org/drawingml/2006/picture">
+                <pic:pic xmlns:pic="http://schemas.openxmlformats.org/drawingml/2006/picture">
+                  <pic:nvPicPr>
+                    <pic:cNvPr id="1960058369" name=""/>
+                    <pic:cNvPicPr/>
+                  </pic:nvPicPr>
+                  <pic:blipFill>
+                    <a:blip r:embed="rId13"/>
+                    <a:stretch>
+                      <a:fillRect/>
+                    </a:stretch>
+                  </pic:blipFill>
+                  <pic:spPr>
+                    <a:xfrm>
+                      <a:off x="0" y="0"/>
+                      <a:ext cx="5687219" cy="714475"/>
+                    </a:xfrm>
+                    <a:prstGeom prst="rect">
+                      <a:avLst/>
+                    </a:prstGeom>
+                  </pic:spPr>
+                </pic:pic>
+              </a:graphicData>
+            </a:graphic>
+          </wp:inline>
+        </w:drawing>
+      </w:r>
+    </w:p>
+    <w:p>
+      <w:pPr>
+        <w:spacing w:line="240" w:lineRule="auto"/>
+        <w:rPr>
+          <w:sz w:val="28"/>
+          <w:szCs w:val="28"/>
+        </w:rPr>
+      </w:pPr>
+      <w:r>
+        <w:rPr>
+          <w:sz w:val="28"/>
+          <w:szCs w:val="28"/>
+        </w:rPr>
+        <w:t>R² = 0,855</w:t>
+      </w:r>
+      <w:r>
+        <w:rPr>
+          <w:sz w:val="28"/>
+          <w:szCs w:val="28"/>
+        </w:rPr>
+        <w:t>4</w:t>
+      </w:r>
+      <w:r>
+        <w:rPr>
+          <w:sz w:val="28"/>
+          <w:szCs w:val="28"/>
+        </w:rPr>
+        <w:t>, скорректированный R² = 0,85</w:t>
+      </w:r>
+      <w:r>
+        <w:rPr>
+          <w:sz w:val="28"/>
+          <w:szCs w:val="28"/>
+        </w:rPr>
+        <w:t>48</w:t>
+      </w:r>
+      <w:r>
+        <w:rPr>
+          <w:sz w:val="28"/>
+          <w:szCs w:val="28"/>
+        </w:rPr>
+        <w:t>. По сравнению с п</w:t>
+      </w:r>
+      <w:r>
+        <w:rPr>
+          <w:sz w:val="28"/>
+          <w:szCs w:val="28"/>
+        </w:rPr>
+        <w:t xml:space="preserve">арной </w:t>
+      </w:r>
+      <w:r>
+        <w:rPr>
+          <w:sz w:val="28"/>
+          <w:szCs w:val="28"/>
+        </w:rPr>
+        <w:t xml:space="preserve">регрессией из Проекта 1 (R² = 0,34) добавление четырёх факторов </w:t>
+      </w:r>
+      <w:r>
+        <w:rPr>
+          <w:sz w:val="28"/>
+          <w:szCs w:val="28"/>
+        </w:rPr>
+        <w:t xml:space="preserve">сильно </w:t>
+      </w:r>
+      <w:r>
+        <w:rPr>
+          <w:sz w:val="28"/>
+          <w:szCs w:val="28"/>
+        </w:rPr>
+        <w:t xml:space="preserve">улучшило силу модели </w:t>
+      </w:r>
+      <w:r>
+        <w:rPr>
+          <w:sz w:val="28"/>
+          <w:szCs w:val="28"/>
+        </w:rPr>
+        <w:t>-</w:t>
+      </w:r>
+      <w:r>
+        <w:rPr>
+          <w:sz w:val="28"/>
+          <w:szCs w:val="28"/>
+        </w:rPr>
+        <w:t xml:space="preserve"> она теперь объясняет 85,5% дисперсии инвестиций. Все коэффициенты значимы на уровне 0,001</w:t>
+      </w:r>
+      <w:r>
+        <w:rPr>
+          <w:sz w:val="28"/>
+          <w:szCs w:val="28"/>
+        </w:rPr>
+        <w:t>.</w:t>
+      </w:r>
+      <w:r>
+        <w:rPr>
+          <w:sz w:val="28"/>
+          <w:szCs w:val="28"/>
+        </w:rPr>
+        <w:t xml:space="preserve"> </w:t>
+      </w:r>
+      <w:r>
+        <w:rPr>
+          <w:sz w:val="28"/>
+          <w:szCs w:val="28"/>
+        </w:rPr>
+        <w:t>Р</w:t>
+      </w:r>
+      <w:r>
+        <w:rPr>
+          <w:sz w:val="28"/>
+          <w:szCs w:val="28"/>
+        </w:rPr>
+        <w:t xml:space="preserve">ост доходов и населения увеличивает инвестиции, удалённость от Москвы и северное положение </w:t>
+      </w:r>
+      <w:r>
+        <w:rPr>
+          <w:sz w:val="28"/>
+          <w:szCs w:val="28"/>
+        </w:rPr>
+        <w:t>-</w:t>
+      </w:r>
+      <w:r>
+        <w:rPr>
+          <w:sz w:val="28"/>
+          <w:szCs w:val="28"/>
+        </w:rPr>
+        <w:t xml:space="preserve"> снижают.</w:t>
+      </w:r>
+    </w:p>
+    <w:p>
+      <w:pPr>
+        <w:spacing w:line="240" w:lineRule="auto"/>
+        <w:rPr>
+          <w:sz w:val="28"/>
+          <w:szCs w:val="28"/>
+        </w:rPr>
+      </w:pPr>
+      <w:r>
+        <w:rPr>
+          <w:sz w:val="28"/>
+          <w:szCs w:val="28"/>
+        </w:rPr>
+        <w:drawing>
+          <wp:inline distT="0" distB="0" distL="0" distR="0" wp14:anchorId="4E5B1F07" wp14:editId="36629C1F">
+            <wp:extent cx="5940425" cy="2192020"/>
+            <wp:effectExtent l="0" t="0" r="0" b="0"/>
+            <wp:docPr id="1549835990" name="Рисунок 1"/>
+            <wp:cNvGraphicFramePr>
+              <a:graphicFrameLocks xmlns:a="http://schemas.openxmlformats.org/drawingml/2006/main" noChangeAspect="1"/>
+            </wp:cNvGraphicFramePr>
+            <a:graphic xmlns:a="http://schemas.openxmlformats.org/drawingml/2006/main">
+              <a:graphicData uri="http://schemas.openxmlformats.org/drawingml/2006/picture">
+                <pic:pic xmlns:pic="http://schemas.openxmlformats.org/drawingml/2006/picture">
+                  <pic:nvPicPr>
+                    <pic:cNvPr id="1549835990" name=""/>
+                    <pic:cNvPicPr/>
+                  </pic:nvPicPr>
+                  <pic:blipFill>
+                    <a:blip r:embed="rId14"/>
+                    <a:stretch>
+                      <a:fillRect/>
+                    </a:stretch>
+                  </pic:blipFill>
+                  <pic:spPr>
+                    <a:xfrm>
+                      <a:off x="0" y="0"/>
+                      <a:ext cx="5940425" cy="2192020"/>
+                    </a:xfrm>
+                    <a:prstGeom prst="rect">
+                      <a:avLst/>
+                    </a:prstGeom>
+                  </pic:spPr>
+                </pic:pic>
+              </a:graphicData>
+            </a:graphic>
+          </wp:inline>
+        </w:drawing>
+      </w:r>
+    </w:p>
+    <w:p>
+      <w:pPr>
+        <w:spacing w:line="240" w:lineRule="auto"/>
+        <w:rPr>
+          <w:b/>
+          <w:bCs/>
+          <w:sz w:val="28"/>
+          <w:szCs w:val="28"/>
+          <w:lang w:val="en-US"/>
+        </w:rPr>
+      </w:pPr>
+    </w:p>
+    <w:p>
+      <w:pPr>
+        <w:spacing w:line="240" w:lineRule="auto"/>
+        <w:rPr>
+          <w:b/>
+          <w:bCs/>
+          <w:sz w:val="28"/>
+          <w:szCs w:val="28"/>
+        </w:rPr>
+      </w:pPr>
+      <w:r>
+        <w:rPr>
+          <w:b/>
+          <w:bCs/>
+          <w:sz w:val="28"/>
+          <w:szCs w:val="28"/>
+        </w:rPr>
+        <w:t xml:space="preserve">4: </w:t>
+      </w:r>
+      <w:r>
+        <w:rPr>
+          <w:b/>
+          <w:bCs/>
+          <w:sz w:val="28"/>
+          <w:szCs w:val="28"/>
+        </w:rPr>
+        <w:t>Построение линейной регрессии в стандартизованном виде.</w:t>
+      </w:r>
+    </w:p>
+    <w:p>
+      <w:pPr>
+        <w:spacing w:line="240" w:lineRule="auto"/>
+        <w:rPr>
+          <w:sz w:val="28"/>
+          <w:szCs w:val="28"/>
+        </w:rPr>
+      </w:pPr>
+      <w:r>
+        <w:rPr>
+          <w:sz w:val="28"/>
+          <w:szCs w:val="28"/>
+        </w:rPr>
+        <w:t>Для сравнения относительного вклада факторов оцениваем модель на стандартизованных переменных. Все переменные приведены к нулевому среднему и единичному стандартному отклонению.</w:t>
+      </w:r>
+    </w:p>
+    <w:p>
+      <w:pPr>
+        <w:spacing w:line="240" w:lineRule="auto"/>
+        <w:rPr>
+          <w:sz w:val="28"/>
+          <w:szCs w:val="28"/>
+        </w:rPr>
+      </w:pPr>
+      <w:r>
+        <w:rPr>
+          <w:sz w:val="28"/>
+          <w:szCs w:val="28"/>
+        </w:rPr>
+        <w:t>Стандартизованное уравнение:</w:t>
+      </w:r>
+    </w:p>
+    <w:p>
+      <w:pPr>
+        <w:spacing w:line="240" w:lineRule="auto"/>
+        <w:rPr>
+          <w:sz w:val="28"/>
+          <w:szCs w:val="28"/>
+        </w:rPr>
+      </w:pPr>
+      <w:proofErr w:type="spellStart"/>
+      <w:proofErr w:type="gramStart"/>
+      <w:r>
+        <w:rPr>
+          <w:sz w:val="28"/>
+          <w:szCs w:val="28"/>
+        </w:rPr>
+        <w:t>ln</w:t>
+      </w:r>
+      <w:proofErr w:type="spellEnd"/>
+      <w:r>
+        <w:rPr>
+          <w:sz w:val="28"/>
+          <w:szCs w:val="28"/>
+        </w:rPr>
+        <w:t>(</w:t>
+      </w:r>
+      <w:proofErr w:type="gramEnd"/>
+      <w:r>
+        <w:rPr>
+          <w:sz w:val="28"/>
+          <w:szCs w:val="28"/>
+        </w:rPr>
+        <w:t>Инвестиции) = 0,637</w:t>
+      </w:r>
+      <w:r>
+        <w:rPr>
+          <w:sz w:val="28"/>
+          <w:szCs w:val="28"/>
+        </w:rPr>
+        <w:t xml:space="preserve"> * </w:t>
+      </w:r>
+      <w:proofErr w:type="spellStart"/>
+      <w:proofErr w:type="gramStart"/>
+      <w:r>
+        <w:rPr>
+          <w:sz w:val="28"/>
+          <w:szCs w:val="28"/>
+        </w:rPr>
+        <w:t>ln</w:t>
+      </w:r>
+      <w:proofErr w:type="spellEnd"/>
+      <w:r>
+        <w:rPr>
+          <w:sz w:val="28"/>
+          <w:szCs w:val="28"/>
+        </w:rPr>
+        <w:t>(</w:t>
+      </w:r>
+      <w:proofErr w:type="gramEnd"/>
+      <w:r>
+        <w:rPr>
+          <w:sz w:val="28"/>
+          <w:szCs w:val="28"/>
+        </w:rPr>
+        <w:t>Доходы) + 0,602</w:t>
+      </w:r>
+      <w:r>
+        <w:rPr>
+          <w:sz w:val="28"/>
+          <w:szCs w:val="28"/>
+        </w:rPr>
+        <w:t xml:space="preserve"> * </w:t>
+      </w:r>
+      <w:proofErr w:type="spellStart"/>
+      <w:proofErr w:type="gramStart"/>
+      <w:r>
+        <w:rPr>
+          <w:sz w:val="28"/>
+          <w:szCs w:val="28"/>
+        </w:rPr>
+        <w:t>ln</w:t>
+      </w:r>
+      <w:proofErr w:type="spellEnd"/>
+      <w:r>
+        <w:rPr>
+          <w:sz w:val="28"/>
+          <w:szCs w:val="28"/>
+        </w:rPr>
+        <w:t>(</w:t>
+      </w:r>
+      <w:proofErr w:type="gramEnd"/>
+      <w:r>
+        <w:rPr>
+          <w:sz w:val="28"/>
+          <w:szCs w:val="28"/>
+        </w:rPr>
+        <w:t>Население) − 0,126</w:t>
+      </w:r>
+      <w:r>
+        <w:rPr>
+          <w:sz w:val="28"/>
+          <w:szCs w:val="28"/>
+        </w:rPr>
+        <w:t xml:space="preserve"> *</w:t>
+      </w:r>
+      <w:r>
+        <w:rPr>
+          <w:sz w:val="28"/>
+          <w:szCs w:val="28"/>
+        </w:rPr>
+        <w:t>Широта − 0,143</w:t>
+      </w:r>
+      <w:r>
+        <w:rPr>
+          <w:sz w:val="28"/>
+          <w:szCs w:val="28"/>
+        </w:rPr>
+        <w:t xml:space="preserve"> * </w:t>
+      </w:r>
+      <w:proofErr w:type="spellStart"/>
+      <w:r>
+        <w:rPr>
+          <w:sz w:val="28"/>
+          <w:szCs w:val="28"/>
+        </w:rPr>
+        <w:t>Расст</w:t>
+      </w:r>
+      <w:proofErr w:type="spellEnd"/>
+      <w:r>
+        <w:rPr>
+          <w:sz w:val="28"/>
+          <w:szCs w:val="28"/>
+        </w:rPr>
+        <w:t>. до Москвы</w:t>
+      </w:r>
+    </w:p>
+    <w:p>
+      <w:pPr>
+        <w:spacing w:line="240" w:lineRule="auto"/>
+        <w:rPr>
+          <w:sz w:val="28"/>
+          <w:szCs w:val="28"/>
+          <w:lang w:val="en-US"/>
+        </w:rPr>
+      </w:pPr>
+      <w:r>
+        <w:rPr>
+          <w:sz w:val="28"/>
+          <w:szCs w:val="28"/>
+          <w:lang w:val="en-US"/>
+        </w:rPr>
+        <w:lastRenderedPageBreak/>
+        <w:drawing>
+          <wp:inline distT="0" distB="0" distL="0" distR="0" wp14:anchorId="3307A410" wp14:editId="3D158006">
+            <wp:extent cx="5940298" cy="2061665"/>
+            <wp:effectExtent l="0" t="0" r="0" b="0"/>
+            <wp:docPr id="263025085" name="Рисунок 1"/>
+            <wp:cNvGraphicFramePr>
+              <a:graphicFrameLocks xmlns:a="http://schemas.openxmlformats.org/drawingml/2006/main" noChangeAspect="1"/>
+            </wp:cNvGraphicFramePr>
+            <a:graphic xmlns:a="http://schemas.openxmlformats.org/drawingml/2006/main">
+              <a:graphicData uri="http://schemas.openxmlformats.org/drawingml/2006/picture">
+                <pic:pic xmlns:pic="http://schemas.openxmlformats.org/drawingml/2006/picture">
+                  <pic:nvPicPr>
+                    <pic:cNvPr id="263025085" name=""/>
+                    <pic:cNvPicPr/>
+                  </pic:nvPicPr>
+                  <pic:blipFill rotWithShape="1">
+                    <a:blip r:embed="rId15"/>
+                    <a:srcRect t="6147" b="23894"/>
+                    <a:stretch>
+                      <a:fillRect/>
+                    </a:stretch>
+                  </pic:blipFill>
+                  <pic:spPr bwMode="auto">
+                    <a:xfrm>
+                      <a:off x="0" y="0"/>
+                      <a:ext cx="5940425" cy="2061709"/>
+                    </a:xfrm>
+                    <a:prstGeom prst="rect">
+                      <a:avLst/>
+                    </a:prstGeom>
+                    <a:ln>
+                      <a:noFill/>
+                    </a:ln>
+                    <a:extLst>
+                      <a:ext uri="{53640926-AAD7-44D8-BBD7-CCE9431645EC}">
+                        <a14:shadowObscured xmlns:a14="http://schemas.microsoft.com/office/drawing/2010/main"/>
+                      </a:ext>
+                    </a:extLst>
+                  </pic:spPr>
+                </pic:pic>
+              </a:graphicData>
+            </a:graphic>
+          </wp:inline>
+        </w:drawing>
+      </w:r>
+    </w:p>
+    <w:p>
+      <w:pPr>
+        <w:spacing w:line="240" w:lineRule="auto"/>
+        <w:rPr>
+          <w:sz w:val="28"/>
+          <w:szCs w:val="28"/>
+        </w:rPr>
+      </w:pPr>
+      <w:r>
+        <w:rPr>
+          <w:sz w:val="28"/>
+          <w:szCs w:val="28"/>
+        </w:rPr>
+        <w:t xml:space="preserve">Доходы и население вносят примерно равный вклад и явно доминируют над остальными факторами </w:t>
+      </w:r>
+      <w:r>
+        <w:rPr>
+          <w:sz w:val="28"/>
+          <w:szCs w:val="28"/>
+        </w:rPr>
+        <w:t>-</w:t>
+      </w:r>
+      <w:r>
+        <w:rPr>
+          <w:sz w:val="28"/>
+          <w:szCs w:val="28"/>
+        </w:rPr>
+        <w:t xml:space="preserve"> их бета-коэффициенты почти вдвое больше по модулю. Расстояние до Москвы и широта влияют заметно слабее и тоже примерно одинаково. R² совпадает с </w:t>
+      </w:r>
+      <w:proofErr w:type="spellStart"/>
+      <w:r>
+        <w:rPr>
+          <w:sz w:val="28"/>
+          <w:szCs w:val="28"/>
+        </w:rPr>
+        <w:t>нестандартизованной</w:t>
+      </w:r>
+      <w:proofErr w:type="spellEnd"/>
+      <w:r>
+        <w:rPr>
+          <w:sz w:val="28"/>
+          <w:szCs w:val="28"/>
+        </w:rPr>
+        <w:t xml:space="preserve"> моделью (0,855) </w:t>
+      </w:r>
+      <w:r>
+        <w:rPr>
+          <w:sz w:val="28"/>
+          <w:szCs w:val="28"/>
+        </w:rPr>
+        <w:t>-</w:t>
+      </w:r>
+      <w:r>
+        <w:rPr>
+          <w:sz w:val="28"/>
+          <w:szCs w:val="28"/>
+        </w:rPr>
+        <w:t xml:space="preserve"> стандартизация не меняет качество подгонки.</w:t>
+      </w:r>
+    </w:p>
+    <w:p>
+      <w:pPr>
+        <w:spacing w:line="240" w:lineRule="auto"/>
+        <w:rPr>
+          <w:sz w:val="28"/>
+          <w:szCs w:val="28"/>
+        </w:rPr>
+      </w:pPr>
+    </w:p>
+    <w:p>
+      <w:pPr>
+        <w:spacing w:line="240" w:lineRule="auto"/>
+        <w:rPr>
+          <w:b/>
+          <w:bCs/>
+          <w:sz w:val="28"/>
+          <w:szCs w:val="28"/>
+        </w:rPr>
+      </w:pPr>
+      <w:r>
+        <w:rPr>
+          <w:b/>
+          <w:bCs/>
+          <w:sz w:val="28"/>
+          <w:szCs w:val="28"/>
+        </w:rPr>
+        <w:t xml:space="preserve">5: </w:t>
+      </w:r>
+      <w:r>
+        <w:rPr>
+          <w:b/>
+          <w:bCs/>
+          <w:sz w:val="28"/>
+          <w:szCs w:val="28"/>
+        </w:rPr>
+        <w:t>Определение степени влияния каждого фактора на результирующий фактор.</w:t>
+      </w:r>
+    </w:p>
+    <w:p>
+      <w:pPr>
+        <w:spacing w:line="240" w:lineRule="auto"/>
+        <w:rPr>
+          <w:sz w:val="28"/>
+          <w:szCs w:val="28"/>
+        </w:rPr>
+      </w:pPr>
+      <w:r>
+        <w:rPr>
+          <w:sz w:val="28"/>
+          <w:szCs w:val="28"/>
+        </w:rPr>
+        <w:t xml:space="preserve">R² = 0,855 </w:t>
+      </w:r>
+      <w:r>
+        <w:rPr>
+          <w:sz w:val="28"/>
+          <w:szCs w:val="28"/>
+        </w:rPr>
+        <w:t xml:space="preserve">разложен </w:t>
+      </w:r>
+      <w:r>
+        <w:rPr>
+          <w:sz w:val="28"/>
+          <w:szCs w:val="28"/>
+        </w:rPr>
+        <w:t>на доли каждого фактора</w:t>
+      </w:r>
+      <w:r>
+        <w:rPr>
+          <w:sz w:val="28"/>
+          <w:szCs w:val="28"/>
+        </w:rPr>
+        <w:t>:</w:t>
+      </w:r>
+      <w:r>
+        <w:rPr>
+          <w:sz w:val="28"/>
+          <w:szCs w:val="28"/>
+        </w:rPr>
+        <w:br/>
+      </w:r>
+      <w:r>
+        <w:rPr>
+          <w:sz w:val="28"/>
+          <w:szCs w:val="28"/>
+        </w:rPr>
+        <w:drawing>
+          <wp:inline distT="0" distB="0" distL="0" distR="0" wp14:anchorId="0E1F173E" wp14:editId="57120993">
+            <wp:extent cx="4381500" cy="923026"/>
+            <wp:effectExtent l="0" t="0" r="0" b="0"/>
+            <wp:docPr id="929231065" name="Рисунок 1"/>
+            <wp:cNvGraphicFramePr>
+              <a:graphicFrameLocks xmlns:a="http://schemas.openxmlformats.org/drawingml/2006/main" noChangeAspect="1"/>
+            </wp:cNvGraphicFramePr>
+            <a:graphic xmlns:a="http://schemas.openxmlformats.org/drawingml/2006/main">
+              <a:graphicData uri="http://schemas.openxmlformats.org/drawingml/2006/picture">
+                <pic:pic xmlns:pic="http://schemas.openxmlformats.org/drawingml/2006/picture">
+                  <pic:nvPicPr>
+                    <pic:cNvPr id="929231065" name=""/>
+                    <pic:cNvPicPr/>
+                  </pic:nvPicPr>
+                  <pic:blipFill rotWithShape="1">
+                    <a:blip r:embed="rId16"/>
+                    <a:srcRect b="5916"/>
+                    <a:stretch>
+                      <a:fillRect/>
+                    </a:stretch>
+                  </pic:blipFill>
+                  <pic:spPr bwMode="auto">
+                    <a:xfrm>
+                      <a:off x="0" y="0"/>
+                      <a:ext cx="4382112" cy="923155"/>
+                    </a:xfrm>
+                    <a:prstGeom prst="rect">
+                      <a:avLst/>
+                    </a:prstGeom>
+                    <a:ln>
+                      <a:noFill/>
+                    </a:ln>
+                    <a:extLst>
+                      <a:ext uri="{53640926-AAD7-44D8-BBD7-CCE9431645EC}">
+                        <a14:shadowObscured xmlns:a14="http://schemas.microsoft.com/office/drawing/2010/main"/>
+                      </a:ext>
+                    </a:extLst>
+                  </pic:spPr>
+                </pic:pic>
+              </a:graphicData>
+            </a:graphic>
+          </wp:inline>
+        </w:drawing>
+      </w:r>
+    </w:p>
+    <w:p>
+      <w:pPr>
+        <w:spacing w:line="240" w:lineRule="auto"/>
+        <w:rPr>
+          <w:sz w:val="28"/>
+          <w:szCs w:val="28"/>
+        </w:rPr>
+      </w:pPr>
+      <w:r>
+        <w:rPr>
+          <w:sz w:val="28"/>
+          <w:szCs w:val="28"/>
+        </w:rPr>
+        <w:t xml:space="preserve">Население </w:t>
+      </w:r>
+      <w:r>
+        <w:rPr>
+          <w:sz w:val="28"/>
+          <w:szCs w:val="28"/>
+        </w:rPr>
+        <w:t>-</w:t>
+      </w:r>
+      <w:r>
+        <w:rPr>
+          <w:sz w:val="28"/>
+          <w:szCs w:val="28"/>
+        </w:rPr>
+        <w:t xml:space="preserve"> главный </w:t>
+      </w:r>
+      <w:r>
+        <w:rPr>
+          <w:sz w:val="28"/>
+          <w:szCs w:val="28"/>
+        </w:rPr>
+        <w:t>параметр,</w:t>
+      </w:r>
+      <w:r>
+        <w:rPr>
+          <w:sz w:val="28"/>
+          <w:szCs w:val="28"/>
+        </w:rPr>
+        <w:t xml:space="preserve"> объясняет почти половину дисперсии инвестиций</w:t>
+      </w:r>
+      <w:r>
+        <w:rPr>
+          <w:sz w:val="28"/>
+          <w:szCs w:val="28"/>
+        </w:rPr>
+        <w:t xml:space="preserve">. </w:t>
+      </w:r>
+      <w:r>
+        <w:rPr>
+          <w:sz w:val="28"/>
+          <w:szCs w:val="28"/>
+        </w:rPr>
+        <w:t xml:space="preserve">Доходы </w:t>
+      </w:r>
+      <w:r>
+        <w:rPr>
+          <w:sz w:val="28"/>
+          <w:szCs w:val="28"/>
+        </w:rPr>
+        <w:t xml:space="preserve">также важны - </w:t>
+      </w:r>
+      <w:r>
+        <w:rPr>
+          <w:sz w:val="28"/>
+          <w:szCs w:val="28"/>
+        </w:rPr>
+        <w:t xml:space="preserve">44,4%. Расстояние до Москвы добавляет </w:t>
+      </w:r>
+      <w:r>
+        <w:rPr>
+          <w:sz w:val="28"/>
+          <w:szCs w:val="28"/>
+        </w:rPr>
+        <w:t>всего</w:t>
+      </w:r>
+      <w:r>
+        <w:rPr>
+          <w:sz w:val="28"/>
+          <w:szCs w:val="28"/>
+        </w:rPr>
+        <w:t xml:space="preserve"> 5,1% </w:t>
+      </w:r>
+      <w:r>
+        <w:rPr>
+          <w:sz w:val="28"/>
+          <w:szCs w:val="28"/>
+        </w:rPr>
+        <w:t>-</w:t>
+      </w:r>
+      <w:r>
+        <w:rPr>
+          <w:sz w:val="28"/>
+          <w:szCs w:val="28"/>
+        </w:rPr>
+        <w:t xml:space="preserve"> периферийное положение всё же имеет значение. Широта практически не работает 1,1% </w:t>
+      </w:r>
+      <w:r>
+        <w:rPr>
+          <w:sz w:val="28"/>
+          <w:szCs w:val="28"/>
+        </w:rPr>
+        <w:t>-</w:t>
+      </w:r>
+      <w:r>
+        <w:rPr>
+          <w:sz w:val="28"/>
+          <w:szCs w:val="28"/>
+        </w:rPr>
+        <w:t xml:space="preserve"> несмотря на формальную значимость из шага 2, </w:t>
+      </w:r>
+      <w:r>
+        <w:rPr>
+          <w:sz w:val="28"/>
+          <w:szCs w:val="28"/>
+        </w:rPr>
+        <w:t>в целом</w:t>
+      </w:r>
+      <w:r>
+        <w:rPr>
+          <w:sz w:val="28"/>
+          <w:szCs w:val="28"/>
+        </w:rPr>
+        <w:t xml:space="preserve"> вклада не</w:t>
+      </w:r>
+      <w:r>
+        <w:rPr>
+          <w:sz w:val="28"/>
+          <w:szCs w:val="28"/>
+        </w:rPr>
+        <w:t xml:space="preserve"> даёт</w:t>
+      </w:r>
+      <w:r>
+        <w:rPr>
+          <w:sz w:val="28"/>
+          <w:szCs w:val="28"/>
+        </w:rPr>
+        <w:t>.</w:t>
+      </w:r>
+    </w:p>
+    <w:p>
+      <w:pPr>
+        <w:spacing w:line="240" w:lineRule="auto"/>
+        <w:rPr>
+          <w:sz w:val="28"/>
+          <w:szCs w:val="28"/>
+        </w:rPr>
+      </w:pPr>
+    </w:p>
+    <w:p>
+      <w:pPr>
+        <w:spacing w:line="240" w:lineRule="auto"/>
+        <w:rPr>
+          <w:b/>
+          <w:bCs/>
+          <w:sz w:val="28"/>
+          <w:szCs w:val="28"/>
+        </w:rPr>
+      </w:pPr>
+      <w:r>
+        <w:rPr>
+          <w:b/>
+          <w:bCs/>
+          <w:sz w:val="28"/>
+          <w:szCs w:val="28"/>
+        </w:rPr>
+        <w:t xml:space="preserve">6: </w:t>
+      </w:r>
+      <w:r>
+        <w:rPr>
+          <w:b/>
+          <w:bCs/>
+          <w:sz w:val="28"/>
+          <w:szCs w:val="28"/>
+        </w:rPr>
+        <w:t>Проверка гипотезы о значимости каждой регрессии.</w:t>
+      </w:r>
+    </w:p>
+    <w:p>
+      <w:pPr>
+        <w:spacing w:line="240" w:lineRule="auto"/>
+        <w:rPr>
+          <w:sz w:val="28"/>
+          <w:szCs w:val="28"/>
+        </w:rPr>
+      </w:pPr>
+      <w:r>
+        <w:rPr>
+          <w:sz w:val="28"/>
+          <w:szCs w:val="28"/>
+        </w:rPr>
+        <w:t xml:space="preserve">Проверяем гипотезу H₀: β₁ = β₂ = β₃ = β₄ = 0 против H₁: хотя бы один коэффициент отличен от нуля. Уровень значимости α = 0,05. F-статистика и p-значение берутся напрямую из вывода </w:t>
+      </w:r>
+      <w:proofErr w:type="spellStart"/>
+      <w:r>
+        <w:rPr>
+          <w:sz w:val="28"/>
+          <w:szCs w:val="28"/>
+        </w:rPr>
+        <w:t>summary</w:t>
+      </w:r>
+      <w:proofErr w:type="spellEnd"/>
+      <w:r>
+        <w:rPr>
+          <w:sz w:val="28"/>
+          <w:szCs w:val="28"/>
+        </w:rPr>
+        <w:t>(</w:t>
+      </w:r>
+      <w:proofErr w:type="spellStart"/>
+      <w:r>
+        <w:rPr>
+          <w:sz w:val="28"/>
+          <w:szCs w:val="28"/>
+        </w:rPr>
+        <w:t>model</w:t>
+      </w:r>
+      <w:proofErr w:type="spellEnd"/>
+      <w:r>
+        <w:rPr>
+          <w:sz w:val="28"/>
+          <w:szCs w:val="28"/>
+        </w:rPr>
+        <w:t>)</w:t>
+      </w:r>
+      <w:r>
+        <w:rPr>
+          <w:sz w:val="28"/>
+          <w:szCs w:val="28"/>
+        </w:rPr>
+        <w:br/>
+      </w:r>
+      <w:r>
+        <w:rPr>
+          <w:sz w:val="28"/>
+          <w:szCs w:val="28"/>
+        </w:rPr>
+        <w:drawing>
+          <wp:inline distT="0" distB="0" distL="0" distR="0" wp14:anchorId="00959A1F" wp14:editId="3F43BF09">
+            <wp:extent cx="5940425" cy="745490"/>
+            <wp:effectExtent l="0" t="0" r="0" b="0"/>
+            <wp:docPr id="240534981" name="Рисунок 1"/>
+            <wp:cNvGraphicFramePr>
+              <a:graphicFrameLocks xmlns:a="http://schemas.openxmlformats.org/drawingml/2006/main" noChangeAspect="1"/>
+            </wp:cNvGraphicFramePr>
+            <a:graphic xmlns:a="http://schemas.openxmlformats.org/drawingml/2006/main">
+              <a:graphicData uri="http://schemas.openxmlformats.org/drawingml/2006/picture">
+                <pic:pic xmlns:pic="http://schemas.openxmlformats.org/drawingml/2006/picture">
+                  <pic:nvPicPr>
+                    <pic:cNvPr id="240534981" name=""/>
+                    <pic:cNvPicPr/>
+                  </pic:nvPicPr>
+                  <pic:blipFill>
+                    <a:blip r:embed="rId17"/>
+                    <a:stretch>
+                      <a:fillRect/>
+                    </a:stretch>
+                  </pic:blipFill>
+                  <pic:spPr>
+                    <a:xfrm>
+                      <a:off x="0" y="0"/>
+                      <a:ext cx="5940425" cy="745490"/>
+                    </a:xfrm>
+                    <a:prstGeom prst="rect">
+                      <a:avLst/>
+                    </a:prstGeom>
+                  </pic:spPr>
+                </pic:pic>
+              </a:graphicData>
+            </a:graphic>
+          </wp:inline>
+        </w:drawing>
+      </w:r>
+    </w:p>
+    <w:p>
+      <w:pPr>
+        <w:spacing w:line="240" w:lineRule="auto"/>
+        <w:rPr>
+          <w:sz w:val="28"/>
+          <w:szCs w:val="28"/>
+          <w:lang w:val="en-US"/>
+        </w:rPr>
+      </w:pPr>
+      <w:r>
+        <w:rPr>
+          <w:sz w:val="28"/>
+          <w:szCs w:val="28"/>
+        </w:rPr>
+        <w:lastRenderedPageBreak/>
+        <w:t xml:space="preserve">F = 1580,36 многократно превышает критическое значение </w:t>
+      </w:r>
+      <w:proofErr w:type="spellStart"/>
+      <w:r>
+        <w:rPr>
+          <w:sz w:val="28"/>
+          <w:szCs w:val="28"/>
+        </w:rPr>
+        <w:t>F_кр</w:t>
+      </w:r>
+      <w:proofErr w:type="spellEnd"/>
+      <w:r>
+        <w:rPr>
+          <w:sz w:val="28"/>
+          <w:szCs w:val="28"/>
+        </w:rPr>
+        <w:t xml:space="preserve"> = 2,38 </w:t>
+      </w:r>
+      <w:r>
+        <w:rPr>
+          <w:sz w:val="28"/>
+          <w:szCs w:val="28"/>
+        </w:rPr>
+        <w:t>-</w:t>
+      </w:r>
+      <w:r>
+        <w:rPr>
+          <w:sz w:val="28"/>
+          <w:szCs w:val="28"/>
+        </w:rPr>
+        <w:t xml:space="preserve"> Модель в целом статистически значима. </w:t>
+      </w:r>
+      <w:r>
+        <w:rPr>
+          <w:sz w:val="28"/>
+          <w:szCs w:val="28"/>
+        </w:rPr>
+        <w:t>(</w:t>
+      </w:r>
+      <w:proofErr w:type="spellStart"/>
+      <w:r>
+        <w:rPr>
+          <w:sz w:val="28"/>
+          <w:szCs w:val="28"/>
+        </w:rPr>
+        <w:t>F_кр</w:t>
+      </w:r>
+      <w:proofErr w:type="spellEnd"/>
+      <w:r>
+        <w:rPr>
+          <w:sz w:val="28"/>
+          <w:szCs w:val="28"/>
+        </w:rPr>
+        <w:t xml:space="preserve"> = 2,38 определяется распределением Фишера при </w:t>
+      </w:r>
+      <w:proofErr w:type="spellStart"/>
+      <w:r>
+        <w:rPr>
+          <w:sz w:val="28"/>
+          <w:szCs w:val="28"/>
+        </w:rPr>
+        <w:t>df</w:t>
+      </w:r>
+      <w:proofErr w:type="spellEnd"/>
+      <w:r>
+        <w:rPr>
+          <w:sz w:val="28"/>
+          <w:szCs w:val="28"/>
+        </w:rPr>
+        <w:t xml:space="preserve">₁ = 4 и </w:t>
+      </w:r>
+      <w:proofErr w:type="spellStart"/>
+      <w:r>
+        <w:rPr>
+          <w:sz w:val="28"/>
+          <w:szCs w:val="28"/>
+        </w:rPr>
+        <w:t>df</w:t>
+      </w:r>
+      <w:proofErr w:type="spellEnd"/>
+      <w:r>
+        <w:rPr>
+          <w:sz w:val="28"/>
+          <w:szCs w:val="28"/>
+        </w:rPr>
+        <w:t>₂ = 1069</w:t>
+      </w:r>
+      <w:r>
+        <w:rPr>
+          <w:sz w:val="28"/>
+          <w:szCs w:val="28"/>
+        </w:rPr>
+        <w:t>)</w:t>
+      </w:r>
+    </w:p>
+    <w:p>
+      <w:pPr>
+        <w:spacing w:line="240" w:lineRule="auto"/>
+        <w:rPr>
+          <w:b/>
+          <w:bCs/>
+          <w:sz w:val="28"/>
+          <w:szCs w:val="28"/>
+        </w:rPr>
+      </w:pPr>
+    </w:p>
+    <w:p>
+      <w:pPr>
+        <w:spacing w:line="240" w:lineRule="auto"/>
+        <w:rPr>
+          <w:b/>
+          <w:bCs/>
+          <w:sz w:val="28"/>
+          <w:szCs w:val="28"/>
+        </w:rPr>
+      </w:pPr>
+      <w:r>
+        <w:rPr>
+          <w:b/>
+          <w:bCs/>
+          <w:sz w:val="28"/>
+          <w:szCs w:val="28"/>
+        </w:rPr>
+        <w:t xml:space="preserve">7: Проверка значимости каждого коэффициента </w:t>
+      </w:r>
+    </w:p>
+    <w:p>
+      <w:pPr>
+        <w:spacing w:line="240" w:lineRule="auto"/>
+        <w:rPr>
+          <w:b/>
+          <w:bCs/>
+          <w:sz w:val="28"/>
+          <w:szCs w:val="28"/>
+          <w:lang w:val="en-US"/>
+        </w:rPr>
+      </w:pPr>
+      <w:r>
+        <w:rPr>
+          <w:sz w:val="28"/>
+          <w:szCs w:val="28"/>
+        </w:rPr>
+        <w:t xml:space="preserve">Проверяем каждый коэффициент отдельно: H₀: βᵢ = 0, H₁: βᵢ ≠ 0, α = 0,05. Критическое значение </w:t>
+      </w:r>
+      <w:proofErr w:type="spellStart"/>
+      <w:r>
+        <w:rPr>
+          <w:sz w:val="28"/>
+          <w:szCs w:val="28"/>
+        </w:rPr>
+        <w:t>t_кр</w:t>
+      </w:r>
+      <w:proofErr w:type="spellEnd"/>
+      <w:r>
+        <w:rPr>
+          <w:sz w:val="28"/>
+          <w:szCs w:val="28"/>
+        </w:rPr>
+        <w:t xml:space="preserve"> = 1,962 при </w:t>
+      </w:r>
+      <w:proofErr w:type="spellStart"/>
+      <w:r>
+        <w:rPr>
+          <w:sz w:val="28"/>
+          <w:szCs w:val="28"/>
+        </w:rPr>
+        <w:t>df</w:t>
+      </w:r>
+      <w:proofErr w:type="spellEnd"/>
+      <w:r>
+        <w:rPr>
+          <w:sz w:val="28"/>
+          <w:szCs w:val="28"/>
+        </w:rPr>
+        <w:t xml:space="preserve"> = 1069</w:t>
+      </w:r>
+      <w:r>
+        <w:rPr>
+          <w:b/>
+          <w:bCs/>
+          <w:sz w:val="28"/>
+          <w:szCs w:val="28"/>
+        </w:rPr>
+        <w:t>.</w:t>
+      </w:r>
+    </w:p>
+    <w:p>
+      <w:pPr>
+        <w:spacing w:line="240" w:lineRule="auto"/>
+        <w:rPr>
+          <w:sz w:val="28"/>
+          <w:szCs w:val="28"/>
+        </w:rPr>
+      </w:pPr>
+      <w:r>
+        <w:rPr>
+          <w:b/>
+          <w:bCs/>
+          <w:sz w:val="28"/>
+          <w:szCs w:val="28"/>
+          <w:lang w:val="en-US"/>
+        </w:rPr>
+        <w:drawing>
+          <wp:anchor distT="0" distB="0" distL="114300" distR="114300" simplePos="0" relativeHeight="251642368" behindDoc="0" locked="0" layoutInCell="1" allowOverlap="1" wp14:anchorId="1CE825E2" wp14:editId="05677620">
+            <wp:simplePos x="0" y="0"/>
+            <wp:positionH relativeFrom="column">
+              <wp:posOffset>-1833</wp:posOffset>
+            </wp:positionH>
+            <wp:positionV relativeFrom="paragraph">
+              <wp:posOffset>2264</wp:posOffset>
+            </wp:positionV>
+            <wp:extent cx="2267266" cy="1324160"/>
+            <wp:effectExtent l="0" t="0" r="0" b="0"/>
+            <wp:wrapThrough wrapText="bothSides">
+              <wp:wrapPolygon edited="0">
+                <wp:start x="0" y="0"/>
+                <wp:lineTo x="0" y="21445"/>
+                <wp:lineTo x="21418" y="21445"/>
+                <wp:lineTo x="21418" y="0"/>
+                <wp:lineTo x="0" y="0"/>
+              </wp:wrapPolygon>
+            </wp:wrapThrough>
+            <wp:docPr id="394247011" name="Рисунок 1"/>
+            <wp:cNvGraphicFramePr>
+              <a:graphicFrameLocks xmlns:a="http://schemas.openxmlformats.org/drawingml/2006/main" noChangeAspect="1"/>
+            </wp:cNvGraphicFramePr>
+            <a:graphic xmlns:a="http://schemas.openxmlformats.org/drawingml/2006/main">
+              <a:graphicData uri="http://schemas.openxmlformats.org/drawingml/2006/picture">
+                <pic:pic xmlns:pic="http://schemas.openxmlformats.org/drawingml/2006/picture">
+                  <pic:nvPicPr>
+                    <pic:cNvPr id="394247011" name=""/>
+                    <pic:cNvPicPr/>
+                  </pic:nvPicPr>
+                  <pic:blipFill>
+                    <a:blip r:embed="rId18">
+                      <a:extLst>
+                        <a:ext uri="{28A0092B-C50C-407E-A947-70E740481C1C}">
+                          <a14:useLocalDpi xmlns:a14="http://schemas.microsoft.com/office/drawing/2010/main" val="0"/>
+                        </a:ext>
+                      </a:extLst>
+                    </a:blip>
+                    <a:stretch>
+                      <a:fillRect/>
+                    </a:stretch>
+                  </pic:blipFill>
+                  <pic:spPr>
+                    <a:xfrm>
+                      <a:off x="0" y="0"/>
+                      <a:ext cx="2267266" cy="1324160"/>
+                    </a:xfrm>
+                    <a:prstGeom prst="rect">
+                      <a:avLst/>
+                    </a:prstGeom>
+                  </pic:spPr>
+                </pic:pic>
+              </a:graphicData>
+            </a:graphic>
+            <wp14:sizeRelH relativeFrom="page">
+              <wp14:pctWidth>0</wp14:pctWidth>
+            </wp14:sizeRelH>
+            <wp14:sizeRelV relativeFrom="page">
+              <wp14:pctHeight>0</wp14:pctHeight>
+            </wp14:sizeRelV>
+          </wp:anchor>
+        </w:drawing>
+      </w:r>
+      <w:r>
+        <w:rPr>
+          <w:sz w:val="28"/>
+          <w:szCs w:val="28"/>
+        </w:rPr>
+        <w:t xml:space="preserve">Все пять коэффициентов значимы </w:t>
+      </w:r>
+      <w:r>
+        <w:rPr>
+          <w:sz w:val="28"/>
+          <w:szCs w:val="28"/>
+        </w:rPr>
+        <w:t>-</w:t>
+      </w:r>
+      <w:r>
+        <w:rPr>
+          <w:sz w:val="28"/>
+          <w:szCs w:val="28"/>
+        </w:rPr>
+        <w:t xml:space="preserve"> p </w:t>
+      </w:r>
+      <w:proofErr w:type="gramStart"/>
+      <w:r>
+        <w:rPr>
+          <w:sz w:val="28"/>
+          <w:szCs w:val="28"/>
+        </w:rPr>
+        <w:t>&lt; 0,001</w:t>
+      </w:r>
+      <w:proofErr w:type="gramEnd"/>
+      <w:r>
+        <w:rPr>
+          <w:sz w:val="28"/>
+          <w:szCs w:val="28"/>
+        </w:rPr>
+        <w:t xml:space="preserve"> в каждом случае, |t| везде далеко за пределами критического значения</w:t>
+      </w:r>
+      <w:r>
+        <w:rPr>
+          <w:sz w:val="28"/>
+          <w:szCs w:val="28"/>
+        </w:rPr>
+        <w:t xml:space="preserve">. </w:t>
+      </w:r>
+      <w:r>
+        <w:rPr>
+          <w:sz w:val="28"/>
+          <w:szCs w:val="28"/>
+        </w:rPr>
+        <w:t>Лучше всего оценены доходы и</w:t>
+      </w:r>
+      <w:r>
+        <w:rPr>
+          <w:sz w:val="28"/>
+          <w:szCs w:val="28"/>
+        </w:rPr>
+        <w:t xml:space="preserve"> </w:t>
+      </w:r>
+      <w:r>
+        <w:rPr>
+          <w:sz w:val="28"/>
+          <w:szCs w:val="28"/>
+        </w:rPr>
+        <w:t>население</w:t>
+      </w:r>
+      <w:r>
+        <w:rPr>
+          <w:sz w:val="28"/>
+          <w:szCs w:val="28"/>
+        </w:rPr>
+        <w:t xml:space="preserve">. Широта и расстояние до Москвы тоже проходят порог, </w:t>
+      </w:r>
+      <w:r>
+        <w:rPr>
+          <w:sz w:val="28"/>
+          <w:szCs w:val="28"/>
+        </w:rPr>
+        <w:t>но</w:t>
+      </w:r>
+      <w:r>
+        <w:rPr>
+          <w:sz w:val="28"/>
+          <w:szCs w:val="28"/>
+        </w:rPr>
+        <w:t xml:space="preserve"> их вклад в R² небольшой.</w:t>
+      </w:r>
+    </w:p>
+    <w:p>
+      <w:pPr>
+        <w:spacing w:line="240" w:lineRule="auto"/>
+        <w:rPr>
+          <w:b/>
+          <w:bCs/>
+          <w:sz w:val="28"/>
+          <w:szCs w:val="28"/>
+        </w:rPr>
+      </w:pPr>
+    </w:p>
+    <w:p>
+      <w:pPr>
+        <w:spacing w:line="240" w:lineRule="auto"/>
+        <w:rPr>
+          <w:b/>
+          <w:bCs/>
+          <w:sz w:val="28"/>
+          <w:szCs w:val="28"/>
+        </w:rPr>
+      </w:pPr>
+      <w:r>
+        <w:rPr>
+          <w:b/>
+          <w:bCs/>
+          <w:sz w:val="28"/>
+          <w:szCs w:val="28"/>
+        </w:rPr>
+        <w:t xml:space="preserve">8: </w:t>
+      </w:r>
+      <w:r>
+        <w:rPr>
+          <w:b/>
+          <w:bCs/>
+          <w:sz w:val="28"/>
+          <w:szCs w:val="28"/>
+        </w:rPr>
+        <w:t>Построение частных уравнений регрессии.</w:t>
+      </w:r>
+    </w:p>
+    <w:p>
+      <w:pPr>
+        <w:spacing w:line="240" w:lineRule="auto"/>
+        <w:rPr>
+          <w:sz w:val="28"/>
+          <w:szCs w:val="28"/>
+        </w:rPr>
+      </w:pPr>
+      <w:r>
+        <w:rPr>
+          <w:sz w:val="28"/>
+          <w:szCs w:val="28"/>
+        </w:rPr>
+        <w:t>При фиксации остальных факторов на среднем уровне получаем частные уравнения регрессии:</w:t>
+      </w:r>
+    </w:p>
+    <w:tbl>
+      <w:tblPr>
+        <w:tblStyle w:val="ac"/>
+        <w:tblW w:w="9747" w:type="dxa"/>
+        <w:tblLook w:val="04A0" w:firstRow="1" w:lastRow="0" w:firstColumn="1" w:lastColumn="0" w:noHBand="0" w:noVBand="1"/>
+      </w:tblPr>
+      <w:tblGrid>
+        <w:gridCol w:w="3652"/>
+        <w:gridCol w:w="6095"/>
+      </w:tblGrid>
+      <w:tr>
+        <w:tc>
+          <w:tcPr>
+            <w:tcW w:w="3652" w:type="dxa"/>
+          </w:tcPr>
+          <w:p>
+            <w:pPr>
+              <w:jc w:val="center"/>
+              <w:rPr>
+                <w:sz w:val="28"/>
+                <w:szCs w:val="28"/>
+              </w:rPr>
+            </w:pPr>
+            <w:r>
+              <w:rPr>
+                <w:sz w:val="28"/>
+                <w:szCs w:val="28"/>
+              </w:rPr>
+              <w:t>Фактор</w:t>
+            </w:r>
+          </w:p>
+        </w:tc>
+        <w:tc>
+          <w:tcPr>
+            <w:tcW w:w="6095" w:type="dxa"/>
+          </w:tcPr>
+          <w:p>
+            <w:pPr>
+              <w:jc w:val="center"/>
+              <w:rPr>
+                <w:sz w:val="28"/>
+                <w:szCs w:val="28"/>
+              </w:rPr>
+            </w:pPr>
+            <w:r>
+              <w:rPr>
+                <w:sz w:val="28"/>
+                <w:szCs w:val="28"/>
+              </w:rPr>
+              <w:t>уравнение</w:t>
+            </w:r>
+          </w:p>
+        </w:tc>
+      </w:tr>
+      <w:tr>
+        <w:tc>
+          <w:tcPr>
+            <w:tcW w:w="3652" w:type="dxa"/>
+          </w:tcPr>
+          <w:p>
+            <w:pPr>
+              <w:rPr>
+                <w:sz w:val="28"/>
+                <w:szCs w:val="28"/>
+              </w:rPr>
+            </w:pPr>
+            <w:proofErr w:type="spellStart"/>
+            <w:proofErr w:type="gramStart"/>
+            <w:r>
+              <w:rPr>
+                <w:sz w:val="28"/>
+                <w:szCs w:val="28"/>
+              </w:rPr>
+              <w:t>ln</w:t>
+            </w:r>
+            <w:proofErr w:type="spellEnd"/>
+            <w:r>
+              <w:rPr>
+                <w:sz w:val="28"/>
+                <w:szCs w:val="28"/>
+              </w:rPr>
+              <w:t>(</w:t>
+            </w:r>
+            <w:proofErr w:type="gramEnd"/>
+            <w:r>
+              <w:rPr>
+                <w:sz w:val="28"/>
+                <w:szCs w:val="28"/>
+              </w:rPr>
+              <w:t>Доходы)</w:t>
+            </w:r>
+          </w:p>
+        </w:tc>
+        <w:tc>
+          <w:tcPr>
+            <w:tcW w:w="6095" w:type="dxa"/>
+          </w:tcPr>
+          <w:p>
+            <w:pPr>
+              <w:rPr>
+                <w:sz w:val="28"/>
+                <w:szCs w:val="28"/>
+              </w:rPr>
+            </w:pPr>
+            <w:proofErr w:type="spellStart"/>
+            <w:proofErr w:type="gramStart"/>
+            <w:r>
+              <w:rPr>
+                <w:sz w:val="28"/>
+                <w:szCs w:val="28"/>
+              </w:rPr>
+              <w:t>ln</w:t>
+            </w:r>
+            <w:proofErr w:type="spellEnd"/>
+            <w:r>
+              <w:rPr>
+                <w:sz w:val="28"/>
+                <w:szCs w:val="28"/>
+              </w:rPr>
+              <w:t>(</w:t>
+            </w:r>
+            <w:proofErr w:type="gramEnd"/>
+            <w:r>
+              <w:rPr>
+                <w:sz w:val="28"/>
+                <w:szCs w:val="28"/>
+              </w:rPr>
+              <w:t>Инвест.) = −3,561 + 1,293</w:t>
+            </w:r>
+            <w:r>
+              <w:rPr>
+                <w:sz w:val="28"/>
+                <w:szCs w:val="28"/>
+              </w:rPr>
+              <w:t xml:space="preserve"> * </w:t>
+            </w:r>
+            <w:proofErr w:type="spellStart"/>
+            <w:proofErr w:type="gramStart"/>
+            <w:r>
+              <w:rPr>
+                <w:sz w:val="28"/>
+                <w:szCs w:val="28"/>
+              </w:rPr>
+              <w:t>ln</w:t>
+            </w:r>
+            <w:proofErr w:type="spellEnd"/>
+            <w:r>
+              <w:rPr>
+                <w:sz w:val="28"/>
+                <w:szCs w:val="28"/>
+              </w:rPr>
+              <w:t>(</w:t>
+            </w:r>
+            <w:proofErr w:type="gramEnd"/>
+            <w:r>
+              <w:rPr>
+                <w:sz w:val="28"/>
+                <w:szCs w:val="28"/>
+              </w:rPr>
+              <w:t>Доходы)</w:t>
+            </w:r>
+          </w:p>
+        </w:tc>
+      </w:tr>
+      <w:tr>
+        <w:tc>
+          <w:tcPr>
+            <w:tcW w:w="3652" w:type="dxa"/>
+          </w:tcPr>
+          <w:p>
+            <w:pPr>
+              <w:rPr>
+                <w:sz w:val="28"/>
+                <w:szCs w:val="28"/>
+              </w:rPr>
+            </w:pPr>
+            <w:proofErr w:type="spellStart"/>
+            <w:proofErr w:type="gramStart"/>
+            <w:r>
+              <w:rPr>
+                <w:sz w:val="28"/>
+                <w:szCs w:val="28"/>
+              </w:rPr>
+              <w:t>ln</w:t>
+            </w:r>
+            <w:proofErr w:type="spellEnd"/>
+            <w:r>
+              <w:rPr>
+                <w:sz w:val="28"/>
+                <w:szCs w:val="28"/>
+              </w:rPr>
+              <w:t>(</w:t>
+            </w:r>
+            <w:proofErr w:type="gramEnd"/>
+            <w:r>
+              <w:rPr>
+                <w:sz w:val="28"/>
+                <w:szCs w:val="28"/>
+              </w:rPr>
+              <w:t>Население</w:t>
+            </w:r>
+            <w:r>
+              <w:rPr>
+                <w:sz w:val="28"/>
+                <w:szCs w:val="28"/>
+              </w:rPr>
+              <w:t>)</w:t>
+            </w:r>
+          </w:p>
+        </w:tc>
+        <w:tc>
+          <w:tcPr>
+            <w:tcW w:w="6095" w:type="dxa"/>
+          </w:tcPr>
+          <w:p>
+            <w:pPr>
+              <w:rPr>
+                <w:sz w:val="28"/>
+                <w:szCs w:val="28"/>
+              </w:rPr>
+            </w:pPr>
+            <w:proofErr w:type="spellStart"/>
+            <w:proofErr w:type="gramStart"/>
+            <w:r>
+              <w:rPr>
+                <w:sz w:val="28"/>
+                <w:szCs w:val="28"/>
+              </w:rPr>
+              <w:t>ln</w:t>
+            </w:r>
+            <w:proofErr w:type="spellEnd"/>
+            <w:r>
+              <w:rPr>
+                <w:sz w:val="28"/>
+                <w:szCs w:val="28"/>
+              </w:rPr>
+              <w:t>(</w:t>
+            </w:r>
+            <w:proofErr w:type="gramEnd"/>
+            <w:r>
+              <w:rPr>
+                <w:sz w:val="28"/>
+                <w:szCs w:val="28"/>
+              </w:rPr>
+              <w:t>Инвест.) = −6,607 + 1,041</w:t>
+            </w:r>
+            <w:r>
+              <w:rPr>
+                <w:sz w:val="28"/>
+                <w:szCs w:val="28"/>
+              </w:rPr>
+              <w:t xml:space="preserve"> * </w:t>
+            </w:r>
+            <w:proofErr w:type="spellStart"/>
+            <w:proofErr w:type="gramStart"/>
+            <w:r>
+              <w:rPr>
+                <w:sz w:val="28"/>
+                <w:szCs w:val="28"/>
+              </w:rPr>
+              <w:t>ln</w:t>
+            </w:r>
+            <w:proofErr w:type="spellEnd"/>
+            <w:r>
+              <w:rPr>
+                <w:sz w:val="28"/>
+                <w:szCs w:val="28"/>
+              </w:rPr>
+              <w:t>(</w:t>
+            </w:r>
+            <w:proofErr w:type="gramEnd"/>
+            <w:r>
+              <w:rPr>
+                <w:sz w:val="28"/>
+                <w:szCs w:val="28"/>
+              </w:rPr>
+              <w:t>Население)</w:t>
+            </w:r>
+          </w:p>
+        </w:tc>
+      </w:tr>
+      <w:tr>
+        <w:tc>
+          <w:tcPr>
+            <w:tcW w:w="3652" w:type="dxa"/>
+          </w:tcPr>
+          <w:p>
+            <w:pPr>
+              <w:rPr>
+                <w:sz w:val="28"/>
+                <w:szCs w:val="28"/>
+              </w:rPr>
+            </w:pPr>
+            <w:r>
+              <w:rPr>
+                <w:sz w:val="28"/>
+                <w:szCs w:val="28"/>
+              </w:rPr>
+              <w:t>Широта</w:t>
+            </w:r>
+          </w:p>
+        </w:tc>
+        <w:tc>
+          <w:tcPr>
+            <w:tcW w:w="6095" w:type="dxa"/>
+          </w:tcPr>
+          <w:p>
+            <w:pPr>
+              <w:rPr>
+                <w:sz w:val="28"/>
+                <w:szCs w:val="28"/>
+              </w:rPr>
+            </w:pPr>
+            <w:proofErr w:type="spellStart"/>
+            <w:proofErr w:type="gramStart"/>
+            <w:r>
+              <w:rPr>
+                <w:sz w:val="28"/>
+                <w:szCs w:val="28"/>
+              </w:rPr>
+              <w:t>ln</w:t>
+            </w:r>
+            <w:proofErr w:type="spellEnd"/>
+            <w:r>
+              <w:rPr>
+                <w:sz w:val="28"/>
+                <w:szCs w:val="28"/>
+              </w:rPr>
+              <w:t>(</w:t>
+            </w:r>
+            <w:proofErr w:type="gramEnd"/>
+            <w:r>
+              <w:rPr>
+                <w:sz w:val="28"/>
+                <w:szCs w:val="28"/>
+              </w:rPr>
+              <w:t>Инвест.) = 10,083 − 0,040</w:t>
+            </w:r>
+            <w:r>
+              <w:rPr>
+                <w:sz w:val="28"/>
+                <w:szCs w:val="28"/>
+              </w:rPr>
+              <w:t xml:space="preserve"> * </w:t>
+            </w:r>
+            <w:r>
+              <w:rPr>
+                <w:sz w:val="28"/>
+                <w:szCs w:val="28"/>
+              </w:rPr>
+              <w:t>Широта</w:t>
+            </w:r>
+          </w:p>
+        </w:tc>
+      </w:tr>
+      <w:tr>
+        <w:tc>
+          <w:tcPr>
+            <w:tcW w:w="3652" w:type="dxa"/>
+          </w:tcPr>
+          <w:p>
+            <w:pPr>
+              <w:rPr>
+                <w:sz w:val="28"/>
+                <w:szCs w:val="28"/>
+              </w:rPr>
+            </w:pPr>
+            <w:proofErr w:type="spellStart"/>
+            <w:r>
+              <w:rPr>
+                <w:sz w:val="28"/>
+                <w:szCs w:val="28"/>
+              </w:rPr>
+              <w:t>Расст</w:t>
+            </w:r>
+            <w:proofErr w:type="spellEnd"/>
+            <w:r>
+              <w:rPr>
+                <w:sz w:val="28"/>
+                <w:szCs w:val="28"/>
+              </w:rPr>
+              <w:t>. до Москвы</w:t>
+            </w:r>
+          </w:p>
+        </w:tc>
+        <w:tc>
+          <w:tcPr>
+            <w:tcW w:w="6095" w:type="dxa"/>
+          </w:tcPr>
+          <w:p>
+            <w:pPr>
+              <w:rPr>
+                <w:sz w:val="28"/>
+                <w:szCs w:val="28"/>
+              </w:rPr>
+            </w:pPr>
+            <w:proofErr w:type="spellStart"/>
+            <w:proofErr w:type="gramStart"/>
+            <w:r>
+              <w:rPr>
+                <w:sz w:val="28"/>
+                <w:szCs w:val="28"/>
+              </w:rPr>
+              <w:t>ln</w:t>
+            </w:r>
+            <w:proofErr w:type="spellEnd"/>
+            <w:r>
+              <w:rPr>
+                <w:sz w:val="28"/>
+                <w:szCs w:val="28"/>
+              </w:rPr>
+              <w:t>(</w:t>
+            </w:r>
+            <w:proofErr w:type="gramEnd"/>
+            <w:r>
+              <w:rPr>
+                <w:sz w:val="28"/>
+                <w:szCs w:val="28"/>
+              </w:rPr>
+              <w:t>Инвест.) = 8,135 − 0,000085</w:t>
+            </w:r>
+            <w:r>
+              <w:rPr>
+                <w:sz w:val="28"/>
+                <w:szCs w:val="28"/>
+              </w:rPr>
+              <w:t xml:space="preserve"> * </w:t>
+            </w:r>
+            <w:proofErr w:type="spellStart"/>
+            <w:r>
+              <w:rPr>
+                <w:sz w:val="28"/>
+                <w:szCs w:val="28"/>
+              </w:rPr>
+              <w:t>Расст</w:t>
+            </w:r>
+            <w:proofErr w:type="spellEnd"/>
+            <w:r>
+              <w:rPr>
+                <w:sz w:val="28"/>
+                <w:szCs w:val="28"/>
+              </w:rPr>
+              <w:t>. до Москвы</w:t>
+            </w:r>
+          </w:p>
+        </w:tc>
+      </w:tr>
+    </w:tbl>
+    <w:p>
+      <w:pPr>
+        <w:spacing w:line="240" w:lineRule="auto"/>
+        <w:rPr>
+          <w:sz w:val="28"/>
+          <w:szCs w:val="28"/>
+        </w:rPr>
+      </w:pPr>
+    </w:p>
+    <w:p>
+      <w:pPr>
+        <w:spacing w:line="240" w:lineRule="auto"/>
+        <w:rPr>
+          <w:sz w:val="28"/>
+          <w:szCs w:val="28"/>
+        </w:rPr>
+      </w:pPr>
+      <w:r>
+        <w:rPr>
+          <w:sz w:val="28"/>
+          <w:szCs w:val="28"/>
+        </w:rPr>
+        <w:t>Наклон каждого уравнения совпадает с коэффициентом полной модели</w:t>
+      </w:r>
+      <w:r>
+        <w:rPr>
+          <w:sz w:val="28"/>
+          <w:szCs w:val="28"/>
+        </w:rPr>
+        <w:t xml:space="preserve">. </w:t>
+      </w:r>
+      <w:r>
+        <w:rPr>
+          <w:sz w:val="28"/>
+          <w:szCs w:val="28"/>
+        </w:rPr>
+        <w:t xml:space="preserve">Знаки наклонов подтверждают выводы шага 3: доходы и население увеличивают инвестиции, северное положение и удалённость от Москвы </w:t>
+      </w:r>
+      <w:r>
+        <w:rPr>
+          <w:sz w:val="28"/>
+          <w:szCs w:val="28"/>
+        </w:rPr>
+        <w:t>-</w:t>
+      </w:r>
+      <w:r>
+        <w:rPr>
+          <w:sz w:val="28"/>
+          <w:szCs w:val="28"/>
+        </w:rPr>
+        <w:t xml:space="preserve"> снижают.</w:t>
+      </w:r>
+    </w:p>
+    <w:p>
+      <w:pPr>
+        <w:spacing w:line="240" w:lineRule="auto"/>
+        <w:rPr>
+          <w:sz w:val="28"/>
+          <w:szCs w:val="28"/>
+        </w:rPr>
+      </w:pPr>
+    </w:p>
+    <w:p>
+      <w:pPr>
+        <w:spacing w:line="240" w:lineRule="auto"/>
+        <w:rPr>
+          <w:b/>
+          <w:bCs/>
+          <w:sz w:val="28"/>
+          <w:szCs w:val="28"/>
+        </w:rPr>
+      </w:pPr>
+      <w:r>
+        <w:rPr>
+          <w:b/>
+          <w:bCs/>
+          <w:sz w:val="28"/>
+          <w:szCs w:val="28"/>
+        </w:rPr>
+        <w:t xml:space="preserve">9: Коэффициенты эластичности </w:t>
+      </w:r>
+    </w:p>
+    <w:p>
+      <w:pPr>
+        <w:spacing w:line="240" w:lineRule="auto"/>
+        <w:rPr>
+          <w:sz w:val="28"/>
+          <w:szCs w:val="28"/>
+        </w:rPr>
+      </w:pPr>
+      <w:r>
+        <w:rPr>
+          <w:sz w:val="28"/>
+          <w:szCs w:val="28"/>
+        </w:rPr>
+        <w:drawing>
+          <wp:anchor distT="0" distB="0" distL="114300" distR="114300" simplePos="0" relativeHeight="251645440" behindDoc="0" locked="0" layoutInCell="1" allowOverlap="1" wp14:anchorId="440C4F21" wp14:editId="7D30E67E">
+            <wp:simplePos x="0" y="0"/>
+            <wp:positionH relativeFrom="column">
+              <wp:posOffset>-235165</wp:posOffset>
+            </wp:positionH>
+            <wp:positionV relativeFrom="paragraph">
+              <wp:posOffset>475052</wp:posOffset>
+            </wp:positionV>
+            <wp:extent cx="4839335" cy="1833245"/>
+            <wp:effectExtent l="0" t="0" r="0" b="0"/>
+            <wp:wrapThrough wrapText="bothSides">
+              <wp:wrapPolygon edited="0">
+                <wp:start x="0" y="0"/>
+                <wp:lineTo x="0" y="21323"/>
+                <wp:lineTo x="21512" y="21323"/>
+                <wp:lineTo x="21512" y="0"/>
+                <wp:lineTo x="0" y="0"/>
+              </wp:wrapPolygon>
+            </wp:wrapThrough>
+            <wp:docPr id="1495908181" name="Рисунок 1"/>
+            <wp:cNvGraphicFramePr>
+              <a:graphicFrameLocks xmlns:a="http://schemas.openxmlformats.org/drawingml/2006/main" noChangeAspect="1"/>
+            </wp:cNvGraphicFramePr>
+            <a:graphic xmlns:a="http://schemas.openxmlformats.org/drawingml/2006/main">
+              <a:graphicData uri="http://schemas.openxmlformats.org/drawingml/2006/picture">
+                <pic:pic xmlns:pic="http://schemas.openxmlformats.org/drawingml/2006/picture">
+                  <pic:nvPicPr>
+                    <pic:cNvPr id="1495908181" name=""/>
+                    <pic:cNvPicPr/>
+                  </pic:nvPicPr>
+                  <pic:blipFill>
+                    <a:blip r:embed="rId19">
+                      <a:extLst>
+                        <a:ext uri="{28A0092B-C50C-407E-A947-70E740481C1C}">
+                          <a14:useLocalDpi xmlns:a14="http://schemas.microsoft.com/office/drawing/2010/main" val="0"/>
+                        </a:ext>
+                      </a:extLst>
+                    </a:blip>
+                    <a:stretch>
+                      <a:fillRect/>
+                    </a:stretch>
+                  </pic:blipFill>
+                  <pic:spPr>
+                    <a:xfrm>
+                      <a:off x="0" y="0"/>
+                      <a:ext cx="4839335" cy="1833245"/>
+                    </a:xfrm>
+                    <a:prstGeom prst="rect">
+                      <a:avLst/>
+                    </a:prstGeom>
+                  </pic:spPr>
+                </pic:pic>
+              </a:graphicData>
+            </a:graphic>
+            <wp14:sizeRelH relativeFrom="margin">
+              <wp14:pctWidth>0</wp14:pctWidth>
+            </wp14:sizeRelH>
+            <wp14:sizeRelV relativeFrom="margin">
+              <wp14:pctHeight>0</wp14:pctHeight>
+            </wp14:sizeRelV>
+          </wp:anchor>
+        </w:drawing>
+      </w:r>
+      <w:r>
+        <w:rPr>
+          <w:sz w:val="28"/>
+          <w:szCs w:val="28"/>
+        </w:rPr>
+        <w:t>Эластичность показывает, на сколько процентов изменятся инвестиции при росте фактора на 1%. Для логарифмированных переменных эластичность равна коэффициенту напрямую.</w:t>
+      </w:r>
+    </w:p>
+    <w:p>
+      <w:pPr>
+        <w:spacing w:line="240" w:lineRule="auto"/>
+        <w:rPr>
+          <w:sz w:val="28"/>
+          <w:szCs w:val="28"/>
+        </w:rPr>
+      </w:pPr>
+    </w:p>
+    <w:p>
+      <w:pPr>
+        <w:spacing w:line="240" w:lineRule="auto"/>
+        <w:rPr>
+          <w:sz w:val="28"/>
+          <w:szCs w:val="28"/>
+        </w:rPr>
+      </w:pPr>
+      <w:r>
+        <w:rPr>
+          <w:sz w:val="28"/>
+          <w:szCs w:val="28"/>
+        </w:rPr>
+        <w:lastRenderedPageBreak/>
+        <w:t xml:space="preserve">Доходы </w:t>
+      </w:r>
+      <w:r>
+        <w:rPr>
+          <w:sz w:val="28"/>
+          <w:szCs w:val="28"/>
+        </w:rPr>
+        <w:t>-</w:t>
+      </w:r>
+      <w:r>
+        <w:rPr>
+          <w:sz w:val="28"/>
+          <w:szCs w:val="28"/>
+        </w:rPr>
+        <w:t xml:space="preserve"> самый «отзывчивый» фактор: рост на 1% </w:t>
+      </w:r>
+      <w:r>
+        <w:rPr>
+          <w:sz w:val="28"/>
+          <w:szCs w:val="28"/>
+        </w:rPr>
+        <w:t xml:space="preserve">- </w:t>
+      </w:r>
+      <w:r>
+        <w:rPr>
+          <w:sz w:val="28"/>
+          <w:szCs w:val="28"/>
+        </w:rPr>
+        <w:t>прирост инвестиций на 1,29%. Население</w:t>
+      </w:r>
+      <w:r>
+        <w:rPr>
+          <w:sz w:val="28"/>
+          <w:szCs w:val="28"/>
+        </w:rPr>
+        <w:t xml:space="preserve"> </w:t>
+      </w:r>
+      <w:r>
+        <w:rPr>
+          <w:sz w:val="28"/>
+          <w:szCs w:val="28"/>
+        </w:rPr>
+        <w:t>-</w:t>
+      </w:r>
+      <w:r>
+        <w:rPr>
+          <w:sz w:val="28"/>
+          <w:szCs w:val="28"/>
+        </w:rPr>
+        <w:t xml:space="preserve"> 1,04%. Оба коэффициента больше единицы, то есть инвестиции растут быстрее самих факторов. </w:t>
+      </w:r>
+      <w:r>
+        <w:rPr>
+          <w:sz w:val="28"/>
+          <w:szCs w:val="28"/>
+        </w:rPr>
+        <w:t>Р</w:t>
+      </w:r>
+      <w:r>
+        <w:rPr>
+          <w:sz w:val="28"/>
+          <w:szCs w:val="28"/>
+        </w:rPr>
+        <w:t>ост широты на 1 градус снижает инвестиции примерно на 3,9%</w:t>
+      </w:r>
+      <w:r>
+        <w:rPr>
+          <w:sz w:val="28"/>
+          <w:szCs w:val="28"/>
+        </w:rPr>
+        <w:t xml:space="preserve">. Расстояние до Москвы практически не работает на уровне 1% изменения </w:t>
+      </w:r>
+      <w:r>
+        <w:rPr>
+          <w:sz w:val="28"/>
+          <w:szCs w:val="28"/>
+        </w:rPr>
+        <w:t>-</w:t>
+      </w:r>
+      <w:r>
+        <w:rPr>
+          <w:sz w:val="28"/>
+          <w:szCs w:val="28"/>
+        </w:rPr>
+        <w:t xml:space="preserve"> эффект проявляется только при очень большом удалении.</w:t>
+      </w:r>
+    </w:p>
+    <w:p>
+      <w:pPr>
+        <w:spacing w:line="240" w:lineRule="auto"/>
+        <w:rPr>
+          <w:sz w:val="28"/>
+          <w:szCs w:val="28"/>
+        </w:rPr>
+      </w:pPr>
+    </w:p>
+    <w:p>
+      <w:pPr>
+        <w:spacing w:line="240" w:lineRule="auto"/>
+        <w:rPr>
+          <w:b/>
+          <w:bCs/>
+          <w:sz w:val="28"/>
+          <w:szCs w:val="28"/>
+        </w:rPr>
+      </w:pPr>
+      <w:r>
+        <w:rPr>
+          <w:b/>
+          <w:bCs/>
+          <w:sz w:val="28"/>
+          <w:szCs w:val="28"/>
+        </w:rPr>
+        <w:t xml:space="preserve">10: </w:t>
+      </w:r>
+      <w:proofErr w:type="spellStart"/>
+      <w:r>
+        <w:rPr>
+          <w:b/>
+          <w:bCs/>
+          <w:sz w:val="28"/>
+          <w:szCs w:val="28"/>
+        </w:rPr>
+        <w:t>Мультиколлинеарность</w:t>
+      </w:r>
+      <w:proofErr w:type="spellEnd"/>
+      <w:r>
+        <w:rPr>
+          <w:b/>
+          <w:bCs/>
+          <w:sz w:val="28"/>
+          <w:szCs w:val="28"/>
+        </w:rPr>
+        <w:t xml:space="preserve"> </w:t>
+      </w:r>
+    </w:p>
+    <w:p>
+      <w:pPr>
+        <w:spacing w:line="240" w:lineRule="auto"/>
+        <w:rPr>
+          <w:sz w:val="28"/>
+          <w:szCs w:val="28"/>
+        </w:rPr>
+      </w:pPr>
+      <w:r>
+        <w:rPr>
+          <w:sz w:val="28"/>
+          <w:szCs w:val="28"/>
+        </w:rPr>
+        <w:t>Провер</w:t>
+      </w:r>
+      <w:r>
+        <w:rPr>
+          <w:sz w:val="28"/>
+          <w:szCs w:val="28"/>
+        </w:rPr>
+        <w:t>им есть ли</w:t>
+      </w:r>
+      <w:r>
+        <w:rPr>
+          <w:sz w:val="28"/>
+          <w:szCs w:val="28"/>
+        </w:rPr>
+        <w:t xml:space="preserve"> </w:t>
+      </w:r>
+      <w:proofErr w:type="spellStart"/>
+      <w:r>
+        <w:rPr>
+          <w:sz w:val="28"/>
+          <w:szCs w:val="28"/>
+        </w:rPr>
+        <w:t>мультиколлинеарность</w:t>
+      </w:r>
+      <w:proofErr w:type="spellEnd"/>
+      <w:r>
+        <w:rPr>
+          <w:sz w:val="28"/>
+          <w:szCs w:val="28"/>
+        </w:rPr>
+        <w:t xml:space="preserve"> между нашими факторами</w:t>
+      </w:r>
+      <w:r>
+        <w:rPr>
+          <w:sz w:val="28"/>
+          <w:szCs w:val="28"/>
+        </w:rPr>
+        <w:t xml:space="preserve"> двумя способами: матрица корреляций между факторами и коэффициент VIF.</w:t>
+      </w:r>
+    </w:p>
+    <w:p>
+      <w:pPr>
+        <w:spacing w:line="240" w:lineRule="auto"/>
+        <w:rPr>
+          <w:sz w:val="28"/>
+          <w:szCs w:val="28"/>
+        </w:rPr>
+      </w:pPr>
+      <w:r>
+        <w:rPr>
+          <w:sz w:val="28"/>
+          <w:szCs w:val="28"/>
+        </w:rPr>
+        <w:drawing>
+          <wp:inline distT="0" distB="0" distL="0" distR="0" wp14:anchorId="5F139AA4" wp14:editId="3F5486D2">
+            <wp:extent cx="5940425" cy="938530"/>
+            <wp:effectExtent l="0" t="0" r="0" b="0"/>
+            <wp:docPr id="925104016" name="Рисунок 1"/>
+            <wp:cNvGraphicFramePr>
+              <a:graphicFrameLocks xmlns:a="http://schemas.openxmlformats.org/drawingml/2006/main" noChangeAspect="1"/>
+            </wp:cNvGraphicFramePr>
+            <a:graphic xmlns:a="http://schemas.openxmlformats.org/drawingml/2006/main">
+              <a:graphicData uri="http://schemas.openxmlformats.org/drawingml/2006/picture">
+                <pic:pic xmlns:pic="http://schemas.openxmlformats.org/drawingml/2006/picture">
+                  <pic:nvPicPr>
+                    <pic:cNvPr id="925104016" name=""/>
+                    <pic:cNvPicPr/>
+                  </pic:nvPicPr>
+                  <pic:blipFill>
+                    <a:blip r:embed="rId20"/>
+                    <a:stretch>
+                      <a:fillRect/>
+                    </a:stretch>
+                  </pic:blipFill>
+                  <pic:spPr>
+                    <a:xfrm>
+                      <a:off x="0" y="0"/>
+                      <a:ext cx="5940425" cy="938530"/>
+                    </a:xfrm>
+                    <a:prstGeom prst="rect">
+                      <a:avLst/>
+                    </a:prstGeom>
+                  </pic:spPr>
+                </pic:pic>
+              </a:graphicData>
+            </a:graphic>
+          </wp:inline>
+        </w:drawing>
+      </w:r>
+      <w:r>
+        <w:rPr>
+          <w:sz w:val="28"/>
+          <w:szCs w:val="28"/>
+        </w:rPr>
+        <w:drawing>
+          <wp:inline distT="0" distB="0" distL="0" distR="0" wp14:anchorId="0C5A48F7" wp14:editId="7EADD384">
+            <wp:extent cx="5353797" cy="609685"/>
+            <wp:effectExtent l="0" t="0" r="0" b="0"/>
+            <wp:docPr id="63488768" name="Рисунок 1"/>
+            <wp:cNvGraphicFramePr>
+              <a:graphicFrameLocks xmlns:a="http://schemas.openxmlformats.org/drawingml/2006/main" noChangeAspect="1"/>
+            </wp:cNvGraphicFramePr>
+            <a:graphic xmlns:a="http://schemas.openxmlformats.org/drawingml/2006/main">
+              <a:graphicData uri="http://schemas.openxmlformats.org/drawingml/2006/picture">
+                <pic:pic xmlns:pic="http://schemas.openxmlformats.org/drawingml/2006/picture">
+                  <pic:nvPicPr>
+                    <pic:cNvPr id="63488768" name=""/>
+                    <pic:cNvPicPr/>
+                  </pic:nvPicPr>
+                  <pic:blipFill>
+                    <a:blip r:embed="rId21"/>
+                    <a:stretch>
+                      <a:fillRect/>
+                    </a:stretch>
+                  </pic:blipFill>
+                  <pic:spPr>
+                    <a:xfrm>
+                      <a:off x="0" y="0"/>
+                      <a:ext cx="5353797" cy="609685"/>
+                    </a:xfrm>
+                    <a:prstGeom prst="rect">
+                      <a:avLst/>
+                    </a:prstGeom>
+                  </pic:spPr>
+                </pic:pic>
+              </a:graphicData>
+            </a:graphic>
+          </wp:inline>
+        </w:drawing>
+      </w:r>
+    </w:p>
+    <w:p>
+      <w:pPr>
+        <w:spacing w:line="240" w:lineRule="auto"/>
+        <w:rPr>
+          <w:sz w:val="28"/>
+          <w:szCs w:val="28"/>
+        </w:rPr>
+      </w:pPr>
+      <w:r>
+        <w:rPr>
+          <w:sz w:val="28"/>
+          <w:szCs w:val="28"/>
+        </w:rPr>
+        <w:t xml:space="preserve">Все VIF близки к 1 и далеки от критического порога 10 </w:t>
+      </w:r>
+      <w:r>
+        <w:rPr>
+          <w:sz w:val="28"/>
+          <w:szCs w:val="28"/>
+        </w:rPr>
+        <w:t>-</w:t>
+      </w:r>
+      <w:r>
+        <w:rPr>
+          <w:sz w:val="28"/>
+          <w:szCs w:val="28"/>
+        </w:rPr>
+        <w:t xml:space="preserve"> </w:t>
+      </w:r>
+      <w:proofErr w:type="spellStart"/>
+      <w:r>
+        <w:rPr>
+          <w:sz w:val="28"/>
+          <w:szCs w:val="28"/>
+        </w:rPr>
+        <w:t>мультиколлинеарность</w:t>
+      </w:r>
+      <w:proofErr w:type="spellEnd"/>
+      <w:r>
+        <w:rPr>
+          <w:sz w:val="28"/>
+          <w:szCs w:val="28"/>
+        </w:rPr>
+        <w:t xml:space="preserve"> отсутствует. Матрица корреляций между факторами это подтверждает: </w:t>
+      </w:r>
+      <w:r>
+        <w:rPr>
+          <w:sz w:val="28"/>
+          <w:szCs w:val="28"/>
+        </w:rPr>
+        <w:t xml:space="preserve">максимальное значение - </w:t>
+      </w:r>
+      <w:r>
+        <w:rPr>
+          <w:sz w:val="28"/>
+          <w:szCs w:val="28"/>
+        </w:rPr>
+        <w:t xml:space="preserve">0,447 (население </w:t>
+      </w:r>
+      <w:r>
+        <w:rPr>
+          <w:sz w:val="28"/>
+          <w:szCs w:val="28"/>
+        </w:rPr>
+        <w:t>-</w:t>
+      </w:r>
+      <w:r>
+        <w:rPr>
+          <w:sz w:val="28"/>
+          <w:szCs w:val="28"/>
+        </w:rPr>
+        <w:t xml:space="preserve"> расстояние до Москвы), остальные ещё слабее. Факторы практически независимы друг от друга</w:t>
+      </w:r>
+      <w:r>
+        <w:rPr>
+          <w:sz w:val="28"/>
+          <w:szCs w:val="28"/>
+        </w:rPr>
+        <w:t>.</w:t>
+      </w:r>
+    </w:p>
+    <w:p>
+      <w:pPr>
+        <w:spacing w:line="240" w:lineRule="auto"/>
+        <w:rPr>
+          <w:sz w:val="28"/>
+          <w:szCs w:val="28"/>
+        </w:rPr>
+      </w:pPr>
+    </w:p>
+    <w:p>
+      <w:pPr>
+        <w:spacing w:line="240" w:lineRule="auto"/>
+        <w:rPr>
+          <w:b/>
+          <w:bCs/>
+          <w:sz w:val="28"/>
+          <w:szCs w:val="28"/>
+        </w:rPr>
+      </w:pPr>
+      <w:r>
+        <w:rPr>
+          <w:b/>
+          <w:bCs/>
+          <w:sz w:val="28"/>
+          <w:szCs w:val="28"/>
+        </w:rPr>
+        <w:t xml:space="preserve">11: Неоднородность данных </w:t>
+      </w:r>
+    </w:p>
+    <w:p>
+      <w:pPr>
+        <w:spacing w:line="240" w:lineRule="auto"/>
+        <w:rPr>
+          <w:sz w:val="28"/>
+          <w:szCs w:val="28"/>
+        </w:rPr>
+      </w:pPr>
+      <w:r>
+        <w:rPr>
+          <w:sz w:val="28"/>
+          <w:szCs w:val="28"/>
+        </w:rPr>
+        <w:t>Данные охватывают 88 регионов из 7 федеральных округов с принципиально разной экономической структурой: нефтяные регионы Урала, дотационные регионы Юга, удалённый Дальний Восток. Одна общая модель может систематически занижать или завышать инвестиции для целых групп регионов</w:t>
+      </w:r>
+      <w:r>
+        <w:rPr>
+          <w:sz w:val="28"/>
+          <w:szCs w:val="28"/>
+        </w:rPr>
+        <w:t>.</w:t>
+      </w:r>
+    </w:p>
+    <w:p>
+      <w:pPr>
+        <w:spacing w:line="240" w:lineRule="auto"/>
+        <w:rPr>
+          <w:sz w:val="28"/>
+          <w:szCs w:val="28"/>
+        </w:rPr>
+      </w:pPr>
+      <w:r>
+        <w:rPr>
+          <w:sz w:val="28"/>
+          <w:szCs w:val="28"/>
+        </w:rPr>
+        <w:drawing>
+          <wp:anchor distT="0" distB="0" distL="114300" distR="114300" simplePos="0" relativeHeight="251648512" behindDoc="0" locked="0" layoutInCell="1" allowOverlap="1" wp14:anchorId="50866A22" wp14:editId="24CB4250">
+            <wp:simplePos x="0" y="0"/>
+            <wp:positionH relativeFrom="column">
+              <wp:posOffset>-433705</wp:posOffset>
+            </wp:positionH>
+            <wp:positionV relativeFrom="paragraph">
+              <wp:posOffset>219710</wp:posOffset>
+            </wp:positionV>
+            <wp:extent cx="6371590" cy="1746250"/>
+            <wp:effectExtent l="0" t="0" r="0" b="0"/>
+            <wp:wrapThrough wrapText="bothSides">
+              <wp:wrapPolygon edited="0">
+                <wp:start x="0" y="0"/>
+                <wp:lineTo x="0" y="21443"/>
+                <wp:lineTo x="21505" y="21443"/>
+                <wp:lineTo x="21505" y="0"/>
+                <wp:lineTo x="0" y="0"/>
+              </wp:wrapPolygon>
+            </wp:wrapThrough>
+            <wp:docPr id="1304083040" name="Рисунок 1"/>
+            <wp:cNvGraphicFramePr>
+              <a:graphicFrameLocks xmlns:a="http://schemas.openxmlformats.org/drawingml/2006/main" noChangeAspect="1"/>
+            </wp:cNvGraphicFramePr>
+            <a:graphic xmlns:a="http://schemas.openxmlformats.org/drawingml/2006/main">
+              <a:graphicData uri="http://schemas.openxmlformats.org/drawingml/2006/picture">
+                <pic:pic xmlns:pic="http://schemas.openxmlformats.org/drawingml/2006/picture">
+                  <pic:nvPicPr>
+                    <pic:cNvPr id="1304083040" name=""/>
+                    <pic:cNvPicPr/>
+                  </pic:nvPicPr>
+                  <pic:blipFill>
+                    <a:blip r:embed="rId22">
+                      <a:extLst>
+                        <a:ext uri="{28A0092B-C50C-407E-A947-70E740481C1C}">
+                          <a14:useLocalDpi xmlns:a14="http://schemas.microsoft.com/office/drawing/2010/main" val="0"/>
+                        </a:ext>
+                      </a:extLst>
+                    </a:blip>
+                    <a:stretch>
+                      <a:fillRect/>
+                    </a:stretch>
+                  </pic:blipFill>
+                  <pic:spPr>
+                    <a:xfrm>
+                      <a:off x="0" y="0"/>
+                      <a:ext cx="6371590" cy="1746250"/>
+                    </a:xfrm>
+                    <a:prstGeom prst="rect">
+                      <a:avLst/>
+                    </a:prstGeom>
+                  </pic:spPr>
+                </pic:pic>
+              </a:graphicData>
+            </a:graphic>
+            <wp14:sizeRelH relativeFrom="margin">
+              <wp14:pctWidth>0</wp14:pctWidth>
+            </wp14:sizeRelH>
+            <wp14:sizeRelV relativeFrom="margin">
+              <wp14:pctHeight>0</wp14:pctHeight>
+            </wp14:sizeRelV>
+          </wp:anchor>
+        </w:drawing>
+      </w:r>
+      <w:r>
+        <w:rPr>
+          <w:sz w:val="28"/>
+          <w:szCs w:val="28"/>
+        </w:rPr>
+        <w:t>Провер</w:t>
+      </w:r>
+      <w:r>
+        <w:rPr>
+          <w:sz w:val="28"/>
+          <w:szCs w:val="28"/>
+        </w:rPr>
+        <w:t>им</w:t>
+      </w:r>
+      <w:r>
+        <w:rPr>
+          <w:sz w:val="28"/>
+          <w:szCs w:val="28"/>
+        </w:rPr>
+        <w:t xml:space="preserve"> её через фиктивные переменные по округам. </w:t>
+      </w:r>
+    </w:p>
+    <w:p>
+      <w:pPr>
+        <w:spacing w:line="240" w:lineRule="auto"/>
+        <w:rPr>
+          <w:sz w:val="28"/>
+          <w:szCs w:val="28"/>
+        </w:rPr>
+      </w:pPr>
+      <w:r>
+        <w:rPr>
+          <w:sz w:val="28"/>
+          <w:szCs w:val="28"/>
+        </w:rPr>
+        <w:lastRenderedPageBreak/>
+        <w:t xml:space="preserve">Базовая категория </w:t>
+      </w:r>
+      <w:r>
+        <w:rPr>
+          <w:sz w:val="28"/>
+          <w:szCs w:val="28"/>
+        </w:rPr>
+        <w:t>-</w:t>
+      </w:r>
+      <w:r>
+        <w:rPr>
+          <w:sz w:val="28"/>
+          <w:szCs w:val="28"/>
+        </w:rPr>
+        <w:t xml:space="preserve"> Центральный федеральный округ. Коэффициент при каждом </w:t>
+      </w:r>
+      <w:r>
+        <w:rPr>
+          <w:sz w:val="28"/>
+          <w:szCs w:val="28"/>
+        </w:rPr>
+        <w:t>округе</w:t>
+      </w:r>
+      <w:r>
+        <w:rPr>
+          <w:sz w:val="28"/>
+          <w:szCs w:val="28"/>
+        </w:rPr>
+        <w:t xml:space="preserve"> показывает, насколько </w:t>
+      </w:r>
+      <w:proofErr w:type="spellStart"/>
+      <w:r>
+        <w:rPr>
+          <w:sz w:val="28"/>
+          <w:szCs w:val="28"/>
+        </w:rPr>
+        <w:t>ln</w:t>
+      </w:r>
+      <w:proofErr w:type="spellEnd"/>
+      <w:r>
+        <w:rPr>
+          <w:sz w:val="28"/>
+          <w:szCs w:val="28"/>
+        </w:rPr>
+        <w:t>(инвестиции) в этом округе выше или ниже Центрального при прочих равных условиях</w:t>
+      </w:r>
+    </w:p>
+    <w:p>
+      <w:pPr>
+        <w:spacing w:line="240" w:lineRule="auto"/>
+        <w:rPr>
+          <w:sz w:val="28"/>
+          <w:szCs w:val="28"/>
+        </w:rPr>
+      </w:pPr>
+    </w:p>
+    <w:p>
+      <w:pPr>
+        <w:spacing w:line="240" w:lineRule="auto"/>
+        <w:rPr>
+          <w:sz w:val="28"/>
+          <w:szCs w:val="28"/>
+        </w:rPr>
+      </w:pPr>
+      <w:r>
+        <w:rPr>
+          <w:sz w:val="28"/>
+          <w:szCs w:val="28"/>
+        </w:rPr>
+        <w:drawing>
+          <wp:inline distT="0" distB="0" distL="0" distR="0" wp14:anchorId="7D136E05" wp14:editId="6D70C1DB">
+            <wp:extent cx="5820587" cy="3648584"/>
+            <wp:effectExtent l="0" t="0" r="8890" b="9525"/>
+            <wp:docPr id="1484661236" name="Рисунок 1"/>
+            <wp:cNvGraphicFramePr>
+              <a:graphicFrameLocks xmlns:a="http://schemas.openxmlformats.org/drawingml/2006/main" noChangeAspect="1"/>
+            </wp:cNvGraphicFramePr>
+            <a:graphic xmlns:a="http://schemas.openxmlformats.org/drawingml/2006/main">
+              <a:graphicData uri="http://schemas.openxmlformats.org/drawingml/2006/picture">
+                <pic:pic xmlns:pic="http://schemas.openxmlformats.org/drawingml/2006/picture">
+                  <pic:nvPicPr>
+                    <pic:cNvPr id="1484661236" name=""/>
+                    <pic:cNvPicPr/>
+                  </pic:nvPicPr>
+                  <pic:blipFill>
+                    <a:blip r:embed="rId23"/>
+                    <a:stretch>
+                      <a:fillRect/>
+                    </a:stretch>
+                  </pic:blipFill>
+                  <pic:spPr>
+                    <a:xfrm>
+                      <a:off x="0" y="0"/>
+                      <a:ext cx="5820587" cy="3648584"/>
+                    </a:xfrm>
+                    <a:prstGeom prst="rect">
+                      <a:avLst/>
+                    </a:prstGeom>
+                  </pic:spPr>
+                </pic:pic>
+              </a:graphicData>
+            </a:graphic>
+          </wp:inline>
+        </w:drawing>
+      </w:r>
+    </w:p>
+    <w:p>
+      <w:pPr>
+        <w:spacing w:line="240" w:lineRule="auto"/>
+        <w:rPr>
+          <w:sz w:val="28"/>
+          <w:szCs w:val="28"/>
+        </w:rPr>
+      </w:pPr>
+      <w:r>
+        <w:rPr>
+          <w:sz w:val="28"/>
+          <w:szCs w:val="28"/>
+        </w:rPr>
+        <w:t xml:space="preserve">Все округа кроме Уральского значимо отличаются от Центрального. Приволжский </w:t>
+      </w:r>
+      <w:r>
+        <w:rPr>
+          <w:sz w:val="28"/>
+          <w:szCs w:val="28"/>
+        </w:rPr>
+        <w:t>-</w:t>
+      </w:r>
+      <w:r>
+        <w:rPr>
+          <w:sz w:val="28"/>
+          <w:szCs w:val="28"/>
+        </w:rPr>
+        <w:t xml:space="preserve"> единственный, кто инвестирует больше базы (+16%). Остальные отстают: сильнее всего Дальневосточный (−45%) и Сибирский (−31%). Уральский округ незначим по двум причинам: во-первых, он экономически близок к Центральному </w:t>
+      </w:r>
+      <w:r>
+        <w:rPr>
+          <w:sz w:val="28"/>
+          <w:szCs w:val="28"/>
+        </w:rPr>
+        <w:t>-</w:t>
+      </w:r>
+      <w:r>
+        <w:rPr>
+          <w:sz w:val="28"/>
+          <w:szCs w:val="28"/>
+        </w:rPr>
+        <w:t xml:space="preserve"> оба богатые, просто за счёт разных источников; во-вторых, внутри округа огромный разброс между Тюменью и Курганской областью, что даёт большую стандартную ошибку.</w:t>
+      </w:r>
+    </w:p>
+    <w:p>
+      <w:pPr>
+        <w:spacing w:line="240" w:lineRule="auto"/>
+        <w:rPr>
+          <w:sz w:val="28"/>
+          <w:szCs w:val="28"/>
+        </w:rPr>
+      </w:pPr>
+      <w:r>
+        <w:rPr>
+          <w:noProof/>
+          <w:sz w:val="28"/>
+          <w:szCs w:val="28"/>
+        </w:rPr>
+        <w:lastRenderedPageBreak/>
+        <w:drawing>
+          <wp:anchor distT="0" distB="0" distL="114300" distR="114300" simplePos="0" relativeHeight="251652608" behindDoc="0" locked="0" layoutInCell="1" allowOverlap="1" wp14:anchorId="55960625" wp14:editId="68C5002E">
+            <wp:simplePos x="0" y="0"/>
+            <wp:positionH relativeFrom="column">
+              <wp:posOffset>-739236</wp:posOffset>
+            </wp:positionH>
+            <wp:positionV relativeFrom="paragraph">
+              <wp:posOffset>-539558</wp:posOffset>
+            </wp:positionV>
+            <wp:extent cx="6846738" cy="7753709"/>
+            <wp:effectExtent l="0" t="0" r="0" b="0"/>
+            <wp:wrapThrough wrapText="bothSides">
+              <wp:wrapPolygon edited="0">
+                <wp:start x="0" y="0"/>
+                <wp:lineTo x="0" y="21547"/>
+                <wp:lineTo x="21516" y="21547"/>
+                <wp:lineTo x="21516" y="0"/>
+                <wp:lineTo x="0" y="0"/>
+              </wp:wrapPolygon>
+            </wp:wrapThrough>
+            <wp:docPr id="1591629679" name="Рисунок 1"/>
+            <wp:cNvGraphicFramePr>
+              <a:graphicFrameLocks xmlns:a="http://schemas.openxmlformats.org/drawingml/2006/main" noChangeAspect="1"/>
+            </wp:cNvGraphicFramePr>
+            <a:graphic xmlns:a="http://schemas.openxmlformats.org/drawingml/2006/main">
+              <a:graphicData uri="http://schemas.openxmlformats.org/drawingml/2006/picture">
+                <pic:pic xmlns:pic="http://schemas.openxmlformats.org/drawingml/2006/picture">
+                  <pic:nvPicPr>
+                    <pic:cNvPr id="0" name="Picture 3"/>
+                    <pic:cNvPicPr>
+                      <a:picLocks noChangeAspect="1" noChangeArrowheads="1"/>
+                    </pic:cNvPicPr>
+                  </pic:nvPicPr>
+                  <pic:blipFill>
+                    <a:blip r:embed="rId24">
+                      <a:extLst>
+                        <a:ext uri="{28A0092B-C50C-407E-A947-70E740481C1C}">
+                          <a14:useLocalDpi xmlns:a14="http://schemas.microsoft.com/office/drawing/2010/main" val="0"/>
+                        </a:ext>
+                      </a:extLst>
+                    </a:blip>
+                    <a:srcRect/>
+                    <a:stretch>
+                      <a:fillRect/>
+                    </a:stretch>
+                  </pic:blipFill>
+                  <pic:spPr bwMode="auto">
+                    <a:xfrm>
+                      <a:off x="0" y="0"/>
+                      <a:ext cx="6846738" cy="7753709"/>
+                    </a:xfrm>
+                    <a:prstGeom prst="rect">
+                      <a:avLst/>
+                    </a:prstGeom>
+                    <a:noFill/>
+                  </pic:spPr>
+                </pic:pic>
+              </a:graphicData>
+            </a:graphic>
+            <wp14:sizeRelH relativeFrom="page">
+              <wp14:pctWidth>0</wp14:pctWidth>
+            </wp14:sizeRelH>
+            <wp14:sizeRelV relativeFrom="page">
+              <wp14:pctHeight>0</wp14:pctHeight>
+            </wp14:sizeRelV>
+          </wp:anchor>
+        </w:drawing>
+      </w:r>
+    </w:p>
+    <w:p>
+      <w:pPr>
+        <w:spacing w:line="240" w:lineRule="auto"/>
+        <w:rPr>
+          <w:b/>
+          <w:bCs/>
+          <w:sz w:val="28"/>
+          <w:szCs w:val="28"/>
+        </w:rPr>
+      </w:pPr>
+      <w:r>
+        <w:rPr>
+          <w:b/>
+          <w:bCs/>
+          <w:sz w:val="28"/>
+          <w:szCs w:val="28"/>
+        </w:rPr>
+        <w:t xml:space="preserve">12: Точечный прогноз (Карелия) </w:t>
+      </w:r>
+    </w:p>
+    <w:p>
+      <w:pPr>
+        <w:spacing w:line="240" w:lineRule="auto"/>
+        <w:rPr>
+          <w:sz w:val="28"/>
+          <w:szCs w:val="28"/>
+        </w:rPr>
+      </w:pPr>
+      <w:r>
+        <w:rPr>
+          <w:sz w:val="28"/>
+          <w:szCs w:val="28"/>
+        </w:rPr>
+        <w:t xml:space="preserve">Строим точечный прогноз инвестиций для Республики Карелия на все годы выборки (2000–2012) и сравниваем с фактическими значениями. Прогноз строится по модели с </w:t>
+      </w:r>
+      <w:r>
+        <w:rPr>
+          <w:sz w:val="28"/>
+          <w:szCs w:val="28"/>
+        </w:rPr>
+        <w:t>фиктивными</w:t>
+      </w:r>
+      <w:r>
+        <w:rPr>
+          <w:sz w:val="28"/>
+          <w:szCs w:val="28"/>
+        </w:rPr>
+        <w:t>-переменными округов, Карелия относится к СЗФО.</w:t>
+      </w:r>
+    </w:p>
+    <w:p>
+      <w:pPr>
+        <w:spacing w:line="240" w:lineRule="auto"/>
+        <w:rPr>
+          <w:sz w:val="28"/>
+          <w:szCs w:val="28"/>
+        </w:rPr>
+      </w:pPr>
+    </w:p>
+    <w:p>
+      <w:pPr>
+        <w:spacing w:line="240" w:lineRule="auto"/>
+        <w:rPr>
+          <w:sz w:val="28"/>
+          <w:szCs w:val="28"/>
+        </w:rPr>
+      </w:pPr>
+      <w:r>
+        <w:rPr>
+          <w:sz w:val="28"/>
+          <w:szCs w:val="28"/>
+        </w:rPr>
+        <w:lastRenderedPageBreak/>
+        <w:drawing>
+          <wp:inline distT="0" distB="0" distL="0" distR="0" wp14:anchorId="73739F87" wp14:editId="1B071721">
+            <wp:extent cx="5940425" cy="2414270"/>
+            <wp:effectExtent l="0" t="0" r="0" b="0"/>
+            <wp:docPr id="1655709337" name="Рисунок 1"/>
+            <wp:cNvGraphicFramePr>
+              <a:graphicFrameLocks xmlns:a="http://schemas.openxmlformats.org/drawingml/2006/main" noChangeAspect="1"/>
+            </wp:cNvGraphicFramePr>
+            <a:graphic xmlns:a="http://schemas.openxmlformats.org/drawingml/2006/main">
+              <a:graphicData uri="http://schemas.openxmlformats.org/drawingml/2006/picture">
+                <pic:pic xmlns:pic="http://schemas.openxmlformats.org/drawingml/2006/picture">
+                  <pic:nvPicPr>
+                    <pic:cNvPr id="1655709337" name=""/>
+                    <pic:cNvPicPr/>
+                  </pic:nvPicPr>
+                  <pic:blipFill>
+                    <a:blip r:embed="rId25"/>
+                    <a:stretch>
+                      <a:fillRect/>
+                    </a:stretch>
+                  </pic:blipFill>
+                  <pic:spPr>
+                    <a:xfrm>
+                      <a:off x="0" y="0"/>
+                      <a:ext cx="5940425" cy="2414270"/>
+                    </a:xfrm>
+                    <a:prstGeom prst="rect">
+                      <a:avLst/>
+                    </a:prstGeom>
+                  </pic:spPr>
+                </pic:pic>
+              </a:graphicData>
+            </a:graphic>
+          </wp:inline>
+        </w:drawing>
+      </w:r>
+    </w:p>
+    <w:p>
+      <w:pPr>
+        <w:spacing w:line="240" w:lineRule="auto"/>
+        <w:rPr>
+          <w:sz w:val="28"/>
+          <w:szCs w:val="28"/>
+        </w:rPr>
+      </w:pPr>
+      <w:r>
+        <w:rPr>
+          <w:sz w:val="28"/>
+          <w:szCs w:val="28"/>
+        </w:rPr>
+        <w:t xml:space="preserve">В ранние годы (2000–2001) ошибка </w:t>
+      </w:r>
+      <w:r>
+        <w:rPr>
+          <w:sz w:val="28"/>
+          <w:szCs w:val="28"/>
+        </w:rPr>
+        <w:t>большая</w:t>
+      </w:r>
+      <w:r>
+        <w:rPr>
+          <w:sz w:val="28"/>
+          <w:szCs w:val="28"/>
+        </w:rPr>
+        <w:t xml:space="preserve"> </w:t>
+      </w:r>
+      <w:r>
+        <w:rPr>
+          <w:sz w:val="28"/>
+          <w:szCs w:val="28"/>
+        </w:rPr>
+        <w:t>-</w:t>
+      </w:r>
+      <w:r>
+        <w:rPr>
+          <w:sz w:val="28"/>
+          <w:szCs w:val="28"/>
+        </w:rPr>
+        <w:t xml:space="preserve"> модель плохо улавливает низкий стартовый уровень инвестиций. В середине (2002–2009) прогноз точнее, ошибка в пределах 10–25%. В конце</w:t>
+      </w:r>
+      <w:r>
+        <w:rPr>
+          <w:sz w:val="28"/>
+          <w:szCs w:val="28"/>
+        </w:rPr>
+        <w:t xml:space="preserve"> </w:t>
+      </w:r>
+      <w:r>
+        <w:rPr>
+          <w:sz w:val="28"/>
+          <w:szCs w:val="28"/>
+        </w:rPr>
+        <w:t xml:space="preserve">(2010–2012) модель систематически завышает прогноз </w:t>
+      </w:r>
+      <w:r>
+        <w:rPr>
+          <w:sz w:val="28"/>
+          <w:szCs w:val="28"/>
+        </w:rPr>
+        <w:t>-</w:t>
+      </w:r>
+      <w:r>
+        <w:rPr>
+          <w:sz w:val="28"/>
+          <w:szCs w:val="28"/>
+        </w:rPr>
+        <w:t xml:space="preserve"> реальные инвестиции в Карелии вышли на плато, тогда как модель ожидает продолжения роста вслед за доходами. На графике видно, что прогнозная кривая в целом повторяет траекторию факта, но с 2010 года уходит заметно выше.</w:t>
+      </w:r>
+    </w:p>
+    <w:p>
+      <w:pPr>
+        <w:spacing w:line="240" w:lineRule="auto"/>
+        <w:rPr>
+          <w:sz w:val="28"/>
+          <w:szCs w:val="28"/>
+        </w:rPr>
+      </w:pPr>
+      <w:r>
+        <w:rPr>
+          <w:noProof/>
+          <w:sz w:val="28"/>
+          <w:szCs w:val="28"/>
+        </w:rPr>
+        <w:drawing>
+          <wp:anchor distT="0" distB="0" distL="114300" distR="114300" simplePos="0" relativeHeight="251656704" behindDoc="0" locked="0" layoutInCell="1" allowOverlap="1" wp14:anchorId="2430C509" wp14:editId="3D3340BB">
+            <wp:simplePos x="0" y="0"/>
+            <wp:positionH relativeFrom="column">
+              <wp:posOffset>237286</wp:posOffset>
+            </wp:positionH>
+            <wp:positionV relativeFrom="paragraph">
+              <wp:posOffset>-3475</wp:posOffset>
+            </wp:positionV>
+            <wp:extent cx="4842510" cy="5484495"/>
+            <wp:effectExtent l="0" t="0" r="0" b="0"/>
+            <wp:wrapThrough wrapText="bothSides">
+              <wp:wrapPolygon edited="0">
+                <wp:start x="0" y="0"/>
+                <wp:lineTo x="0" y="21532"/>
+                <wp:lineTo x="21498" y="21532"/>
+                <wp:lineTo x="21498" y="0"/>
+                <wp:lineTo x="0" y="0"/>
+              </wp:wrapPolygon>
+            </wp:wrapThrough>
+            <wp:docPr id="1532491101" name="Рисунок 2"/>
+            <wp:cNvGraphicFramePr>
+              <a:graphicFrameLocks xmlns:a="http://schemas.openxmlformats.org/drawingml/2006/main" noChangeAspect="1"/>
+            </wp:cNvGraphicFramePr>
+            <a:graphic xmlns:a="http://schemas.openxmlformats.org/drawingml/2006/main">
+              <a:graphicData uri="http://schemas.openxmlformats.org/drawingml/2006/picture">
+                <pic:pic xmlns:pic="http://schemas.openxmlformats.org/drawingml/2006/picture">
+                  <pic:nvPicPr>
+                    <pic:cNvPr id="0" name="Picture 4"/>
+                    <pic:cNvPicPr>
+                      <a:picLocks noChangeAspect="1" noChangeArrowheads="1"/>
+                    </pic:cNvPicPr>
+                  </pic:nvPicPr>
+                  <pic:blipFill>
+                    <a:blip r:embed="rId26">
+                      <a:extLst>
+                        <a:ext uri="{28A0092B-C50C-407E-A947-70E740481C1C}">
+                          <a14:useLocalDpi xmlns:a14="http://schemas.microsoft.com/office/drawing/2010/main" val="0"/>
+                        </a:ext>
+                      </a:extLst>
+                    </a:blip>
+                    <a:srcRect/>
+                    <a:stretch>
+                      <a:fillRect/>
+                    </a:stretch>
+                  </pic:blipFill>
+                  <pic:spPr bwMode="auto">
+                    <a:xfrm>
+                      <a:off x="0" y="0"/>
+                      <a:ext cx="4842510" cy="5484495"/>
+                    </a:xfrm>
+                    <a:prstGeom prst="rect">
+                      <a:avLst/>
+                    </a:prstGeom>
+                    <a:noFill/>
+                  </pic:spPr>
+                </pic:pic>
+              </a:graphicData>
+            </a:graphic>
+            <wp14:sizeRelH relativeFrom="page">
+              <wp14:pctWidth>0</wp14:pctWidth>
+            </wp14:sizeRelH>
+            <wp14:sizeRelV relativeFrom="page">
+              <wp14:pctHeight>0</wp14:pctHeight>
+            </wp14:sizeRelV>
+          </wp:anchor>
+        </w:drawing>
+      </w:r>
+    </w:p>
+    <w:p>
+      <w:pPr>
+        <w:spacing w:line="240" w:lineRule="auto"/>
+        <w:rPr>
+          <w:b/>
+          <w:bCs/>
+          <w:sz w:val="28"/>
+          <w:szCs w:val="28"/>
+        </w:rPr>
+      </w:pPr>
+      <w:r>
+        <w:rPr>
+          <w:b/>
+          <w:bCs/>
+          <w:sz w:val="28"/>
+          <w:szCs w:val="28"/>
+        </w:rPr>
+        <w:lastRenderedPageBreak/>
+        <w:t>13: Интервальный прогноз (Карелия)</w:t>
+      </w:r>
+    </w:p>
+    <w:p>
+      <w:pPr>
+        <w:spacing w:line="240" w:lineRule="auto"/>
+        <w:rPr>
+          <w:sz w:val="28"/>
+          <w:szCs w:val="28"/>
+        </w:rPr>
+      </w:pPr>
+      <w:r>
+        <w:rPr>
+          <w:b/>
+          <w:bCs/>
+          <w:noProof/>
+          <w:sz w:val="28"/>
+          <w:szCs w:val="28"/>
+        </w:rPr>
+        <w:drawing>
+          <wp:anchor distT="0" distB="0" distL="114300" distR="114300" simplePos="0" relativeHeight="251665920" behindDoc="0" locked="0" layoutInCell="1" allowOverlap="1" wp14:anchorId="75C97E0C" wp14:editId="1CEC8074">
+            <wp:simplePos x="0" y="0"/>
+            <wp:positionH relativeFrom="column">
+              <wp:posOffset>-890594</wp:posOffset>
+            </wp:positionH>
+            <wp:positionV relativeFrom="paragraph">
+              <wp:posOffset>297180</wp:posOffset>
+            </wp:positionV>
+            <wp:extent cx="4086860" cy="5029200"/>
+            <wp:effectExtent l="0" t="0" r="0" b="0"/>
+            <wp:wrapThrough wrapText="bothSides">
+              <wp:wrapPolygon edited="0">
+                <wp:start x="0" y="0"/>
+                <wp:lineTo x="0" y="21518"/>
+                <wp:lineTo x="21546" y="21518"/>
+                <wp:lineTo x="21546" y="0"/>
+                <wp:lineTo x="0" y="0"/>
+              </wp:wrapPolygon>
+            </wp:wrapThrough>
+            <wp:docPr id="209838158" name="Рисунок 3"/>
+            <wp:cNvGraphicFramePr>
+              <a:graphicFrameLocks xmlns:a="http://schemas.openxmlformats.org/drawingml/2006/main" noChangeAspect="1"/>
+            </wp:cNvGraphicFramePr>
+            <a:graphic xmlns:a="http://schemas.openxmlformats.org/drawingml/2006/main">
+              <a:graphicData uri="http://schemas.openxmlformats.org/drawingml/2006/picture">
+                <pic:pic xmlns:pic="http://schemas.openxmlformats.org/drawingml/2006/picture">
+                  <pic:nvPicPr>
+                    <pic:cNvPr id="0" name="Picture 5"/>
+                    <pic:cNvPicPr>
+                      <a:picLocks noChangeAspect="1" noChangeArrowheads="1"/>
+                    </pic:cNvPicPr>
+                  </pic:nvPicPr>
+                  <pic:blipFill>
+                    <a:blip r:embed="rId27">
+                      <a:extLst>
+                        <a:ext uri="{28A0092B-C50C-407E-A947-70E740481C1C}">
+                          <a14:useLocalDpi xmlns:a14="http://schemas.microsoft.com/office/drawing/2010/main" val="0"/>
+                        </a:ext>
+                      </a:extLst>
+                    </a:blip>
+                    <a:srcRect/>
+                    <a:stretch>
+                      <a:fillRect/>
+                    </a:stretch>
+                  </pic:blipFill>
+                  <pic:spPr bwMode="auto">
+                    <a:xfrm>
+                      <a:off x="0" y="0"/>
+                      <a:ext cx="4086860" cy="5029200"/>
+                    </a:xfrm>
+                    <a:prstGeom prst="rect">
+                      <a:avLst/>
+                    </a:prstGeom>
+                    <a:noFill/>
+                  </pic:spPr>
+                </pic:pic>
+              </a:graphicData>
+            </a:graphic>
+            <wp14:sizeRelH relativeFrom="page">
+              <wp14:pctWidth>0</wp14:pctWidth>
+            </wp14:sizeRelH>
+            <wp14:sizeRelV relativeFrom="page">
+              <wp14:pctHeight>0</wp14:pctHeight>
+            </wp14:sizeRelV>
+          </wp:anchor>
+        </w:drawing>
+      </w:r>
+      <w:r>
+        <w:rPr>
+          <w:sz w:val="28"/>
+          <w:szCs w:val="28"/>
+        </w:rPr>
+        <w:t xml:space="preserve">Строим доверительный интервал для прогноза с уровнем доверия 95%. </w:t>
+      </w:r>
+    </w:p>
+    <w:p>
+      <w:pPr>
+        <w:spacing w:line="240" w:lineRule="auto"/>
+        <w:rPr>
+          <w:sz w:val="28"/>
+          <w:szCs w:val="28"/>
+        </w:rPr>
+      </w:pPr>
+    </w:p>
+    <w:p>
+      <w:pPr>
+        <w:spacing w:line="240" w:lineRule="auto"/>
+        <w:rPr>
+          <w:b/>
+          <w:bCs/>
+          <w:sz w:val="28"/>
+          <w:szCs w:val="28"/>
+        </w:rPr>
+      </w:pPr>
+    </w:p>
+    <w:p>
+      <w:pPr>
+        <w:spacing w:line="240" w:lineRule="auto"/>
+        <w:rPr>
+          <w:b/>
+          <w:bCs/>
+          <w:sz w:val="28"/>
+          <w:szCs w:val="28"/>
+        </w:rPr>
+      </w:pPr>
+    </w:p>
+    <w:p>
+      <w:pPr>
+        <w:spacing w:line="240" w:lineRule="auto"/>
+        <w:rPr>
+          <w:b/>
+          <w:bCs/>
+          <w:sz w:val="28"/>
+          <w:szCs w:val="28"/>
+        </w:rPr>
+      </w:pPr>
+      <w:r>
+        <w:rPr>
+          <w:b/>
+          <w:bCs/>
+          <w:sz w:val="28"/>
+          <w:szCs w:val="28"/>
+        </w:rPr>
+        <w:drawing>
+          <wp:anchor distT="0" distB="0" distL="114300" distR="114300" simplePos="0" relativeHeight="251679232" behindDoc="0" locked="0" layoutInCell="1" allowOverlap="1" wp14:anchorId="15FBC860" wp14:editId="7E7DA710">
+            <wp:simplePos x="0" y="0"/>
+            <wp:positionH relativeFrom="column">
+              <wp:posOffset>-227282</wp:posOffset>
+            </wp:positionH>
+            <wp:positionV relativeFrom="paragraph">
+              <wp:posOffset>221615</wp:posOffset>
+            </wp:positionV>
+            <wp:extent cx="3312795" cy="2242820"/>
+            <wp:effectExtent l="0" t="0" r="0" b="0"/>
+            <wp:wrapThrough wrapText="bothSides">
+              <wp:wrapPolygon edited="0">
+                <wp:start x="0" y="0"/>
+                <wp:lineTo x="0" y="21465"/>
+                <wp:lineTo x="21488" y="21465"/>
+                <wp:lineTo x="21488" y="0"/>
+                <wp:lineTo x="0" y="0"/>
+              </wp:wrapPolygon>
+            </wp:wrapThrough>
+            <wp:docPr id="1221176616" name="Рисунок 1"/>
+            <wp:cNvGraphicFramePr>
+              <a:graphicFrameLocks xmlns:a="http://schemas.openxmlformats.org/drawingml/2006/main" noChangeAspect="1"/>
+            </wp:cNvGraphicFramePr>
+            <a:graphic xmlns:a="http://schemas.openxmlformats.org/drawingml/2006/main">
+              <a:graphicData uri="http://schemas.openxmlformats.org/drawingml/2006/picture">
+                <pic:pic xmlns:pic="http://schemas.openxmlformats.org/drawingml/2006/picture">
+                  <pic:nvPicPr>
+                    <pic:cNvPr id="1221176616" name=""/>
+                    <pic:cNvPicPr/>
+                  </pic:nvPicPr>
+                  <pic:blipFill>
+                    <a:blip r:embed="rId28">
+                      <a:extLst>
+                        <a:ext uri="{28A0092B-C50C-407E-A947-70E740481C1C}">
+                          <a14:useLocalDpi xmlns:a14="http://schemas.microsoft.com/office/drawing/2010/main" val="0"/>
+                        </a:ext>
+                      </a:extLst>
+                    </a:blip>
+                    <a:stretch>
+                      <a:fillRect/>
+                    </a:stretch>
+                  </pic:blipFill>
+                  <pic:spPr>
+                    <a:xfrm>
+                      <a:off x="0" y="0"/>
+                      <a:ext cx="3312795" cy="2242820"/>
+                    </a:xfrm>
+                    <a:prstGeom prst="rect">
+                      <a:avLst/>
+                    </a:prstGeom>
+                  </pic:spPr>
+                </pic:pic>
+              </a:graphicData>
+            </a:graphic>
+            <wp14:sizeRelH relativeFrom="margin">
+              <wp14:pctWidth>0</wp14:pctWidth>
+            </wp14:sizeRelH>
+            <wp14:sizeRelV relativeFrom="margin">
+              <wp14:pctHeight>0</wp14:pctHeight>
+            </wp14:sizeRelV>
+          </wp:anchor>
+        </w:drawing>
+      </w:r>
+    </w:p>
+    <w:p>
+      <w:pPr>
+        <w:spacing w:line="240" w:lineRule="auto"/>
+        <w:rPr>
+          <w:b/>
+          <w:bCs/>
+          <w:sz w:val="28"/>
+          <w:szCs w:val="28"/>
+        </w:rPr>
+      </w:pPr>
+    </w:p>
+    <w:p>
+      <w:pPr>
+        <w:spacing w:line="240" w:lineRule="auto"/>
+        <w:rPr>
+          <w:b/>
+          <w:bCs/>
+          <w:sz w:val="28"/>
+          <w:szCs w:val="28"/>
+        </w:rPr>
+      </w:pPr>
+    </w:p>
+    <w:p>
+      <w:pPr>
+        <w:spacing w:line="240" w:lineRule="auto"/>
+        <w:rPr>
+          <w:b/>
+          <w:bCs/>
+          <w:sz w:val="28"/>
+          <w:szCs w:val="28"/>
+        </w:rPr>
+      </w:pPr>
+    </w:p>
+    <w:p>
+      <w:pPr>
+        <w:spacing w:line="240" w:lineRule="auto"/>
+        <w:rPr>
+          <w:b/>
+          <w:bCs/>
+          <w:sz w:val="28"/>
+          <w:szCs w:val="28"/>
+        </w:rPr>
+      </w:pPr>
+    </w:p>
+    <w:p>
+      <w:pPr>
+        <w:spacing w:line="240" w:lineRule="auto"/>
+        <w:rPr>
+          <w:b/>
+          <w:bCs/>
+          <w:sz w:val="28"/>
+          <w:szCs w:val="28"/>
+        </w:rPr>
+      </w:pPr>
+    </w:p>
+    <w:p>
+      <w:pPr>
+        <w:spacing w:line="240" w:lineRule="auto"/>
+        <w:rPr>
+          <w:sz w:val="28"/>
+          <w:szCs w:val="28"/>
+        </w:rPr>
+      </w:pPr>
+      <w:r>
+        <w:rPr>
+          <w:sz w:val="28"/>
+          <w:szCs w:val="28"/>
+        </w:rPr>
+        <w:t xml:space="preserve">Доверительный интервал относительно узкий </w:t>
+      </w:r>
+      <w:r>
+        <w:rPr>
+          <w:sz w:val="28"/>
+          <w:szCs w:val="28"/>
+        </w:rPr>
+        <w:t>-</w:t>
+      </w:r>
+      <w:r>
+        <w:rPr>
+          <w:sz w:val="28"/>
+          <w:szCs w:val="28"/>
+        </w:rPr>
+        <w:t xml:space="preserve"> модель уверенно оценивает среднее. Ширина интервала растёт со временем: в 2000 году разброс составлял около 70 млн руб., к 2012 году </w:t>
+      </w:r>
+      <w:r>
+        <w:rPr>
+          <w:sz w:val="28"/>
+          <w:szCs w:val="28"/>
+        </w:rPr>
+        <w:t>-</w:t>
+      </w:r>
+      <w:r>
+        <w:rPr>
+          <w:sz w:val="28"/>
+          <w:szCs w:val="28"/>
+        </w:rPr>
+        <w:t xml:space="preserve"> уже 912 млн руб. Это объясняется ростом абсолютных значений инвестиций </w:t>
+      </w:r>
+      <w:r>
+        <w:rPr>
+          <w:sz w:val="28"/>
+          <w:szCs w:val="28"/>
+        </w:rPr>
+        <w:t>-</w:t>
+      </w:r>
+      <w:r>
+        <w:rPr>
+          <w:sz w:val="28"/>
+          <w:szCs w:val="28"/>
+        </w:rPr>
+        <w:t xml:space="preserve"> в логарифмическом масштабе неопределённость постоянная, но в рублях она увеличивается пропорционально уровню.</w:t>
+      </w:r>
+    </w:p>
+    <w:p>
+      <w:pPr>
+        <w:spacing w:line="240" w:lineRule="auto"/>
+        <w:rPr>
+          <w:sz w:val="28"/>
+          <w:szCs w:val="28"/>
+        </w:rPr>
+      </w:pPr>
+      <w:r>
+        <w:rPr>
+          <w:sz w:val="28"/>
+          <w:szCs w:val="28"/>
+        </w:rPr>
+        <w:t xml:space="preserve">Фактические значения попадают в доверительный интервал лишь в </w:t>
+      </w:r>
+      <w:r>
+        <w:rPr>
+          <w:sz w:val="28"/>
+          <w:szCs w:val="28"/>
+        </w:rPr>
+        <w:t>4</w:t>
+      </w:r>
+      <w:r>
+        <w:rPr>
+          <w:sz w:val="28"/>
+          <w:szCs w:val="28"/>
+        </w:rPr>
+        <w:t xml:space="preserve"> из 13 случаев (2002, 2003, 2008, 2009). На графике видно, что фактические значения в целом следуют тренду прогноза, однако с 2010 года устойчиво остаются ниже </w:t>
+      </w:r>
+      <w:r>
+        <w:rPr>
+          <w:sz w:val="28"/>
+          <w:szCs w:val="28"/>
+        </w:rPr>
+        <w:t>-</w:t>
+      </w:r>
+      <w:r>
+        <w:rPr>
+          <w:sz w:val="28"/>
+          <w:szCs w:val="28"/>
+        </w:rPr>
+        <w:t xml:space="preserve"> Карелия перестала расти темпами, которые предсказывает общероссийская модель.</w:t>
       </w:r>
     </w:p>
     <w:p>

--- a/Отчет о проекте №2 (Новожилов, 22405).docx
+++ b/Отчет о проекте №2 (Новожилов, 22405).docx
@@ -1,6 +1,6 @@
 
 <file path=word/document.xml><?xml version="1.0" encoding="utf-8"?>
-<w:document xmlns:wpc="http://schemas.microsoft.com/office/word/2010/wordprocessingCanvas" xmlns:cx="http://schemas.microsoft.com/office/drawing/2014/chartex" xmlns:cx1="http://schemas.microsoft.com/office/drawing/2015/9/8/chartex" xmlns:cx2="http://schemas.microsoft.com/office/drawing/2015/10/21/chartex" xmlns:cx3="http://schemas.microsoft.com/office/drawing/2016/5/9/chartex" xmlns:cx4="http://schemas.microsoft.com/office/drawing/2016/5/10/chartex" xmlns:cx5="http://schemas.microsoft.com/office/drawing/2016/5/11/chartex" xmlns:cx6="http://schemas.microsoft.com/office/drawing/2016/5/12/chartex" xmlns:cx7="http://schemas.microsoft.com/office/drawing/2016/5/13/chartex" xmlns:cx8="http://schemas.microsoft.com/office/drawing/2016/5/14/chartex" xmlns:mc="http://schemas.openxmlformats.org/markup-compatibility/2006" xmlns:aink="http://schemas.microsoft.com/office/drawing/2016/ink" xmlns:am3d="http://schemas.microsoft.com/office/drawing/2017/model3d" xmlns:o="urn:schemas-microsoft-com:office:office" xmlns:oel="http://schemas.microsoft.com/office/2019/extlst" xmlns:r="http://schemas.openxmlformats.org/officeDocument/2006/relationships" xmlns:m="http://schemas.openxmlformats.org/officeDocument/2006/math" xmlns:v="urn:schemas-microsoft-com:vml" xmlns:wp14="http://schemas.microsoft.com/office/word/2010/wordprocessingDrawing" xmlns:wp="http://schemas.openxmlformats.org/drawingml/2006/wordprocessingDrawing" xmlns:w10="urn:schemas-microsoft-com:office:word" xmlns:w="http://schemas.openxmlformats.org/wordprocessingml/2006/main" xmlns:w14="http://schemas.microsoft.com/office/word/2010/wordml" xmlns:w15="http://schemas.microsoft.com/office/word/2012/wordml" xmlns:w16cex="http://schemas.microsoft.com/office/word/2018/wordml/cex" xmlns:w16cid="http://schemas.microsoft.com/office/word/2016/wordml/cid" xmlns:w16="http://schemas.microsoft.com/office/word/2018/wordml" xmlns:w16du="http://schemas.microsoft.com/office/word/2023/wordml/word16du" xmlns:w16sdtdh="http://schemas.microsoft.com/office/word/2020/wordml/sdtdatahash" xmlns:w16sdtfl="http://schemas.microsoft.com/office/word/2024/wordml/sdtformatlock" xmlns:w16se="http://schemas.microsoft.com/office/word/2015/wordml/symex" xmlns:wpg="http://schemas.microsoft.com/office/word/2010/wordprocessingGroup" xmlns:wpi="http://schemas.microsoft.com/office/word/2010/wordprocessingInk" xmlns:wne="http://schemas.microsoft.com/office/word/2006/wordml" xmlns:wps="http://schemas.microsoft.com/office/word/2010/wordprocessingShape" mc:Ignorable="w14 w15 w16se w16cid w16 w16cex w16sdtdh w16sdtfl w16du wp14">
+<w:document xmlns:ve="http://schemas.openxmlformats.org/markup-compatibility/2006" xmlns:o="urn:schemas-microsoft-com:office:office" xmlns:r="http://schemas.openxmlformats.org/officeDocument/2006/relationships" xmlns:m="http://schemas.openxmlformats.org/officeDocument/2006/math" xmlns:v="urn:schemas-microsoft-com:vml" xmlns:wp="http://schemas.openxmlformats.org/drawingml/2006/wordprocessingDrawing" xmlns:w10="urn:schemas-microsoft-com:office:word" xmlns:w="http://schemas.openxmlformats.org/wordprocessingml/2006/main" xmlns:wne="http://schemas.microsoft.com/office/word/2006/wordml">
   <w:body>
     <w:p>
       <w:pPr>
@@ -366,11 +366,13 @@
       </w:pPr>
       <w:r>
         <w:rPr>
-          <w:sz w:val="28"/>
-          <w:szCs w:val="28"/>
+          <w:noProof/>
+          <w:sz w:val="28"/>
+          <w:szCs w:val="28"/>
+          <w:lang w:eastAsia="ru-RU"/>
         </w:rPr>
         <w:drawing>
-          <wp:inline distT="0" distB="0" distL="0" distR="0" wp14:anchorId="051BE9A5" wp14:editId="1ADF0DA0">
+          <wp:inline distT="0" distB="0" distL="0" distR="0">
             <wp:extent cx="3572374" cy="790685"/>
             <wp:effectExtent l="0" t="0" r="9525" b="9525"/>
             <wp:docPr id="922071442" name="Рисунок 1"/>
@@ -485,11 +487,13 @@
       </w:pPr>
       <w:r>
         <w:rPr>
-          <w:sz w:val="28"/>
-          <w:szCs w:val="28"/>
+          <w:noProof/>
+          <w:sz w:val="28"/>
+          <w:szCs w:val="28"/>
+          <w:lang w:eastAsia="ru-RU"/>
         </w:rPr>
         <w:drawing>
-          <wp:inline distT="0" distB="0" distL="0" distR="0" wp14:anchorId="6D327A6E" wp14:editId="199C81F5">
+          <wp:inline distT="0" distB="0" distL="0" distR="0">
             <wp:extent cx="5940425" cy="1045210"/>
             <wp:effectExtent l="0" t="0" r="0" b="0"/>
             <wp:docPr id="2144191225" name="Рисунок 1"/>
@@ -598,11 +602,13 @@
       </w:pPr>
       <w:r>
         <w:rPr>
-          <w:sz w:val="28"/>
-          <w:szCs w:val="28"/>
+          <w:noProof/>
+          <w:sz w:val="28"/>
+          <w:szCs w:val="28"/>
+          <w:lang w:eastAsia="ru-RU"/>
         </w:rPr>
         <w:drawing>
-          <wp:inline distT="0" distB="0" distL="0" distR="0" wp14:anchorId="11995642" wp14:editId="70607647">
+          <wp:inline distT="0" distB="0" distL="0" distR="0">
             <wp:extent cx="5940425" cy="995045"/>
             <wp:effectExtent l="0" t="0" r="0" b="0"/>
             <wp:docPr id="1207674211" name="Рисунок 1"/>
@@ -701,11 +707,13 @@
       </w:pPr>
       <w:r>
         <w:rPr>
-          <w:sz w:val="28"/>
-          <w:szCs w:val="28"/>
+          <w:noProof/>
+          <w:sz w:val="28"/>
+          <w:szCs w:val="28"/>
+          <w:lang w:eastAsia="ru-RU"/>
         </w:rPr>
         <w:drawing>
-          <wp:inline distT="0" distB="0" distL="0" distR="0" wp14:anchorId="2A3DA0B7" wp14:editId="64E88F1A">
+          <wp:inline distT="0" distB="0" distL="0" distR="0">
             <wp:extent cx="5940425" cy="2257425"/>
             <wp:effectExtent l="0" t="0" r="0" b="0"/>
             <wp:docPr id="1694903944" name="Рисунок 1"/>
@@ -739,7 +747,7 @@
                     </a:ln>
                     <a:extLst>
                       <a:ext uri="{53640926-AAD7-44D8-BBD7-CCE9431645EC}">
-                        <a14:shadowObscured xmlns:a14="http://schemas.microsoft.com/office/drawing/2010/main"/>
+                        <a14:shadowObscured xmlns:a14="http://schemas.microsoft.com/office/drawing/2010/main" xmlns:wps="http://schemas.microsoft.com/office/word/2010/wordprocessingShape" xmlns:wpi="http://schemas.microsoft.com/office/word/2010/wordprocessingInk" xmlns:wpg="http://schemas.microsoft.com/office/word/2010/wordprocessingGroup" xmlns:w16se="http://schemas.microsoft.com/office/word/2015/wordml/symex" xmlns:w16sdtfl="http://schemas.microsoft.com/office/word/2024/wordml/sdtformatlock" xmlns:w16sdtdh="http://schemas.microsoft.com/office/word/2020/wordml/sdtdatahash" xmlns:w16du="http://schemas.microsoft.com/office/word/2023/wordml/word16du" xmlns:w16="http://schemas.microsoft.com/office/word/2018/wordml" xmlns:w16cid="http://schemas.microsoft.com/office/word/2016/wordml/cid" xmlns:w16cex="http://schemas.microsoft.com/office/word/2018/wordml/cex" xmlns:w15="http://schemas.microsoft.com/office/word/2012/wordml" xmlns:w14="http://schemas.microsoft.com/office/word/2010/wordml" xmlns:w="http://schemas.openxmlformats.org/wordprocessingml/2006/main" xmlns:w10="urn:schemas-microsoft-com:office:word" xmlns:wp14="http://schemas.microsoft.com/office/word/2010/wordprocessingDrawing" xmlns:v="urn:schemas-microsoft-com:vml" xmlns:oel="http://schemas.microsoft.com/office/2019/extlst" xmlns:o="urn:schemas-microsoft-com:office:office" xmlns:am3d="http://schemas.microsoft.com/office/drawing/2017/model3d" xmlns:aink="http://schemas.microsoft.com/office/drawing/2016/ink" xmlns:mc="http://schemas.openxmlformats.org/markup-compatibility/2006" xmlns:cx8="http://schemas.microsoft.com/office/drawing/2016/5/14/chartex" xmlns:cx7="http://schemas.microsoft.com/office/drawing/2016/5/13/chartex" xmlns:cx6="http://schemas.microsoft.com/office/drawing/2016/5/12/chartex" xmlns:cx5="http://schemas.microsoft.com/office/drawing/2016/5/11/chartex" xmlns:cx4="http://schemas.microsoft.com/office/drawing/2016/5/10/chartex" xmlns:cx3="http://schemas.microsoft.com/office/drawing/2016/5/9/chartex" xmlns:cx2="http://schemas.microsoft.com/office/drawing/2015/10/21/chartex" xmlns:cx1="http://schemas.microsoft.com/office/drawing/2015/9/8/chartex" xmlns:cx="http://schemas.microsoft.com/office/drawing/2014/chartex" xmlns:wpc="http://schemas.microsoft.com/office/word/2010/wordprocessingCanvas" xmlns=""/>
                       </a:ext>
                     </a:extLst>
                   </pic:spPr>
@@ -793,13 +801,6 @@
         </w:rPr>
         <w:t>, где-то записаны под историческими названиями до административных реформ.</w:t>
       </w:r>
-      <w:r>
-        <w:rPr>
-          <w:sz w:val="28"/>
-          <w:szCs w:val="28"/>
-        </w:rPr>
-        <w:t xml:space="preserve"> </w:t>
-      </w:r>
     </w:p>
     <w:p>
       <w:pPr>
@@ -887,11 +888,13 @@
       </w:pPr>
       <w:r>
         <w:rPr>
-          <w:sz w:val="28"/>
-          <w:szCs w:val="28"/>
+          <w:noProof/>
+          <w:sz w:val="28"/>
+          <w:szCs w:val="28"/>
+          <w:lang w:eastAsia="ru-RU"/>
         </w:rPr>
         <w:drawing>
-          <wp:inline distT="0" distB="0" distL="0" distR="0" wp14:anchorId="7A5760D1" wp14:editId="50D990AA">
+          <wp:inline distT="0" distB="0" distL="0" distR="0">
             <wp:extent cx="5940425" cy="674370"/>
             <wp:effectExtent l="0" t="0" r="0" b="0"/>
             <wp:docPr id="1516933911" name="Рисунок 1"/>
@@ -987,11 +990,13 @@
       </w:pPr>
       <w:r>
         <w:rPr>
-          <w:sz w:val="28"/>
-          <w:szCs w:val="28"/>
+          <w:noProof/>
+          <w:sz w:val="28"/>
+          <w:szCs w:val="28"/>
+          <w:lang w:eastAsia="ru-RU"/>
         </w:rPr>
         <w:drawing>
-          <wp:anchor distT="0" distB="0" distL="114300" distR="114300" simplePos="0" relativeHeight="251640320" behindDoc="0" locked="0" layoutInCell="1" allowOverlap="1" wp14:anchorId="5DBDD022" wp14:editId="5EC59405">
+          <wp:anchor distT="0" distB="0" distL="114300" distR="114300" simplePos="0" relativeHeight="251640320" behindDoc="0" locked="0" layoutInCell="1" allowOverlap="1">
             <wp:simplePos x="0" y="0"/>
             <wp:positionH relativeFrom="column">
               <wp:posOffset>-1013460</wp:posOffset>
@@ -1025,7 +1030,7 @@
                     <a:blip r:embed="rId11">
                       <a:extLst>
                         <a:ext uri="{28A0092B-C50C-407E-A947-70E740481C1C}">
-                          <a14:useLocalDpi xmlns:a14="http://schemas.microsoft.com/office/drawing/2010/main" val="0"/>
+                          <a14:useLocalDpi xmlns:a14="http://schemas.microsoft.com/office/drawing/2010/main" xmlns:wps="http://schemas.microsoft.com/office/word/2010/wordprocessingShape" xmlns:wpi="http://schemas.microsoft.com/office/word/2010/wordprocessingInk" xmlns:wpg="http://schemas.microsoft.com/office/word/2010/wordprocessingGroup" xmlns:w16se="http://schemas.microsoft.com/office/word/2015/wordml/symex" xmlns:w16sdtfl="http://schemas.microsoft.com/office/word/2024/wordml/sdtformatlock" xmlns:w16sdtdh="http://schemas.microsoft.com/office/word/2020/wordml/sdtdatahash" xmlns:w16du="http://schemas.microsoft.com/office/word/2023/wordml/word16du" xmlns:w16="http://schemas.microsoft.com/office/word/2018/wordml" xmlns:w16cid="http://schemas.microsoft.com/office/word/2016/wordml/cid" xmlns:w16cex="http://schemas.microsoft.com/office/word/2018/wordml/cex" xmlns:w15="http://schemas.microsoft.com/office/word/2012/wordml" xmlns:w14="http://schemas.microsoft.com/office/word/2010/wordml" xmlns:w="http://schemas.openxmlformats.org/wordprocessingml/2006/main" xmlns:w10="urn:schemas-microsoft-com:office:word" xmlns:wp14="http://schemas.microsoft.com/office/word/2010/wordprocessingDrawing" xmlns:v="urn:schemas-microsoft-com:vml" xmlns:oel="http://schemas.microsoft.com/office/2019/extlst" xmlns:o="urn:schemas-microsoft-com:office:office" xmlns:am3d="http://schemas.microsoft.com/office/drawing/2017/model3d" xmlns:aink="http://schemas.microsoft.com/office/drawing/2016/ink" xmlns:mc="http://schemas.openxmlformats.org/markup-compatibility/2006" xmlns:cx8="http://schemas.microsoft.com/office/drawing/2016/5/14/chartex" xmlns:cx7="http://schemas.microsoft.com/office/drawing/2016/5/13/chartex" xmlns:cx6="http://schemas.microsoft.com/office/drawing/2016/5/12/chartex" xmlns:cx5="http://schemas.microsoft.com/office/drawing/2016/5/11/chartex" xmlns:cx4="http://schemas.microsoft.com/office/drawing/2016/5/10/chartex" xmlns:cx3="http://schemas.microsoft.com/office/drawing/2016/5/9/chartex" xmlns:cx2="http://schemas.microsoft.com/office/drawing/2015/10/21/chartex" xmlns:cx1="http://schemas.microsoft.com/office/drawing/2015/9/8/chartex" xmlns:cx="http://schemas.microsoft.com/office/drawing/2014/chartex" xmlns:wpc="http://schemas.microsoft.com/office/word/2010/wordprocessingCanvas" xmlns="" val="0"/>
                         </a:ext>
                       </a:extLst>
                     </a:blip>
@@ -1045,12 +1050,6 @@
                 </pic:pic>
               </a:graphicData>
             </a:graphic>
-            <wp14:sizeRelH relativeFrom="margin">
-              <wp14:pctWidth>0</wp14:pctWidth>
-            </wp14:sizeRelH>
-            <wp14:sizeRelV relativeFrom="margin">
-              <wp14:pctHeight>0</wp14:pctHeight>
-            </wp14:sizeRelV>
           </wp:anchor>
         </w:drawing>
       </w:r>
@@ -1175,7 +1174,7 @@
           <w:sz w:val="28"/>
           <w:szCs w:val="28"/>
         </w:rPr>
-        <w:t xml:space="preserve"> расстояние до Москвы (r = −0,447): крупные регионы в основном сосредоточены ближе к столице. Остальные пары слабо коррелируют, </w:t>
+        <w:t xml:space="preserve"> расстояние до Москвы (r = −0,447): крупные регионы в основном сосредоточены ближе к столице. Остальные пары слабо </w:t>
       </w:r>
       <w:proofErr w:type="spellStart"/>
       <w:r>
@@ -1183,6 +1182,22 @@
           <w:sz w:val="28"/>
           <w:szCs w:val="28"/>
         </w:rPr>
+        <w:t>коррелируют</w:t>
+      </w:r>
+      <w:proofErr w:type="spellEnd"/>
+      <w:r>
+        <w:rPr>
+          <w:sz w:val="28"/>
+          <w:szCs w:val="28"/>
+        </w:rPr>
+        <w:t xml:space="preserve">, </w:t>
+      </w:r>
+      <w:proofErr w:type="spellStart"/>
+      <w:r>
+        <w:rPr>
+          <w:sz w:val="28"/>
+          <w:szCs w:val="28"/>
+        </w:rPr>
         <w:t>мультиколлинеарность</w:t>
       </w:r>
       <w:proofErr w:type="spellEnd"/>
@@ -1361,8 +1376,24 @@
         <w:rPr>
           <w:sz w:val="28"/>
           <w:szCs w:val="28"/>
+        </w:rPr>
+        <w:t xml:space="preserve"> </w:t>
+      </w:r>
+      <w:proofErr w:type="spellStart"/>
+      <w:r>
+        <w:rPr>
+          <w:sz w:val="28"/>
+          <w:szCs w:val="28"/>
           <w:lang w:val="en-US"/>
         </w:rPr>
+        <w:t>значение</w:t>
+      </w:r>
+      <w:proofErr w:type="spellEnd"/>
+      <w:r>
+        <w:rPr>
+          <w:sz w:val="28"/>
+          <w:szCs w:val="28"/>
+        </w:rPr>
         <w:t xml:space="preserve"> </w:t>
       </w:r>
       <w:proofErr w:type="spellStart"/>
@@ -1372,84 +1403,25 @@
           <w:szCs w:val="28"/>
           <w:lang w:val="en-US"/>
         </w:rPr>
-        <w:t>значение</w:t>
+        <w:t>при</w:t>
       </w:r>
       <w:proofErr w:type="spellEnd"/>
       <w:r>
         <w:rPr>
           <w:sz w:val="28"/>
           <w:szCs w:val="28"/>
+        </w:rPr>
+        <w:t xml:space="preserve"> </w:t>
+      </w:r>
+      <w:proofErr w:type="spellStart"/>
+      <w:proofErr w:type="gramStart"/>
+      <w:r>
+        <w:rPr>
+          <w:sz w:val="28"/>
+          <w:szCs w:val="28"/>
           <w:lang w:val="en-US"/>
         </w:rPr>
-        <w:t xml:space="preserve"> </w:t>
-      </w:r>
-      <w:proofErr w:type="spellStart"/>
-      <w:r>
-        <w:rPr>
-          <w:sz w:val="28"/>
-          <w:szCs w:val="28"/>
-          <w:lang w:val="en-US"/>
-        </w:rPr>
-        <w:t>при</w:t>
-      </w:r>
-      <w:proofErr w:type="spellEnd"/>
-      <w:r>
-        <w:rPr>
-          <w:sz w:val="28"/>
-          <w:szCs w:val="28"/>
-          <w:lang w:val="en-US"/>
-        </w:rPr>
-        <w:t xml:space="preserve"> </w:t>
-      </w:r>
-      <w:proofErr w:type="spellStart"/>
-      <w:r>
-        <w:rPr>
-          <w:sz w:val="28"/>
-          <w:szCs w:val="28"/>
-          <w:lang w:val="en-US"/>
-        </w:rPr>
         <w:t>df</w:t>
-      </w:r>
-      <w:proofErr w:type="spellEnd"/>
-      <w:r>
-        <w:rPr>
-          <w:sz w:val="28"/>
-          <w:szCs w:val="28"/>
-          <w:lang w:val="en-US"/>
-        </w:rPr>
-        <w:t xml:space="preserve"> = 107</w:t>
-      </w:r>
-      <w:r>
-        <w:rPr>
-          <w:sz w:val="28"/>
-          <w:szCs w:val="28"/>
-        </w:rPr>
-        <w:t>4</w:t>
-      </w:r>
-      <w:proofErr w:type="gramStart"/>
-      <w:r>
-        <w:rPr>
-          <w:sz w:val="28"/>
-          <w:szCs w:val="28"/>
-        </w:rPr>
-        <w:t xml:space="preserve">как </w:t>
-      </w:r>
-      <w:r>
-        <w:rPr>
-          <w:sz w:val="28"/>
-          <w:szCs w:val="28"/>
-          <w:lang w:val="en-US"/>
-        </w:rPr>
-        <w:t xml:space="preserve"> </w:t>
-      </w:r>
-      <w:proofErr w:type="spellStart"/>
-      <w:r>
-        <w:rPr>
-          <w:sz w:val="28"/>
-          <w:szCs w:val="28"/>
-          <w:lang w:val="en-US"/>
-        </w:rPr>
-        <w:t>составляет</w:t>
       </w:r>
       <w:proofErr w:type="spellEnd"/>
       <w:proofErr w:type="gramEnd"/>
@@ -1459,6 +1431,20 @@
           <w:szCs w:val="28"/>
           <w:lang w:val="en-US"/>
         </w:rPr>
+        <w:t xml:space="preserve"> = 107</w:t>
+      </w:r>
+      <w:r>
+        <w:rPr>
+          <w:sz w:val="28"/>
+          <w:szCs w:val="28"/>
+        </w:rPr>
+        <w:t>4</w:t>
+      </w:r>
+      <w:r>
+        <w:rPr>
+          <w:sz w:val="28"/>
+          <w:szCs w:val="28"/>
+        </w:rPr>
         <w:t xml:space="preserve"> </w:t>
       </w:r>
       <w:proofErr w:type="spellStart"/>
@@ -1468,7 +1454,7 @@
           <w:szCs w:val="28"/>
           <w:lang w:val="en-US"/>
         </w:rPr>
-        <w:t>t</w:t>
+        <w:t>составляетt</w:t>
       </w:r>
       <w:r>
         <w:rPr>
@@ -1507,12 +1493,13 @@
       </w:pPr>
       <w:r>
         <w:rPr>
-          <w:sz w:val="28"/>
-          <w:szCs w:val="28"/>
-          <w:lang w:val="en-US"/>
+          <w:noProof/>
+          <w:sz w:val="28"/>
+          <w:szCs w:val="28"/>
+          <w:lang w:eastAsia="ru-RU"/>
         </w:rPr>
         <w:drawing>
-          <wp:inline distT="0" distB="0" distL="0" distR="0" wp14:anchorId="1E05AEEB" wp14:editId="07DC8D8C">
+          <wp:inline distT="0" distB="0" distL="0" distR="0">
             <wp:extent cx="5940425" cy="1804670"/>
             <wp:effectExtent l="0" t="0" r="0" b="0"/>
             <wp:docPr id="982439933" name="Рисунок 1"/>
@@ -1589,15 +1576,30 @@
           <w:sz w:val="28"/>
           <w:szCs w:val="28"/>
         </w:rPr>
-        <w:t xml:space="preserve">ирота формально тоже проходит порог значимости (p = 0,014), хотя сама корреляция слабая (r = −0,075) </w:t>
-      </w:r>
-      <w:proofErr w:type="gramStart"/>
-      <w:r>
-        <w:rPr>
-          <w:sz w:val="28"/>
-          <w:szCs w:val="28"/>
-        </w:rPr>
-        <w:t>-</w:t>
+        <w:t>ирота формально тоже проходит порог значимости (p = 0,014), хотя сама корреляция слабая (</w:t>
+      </w:r>
+      <w:proofErr w:type="spellStart"/>
+      <w:r>
+        <w:rPr>
+          <w:sz w:val="28"/>
+          <w:szCs w:val="28"/>
+        </w:rPr>
+        <w:t>r</w:t>
+      </w:r>
+      <w:proofErr w:type="spellEnd"/>
+      <w:r>
+        <w:rPr>
+          <w:sz w:val="28"/>
+          <w:szCs w:val="28"/>
+        </w:rPr>
+        <w:t xml:space="preserve"> = −0,075) </w:t>
+      </w:r>
+      <w:r>
+        <w:rPr>
+          <w:sz w:val="28"/>
+          <w:szCs w:val="28"/>
+        </w:rPr>
+        <w:t>–</w:t>
       </w:r>
       <w:r>
         <w:rPr>
@@ -1606,7 +1608,6 @@
         </w:rPr>
         <w:t xml:space="preserve"> это</w:t>
       </w:r>
-      <w:proofErr w:type="gramEnd"/>
       <w:r>
         <w:rPr>
           <w:sz w:val="28"/>
@@ -1622,13 +1623,97 @@
         <w:lastRenderedPageBreak/>
         <w:t xml:space="preserve">эффект большой выборки: при n = 1074 даже мелкие связи оказываются значимыми. </w:t>
       </w:r>
+      <w:r>
+        <w:rPr>
+          <w:sz w:val="28"/>
+          <w:szCs w:val="28"/>
+        </w:rPr>
+        <w:t>Поэт</w:t>
+      </w:r>
+      <w:r>
+        <w:rPr>
+          <w:sz w:val="28"/>
+          <w:szCs w:val="28"/>
+        </w:rPr>
+        <w:t>ом</w:t>
+      </w:r>
+      <w:r>
+        <w:rPr>
+          <w:sz w:val="28"/>
+          <w:szCs w:val="28"/>
+        </w:rPr>
+        <w:t>у в</w:t>
+      </w:r>
+      <w:r>
+        <w:rPr>
+          <w:sz w:val="28"/>
+          <w:szCs w:val="28"/>
+        </w:rPr>
+        <w:t>се четыре переменных включаем в модель.</w:t>
+      </w:r>
+    </w:p>
+    <w:p>
+      <w:pPr>
+        <w:spacing w:line="240" w:lineRule="auto"/>
+        <w:rPr>
+          <w:b/>
+          <w:bCs/>
+          <w:sz w:val="28"/>
+          <w:szCs w:val="28"/>
+        </w:rPr>
+      </w:pPr>
+    </w:p>
+    <w:p>
+      <w:pPr>
+        <w:spacing w:line="240" w:lineRule="auto"/>
+        <w:rPr>
+          <w:b/>
+          <w:bCs/>
+          <w:sz w:val="28"/>
+          <w:szCs w:val="28"/>
+        </w:rPr>
+      </w:pPr>
+      <w:r>
+        <w:rPr>
+          <w:b/>
+          <w:bCs/>
+          <w:sz w:val="28"/>
+          <w:szCs w:val="28"/>
+        </w:rPr>
+        <w:t xml:space="preserve">3: Построение линейной регрессии </w:t>
+      </w:r>
+    </w:p>
+    <w:p>
+      <w:pPr>
+        <w:spacing w:line="240" w:lineRule="auto"/>
+        <w:rPr>
+          <w:sz w:val="28"/>
+          <w:szCs w:val="28"/>
+        </w:rPr>
+      </w:pPr>
+      <w:r>
+        <w:rPr>
+          <w:sz w:val="28"/>
+          <w:szCs w:val="28"/>
+        </w:rPr>
+        <w:t>Уравнение регрессии:</w:t>
+      </w:r>
+    </w:p>
+    <w:p>
+      <w:pPr>
+        <w:spacing w:line="240" w:lineRule="auto"/>
+        <w:rPr>
+          <w:sz w:val="28"/>
+          <w:szCs w:val="28"/>
+        </w:rPr>
+      </w:pPr>
       <w:proofErr w:type="spellStart"/>
       <w:r>
         <w:rPr>
           <w:sz w:val="28"/>
           <w:szCs w:val="28"/>
         </w:rPr>
-        <w:t>Поэтмоу</w:t>
+        <w:t>ln</w:t>
       </w:r>
       <w:proofErr w:type="spellEnd"/>
       <w:r>
@@ -1636,145 +1721,26 @@
           <w:sz w:val="28"/>
           <w:szCs w:val="28"/>
         </w:rPr>
-        <w:t xml:space="preserve"> в</w:t>
-      </w:r>
-      <w:r>
-        <w:rPr>
-          <w:sz w:val="28"/>
-          <w:szCs w:val="28"/>
-        </w:rPr>
-        <w:t>се четыре переменных включаем в модель.</w:t>
-      </w:r>
-    </w:p>
-    <w:p>
-      <w:pPr>
-        <w:spacing w:line="240" w:lineRule="auto"/>
-        <w:rPr>
-          <w:b/>
-          <w:bCs/>
-          <w:sz w:val="28"/>
-          <w:szCs w:val="28"/>
-          <w:lang w:val="en-US"/>
-        </w:rPr>
-      </w:pPr>
-    </w:p>
-    <w:p>
-      <w:pPr>
-        <w:spacing w:line="240" w:lineRule="auto"/>
-        <w:rPr>
-          <w:b/>
-          <w:bCs/>
-          <w:sz w:val="28"/>
-          <w:szCs w:val="28"/>
-        </w:rPr>
-      </w:pPr>
-      <w:r>
-        <w:rPr>
-          <w:b/>
-          <w:bCs/>
-          <w:sz w:val="28"/>
-          <w:szCs w:val="28"/>
-        </w:rPr>
-        <w:t xml:space="preserve">3: Построение линейной регрессии </w:t>
-      </w:r>
-    </w:p>
-    <w:p>
-      <w:pPr>
-        <w:spacing w:line="240" w:lineRule="auto"/>
-        <w:rPr>
-          <w:sz w:val="28"/>
-          <w:szCs w:val="28"/>
-        </w:rPr>
-      </w:pPr>
-      <w:r>
-        <w:rPr>
-          <w:sz w:val="28"/>
-          <w:szCs w:val="28"/>
-        </w:rPr>
-        <w:t>Уравнение регрессии:</w:t>
-      </w:r>
-    </w:p>
-    <w:p>
-      <w:pPr>
-        <w:spacing w:line="240" w:lineRule="auto"/>
-        <w:rPr>
-          <w:sz w:val="28"/>
-          <w:szCs w:val="28"/>
-        </w:rPr>
-      </w:pPr>
-      <w:proofErr w:type="spellStart"/>
-      <w:proofErr w:type="gramStart"/>
-      <w:r>
-        <w:rPr>
-          <w:sz w:val="28"/>
-          <w:szCs w:val="28"/>
-        </w:rPr>
-        <w:t>ln</w:t>
-      </w:r>
-      <w:proofErr w:type="spellEnd"/>
-      <w:r>
-        <w:rPr>
-          <w:sz w:val="28"/>
-          <w:szCs w:val="28"/>
-        </w:rPr>
-        <w:t>(</w:t>
-      </w:r>
-      <w:proofErr w:type="gramEnd"/>
-      <w:r>
-        <w:rPr>
-          <w:sz w:val="28"/>
-          <w:szCs w:val="28"/>
-        </w:rPr>
-        <w:t>Инвестиции) = −15,71 + 1,293·</w:t>
-      </w:r>
-      <w:proofErr w:type="gramStart"/>
-      <w:r>
-        <w:rPr>
-          <w:sz w:val="28"/>
-          <w:szCs w:val="28"/>
-        </w:rPr>
-        <w:t>ln(</w:t>
-      </w:r>
-      <w:proofErr w:type="gramEnd"/>
-      <w:r>
-        <w:rPr>
-          <w:sz w:val="28"/>
-          <w:szCs w:val="28"/>
-        </w:rPr>
-        <w:t>Доходы) + 1,041·</w:t>
-      </w:r>
-      <w:proofErr w:type="gramStart"/>
-      <w:r>
-        <w:rPr>
-          <w:sz w:val="28"/>
-          <w:szCs w:val="28"/>
-        </w:rPr>
-        <w:t>ln(</w:t>
-      </w:r>
-      <w:proofErr w:type="gramEnd"/>
-      <w:r>
-        <w:rPr>
-          <w:sz w:val="28"/>
-          <w:szCs w:val="28"/>
-        </w:rPr>
-        <w:t>Население) − 0,040·Широта − 0,000085·Расст. до Москвы</w:t>
-      </w:r>
-    </w:p>
-    <w:p>
-      <w:pPr>
-        <w:spacing w:line="240" w:lineRule="auto"/>
-        <w:rPr>
-          <w:sz w:val="28"/>
-          <w:szCs w:val="28"/>
-        </w:rPr>
-      </w:pPr>
-      <w:r>
-        <w:rPr>
-          <w:sz w:val="28"/>
-          <w:szCs w:val="28"/>
+        <w:t>(Инвестиции) = −15,71 + 1,293·ln(Доходы) + 1,041·ln(Население) − 0,040·Широта − 0,000085·Расст. до Москвы</w:t>
+      </w:r>
+    </w:p>
+    <w:p>
+      <w:pPr>
+        <w:spacing w:line="240" w:lineRule="auto"/>
+        <w:rPr>
+          <w:sz w:val="28"/>
+          <w:szCs w:val="28"/>
+        </w:rPr>
+      </w:pPr>
+      <w:r>
+        <w:rPr>
+          <w:noProof/>
+          <w:sz w:val="28"/>
+          <w:szCs w:val="28"/>
+          <w:lang w:eastAsia="ru-RU"/>
         </w:rPr>
         <w:drawing>
-          <wp:inline distT="0" distB="0" distL="0" distR="0" wp14:anchorId="7FAA5B85" wp14:editId="4585FECB">
+          <wp:inline distT="0" distB="0" distL="0" distR="0">
             <wp:extent cx="5687219" cy="714475"/>
             <wp:effectExtent l="0" t="0" r="0" b="9525"/>
             <wp:docPr id="1960058369" name="Рисунок 1"/>
@@ -1900,21 +1866,7 @@
           <w:sz w:val="28"/>
           <w:szCs w:val="28"/>
         </w:rPr>
-        <w:t>.</w:t>
-      </w:r>
-      <w:r>
-        <w:rPr>
-          <w:sz w:val="28"/>
-          <w:szCs w:val="28"/>
-        </w:rPr>
-        <w:t xml:space="preserve"> </w:t>
-      </w:r>
-      <w:r>
-        <w:rPr>
-          <w:sz w:val="28"/>
-          <w:szCs w:val="28"/>
-        </w:rPr>
-        <w:t>Р</w:t>
+        <w:t>.Р</w:t>
       </w:r>
       <w:r>
         <w:rPr>
@@ -1948,11 +1900,13 @@
       </w:pPr>
       <w:r>
         <w:rPr>
-          <w:sz w:val="28"/>
-          <w:szCs w:val="28"/>
+          <w:noProof/>
+          <w:sz w:val="28"/>
+          <w:szCs w:val="28"/>
+          <w:lang w:eastAsia="ru-RU"/>
         </w:rPr>
         <w:drawing>
-          <wp:inline distT="0" distB="0" distL="0" distR="0" wp14:anchorId="4E5B1F07" wp14:editId="36629C1F">
+          <wp:inline distT="0" distB="0" distL="0" distR="0">
             <wp:extent cx="5940425" cy="2192020"/>
             <wp:effectExtent l="0" t="0" r="0" b="0"/>
             <wp:docPr id="1549835990" name="Рисунок 1"/>
@@ -2055,168 +2009,16 @@
       </w:pPr>
       <w:r>
         <w:rPr>
-          <w:sz w:val="28"/>
-          <w:szCs w:val="28"/>
-        </w:rPr>
-        <w:t>Стандартизованное уравнение:</w:t>
-      </w:r>
-    </w:p>
-    <w:p>
-      <w:pPr>
-        <w:spacing w:line="240" w:lineRule="auto"/>
-        <w:rPr>
-          <w:sz w:val="28"/>
-          <w:szCs w:val="28"/>
-        </w:rPr>
-      </w:pPr>
-      <w:proofErr w:type="spellStart"/>
-      <w:proofErr w:type="gramStart"/>
-      <w:r>
-        <w:rPr>
-          <w:sz w:val="28"/>
-          <w:szCs w:val="28"/>
-        </w:rPr>
-        <w:t>ln</w:t>
-      </w:r>
-      <w:proofErr w:type="spellEnd"/>
-      <w:r>
-        <w:rPr>
-          <w:sz w:val="28"/>
-          <w:szCs w:val="28"/>
-        </w:rPr>
-        <w:t>(</w:t>
-      </w:r>
-      <w:proofErr w:type="gramEnd"/>
-      <w:r>
-        <w:rPr>
-          <w:sz w:val="28"/>
-          <w:szCs w:val="28"/>
-        </w:rPr>
-        <w:t>Инвестиции) = 0,637</w:t>
-      </w:r>
-      <w:r>
-        <w:rPr>
-          <w:sz w:val="28"/>
-          <w:szCs w:val="28"/>
-        </w:rPr>
-        <w:t xml:space="preserve"> * </w:t>
-      </w:r>
-      <w:proofErr w:type="spellStart"/>
-      <w:proofErr w:type="gramStart"/>
-      <w:r>
-        <w:rPr>
-          <w:sz w:val="28"/>
-          <w:szCs w:val="28"/>
-        </w:rPr>
-        <w:t>ln</w:t>
-      </w:r>
-      <w:proofErr w:type="spellEnd"/>
-      <w:r>
-        <w:rPr>
-          <w:sz w:val="28"/>
-          <w:szCs w:val="28"/>
-        </w:rPr>
-        <w:t>(</w:t>
-      </w:r>
-      <w:proofErr w:type="gramEnd"/>
-      <w:r>
-        <w:rPr>
-          <w:sz w:val="28"/>
-          <w:szCs w:val="28"/>
-        </w:rPr>
-        <w:t>Доходы) + 0,602</w:t>
-      </w:r>
-      <w:r>
-        <w:rPr>
-          <w:sz w:val="28"/>
-          <w:szCs w:val="28"/>
-        </w:rPr>
-        <w:t xml:space="preserve"> * </w:t>
-      </w:r>
-      <w:proofErr w:type="spellStart"/>
-      <w:proofErr w:type="gramStart"/>
-      <w:r>
-        <w:rPr>
-          <w:sz w:val="28"/>
-          <w:szCs w:val="28"/>
-        </w:rPr>
-        <w:t>ln</w:t>
-      </w:r>
-      <w:proofErr w:type="spellEnd"/>
-      <w:r>
-        <w:rPr>
-          <w:sz w:val="28"/>
-          <w:szCs w:val="28"/>
-        </w:rPr>
-        <w:t>(</w:t>
-      </w:r>
-      <w:proofErr w:type="gramEnd"/>
-      <w:r>
-        <w:rPr>
-          <w:sz w:val="28"/>
-          <w:szCs w:val="28"/>
-        </w:rPr>
-        <w:t>Население) − 0,126</w:t>
-      </w:r>
-      <w:r>
-        <w:rPr>
-          <w:sz w:val="28"/>
-          <w:szCs w:val="28"/>
-        </w:rPr>
-        <w:t xml:space="preserve"> *</w:t>
-      </w:r>
-      <w:r>
-        <w:rPr>
-          <w:sz w:val="28"/>
-          <w:szCs w:val="28"/>
-        </w:rPr>
-        <w:t>Широта − 0,143</w:t>
-      </w:r>
-      <w:r>
-        <w:rPr>
-          <w:sz w:val="28"/>
-          <w:szCs w:val="28"/>
-        </w:rPr>
-        <w:t xml:space="preserve"> * </w:t>
-      </w:r>
-      <w:proofErr w:type="spellStart"/>
-      <w:r>
-        <w:rPr>
-          <w:sz w:val="28"/>
-          <w:szCs w:val="28"/>
-        </w:rPr>
-        <w:t>Расст</w:t>
-      </w:r>
-      <w:proofErr w:type="spellEnd"/>
-      <w:r>
-        <w:rPr>
-          <w:sz w:val="28"/>
-          <w:szCs w:val="28"/>
-        </w:rPr>
-        <w:t>. до Москвы</w:t>
-      </w:r>
-    </w:p>
-    <w:p>
-      <w:pPr>
-        <w:spacing w:line="240" w:lineRule="auto"/>
-        <w:rPr>
-          <w:sz w:val="28"/>
-          <w:szCs w:val="28"/>
-          <w:lang w:val="en-US"/>
-        </w:rPr>
-      </w:pPr>
-      <w:r>
-        <w:rPr>
-          <w:sz w:val="28"/>
-          <w:szCs w:val="28"/>
-          <w:lang w:val="en-US"/>
-        </w:rPr>
-        <w:lastRenderedPageBreak/>
+          <w:noProof/>
+          <w:sz w:val="28"/>
+          <w:szCs w:val="28"/>
+          <w:lang w:eastAsia="ru-RU"/>
+        </w:rPr>
         <w:drawing>
-          <wp:inline distT="0" distB="0" distL="0" distR="0" wp14:anchorId="3307A410" wp14:editId="3D158006">
-            <wp:extent cx="5940298" cy="2061665"/>
-            <wp:effectExtent l="0" t="0" r="0" b="0"/>
-            <wp:docPr id="263025085" name="Рисунок 1"/>
+          <wp:inline distT="0" distB="0" distL="0" distR="0">
+            <wp:extent cx="5308600" cy="1041400"/>
+            <wp:effectExtent l="19050" t="0" r="6350" b="0"/>
+            <wp:docPr id="1" name="Рисунок 1"/>
             <wp:cNvGraphicFramePr>
               <a:graphicFrameLocks xmlns:a="http://schemas.openxmlformats.org/drawingml/2006/main" noChangeAspect="1"/>
             </wp:cNvGraphicFramePr>
@@ -2224,12 +2026,14 @@
               <a:graphicData uri="http://schemas.openxmlformats.org/drawingml/2006/picture">
                 <pic:pic xmlns:pic="http://schemas.openxmlformats.org/drawingml/2006/picture">
                   <pic:nvPicPr>
-                    <pic:cNvPr id="263025085" name=""/>
-                    <pic:cNvPicPr/>
+                    <pic:cNvPr id="0" name="Picture 1"/>
+                    <pic:cNvPicPr>
+                      <a:picLocks noChangeAspect="1" noChangeArrowheads="1"/>
+                    </pic:cNvPicPr>
                   </pic:nvPicPr>
-                  <pic:blipFill rotWithShape="1">
+                  <pic:blipFill>
                     <a:blip r:embed="rId15"/>
-                    <a:srcRect t="6147" b="23894"/>
+                    <a:srcRect/>
                     <a:stretch>
                       <a:fillRect/>
                     </a:stretch>
@@ -2237,19 +2041,18 @@
                   <pic:spPr bwMode="auto">
                     <a:xfrm>
                       <a:off x="0" y="0"/>
-                      <a:ext cx="5940425" cy="2061709"/>
+                      <a:ext cx="5308600" cy="1041400"/>
                     </a:xfrm>
                     <a:prstGeom prst="rect">
                       <a:avLst/>
                     </a:prstGeom>
-                    <a:ln>
+                    <a:noFill/>
+                    <a:ln w="9525">
                       <a:noFill/>
+                      <a:miter lim="800000"/>
+                      <a:headEnd/>
+                      <a:tailEnd/>
                     </a:ln>
-                    <a:extLst>
-                      <a:ext uri="{53640926-AAD7-44D8-BBD7-CCE9431645EC}">
-                        <a14:shadowObscured xmlns:a14="http://schemas.microsoft.com/office/drawing/2010/main"/>
-                      </a:ext>
-                    </a:extLst>
                   </pic:spPr>
                 </pic:pic>
               </a:graphicData>
@@ -2264,6 +2067,215 @@
         <w:rPr>
           <w:sz w:val="28"/>
           <w:szCs w:val="28"/>
+          <w:lang w:val="en-US"/>
+        </w:rPr>
+      </w:pPr>
+      <w:r>
+        <w:rPr>
+          <w:noProof/>
+          <w:sz w:val="28"/>
+          <w:szCs w:val="28"/>
+          <w:lang w:eastAsia="ru-RU"/>
+        </w:rPr>
+        <w:lastRenderedPageBreak/>
+        <w:drawing>
+          <wp:inline distT="0" distB="0" distL="0" distR="0">
+            <wp:extent cx="5940425" cy="1754336"/>
+            <wp:effectExtent l="19050" t="0" r="3175" b="0"/>
+            <wp:docPr id="4" name="Рисунок 4"/>
+            <wp:cNvGraphicFramePr>
+              <a:graphicFrameLocks xmlns:a="http://schemas.openxmlformats.org/drawingml/2006/main" noChangeAspect="1"/>
+            </wp:cNvGraphicFramePr>
+            <a:graphic xmlns:a="http://schemas.openxmlformats.org/drawingml/2006/main">
+              <a:graphicData uri="http://schemas.openxmlformats.org/drawingml/2006/picture">
+                <pic:pic xmlns:pic="http://schemas.openxmlformats.org/drawingml/2006/picture">
+                  <pic:nvPicPr>
+                    <pic:cNvPr id="0" name="Picture 4"/>
+                    <pic:cNvPicPr>
+                      <a:picLocks noChangeAspect="1" noChangeArrowheads="1"/>
+                    </pic:cNvPicPr>
+                  </pic:nvPicPr>
+                  <pic:blipFill>
+                    <a:blip r:embed="rId16"/>
+                    <a:srcRect/>
+                    <a:stretch>
+                      <a:fillRect/>
+                    </a:stretch>
+                  </pic:blipFill>
+                  <pic:spPr bwMode="auto">
+                    <a:xfrm>
+                      <a:off x="0" y="0"/>
+                      <a:ext cx="5940425" cy="1754336"/>
+                    </a:xfrm>
+                    <a:prstGeom prst="rect">
+                      <a:avLst/>
+                    </a:prstGeom>
+                    <a:noFill/>
+                    <a:ln w="9525">
+                      <a:noFill/>
+                      <a:miter lim="800000"/>
+                      <a:headEnd/>
+                      <a:tailEnd/>
+                    </a:ln>
+                  </pic:spPr>
+                </pic:pic>
+              </a:graphicData>
+            </a:graphic>
+          </wp:inline>
+        </w:drawing>
+      </w:r>
+    </w:p>
+    <w:p>
+      <w:pPr>
+        <w:spacing w:line="240" w:lineRule="auto"/>
+        <w:rPr>
+          <w:sz w:val="28"/>
+          <w:szCs w:val="28"/>
+        </w:rPr>
+      </w:pPr>
+      <w:r>
+        <w:rPr>
+          <w:sz w:val="28"/>
+          <w:szCs w:val="28"/>
+        </w:rPr>
+        <w:t>Тогда получается такое с</w:t>
+      </w:r>
+      <w:r>
+        <w:rPr>
+          <w:sz w:val="28"/>
+          <w:szCs w:val="28"/>
+        </w:rPr>
+        <w:t>тандартизованное уравнение:</w:t>
+      </w:r>
+    </w:p>
+    <w:p>
+      <w:pPr>
+        <w:spacing w:line="240" w:lineRule="auto"/>
+        <w:rPr>
+          <w:color w:val="C45911" w:themeColor="accent2" w:themeShade="BF"/>
+          <w:sz w:val="28"/>
+          <w:szCs w:val="28"/>
+        </w:rPr>
+      </w:pPr>
+      <w:proofErr w:type="spellStart"/>
+      <w:r>
+        <w:rPr>
+          <w:color w:val="C45911" w:themeColor="accent2" w:themeShade="BF"/>
+          <w:sz w:val="28"/>
+          <w:szCs w:val="28"/>
+        </w:rPr>
+        <w:t>ln</w:t>
+      </w:r>
+      <w:proofErr w:type="spellEnd"/>
+      <w:r>
+        <w:rPr>
+          <w:color w:val="C45911" w:themeColor="accent2" w:themeShade="BF"/>
+          <w:sz w:val="28"/>
+          <w:szCs w:val="28"/>
+        </w:rPr>
+        <w:t>(Инвестиции) = 0,637</w:t>
+      </w:r>
+      <w:r>
+        <w:rPr>
+          <w:color w:val="C45911" w:themeColor="accent2" w:themeShade="BF"/>
+          <w:sz w:val="28"/>
+          <w:szCs w:val="28"/>
+        </w:rPr>
+        <w:t xml:space="preserve"> * </w:t>
+      </w:r>
+      <w:proofErr w:type="spellStart"/>
+      <w:r>
+        <w:rPr>
+          <w:color w:val="C45911" w:themeColor="accent2" w:themeShade="BF"/>
+          <w:sz w:val="28"/>
+          <w:szCs w:val="28"/>
+        </w:rPr>
+        <w:t>ln</w:t>
+      </w:r>
+      <w:proofErr w:type="spellEnd"/>
+      <w:r>
+        <w:rPr>
+          <w:color w:val="C45911" w:themeColor="accent2" w:themeShade="BF"/>
+          <w:sz w:val="28"/>
+          <w:szCs w:val="28"/>
+        </w:rPr>
+        <w:t>(Доходы) + 0,602</w:t>
+      </w:r>
+      <w:r>
+        <w:rPr>
+          <w:color w:val="C45911" w:themeColor="accent2" w:themeShade="BF"/>
+          <w:sz w:val="28"/>
+          <w:szCs w:val="28"/>
+        </w:rPr>
+        <w:t xml:space="preserve"> * </w:t>
+      </w:r>
+      <w:proofErr w:type="spellStart"/>
+      <w:r>
+        <w:rPr>
+          <w:color w:val="C45911" w:themeColor="accent2" w:themeShade="BF"/>
+          <w:sz w:val="28"/>
+          <w:szCs w:val="28"/>
+        </w:rPr>
+        <w:t>ln</w:t>
+      </w:r>
+      <w:proofErr w:type="spellEnd"/>
+      <w:r>
+        <w:rPr>
+          <w:color w:val="C45911" w:themeColor="accent2" w:themeShade="BF"/>
+          <w:sz w:val="28"/>
+          <w:szCs w:val="28"/>
+        </w:rPr>
+        <w:t>(Население) − 0,126</w:t>
+      </w:r>
+      <w:r>
+        <w:rPr>
+          <w:color w:val="C45911" w:themeColor="accent2" w:themeShade="BF"/>
+          <w:sz w:val="28"/>
+          <w:szCs w:val="28"/>
+        </w:rPr>
+        <w:t xml:space="preserve"> *</w:t>
+      </w:r>
+      <w:r>
+        <w:rPr>
+          <w:color w:val="C45911" w:themeColor="accent2" w:themeShade="BF"/>
+          <w:sz w:val="28"/>
+          <w:szCs w:val="28"/>
+        </w:rPr>
+        <w:t>Широта − 0,143</w:t>
+      </w:r>
+      <w:r>
+        <w:rPr>
+          <w:color w:val="C45911" w:themeColor="accent2" w:themeShade="BF"/>
+          <w:sz w:val="28"/>
+          <w:szCs w:val="28"/>
+        </w:rPr>
+        <w:t xml:space="preserve"> * </w:t>
+      </w:r>
+      <w:proofErr w:type="spellStart"/>
+      <w:r>
+        <w:rPr>
+          <w:color w:val="C45911" w:themeColor="accent2" w:themeShade="BF"/>
+          <w:sz w:val="28"/>
+          <w:szCs w:val="28"/>
+        </w:rPr>
+        <w:t>Расст</w:t>
+      </w:r>
+      <w:proofErr w:type="spellEnd"/>
+      <w:r>
+        <w:rPr>
+          <w:color w:val="C45911" w:themeColor="accent2" w:themeShade="BF"/>
+          <w:sz w:val="28"/>
+          <w:szCs w:val="28"/>
+        </w:rPr>
+        <w:t>. до Москвы</w:t>
+      </w:r>
+    </w:p>
+    <w:p>
+      <w:pPr>
+        <w:spacing w:line="240" w:lineRule="auto"/>
+        <w:rPr>
+          <w:sz w:val="28"/>
+          <w:szCs w:val="28"/>
         </w:rPr>
       </w:pPr>
       <w:r>
@@ -2285,7 +2297,23 @@
           <w:sz w:val="28"/>
           <w:szCs w:val="28"/>
         </w:rPr>
-        <w:t xml:space="preserve"> их бета-коэффициенты почти вдвое больше по модулю. Расстояние до Москвы и широта влияют заметно слабее и тоже примерно одинаково. R² совпадает с </w:t>
+        <w:t xml:space="preserve"> их </w:t>
+      </w:r>
+      <w:proofErr w:type="gramStart"/>
+      <w:r>
+        <w:rPr>
+          <w:sz w:val="28"/>
+          <w:szCs w:val="28"/>
+        </w:rPr>
+        <w:t>бета-коэффициенты</w:t>
+      </w:r>
+      <w:proofErr w:type="gramEnd"/>
+      <w:r>
+        <w:rPr>
+          <w:sz w:val="28"/>
+          <w:szCs w:val="28"/>
+        </w:rPr>
+        <w:t xml:space="preserve"> почти вдвое больше по модулю. Расстояние до Москвы и широта влияют заметно слабее и тоже примерно одинаково. R² совпадает с </w:t>
       </w:r>
       <w:proofErr w:type="spellStart"/>
       <w:r>
@@ -2401,11 +2429,13 @@
       </w:r>
       <w:r>
         <w:rPr>
-          <w:sz w:val="28"/>
-          <w:szCs w:val="28"/>
+          <w:noProof/>
+          <w:sz w:val="28"/>
+          <w:szCs w:val="28"/>
+          <w:lang w:eastAsia="ru-RU"/>
         </w:rPr>
         <w:drawing>
-          <wp:inline distT="0" distB="0" distL="0" distR="0" wp14:anchorId="0E1F173E" wp14:editId="57120993">
+          <wp:inline distT="0" distB="0" distL="0" distR="0">
             <wp:extent cx="4381500" cy="923026"/>
             <wp:effectExtent l="0" t="0" r="0" b="0"/>
             <wp:docPr id="929231065" name="Рисунок 1"/>
@@ -2420,7 +2450,7 @@
                     <pic:cNvPicPr/>
                   </pic:nvPicPr>
                   <pic:blipFill rotWithShape="1">
-                    <a:blip r:embed="rId16"/>
+                    <a:blip r:embed="rId17"/>
                     <a:srcRect b="5916"/>
                     <a:stretch>
                       <a:fillRect/>
@@ -2439,7 +2469,7 @@
                     </a:ln>
                     <a:extLst>
                       <a:ext uri="{53640926-AAD7-44D8-BBD7-CCE9431645EC}">
-                        <a14:shadowObscured xmlns:a14="http://schemas.microsoft.com/office/drawing/2010/main"/>
+                        <a14:shadowObscured xmlns:a14="http://schemas.microsoft.com/office/drawing/2010/main" xmlns:wps="http://schemas.microsoft.com/office/word/2010/wordprocessingShape" xmlns:wpi="http://schemas.microsoft.com/office/word/2010/wordprocessingInk" xmlns:wpg="http://schemas.microsoft.com/office/word/2010/wordprocessingGroup" xmlns:w16se="http://schemas.microsoft.com/office/word/2015/wordml/symex" xmlns:w16sdtfl="http://schemas.microsoft.com/office/word/2024/wordml/sdtformatlock" xmlns:w16sdtdh="http://schemas.microsoft.com/office/word/2020/wordml/sdtdatahash" xmlns:w16du="http://schemas.microsoft.com/office/word/2023/wordml/word16du" xmlns:w16="http://schemas.microsoft.com/office/word/2018/wordml" xmlns:w16cid="http://schemas.microsoft.com/office/word/2016/wordml/cid" xmlns:w16cex="http://schemas.microsoft.com/office/word/2018/wordml/cex" xmlns:w15="http://schemas.microsoft.com/office/word/2012/wordml" xmlns:w14="http://schemas.microsoft.com/office/word/2010/wordml" xmlns:w="http://schemas.openxmlformats.org/wordprocessingml/2006/main" xmlns:w10="urn:schemas-microsoft-com:office:word" xmlns:wp14="http://schemas.microsoft.com/office/word/2010/wordprocessingDrawing" xmlns:v="urn:schemas-microsoft-com:vml" xmlns:oel="http://schemas.microsoft.com/office/2019/extlst" xmlns:o="urn:schemas-microsoft-com:office:office" xmlns:am3d="http://schemas.microsoft.com/office/drawing/2017/model3d" xmlns:aink="http://schemas.microsoft.com/office/drawing/2016/ink" xmlns:mc="http://schemas.openxmlformats.org/markup-compatibility/2006" xmlns:cx8="http://schemas.microsoft.com/office/drawing/2016/5/14/chartex" xmlns:cx7="http://schemas.microsoft.com/office/drawing/2016/5/13/chartex" xmlns:cx6="http://schemas.microsoft.com/office/drawing/2016/5/12/chartex" xmlns:cx5="http://schemas.microsoft.com/office/drawing/2016/5/11/chartex" xmlns:cx4="http://schemas.microsoft.com/office/drawing/2016/5/10/chartex" xmlns:cx3="http://schemas.microsoft.com/office/drawing/2016/5/9/chartex" xmlns:cx2="http://schemas.microsoft.com/office/drawing/2015/10/21/chartex" xmlns:cx1="http://schemas.microsoft.com/office/drawing/2015/9/8/chartex" xmlns:cx="http://schemas.microsoft.com/office/drawing/2014/chartex" xmlns:wpc="http://schemas.microsoft.com/office/word/2010/wordprocessingCanvas" xmlns=""/>
                       </a:ext>
                     </a:extLst>
                   </pic:spPr>
@@ -2686,11 +2716,13 @@
       </w:r>
       <w:r>
         <w:rPr>
-          <w:sz w:val="28"/>
-          <w:szCs w:val="28"/>
+          <w:noProof/>
+          <w:sz w:val="28"/>
+          <w:szCs w:val="28"/>
+          <w:lang w:eastAsia="ru-RU"/>
         </w:rPr>
         <w:drawing>
-          <wp:inline distT="0" distB="0" distL="0" distR="0" wp14:anchorId="00959A1F" wp14:editId="3F43BF09">
+          <wp:inline distT="0" distB="0" distL="0" distR="0">
             <wp:extent cx="5940425" cy="745490"/>
             <wp:effectExtent l="0" t="0" r="0" b="0"/>
             <wp:docPr id="240534981" name="Рисунок 1"/>
@@ -2705,7 +2737,7 @@
                     <pic:cNvPicPr/>
                   </pic:nvPicPr>
                   <pic:blipFill>
-                    <a:blip r:embed="rId17"/>
+                    <a:blip r:embed="rId18"/>
                     <a:stretch>
                       <a:fillRect/>
                     </a:stretch>
@@ -2732,7 +2764,6 @@
         <w:rPr>
           <w:sz w:val="28"/>
           <w:szCs w:val="28"/>
-          <w:lang w:val="en-US"/>
         </w:rPr>
       </w:pPr>
       <w:r>
@@ -2939,12 +2970,13 @@
         <w:rPr>
           <w:b/>
           <w:bCs/>
-          <w:sz w:val="28"/>
-          <w:szCs w:val="28"/>
-          <w:lang w:val="en-US"/>
+          <w:noProof/>
+          <w:sz w:val="28"/>
+          <w:szCs w:val="28"/>
+          <w:lang w:eastAsia="ru-RU"/>
         </w:rPr>
         <w:drawing>
-          <wp:anchor distT="0" distB="0" distL="114300" distR="114300" simplePos="0" relativeHeight="251642368" behindDoc="0" locked="0" layoutInCell="1" allowOverlap="1" wp14:anchorId="1CE825E2" wp14:editId="05677620">
+          <wp:anchor distT="0" distB="0" distL="114300" distR="114300" simplePos="0" relativeHeight="251642368" behindDoc="0" locked="0" layoutInCell="1" allowOverlap="1">
             <wp:simplePos x="0" y="0"/>
             <wp:positionH relativeFrom="column">
               <wp:posOffset>-1833</wp:posOffset>
@@ -2975,10 +3007,10 @@
                     <pic:cNvPicPr/>
                   </pic:nvPicPr>
                   <pic:blipFill>
-                    <a:blip r:embed="rId18">
+                    <a:blip r:embed="rId19">
                       <a:extLst>
                         <a:ext uri="{28A0092B-C50C-407E-A947-70E740481C1C}">
-                          <a14:useLocalDpi xmlns:a14="http://schemas.microsoft.com/office/drawing/2010/main" val="0"/>
+                          <a14:useLocalDpi xmlns:a14="http://schemas.microsoft.com/office/drawing/2010/main" xmlns:wps="http://schemas.microsoft.com/office/word/2010/wordprocessingShape" xmlns:wpi="http://schemas.microsoft.com/office/word/2010/wordprocessingInk" xmlns:wpg="http://schemas.microsoft.com/office/word/2010/wordprocessingGroup" xmlns:w16se="http://schemas.microsoft.com/office/word/2015/wordml/symex" xmlns:w16sdtfl="http://schemas.microsoft.com/office/word/2024/wordml/sdtformatlock" xmlns:w16sdtdh="http://schemas.microsoft.com/office/word/2020/wordml/sdtdatahash" xmlns:w16du="http://schemas.microsoft.com/office/word/2023/wordml/word16du" xmlns:w16="http://schemas.microsoft.com/office/word/2018/wordml" xmlns:w16cid="http://schemas.microsoft.com/office/word/2016/wordml/cid" xmlns:w16cex="http://schemas.microsoft.com/office/word/2018/wordml/cex" xmlns:w15="http://schemas.microsoft.com/office/word/2012/wordml" xmlns:w14="http://schemas.microsoft.com/office/word/2010/wordml" xmlns:w="http://schemas.openxmlformats.org/wordprocessingml/2006/main" xmlns:w10="urn:schemas-microsoft-com:office:word" xmlns:wp14="http://schemas.microsoft.com/office/word/2010/wordprocessingDrawing" xmlns:v="urn:schemas-microsoft-com:vml" xmlns:oel="http://schemas.microsoft.com/office/2019/extlst" xmlns:o="urn:schemas-microsoft-com:office:office" xmlns:am3d="http://schemas.microsoft.com/office/drawing/2017/model3d" xmlns:aink="http://schemas.microsoft.com/office/drawing/2016/ink" xmlns:mc="http://schemas.openxmlformats.org/markup-compatibility/2006" xmlns:cx8="http://schemas.microsoft.com/office/drawing/2016/5/14/chartex" xmlns:cx7="http://schemas.microsoft.com/office/drawing/2016/5/13/chartex" xmlns:cx6="http://schemas.microsoft.com/office/drawing/2016/5/12/chartex" xmlns:cx5="http://schemas.microsoft.com/office/drawing/2016/5/11/chartex" xmlns:cx4="http://schemas.microsoft.com/office/drawing/2016/5/10/chartex" xmlns:cx3="http://schemas.microsoft.com/office/drawing/2016/5/9/chartex" xmlns:cx2="http://schemas.microsoft.com/office/drawing/2015/10/21/chartex" xmlns:cx1="http://schemas.microsoft.com/office/drawing/2015/9/8/chartex" xmlns:cx="http://schemas.microsoft.com/office/drawing/2014/chartex" xmlns:wpc="http://schemas.microsoft.com/office/word/2010/wordprocessingCanvas" xmlns="" val="0"/>
                         </a:ext>
                       </a:extLst>
                     </a:blip>
@@ -2998,12 +3030,6 @@
                 </pic:pic>
               </a:graphicData>
             </a:graphic>
-            <wp14:sizeRelH relativeFrom="page">
-              <wp14:pctWidth>0</wp14:pctWidth>
-            </wp14:sizeRelH>
-            <wp14:sizeRelV relativeFrom="page">
-              <wp14:pctHeight>0</wp14:pctHeight>
-            </wp14:sizeRelV>
           </wp:anchor>
         </w:drawing>
       </w:r>
@@ -3026,44 +3052,7 @@
           <w:sz w:val="28"/>
           <w:szCs w:val="28"/>
         </w:rPr>
-        <w:t xml:space="preserve"> p </w:t>
-      </w:r>
-      <w:proofErr w:type="gramStart"/>
-      <w:r>
-        <w:rPr>
-          <w:sz w:val="28"/>
-          <w:szCs w:val="28"/>
-        </w:rPr>
-        <w:t>&lt; 0,001</w:t>
-      </w:r>
-      <w:proofErr w:type="gramEnd"/>
-      <w:r>
-        <w:rPr>
-          <w:sz w:val="28"/>
-          <w:szCs w:val="28"/>
-        </w:rPr>
-        <w:t xml:space="preserve"> в каждом случае, |t| везде далеко за пределами критического значения</w:t>
-      </w:r>
-      <w:r>
-        <w:rPr>
-          <w:sz w:val="28"/>
-          <w:szCs w:val="28"/>
-        </w:rPr>
-        <w:t xml:space="preserve">. </w:t>
-      </w:r>
-      <w:r>
-        <w:rPr>
-          <w:sz w:val="28"/>
-          <w:szCs w:val="28"/>
-        </w:rPr>
-        <w:t>Лучше всего оценены доходы и</w:t>
-      </w:r>
-      <w:r>
-        <w:rPr>
-          <w:sz w:val="28"/>
-          <w:szCs w:val="28"/>
-        </w:rPr>
-        <w:t xml:space="preserve"> </w:t>
+        <w:t xml:space="preserve"> p &lt; 0,001 в каждом случае, |t| везде далеко за пределами критического значения. Лучше всего оценены доходы и</w:t>
       </w:r>
       <w:r>
         <w:rPr>
@@ -3140,6 +3129,7 @@
         <w:rPr>
           <w:sz w:val="28"/>
           <w:szCs w:val="28"/>
+          <w:lang w:val="en-US"/>
         </w:rPr>
       </w:pPr>
       <w:r>
@@ -3149,12 +3139,1110 @@
         </w:rPr>
         <w:t>При фиксации остальных факторов на среднем уровне получаем частные уравнения регрессии:</w:t>
       </w:r>
+    </w:p>
+    <w:p>
+      <w:pPr>
+        <w:spacing w:line="240" w:lineRule="auto"/>
+        <w:rPr>
+          <w:sz w:val="28"/>
+          <w:szCs w:val="28"/>
+          <w:lang w:val="en-US"/>
+        </w:rPr>
+      </w:pPr>
+    </w:p>
+    <w:p>
+      <w:pPr>
+        <w:spacing w:line="240" w:lineRule="auto"/>
+        <w:rPr>
+          <w:sz w:val="28"/>
+          <w:szCs w:val="28"/>
+        </w:rPr>
+      </w:pPr>
+      <w:r>
+        <w:rPr>
+          <w:sz w:val="28"/>
+          <w:szCs w:val="28"/>
+        </w:rPr>
+        <w:t>Фиксируем все факторы кроме одного на среднем значении:</w:t>
+      </w:r>
+    </w:p>
+    <w:p>
+      <w:pPr>
+        <w:spacing w:line="240" w:lineRule="auto"/>
+        <w:rPr>
+          <w:sz w:val="28"/>
+          <w:szCs w:val="28"/>
+        </w:rPr>
+      </w:pPr>
+      <w:r>
+        <w:rPr>
+          <w:noProof/>
+          <w:sz w:val="28"/>
+          <w:szCs w:val="28"/>
+          <w:lang w:eastAsia="ru-RU"/>
+        </w:rPr>
+        <w:drawing>
+          <wp:inline distT="0" distB="0" distL="0" distR="0">
+            <wp:extent cx="3009900" cy="1085850"/>
+            <wp:effectExtent l="19050" t="0" r="0" b="0"/>
+            <wp:docPr id="7" name="Рисунок 7"/>
+            <wp:cNvGraphicFramePr>
+              <a:graphicFrameLocks xmlns:a="http://schemas.openxmlformats.org/drawingml/2006/main" noChangeAspect="1"/>
+            </wp:cNvGraphicFramePr>
+            <a:graphic xmlns:a="http://schemas.openxmlformats.org/drawingml/2006/main">
+              <a:graphicData uri="http://schemas.openxmlformats.org/drawingml/2006/picture">
+                <pic:pic xmlns:pic="http://schemas.openxmlformats.org/drawingml/2006/picture">
+                  <pic:nvPicPr>
+                    <pic:cNvPr id="0" name="Picture 7"/>
+                    <pic:cNvPicPr>
+                      <a:picLocks noChangeAspect="1" noChangeArrowheads="1"/>
+                    </pic:cNvPicPr>
+                  </pic:nvPicPr>
+                  <pic:blipFill>
+                    <a:blip r:embed="rId20"/>
+                    <a:srcRect/>
+                    <a:stretch>
+                      <a:fillRect/>
+                    </a:stretch>
+                  </pic:blipFill>
+                  <pic:spPr bwMode="auto">
+                    <a:xfrm>
+                      <a:off x="0" y="0"/>
+                      <a:ext cx="3009900" cy="1085850"/>
+                    </a:xfrm>
+                    <a:prstGeom prst="rect">
+                      <a:avLst/>
+                    </a:prstGeom>
+                    <a:noFill/>
+                    <a:ln w="9525">
+                      <a:noFill/>
+                      <a:miter lim="800000"/>
+                      <a:headEnd/>
+                      <a:tailEnd/>
+                    </a:ln>
+                  </pic:spPr>
+                </pic:pic>
+              </a:graphicData>
+            </a:graphic>
+          </wp:inline>
+        </w:drawing>
+      </w:r>
+    </w:p>
+    <w:p>
+      <w:pPr>
+        <w:shd w:val="clear" w:color="auto" w:fill="FFFFFF"/>
+        <w:tabs>
+          <w:tab w:val="left" w:pos="916"/>
+          <w:tab w:val="left" w:pos="1832"/>
+          <w:tab w:val="left" w:pos="2748"/>
+          <w:tab w:val="left" w:pos="3664"/>
+          <w:tab w:val="left" w:pos="4580"/>
+          <w:tab w:val="left" w:pos="5496"/>
+          <w:tab w:val="left" w:pos="6412"/>
+          <w:tab w:val="left" w:pos="7328"/>
+          <w:tab w:val="left" w:pos="8244"/>
+          <w:tab w:val="left" w:pos="9160"/>
+          <w:tab w:val="left" w:pos="10076"/>
+          <w:tab w:val="left" w:pos="10992"/>
+          <w:tab w:val="left" w:pos="11908"/>
+          <w:tab w:val="left" w:pos="12824"/>
+          <w:tab w:val="left" w:pos="13740"/>
+          <w:tab w:val="left" w:pos="14656"/>
+        </w:tabs>
+        <w:wordWrap w:val="0"/>
+        <w:spacing w:after="0" w:line="160" w:lineRule="atLeast"/>
+        <w:rPr>
+          <w:rFonts w:ascii="Lucida Console" w:eastAsia="Times New Roman" w:hAnsi="Lucida Console" w:cs="Courier New"/>
+          <w:color w:val="000000"/>
+          <w:kern w:val="0"/>
+          <w:sz w:val="16"/>
+          <w:lang w:eastAsia="ru-RU"/>
+        </w:rPr>
+      </w:pPr>
+    </w:p>
+    <w:p>
+      <w:pPr>
+        <w:shd w:val="clear" w:color="auto" w:fill="FFFFFF"/>
+        <w:tabs>
+          <w:tab w:val="left" w:pos="916"/>
+          <w:tab w:val="left" w:pos="1832"/>
+          <w:tab w:val="left" w:pos="2748"/>
+          <w:tab w:val="left" w:pos="3664"/>
+          <w:tab w:val="left" w:pos="4580"/>
+          <w:tab w:val="left" w:pos="5496"/>
+          <w:tab w:val="left" w:pos="6412"/>
+          <w:tab w:val="left" w:pos="7328"/>
+          <w:tab w:val="left" w:pos="8244"/>
+          <w:tab w:val="left" w:pos="9160"/>
+          <w:tab w:val="left" w:pos="10076"/>
+          <w:tab w:val="left" w:pos="10992"/>
+          <w:tab w:val="left" w:pos="11908"/>
+          <w:tab w:val="left" w:pos="12824"/>
+          <w:tab w:val="left" w:pos="13740"/>
+          <w:tab w:val="left" w:pos="14656"/>
+        </w:tabs>
+        <w:wordWrap w:val="0"/>
+        <w:spacing w:after="0" w:line="160" w:lineRule="atLeast"/>
+        <w:rPr>
+          <w:rFonts w:ascii="Lucida Console" w:eastAsia="Times New Roman" w:hAnsi="Lucida Console" w:cs="Courier New"/>
+          <w:color w:val="000000"/>
+          <w:kern w:val="0"/>
+          <w:sz w:val="16"/>
+          <w:lang w:eastAsia="ru-RU"/>
+        </w:rPr>
+      </w:pPr>
+      <w:proofErr w:type="spellStart"/>
+      <w:r>
+        <w:rPr>
+          <w:rFonts w:ascii="Lucida Console" w:eastAsia="Times New Roman" w:hAnsi="Lucida Console" w:cs="Courier New"/>
+          <w:color w:val="000000"/>
+          <w:kern w:val="0"/>
+          <w:sz w:val="16"/>
+          <w:lang w:eastAsia="ru-RU"/>
+        </w:rPr>
+        <w:t>ln</w:t>
+      </w:r>
+      <w:proofErr w:type="spellEnd"/>
+      <w:r>
+        <w:rPr>
+          <w:rFonts w:ascii="Lucida Console" w:eastAsia="Times New Roman" w:hAnsi="Lucida Console" w:cs="Courier New"/>
+          <w:color w:val="000000"/>
+          <w:kern w:val="0"/>
+          <w:sz w:val="16"/>
+          <w:lang w:eastAsia="ru-RU"/>
+        </w:rPr>
+        <w:t>(Доходы):</w:t>
+      </w:r>
+    </w:p>
+    <w:p>
+      <w:pPr>
+        <w:shd w:val="clear" w:color="auto" w:fill="FFFFFF"/>
+        <w:tabs>
+          <w:tab w:val="left" w:pos="916"/>
+          <w:tab w:val="left" w:pos="1832"/>
+          <w:tab w:val="left" w:pos="2748"/>
+          <w:tab w:val="left" w:pos="3664"/>
+          <w:tab w:val="left" w:pos="4580"/>
+          <w:tab w:val="left" w:pos="5496"/>
+          <w:tab w:val="left" w:pos="6412"/>
+          <w:tab w:val="left" w:pos="7328"/>
+          <w:tab w:val="left" w:pos="8244"/>
+          <w:tab w:val="left" w:pos="9160"/>
+          <w:tab w:val="left" w:pos="10076"/>
+          <w:tab w:val="left" w:pos="10992"/>
+          <w:tab w:val="left" w:pos="11908"/>
+          <w:tab w:val="left" w:pos="12824"/>
+          <w:tab w:val="left" w:pos="13740"/>
+          <w:tab w:val="left" w:pos="14656"/>
+        </w:tabs>
+        <w:wordWrap w:val="0"/>
+        <w:spacing w:after="0" w:line="160" w:lineRule="atLeast"/>
+        <w:rPr>
+          <w:rFonts w:ascii="Lucida Console" w:eastAsia="Times New Roman" w:hAnsi="Lucida Console" w:cs="Courier New"/>
+          <w:color w:val="000000"/>
+          <w:kern w:val="0"/>
+          <w:sz w:val="16"/>
+          <w:lang w:eastAsia="ru-RU"/>
+        </w:rPr>
+      </w:pPr>
+      <w:r>
+        <w:rPr>
+          <w:rFonts w:ascii="Lucida Console" w:eastAsia="Times New Roman" w:hAnsi="Lucida Console" w:cs="Courier New"/>
+          <w:color w:val="000000"/>
+          <w:kern w:val="0"/>
+          <w:sz w:val="16"/>
+          <w:lang w:eastAsia="ru-RU"/>
+        </w:rPr>
+        <w:t xml:space="preserve">  </w:t>
+      </w:r>
+      <w:proofErr w:type="spellStart"/>
+      <w:r>
+        <w:rPr>
+          <w:rFonts w:ascii="Lucida Console" w:eastAsia="Times New Roman" w:hAnsi="Lucida Console" w:cs="Courier New"/>
+          <w:color w:val="000000"/>
+          <w:kern w:val="0"/>
+          <w:sz w:val="16"/>
+          <w:lang w:eastAsia="ru-RU"/>
+        </w:rPr>
+        <w:t>ln</w:t>
+      </w:r>
+      <w:proofErr w:type="spellEnd"/>
+      <w:r>
+        <w:rPr>
+          <w:rFonts w:ascii="Lucida Console" w:eastAsia="Times New Roman" w:hAnsi="Lucida Console" w:cs="Courier New"/>
+          <w:color w:val="000000"/>
+          <w:kern w:val="0"/>
+          <w:sz w:val="16"/>
+          <w:lang w:eastAsia="ru-RU"/>
+        </w:rPr>
+        <w:t>(</w:t>
+      </w:r>
+      <w:proofErr w:type="spellStart"/>
+      <w:r>
+        <w:rPr>
+          <w:rFonts w:ascii="Lucida Console" w:eastAsia="Times New Roman" w:hAnsi="Lucida Console" w:cs="Courier New"/>
+          <w:color w:val="000000"/>
+          <w:kern w:val="0"/>
+          <w:sz w:val="16"/>
+          <w:lang w:eastAsia="ru-RU"/>
+        </w:rPr>
+        <w:t>Инвест</w:t>
+      </w:r>
+      <w:proofErr w:type="spellEnd"/>
+      <w:r>
+        <w:rPr>
+          <w:rFonts w:ascii="Lucida Console" w:eastAsia="Times New Roman" w:hAnsi="Lucida Console" w:cs="Courier New"/>
+          <w:color w:val="000000"/>
+          <w:kern w:val="0"/>
+          <w:sz w:val="16"/>
+          <w:lang w:eastAsia="ru-RU"/>
+        </w:rPr>
+        <w:t>.) = (-15.705 + 1.041*13.949 + -0.04003*54.08 + -0.000085*2551.7) + 1.293*</w:t>
+      </w:r>
+      <w:proofErr w:type="spellStart"/>
+      <w:r>
+        <w:rPr>
+          <w:rFonts w:ascii="Lucida Console" w:eastAsia="Times New Roman" w:hAnsi="Lucida Console" w:cs="Courier New"/>
+          <w:color w:val="000000"/>
+          <w:kern w:val="0"/>
+          <w:sz w:val="16"/>
+          <w:lang w:eastAsia="ru-RU"/>
+        </w:rPr>
+        <w:t>ln</w:t>
+      </w:r>
+      <w:proofErr w:type="spellEnd"/>
+      <w:r>
+        <w:rPr>
+          <w:rFonts w:ascii="Lucida Console" w:eastAsia="Times New Roman" w:hAnsi="Lucida Console" w:cs="Courier New"/>
+          <w:color w:val="000000"/>
+          <w:kern w:val="0"/>
+          <w:sz w:val="16"/>
+          <w:lang w:eastAsia="ru-RU"/>
+        </w:rPr>
+        <w:t>(Доходы)</w:t>
+      </w:r>
+    </w:p>
+    <w:p>
+      <w:pPr>
+        <w:shd w:val="clear" w:color="auto" w:fill="FFFFFF"/>
+        <w:tabs>
+          <w:tab w:val="left" w:pos="916"/>
+          <w:tab w:val="left" w:pos="1832"/>
+          <w:tab w:val="left" w:pos="2748"/>
+          <w:tab w:val="left" w:pos="3664"/>
+          <w:tab w:val="left" w:pos="4580"/>
+          <w:tab w:val="left" w:pos="5496"/>
+          <w:tab w:val="left" w:pos="6412"/>
+          <w:tab w:val="left" w:pos="7328"/>
+          <w:tab w:val="left" w:pos="8244"/>
+          <w:tab w:val="left" w:pos="9160"/>
+          <w:tab w:val="left" w:pos="10076"/>
+          <w:tab w:val="left" w:pos="10992"/>
+          <w:tab w:val="left" w:pos="11908"/>
+          <w:tab w:val="left" w:pos="12824"/>
+          <w:tab w:val="left" w:pos="13740"/>
+          <w:tab w:val="left" w:pos="14656"/>
+        </w:tabs>
+        <w:wordWrap w:val="0"/>
+        <w:spacing w:after="0" w:line="160" w:lineRule="atLeast"/>
+        <w:rPr>
+          <w:rFonts w:ascii="Lucida Console" w:eastAsia="Times New Roman" w:hAnsi="Lucida Console" w:cs="Courier New"/>
+          <w:color w:val="000000"/>
+          <w:kern w:val="0"/>
+          <w:sz w:val="16"/>
+          <w:lang w:eastAsia="ru-RU"/>
+        </w:rPr>
+      </w:pPr>
+      <w:r>
+        <w:rPr>
+          <w:rFonts w:ascii="Lucida Console" w:eastAsia="Times New Roman" w:hAnsi="Lucida Console" w:cs="Courier New"/>
+          <w:color w:val="000000"/>
+          <w:kern w:val="0"/>
+          <w:sz w:val="16"/>
+          <w:lang w:eastAsia="ru-RU"/>
+        </w:rPr>
+        <w:t xml:space="preserve">             = -3.561 + 1.293 * </w:t>
+      </w:r>
+      <w:proofErr w:type="spellStart"/>
+      <w:r>
+        <w:rPr>
+          <w:rFonts w:ascii="Lucida Console" w:eastAsia="Times New Roman" w:hAnsi="Lucida Console" w:cs="Courier New"/>
+          <w:color w:val="000000"/>
+          <w:kern w:val="0"/>
+          <w:sz w:val="16"/>
+          <w:lang w:eastAsia="ru-RU"/>
+        </w:rPr>
+        <w:t>ln</w:t>
+      </w:r>
+      <w:proofErr w:type="spellEnd"/>
+      <w:r>
+        <w:rPr>
+          <w:rFonts w:ascii="Lucida Console" w:eastAsia="Times New Roman" w:hAnsi="Lucida Console" w:cs="Courier New"/>
+          <w:color w:val="000000"/>
+          <w:kern w:val="0"/>
+          <w:sz w:val="16"/>
+          <w:lang w:eastAsia="ru-RU"/>
+        </w:rPr>
+        <w:t>(Доходы)</w:t>
+      </w:r>
+    </w:p>
+    <w:p>
+      <w:pPr>
+        <w:shd w:val="clear" w:color="auto" w:fill="FFFFFF"/>
+        <w:tabs>
+          <w:tab w:val="left" w:pos="916"/>
+          <w:tab w:val="left" w:pos="1832"/>
+          <w:tab w:val="left" w:pos="2748"/>
+          <w:tab w:val="left" w:pos="3664"/>
+          <w:tab w:val="left" w:pos="4580"/>
+          <w:tab w:val="left" w:pos="5496"/>
+          <w:tab w:val="left" w:pos="6412"/>
+          <w:tab w:val="left" w:pos="7328"/>
+          <w:tab w:val="left" w:pos="8244"/>
+          <w:tab w:val="left" w:pos="9160"/>
+          <w:tab w:val="left" w:pos="10076"/>
+          <w:tab w:val="left" w:pos="10992"/>
+          <w:tab w:val="left" w:pos="11908"/>
+          <w:tab w:val="left" w:pos="12824"/>
+          <w:tab w:val="left" w:pos="13740"/>
+          <w:tab w:val="left" w:pos="14656"/>
+        </w:tabs>
+        <w:wordWrap w:val="0"/>
+        <w:spacing w:after="0" w:line="160" w:lineRule="atLeast"/>
+        <w:rPr>
+          <w:rFonts w:ascii="Lucida Console" w:eastAsia="Times New Roman" w:hAnsi="Lucida Console" w:cs="Courier New"/>
+          <w:color w:val="000000"/>
+          <w:kern w:val="0"/>
+          <w:sz w:val="16"/>
+          <w:lang w:eastAsia="ru-RU"/>
+        </w:rPr>
+      </w:pPr>
+    </w:p>
+    <w:p>
+      <w:pPr>
+        <w:shd w:val="clear" w:color="auto" w:fill="FFFFFF"/>
+        <w:tabs>
+          <w:tab w:val="left" w:pos="916"/>
+          <w:tab w:val="left" w:pos="1832"/>
+          <w:tab w:val="left" w:pos="2748"/>
+          <w:tab w:val="left" w:pos="3664"/>
+          <w:tab w:val="left" w:pos="4580"/>
+          <w:tab w:val="left" w:pos="5496"/>
+          <w:tab w:val="left" w:pos="6412"/>
+          <w:tab w:val="left" w:pos="7328"/>
+          <w:tab w:val="left" w:pos="8244"/>
+          <w:tab w:val="left" w:pos="9160"/>
+          <w:tab w:val="left" w:pos="10076"/>
+          <w:tab w:val="left" w:pos="10992"/>
+          <w:tab w:val="left" w:pos="11908"/>
+          <w:tab w:val="left" w:pos="12824"/>
+          <w:tab w:val="left" w:pos="13740"/>
+          <w:tab w:val="left" w:pos="14656"/>
+        </w:tabs>
+        <w:wordWrap w:val="0"/>
+        <w:spacing w:after="0" w:line="160" w:lineRule="atLeast"/>
+        <w:rPr>
+          <w:rFonts w:ascii="Lucida Console" w:eastAsia="Times New Roman" w:hAnsi="Lucida Console" w:cs="Courier New"/>
+          <w:color w:val="000000"/>
+          <w:kern w:val="0"/>
+          <w:sz w:val="16"/>
+          <w:lang w:eastAsia="ru-RU"/>
+        </w:rPr>
+      </w:pPr>
+      <w:proofErr w:type="spellStart"/>
+      <w:r>
+        <w:rPr>
+          <w:rFonts w:ascii="Lucida Console" w:eastAsia="Times New Roman" w:hAnsi="Lucida Console" w:cs="Courier New"/>
+          <w:color w:val="000000"/>
+          <w:kern w:val="0"/>
+          <w:sz w:val="16"/>
+          <w:lang w:eastAsia="ru-RU"/>
+        </w:rPr>
+        <w:t>ln</w:t>
+      </w:r>
+      <w:proofErr w:type="spellEnd"/>
+      <w:r>
+        <w:rPr>
+          <w:rFonts w:ascii="Lucida Console" w:eastAsia="Times New Roman" w:hAnsi="Lucida Console" w:cs="Courier New"/>
+          <w:color w:val="000000"/>
+          <w:kern w:val="0"/>
+          <w:sz w:val="16"/>
+          <w:lang w:eastAsia="ru-RU"/>
+        </w:rPr>
+        <w:t>(Население):</w:t>
+      </w:r>
+    </w:p>
+    <w:p>
+      <w:pPr>
+        <w:shd w:val="clear" w:color="auto" w:fill="FFFFFF"/>
+        <w:tabs>
+          <w:tab w:val="left" w:pos="916"/>
+          <w:tab w:val="left" w:pos="1832"/>
+          <w:tab w:val="left" w:pos="2748"/>
+          <w:tab w:val="left" w:pos="3664"/>
+          <w:tab w:val="left" w:pos="4580"/>
+          <w:tab w:val="left" w:pos="5496"/>
+          <w:tab w:val="left" w:pos="6412"/>
+          <w:tab w:val="left" w:pos="7328"/>
+          <w:tab w:val="left" w:pos="8244"/>
+          <w:tab w:val="left" w:pos="9160"/>
+          <w:tab w:val="left" w:pos="10076"/>
+          <w:tab w:val="left" w:pos="10992"/>
+          <w:tab w:val="left" w:pos="11908"/>
+          <w:tab w:val="left" w:pos="12824"/>
+          <w:tab w:val="left" w:pos="13740"/>
+          <w:tab w:val="left" w:pos="14656"/>
+        </w:tabs>
+        <w:wordWrap w:val="0"/>
+        <w:spacing w:after="0" w:line="160" w:lineRule="atLeast"/>
+        <w:rPr>
+          <w:rFonts w:ascii="Lucida Console" w:eastAsia="Times New Roman" w:hAnsi="Lucida Console" w:cs="Courier New"/>
+          <w:color w:val="000000"/>
+          <w:kern w:val="0"/>
+          <w:sz w:val="16"/>
+          <w:lang w:eastAsia="ru-RU"/>
+        </w:rPr>
+      </w:pPr>
+      <w:r>
+        <w:rPr>
+          <w:rFonts w:ascii="Lucida Console" w:eastAsia="Times New Roman" w:hAnsi="Lucida Console" w:cs="Courier New"/>
+          <w:color w:val="000000"/>
+          <w:kern w:val="0"/>
+          <w:sz w:val="16"/>
+          <w:lang w:eastAsia="ru-RU"/>
+        </w:rPr>
+        <w:t xml:space="preserve">  </w:t>
+      </w:r>
+      <w:proofErr w:type="spellStart"/>
+      <w:r>
+        <w:rPr>
+          <w:rFonts w:ascii="Lucida Console" w:eastAsia="Times New Roman" w:hAnsi="Lucida Console" w:cs="Courier New"/>
+          <w:color w:val="000000"/>
+          <w:kern w:val="0"/>
+          <w:sz w:val="16"/>
+          <w:lang w:eastAsia="ru-RU"/>
+        </w:rPr>
+        <w:t>ln</w:t>
+      </w:r>
+      <w:proofErr w:type="spellEnd"/>
+      <w:r>
+        <w:rPr>
+          <w:rFonts w:ascii="Lucida Console" w:eastAsia="Times New Roman" w:hAnsi="Lucida Console" w:cs="Courier New"/>
+          <w:color w:val="000000"/>
+          <w:kern w:val="0"/>
+          <w:sz w:val="16"/>
+          <w:lang w:eastAsia="ru-RU"/>
+        </w:rPr>
+        <w:t>(</w:t>
+      </w:r>
+      <w:proofErr w:type="spellStart"/>
+      <w:r>
+        <w:rPr>
+          <w:rFonts w:ascii="Lucida Console" w:eastAsia="Times New Roman" w:hAnsi="Lucida Console" w:cs="Courier New"/>
+          <w:color w:val="000000"/>
+          <w:kern w:val="0"/>
+          <w:sz w:val="16"/>
+          <w:lang w:eastAsia="ru-RU"/>
+        </w:rPr>
+        <w:t>Инвест</w:t>
+      </w:r>
+      <w:proofErr w:type="spellEnd"/>
+      <w:r>
+        <w:rPr>
+          <w:rFonts w:ascii="Lucida Console" w:eastAsia="Times New Roman" w:hAnsi="Lucida Console" w:cs="Courier New"/>
+          <w:color w:val="000000"/>
+          <w:kern w:val="0"/>
+          <w:sz w:val="16"/>
+          <w:lang w:eastAsia="ru-RU"/>
+        </w:rPr>
+        <w:t>.) = (-15.705 + 1.293*8.875 + -0.04003*54.08 + -0.000085*2551.7) + 1.041*</w:t>
+      </w:r>
+      <w:proofErr w:type="spellStart"/>
+      <w:r>
+        <w:rPr>
+          <w:rFonts w:ascii="Lucida Console" w:eastAsia="Times New Roman" w:hAnsi="Lucida Console" w:cs="Courier New"/>
+          <w:color w:val="000000"/>
+          <w:kern w:val="0"/>
+          <w:sz w:val="16"/>
+          <w:lang w:eastAsia="ru-RU"/>
+        </w:rPr>
+        <w:t>ln</w:t>
+      </w:r>
+      <w:proofErr w:type="spellEnd"/>
+      <w:r>
+        <w:rPr>
+          <w:rFonts w:ascii="Lucida Console" w:eastAsia="Times New Roman" w:hAnsi="Lucida Console" w:cs="Courier New"/>
+          <w:color w:val="000000"/>
+          <w:kern w:val="0"/>
+          <w:sz w:val="16"/>
+          <w:lang w:eastAsia="ru-RU"/>
+        </w:rPr>
+        <w:t>(Население)</w:t>
+      </w:r>
+    </w:p>
+    <w:p>
+      <w:pPr>
+        <w:shd w:val="clear" w:color="auto" w:fill="FFFFFF"/>
+        <w:tabs>
+          <w:tab w:val="left" w:pos="916"/>
+          <w:tab w:val="left" w:pos="1832"/>
+          <w:tab w:val="left" w:pos="2748"/>
+          <w:tab w:val="left" w:pos="3664"/>
+          <w:tab w:val="left" w:pos="4580"/>
+          <w:tab w:val="left" w:pos="5496"/>
+          <w:tab w:val="left" w:pos="6412"/>
+          <w:tab w:val="left" w:pos="7328"/>
+          <w:tab w:val="left" w:pos="8244"/>
+          <w:tab w:val="left" w:pos="9160"/>
+          <w:tab w:val="left" w:pos="10076"/>
+          <w:tab w:val="left" w:pos="10992"/>
+          <w:tab w:val="left" w:pos="11908"/>
+          <w:tab w:val="left" w:pos="12824"/>
+          <w:tab w:val="left" w:pos="13740"/>
+          <w:tab w:val="left" w:pos="14656"/>
+        </w:tabs>
+        <w:wordWrap w:val="0"/>
+        <w:spacing w:after="0" w:line="160" w:lineRule="atLeast"/>
+        <w:rPr>
+          <w:rFonts w:ascii="Lucida Console" w:eastAsia="Times New Roman" w:hAnsi="Lucida Console" w:cs="Courier New"/>
+          <w:color w:val="000000"/>
+          <w:kern w:val="0"/>
+          <w:sz w:val="16"/>
+          <w:lang w:eastAsia="ru-RU"/>
+        </w:rPr>
+      </w:pPr>
+      <w:r>
+        <w:rPr>
+          <w:rFonts w:ascii="Lucida Console" w:eastAsia="Times New Roman" w:hAnsi="Lucida Console" w:cs="Courier New"/>
+          <w:color w:val="000000"/>
+          <w:kern w:val="0"/>
+          <w:sz w:val="16"/>
+          <w:lang w:eastAsia="ru-RU"/>
+        </w:rPr>
+        <w:t xml:space="preserve">             = -6.607 + 1.041 * </w:t>
+      </w:r>
+      <w:proofErr w:type="spellStart"/>
+      <w:r>
+        <w:rPr>
+          <w:rFonts w:ascii="Lucida Console" w:eastAsia="Times New Roman" w:hAnsi="Lucida Console" w:cs="Courier New"/>
+          <w:color w:val="000000"/>
+          <w:kern w:val="0"/>
+          <w:sz w:val="16"/>
+          <w:lang w:eastAsia="ru-RU"/>
+        </w:rPr>
+        <w:t>ln</w:t>
+      </w:r>
+      <w:proofErr w:type="spellEnd"/>
+      <w:r>
+        <w:rPr>
+          <w:rFonts w:ascii="Lucida Console" w:eastAsia="Times New Roman" w:hAnsi="Lucida Console" w:cs="Courier New"/>
+          <w:color w:val="000000"/>
+          <w:kern w:val="0"/>
+          <w:sz w:val="16"/>
+          <w:lang w:eastAsia="ru-RU"/>
+        </w:rPr>
+        <w:t>(Население)</w:t>
+      </w:r>
+    </w:p>
+    <w:p>
+      <w:pPr>
+        <w:shd w:val="clear" w:color="auto" w:fill="FFFFFF"/>
+        <w:tabs>
+          <w:tab w:val="left" w:pos="916"/>
+          <w:tab w:val="left" w:pos="1832"/>
+          <w:tab w:val="left" w:pos="2748"/>
+          <w:tab w:val="left" w:pos="3664"/>
+          <w:tab w:val="left" w:pos="4580"/>
+          <w:tab w:val="left" w:pos="5496"/>
+          <w:tab w:val="left" w:pos="6412"/>
+          <w:tab w:val="left" w:pos="7328"/>
+          <w:tab w:val="left" w:pos="8244"/>
+          <w:tab w:val="left" w:pos="9160"/>
+          <w:tab w:val="left" w:pos="10076"/>
+          <w:tab w:val="left" w:pos="10992"/>
+          <w:tab w:val="left" w:pos="11908"/>
+          <w:tab w:val="left" w:pos="12824"/>
+          <w:tab w:val="left" w:pos="13740"/>
+          <w:tab w:val="left" w:pos="14656"/>
+        </w:tabs>
+        <w:wordWrap w:val="0"/>
+        <w:spacing w:after="0" w:line="160" w:lineRule="atLeast"/>
+        <w:rPr>
+          <w:rFonts w:ascii="Lucida Console" w:eastAsia="Times New Roman" w:hAnsi="Lucida Console" w:cs="Courier New"/>
+          <w:color w:val="000000"/>
+          <w:kern w:val="0"/>
+          <w:sz w:val="16"/>
+          <w:lang w:eastAsia="ru-RU"/>
+        </w:rPr>
+      </w:pPr>
+    </w:p>
+    <w:p>
+      <w:pPr>
+        <w:shd w:val="clear" w:color="auto" w:fill="FFFFFF"/>
+        <w:tabs>
+          <w:tab w:val="left" w:pos="916"/>
+          <w:tab w:val="left" w:pos="1832"/>
+          <w:tab w:val="left" w:pos="2748"/>
+          <w:tab w:val="left" w:pos="3664"/>
+          <w:tab w:val="left" w:pos="4580"/>
+          <w:tab w:val="left" w:pos="5496"/>
+          <w:tab w:val="left" w:pos="6412"/>
+          <w:tab w:val="left" w:pos="7328"/>
+          <w:tab w:val="left" w:pos="8244"/>
+          <w:tab w:val="left" w:pos="9160"/>
+          <w:tab w:val="left" w:pos="10076"/>
+          <w:tab w:val="left" w:pos="10992"/>
+          <w:tab w:val="left" w:pos="11908"/>
+          <w:tab w:val="left" w:pos="12824"/>
+          <w:tab w:val="left" w:pos="13740"/>
+          <w:tab w:val="left" w:pos="14656"/>
+        </w:tabs>
+        <w:wordWrap w:val="0"/>
+        <w:spacing w:after="0" w:line="160" w:lineRule="atLeast"/>
+        <w:rPr>
+          <w:rFonts w:ascii="Lucida Console" w:eastAsia="Times New Roman" w:hAnsi="Lucida Console" w:cs="Courier New"/>
+          <w:color w:val="000000"/>
+          <w:kern w:val="0"/>
+          <w:sz w:val="16"/>
+          <w:lang w:eastAsia="ru-RU"/>
+        </w:rPr>
+      </w:pPr>
+      <w:r>
+        <w:rPr>
+          <w:rFonts w:ascii="Lucida Console" w:eastAsia="Times New Roman" w:hAnsi="Lucida Console" w:cs="Courier New"/>
+          <w:color w:val="000000"/>
+          <w:kern w:val="0"/>
+          <w:sz w:val="16"/>
+          <w:lang w:eastAsia="ru-RU"/>
+        </w:rPr>
+        <w:t>Широта:</w:t>
+      </w:r>
+    </w:p>
+    <w:p>
+      <w:pPr>
+        <w:shd w:val="clear" w:color="auto" w:fill="FFFFFF"/>
+        <w:tabs>
+          <w:tab w:val="left" w:pos="916"/>
+          <w:tab w:val="left" w:pos="1832"/>
+          <w:tab w:val="left" w:pos="2748"/>
+          <w:tab w:val="left" w:pos="3664"/>
+          <w:tab w:val="left" w:pos="4580"/>
+          <w:tab w:val="left" w:pos="5496"/>
+          <w:tab w:val="left" w:pos="6412"/>
+          <w:tab w:val="left" w:pos="7328"/>
+          <w:tab w:val="left" w:pos="8244"/>
+          <w:tab w:val="left" w:pos="9160"/>
+          <w:tab w:val="left" w:pos="10076"/>
+          <w:tab w:val="left" w:pos="10992"/>
+          <w:tab w:val="left" w:pos="11908"/>
+          <w:tab w:val="left" w:pos="12824"/>
+          <w:tab w:val="left" w:pos="13740"/>
+          <w:tab w:val="left" w:pos="14656"/>
+        </w:tabs>
+        <w:wordWrap w:val="0"/>
+        <w:spacing w:after="0" w:line="160" w:lineRule="atLeast"/>
+        <w:rPr>
+          <w:rFonts w:ascii="Lucida Console" w:eastAsia="Times New Roman" w:hAnsi="Lucida Console" w:cs="Courier New"/>
+          <w:color w:val="000000"/>
+          <w:kern w:val="0"/>
+          <w:sz w:val="16"/>
+          <w:lang w:eastAsia="ru-RU"/>
+        </w:rPr>
+      </w:pPr>
+      <w:r>
+        <w:rPr>
+          <w:rFonts w:ascii="Lucida Console" w:eastAsia="Times New Roman" w:hAnsi="Lucida Console" w:cs="Courier New"/>
+          <w:color w:val="000000"/>
+          <w:kern w:val="0"/>
+          <w:sz w:val="16"/>
+          <w:lang w:eastAsia="ru-RU"/>
+        </w:rPr>
+        <w:t xml:space="preserve">  </w:t>
+      </w:r>
+      <w:proofErr w:type="spellStart"/>
+      <w:r>
+        <w:rPr>
+          <w:rFonts w:ascii="Lucida Console" w:eastAsia="Times New Roman" w:hAnsi="Lucida Console" w:cs="Courier New"/>
+          <w:color w:val="000000"/>
+          <w:kern w:val="0"/>
+          <w:sz w:val="16"/>
+          <w:lang w:eastAsia="ru-RU"/>
+        </w:rPr>
+        <w:t>ln</w:t>
+      </w:r>
+      <w:proofErr w:type="spellEnd"/>
+      <w:r>
+        <w:rPr>
+          <w:rFonts w:ascii="Lucida Console" w:eastAsia="Times New Roman" w:hAnsi="Lucida Console" w:cs="Courier New"/>
+          <w:color w:val="000000"/>
+          <w:kern w:val="0"/>
+          <w:sz w:val="16"/>
+          <w:lang w:eastAsia="ru-RU"/>
+        </w:rPr>
+        <w:t>(</w:t>
+      </w:r>
+      <w:proofErr w:type="spellStart"/>
+      <w:r>
+        <w:rPr>
+          <w:rFonts w:ascii="Lucida Console" w:eastAsia="Times New Roman" w:hAnsi="Lucida Console" w:cs="Courier New"/>
+          <w:color w:val="000000"/>
+          <w:kern w:val="0"/>
+          <w:sz w:val="16"/>
+          <w:lang w:eastAsia="ru-RU"/>
+        </w:rPr>
+        <w:t>Инвест</w:t>
+      </w:r>
+      <w:proofErr w:type="spellEnd"/>
+      <w:r>
+        <w:rPr>
+          <w:rFonts w:ascii="Lucida Console" w:eastAsia="Times New Roman" w:hAnsi="Lucida Console" w:cs="Courier New"/>
+          <w:color w:val="000000"/>
+          <w:kern w:val="0"/>
+          <w:sz w:val="16"/>
+          <w:lang w:eastAsia="ru-RU"/>
+        </w:rPr>
+        <w:t>.) = (-15.705 + 1.293*8.875 + 1.041*13.949 + -0.000085*2551.7) + -0.04003*Широта</w:t>
+      </w:r>
+    </w:p>
+    <w:p>
+      <w:pPr>
+        <w:shd w:val="clear" w:color="auto" w:fill="FFFFFF"/>
+        <w:tabs>
+          <w:tab w:val="left" w:pos="916"/>
+          <w:tab w:val="left" w:pos="1832"/>
+          <w:tab w:val="left" w:pos="2748"/>
+          <w:tab w:val="left" w:pos="3664"/>
+          <w:tab w:val="left" w:pos="4580"/>
+          <w:tab w:val="left" w:pos="5496"/>
+          <w:tab w:val="left" w:pos="6412"/>
+          <w:tab w:val="left" w:pos="7328"/>
+          <w:tab w:val="left" w:pos="8244"/>
+          <w:tab w:val="left" w:pos="9160"/>
+          <w:tab w:val="left" w:pos="10076"/>
+          <w:tab w:val="left" w:pos="10992"/>
+          <w:tab w:val="left" w:pos="11908"/>
+          <w:tab w:val="left" w:pos="12824"/>
+          <w:tab w:val="left" w:pos="13740"/>
+          <w:tab w:val="left" w:pos="14656"/>
+        </w:tabs>
+        <w:wordWrap w:val="0"/>
+        <w:spacing w:after="0" w:line="160" w:lineRule="atLeast"/>
+        <w:rPr>
+          <w:rFonts w:ascii="Lucida Console" w:eastAsia="Times New Roman" w:hAnsi="Lucida Console" w:cs="Courier New"/>
+          <w:color w:val="000000"/>
+          <w:kern w:val="0"/>
+          <w:sz w:val="16"/>
+          <w:lang w:eastAsia="ru-RU"/>
+        </w:rPr>
+      </w:pPr>
+      <w:r>
+        <w:rPr>
+          <w:rFonts w:ascii="Lucida Console" w:eastAsia="Times New Roman" w:hAnsi="Lucida Console" w:cs="Courier New"/>
+          <w:color w:val="000000"/>
+          <w:kern w:val="0"/>
+          <w:sz w:val="16"/>
+          <w:lang w:eastAsia="ru-RU"/>
+        </w:rPr>
+        <w:t xml:space="preserve">             = 10.083 + -0.04003 * Широта</w:t>
+      </w:r>
+    </w:p>
+    <w:p>
+      <w:pPr>
+        <w:shd w:val="clear" w:color="auto" w:fill="FFFFFF"/>
+        <w:tabs>
+          <w:tab w:val="left" w:pos="916"/>
+          <w:tab w:val="left" w:pos="1832"/>
+          <w:tab w:val="left" w:pos="2748"/>
+          <w:tab w:val="left" w:pos="3664"/>
+          <w:tab w:val="left" w:pos="4580"/>
+          <w:tab w:val="left" w:pos="5496"/>
+          <w:tab w:val="left" w:pos="6412"/>
+          <w:tab w:val="left" w:pos="7328"/>
+          <w:tab w:val="left" w:pos="8244"/>
+          <w:tab w:val="left" w:pos="9160"/>
+          <w:tab w:val="left" w:pos="10076"/>
+          <w:tab w:val="left" w:pos="10992"/>
+          <w:tab w:val="left" w:pos="11908"/>
+          <w:tab w:val="left" w:pos="12824"/>
+          <w:tab w:val="left" w:pos="13740"/>
+          <w:tab w:val="left" w:pos="14656"/>
+        </w:tabs>
+        <w:wordWrap w:val="0"/>
+        <w:spacing w:after="0" w:line="160" w:lineRule="atLeast"/>
+        <w:rPr>
+          <w:rFonts w:ascii="Lucida Console" w:eastAsia="Times New Roman" w:hAnsi="Lucida Console" w:cs="Courier New"/>
+          <w:color w:val="000000"/>
+          <w:kern w:val="0"/>
+          <w:sz w:val="16"/>
+          <w:lang w:eastAsia="ru-RU"/>
+        </w:rPr>
+      </w:pPr>
+    </w:p>
+    <w:p>
+      <w:pPr>
+        <w:shd w:val="clear" w:color="auto" w:fill="FFFFFF"/>
+        <w:tabs>
+          <w:tab w:val="left" w:pos="916"/>
+          <w:tab w:val="left" w:pos="1832"/>
+          <w:tab w:val="left" w:pos="2748"/>
+          <w:tab w:val="left" w:pos="3664"/>
+          <w:tab w:val="left" w:pos="4580"/>
+          <w:tab w:val="left" w:pos="5496"/>
+          <w:tab w:val="left" w:pos="6412"/>
+          <w:tab w:val="left" w:pos="7328"/>
+          <w:tab w:val="left" w:pos="8244"/>
+          <w:tab w:val="left" w:pos="9160"/>
+          <w:tab w:val="left" w:pos="10076"/>
+          <w:tab w:val="left" w:pos="10992"/>
+          <w:tab w:val="left" w:pos="11908"/>
+          <w:tab w:val="left" w:pos="12824"/>
+          <w:tab w:val="left" w:pos="13740"/>
+          <w:tab w:val="left" w:pos="14656"/>
+        </w:tabs>
+        <w:wordWrap w:val="0"/>
+        <w:spacing w:after="0" w:line="160" w:lineRule="atLeast"/>
+        <w:rPr>
+          <w:rFonts w:ascii="Lucida Console" w:eastAsia="Times New Roman" w:hAnsi="Lucida Console" w:cs="Courier New"/>
+          <w:color w:val="000000"/>
+          <w:kern w:val="0"/>
+          <w:sz w:val="16"/>
+          <w:lang w:eastAsia="ru-RU"/>
+        </w:rPr>
+      </w:pPr>
+      <w:proofErr w:type="spellStart"/>
+      <w:r>
+        <w:rPr>
+          <w:rFonts w:ascii="Lucida Console" w:eastAsia="Times New Roman" w:hAnsi="Lucida Console" w:cs="Courier New"/>
+          <w:color w:val="000000"/>
+          <w:kern w:val="0"/>
+          <w:sz w:val="16"/>
+          <w:lang w:eastAsia="ru-RU"/>
+        </w:rPr>
+        <w:t>Расст</w:t>
+      </w:r>
+      <w:proofErr w:type="spellEnd"/>
+      <w:r>
+        <w:rPr>
+          <w:rFonts w:ascii="Lucida Console" w:eastAsia="Times New Roman" w:hAnsi="Lucida Console" w:cs="Courier New"/>
+          <w:color w:val="000000"/>
+          <w:kern w:val="0"/>
+          <w:sz w:val="16"/>
+          <w:lang w:eastAsia="ru-RU"/>
+        </w:rPr>
+        <w:t>. до Москвы:</w:t>
+      </w:r>
+    </w:p>
+    <w:p>
+      <w:pPr>
+        <w:shd w:val="clear" w:color="auto" w:fill="FFFFFF"/>
+        <w:tabs>
+          <w:tab w:val="left" w:pos="916"/>
+          <w:tab w:val="left" w:pos="1832"/>
+          <w:tab w:val="left" w:pos="2748"/>
+          <w:tab w:val="left" w:pos="3664"/>
+          <w:tab w:val="left" w:pos="4580"/>
+          <w:tab w:val="left" w:pos="5496"/>
+          <w:tab w:val="left" w:pos="6412"/>
+          <w:tab w:val="left" w:pos="7328"/>
+          <w:tab w:val="left" w:pos="8244"/>
+          <w:tab w:val="left" w:pos="9160"/>
+          <w:tab w:val="left" w:pos="10076"/>
+          <w:tab w:val="left" w:pos="10992"/>
+          <w:tab w:val="left" w:pos="11908"/>
+          <w:tab w:val="left" w:pos="12824"/>
+          <w:tab w:val="left" w:pos="13740"/>
+          <w:tab w:val="left" w:pos="14656"/>
+        </w:tabs>
+        <w:wordWrap w:val="0"/>
+        <w:spacing w:after="0" w:line="160" w:lineRule="atLeast"/>
+        <w:rPr>
+          <w:rFonts w:ascii="Lucida Console" w:eastAsia="Times New Roman" w:hAnsi="Lucida Console" w:cs="Courier New"/>
+          <w:color w:val="000000"/>
+          <w:kern w:val="0"/>
+          <w:sz w:val="16"/>
+          <w:lang w:eastAsia="ru-RU"/>
+        </w:rPr>
+      </w:pPr>
+      <w:r>
+        <w:rPr>
+          <w:rFonts w:ascii="Lucida Console" w:eastAsia="Times New Roman" w:hAnsi="Lucida Console" w:cs="Courier New"/>
+          <w:color w:val="000000"/>
+          <w:kern w:val="0"/>
+          <w:sz w:val="16"/>
+          <w:lang w:eastAsia="ru-RU"/>
+        </w:rPr>
+        <w:t xml:space="preserve">  </w:t>
+      </w:r>
+      <w:proofErr w:type="spellStart"/>
+      <w:r>
+        <w:rPr>
+          <w:rFonts w:ascii="Lucida Console" w:eastAsia="Times New Roman" w:hAnsi="Lucida Console" w:cs="Courier New"/>
+          <w:color w:val="000000"/>
+          <w:kern w:val="0"/>
+          <w:sz w:val="16"/>
+          <w:lang w:eastAsia="ru-RU"/>
+        </w:rPr>
+        <w:t>ln</w:t>
+      </w:r>
+      <w:proofErr w:type="spellEnd"/>
+      <w:r>
+        <w:rPr>
+          <w:rFonts w:ascii="Lucida Console" w:eastAsia="Times New Roman" w:hAnsi="Lucida Console" w:cs="Courier New"/>
+          <w:color w:val="000000"/>
+          <w:kern w:val="0"/>
+          <w:sz w:val="16"/>
+          <w:lang w:eastAsia="ru-RU"/>
+        </w:rPr>
+        <w:t>(</w:t>
+      </w:r>
+      <w:proofErr w:type="spellStart"/>
+      <w:r>
+        <w:rPr>
+          <w:rFonts w:ascii="Lucida Console" w:eastAsia="Times New Roman" w:hAnsi="Lucida Console" w:cs="Courier New"/>
+          <w:color w:val="000000"/>
+          <w:kern w:val="0"/>
+          <w:sz w:val="16"/>
+          <w:lang w:eastAsia="ru-RU"/>
+        </w:rPr>
+        <w:t>Инвест</w:t>
+      </w:r>
+      <w:proofErr w:type="spellEnd"/>
+      <w:r>
+        <w:rPr>
+          <w:rFonts w:ascii="Lucida Console" w:eastAsia="Times New Roman" w:hAnsi="Lucida Console" w:cs="Courier New"/>
+          <w:color w:val="000000"/>
+          <w:kern w:val="0"/>
+          <w:sz w:val="16"/>
+          <w:lang w:eastAsia="ru-RU"/>
+        </w:rPr>
+        <w:t>.) = (-15.705 + 1.293*8.875 + 1.041*13.949 + -0.04003*54.08) + -0.000085*</w:t>
+      </w:r>
+      <w:proofErr w:type="spellStart"/>
+      <w:r>
+        <w:rPr>
+          <w:rFonts w:ascii="Lucida Console" w:eastAsia="Times New Roman" w:hAnsi="Lucida Console" w:cs="Courier New"/>
+          <w:color w:val="000000"/>
+          <w:kern w:val="0"/>
+          <w:sz w:val="16"/>
+          <w:lang w:eastAsia="ru-RU"/>
+        </w:rPr>
+        <w:t>Расст</w:t>
+      </w:r>
+      <w:proofErr w:type="spellEnd"/>
+      <w:r>
+        <w:rPr>
+          <w:rFonts w:ascii="Lucida Console" w:eastAsia="Times New Roman" w:hAnsi="Lucida Console" w:cs="Courier New"/>
+          <w:color w:val="000000"/>
+          <w:kern w:val="0"/>
+          <w:sz w:val="16"/>
+          <w:lang w:eastAsia="ru-RU"/>
+        </w:rPr>
+        <w:t>.</w:t>
+      </w:r>
+    </w:p>
+    <w:p>
+      <w:pPr>
+        <w:shd w:val="clear" w:color="auto" w:fill="FFFFFF"/>
+        <w:tabs>
+          <w:tab w:val="left" w:pos="916"/>
+          <w:tab w:val="left" w:pos="1832"/>
+          <w:tab w:val="left" w:pos="2748"/>
+          <w:tab w:val="left" w:pos="3664"/>
+          <w:tab w:val="left" w:pos="4580"/>
+          <w:tab w:val="left" w:pos="5496"/>
+          <w:tab w:val="left" w:pos="6412"/>
+          <w:tab w:val="left" w:pos="7328"/>
+          <w:tab w:val="left" w:pos="8244"/>
+          <w:tab w:val="left" w:pos="9160"/>
+          <w:tab w:val="left" w:pos="10076"/>
+          <w:tab w:val="left" w:pos="10992"/>
+          <w:tab w:val="left" w:pos="11908"/>
+          <w:tab w:val="left" w:pos="12824"/>
+          <w:tab w:val="left" w:pos="13740"/>
+          <w:tab w:val="left" w:pos="14656"/>
+        </w:tabs>
+        <w:wordWrap w:val="0"/>
+        <w:spacing w:after="0" w:line="160" w:lineRule="atLeast"/>
+        <w:rPr>
+          <w:rFonts w:ascii="Lucida Console" w:eastAsia="Times New Roman" w:hAnsi="Lucida Console" w:cs="Courier New"/>
+          <w:color w:val="000000"/>
+          <w:kern w:val="0"/>
+          <w:sz w:val="16"/>
+          <w:szCs w:val="13"/>
+          <w:lang w:val="en-US" w:eastAsia="ru-RU"/>
+        </w:rPr>
+      </w:pPr>
+      <w:r>
+        <w:rPr>
+          <w:rFonts w:ascii="Lucida Console" w:eastAsia="Times New Roman" w:hAnsi="Lucida Console" w:cs="Courier New"/>
+          <w:color w:val="000000"/>
+          <w:kern w:val="0"/>
+          <w:sz w:val="16"/>
+          <w:lang w:eastAsia="ru-RU"/>
+        </w:rPr>
+        <w:t xml:space="preserve">             = 8.135 + -0.000085 * </w:t>
+      </w:r>
+      <w:proofErr w:type="spellStart"/>
+      <w:r>
+        <w:rPr>
+          <w:rFonts w:ascii="Lucida Console" w:eastAsia="Times New Roman" w:hAnsi="Lucida Console" w:cs="Courier New"/>
+          <w:color w:val="000000"/>
+          <w:kern w:val="0"/>
+          <w:sz w:val="16"/>
+          <w:lang w:eastAsia="ru-RU"/>
+        </w:rPr>
+        <w:t>Расст</w:t>
+      </w:r>
+      <w:proofErr w:type="spellEnd"/>
+      <w:r>
+        <w:rPr>
+          <w:rFonts w:ascii="Lucida Console" w:eastAsia="Times New Roman" w:hAnsi="Lucida Console" w:cs="Courier New"/>
+          <w:color w:val="000000"/>
+          <w:kern w:val="0"/>
+          <w:sz w:val="16"/>
+          <w:lang w:eastAsia="ru-RU"/>
+        </w:rPr>
+        <w:t>. до Москвы</w:t>
+      </w:r>
+    </w:p>
+    <w:p>
+      <w:pPr>
+        <w:shd w:val="clear" w:color="auto" w:fill="FFFFFF"/>
+        <w:tabs>
+          <w:tab w:val="left" w:pos="916"/>
+          <w:tab w:val="left" w:pos="1832"/>
+          <w:tab w:val="left" w:pos="2748"/>
+          <w:tab w:val="left" w:pos="3664"/>
+          <w:tab w:val="left" w:pos="4580"/>
+          <w:tab w:val="left" w:pos="5496"/>
+          <w:tab w:val="left" w:pos="6412"/>
+          <w:tab w:val="left" w:pos="7328"/>
+          <w:tab w:val="left" w:pos="8244"/>
+          <w:tab w:val="left" w:pos="9160"/>
+          <w:tab w:val="left" w:pos="10076"/>
+          <w:tab w:val="left" w:pos="10992"/>
+          <w:tab w:val="left" w:pos="11908"/>
+          <w:tab w:val="left" w:pos="12824"/>
+          <w:tab w:val="left" w:pos="13740"/>
+          <w:tab w:val="left" w:pos="14656"/>
+        </w:tabs>
+        <w:wordWrap w:val="0"/>
+        <w:spacing w:after="0" w:line="160" w:lineRule="atLeast"/>
+        <w:rPr>
+          <w:rFonts w:ascii="Lucida Console" w:eastAsia="Times New Roman" w:hAnsi="Lucida Console" w:cs="Courier New"/>
+          <w:color w:val="000000"/>
+          <w:kern w:val="0"/>
+          <w:sz w:val="16"/>
+          <w:szCs w:val="13"/>
+          <w:lang w:val="en-US" w:eastAsia="ru-RU"/>
+        </w:rPr>
+      </w:pPr>
     </w:p>
     <w:tbl>
       <w:tblPr>
         <w:tblStyle w:val="ac"/>
         <w:tblW w:w="9747" w:type="dxa"/>
-        <w:tblLook w:val="04A0" w:firstRow="1" w:lastRow="0" w:firstColumn="1" w:lastColumn="0" w:noHBand="0" w:noVBand="1"/>
+        <w:tblLook w:val="04A0"/>
       </w:tblPr>
       <w:tblGrid>
         <w:gridCol w:w="3652"/>
@@ -3217,7 +4305,35 @@
               </w:rPr>
             </w:pPr>
             <w:proofErr w:type="spellStart"/>
-            <w:proofErr w:type="gramStart"/>
+            <w:r>
+              <w:rPr>
+                <w:sz w:val="28"/>
+                <w:szCs w:val="28"/>
+              </w:rPr>
+              <w:t>ln</w:t>
+            </w:r>
+            <w:proofErr w:type="spellEnd"/>
+            <w:r>
+              <w:rPr>
+                <w:sz w:val="28"/>
+                <w:szCs w:val="28"/>
+              </w:rPr>
+              <w:t>(Доходы)</w:t>
+            </w:r>
+          </w:p>
+        </w:tc>
+        <w:tc>
+          <w:tcPr>
+            <w:tcW w:w="6095" w:type="dxa"/>
+          </w:tcPr>
+          <w:p>
+            <w:pPr>
+              <w:rPr>
+                <w:sz w:val="28"/>
+                <w:szCs w:val="28"/>
+              </w:rPr>
+            </w:pPr>
+            <w:proofErr w:type="spellStart"/>
             <w:r>
               <w:rPr>
                 <w:sz w:val="28"/>
@@ -3233,29 +4349,30 @@
               </w:rPr>
               <w:t>(</w:t>
             </w:r>
-            <w:proofErr w:type="gramEnd"/>
+            <w:proofErr w:type="spellStart"/>
             <w:r>
               <w:rPr>
                 <w:sz w:val="28"/>
                 <w:szCs w:val="28"/>
               </w:rPr>
-              <w:t>Доходы)</w:t>
+              <w:t>Инвест</w:t>
             </w:r>
-          </w:p>
-        </w:tc>
-        <w:tc>
-          <w:tcPr>
-            <w:tcW w:w="6095" w:type="dxa"/>
-          </w:tcPr>
-          <w:p>
-            <w:pPr>
+            <w:proofErr w:type="spellEnd"/>
+            <w:r>
               <w:rPr>
                 <w:sz w:val="28"/>
                 <w:szCs w:val="28"/>
               </w:rPr>
-            </w:pPr>
+              <w:t>.) = −3,561 + 1,293</w:t>
+            </w:r>
+            <w:r>
+              <w:rPr>
+                <w:sz w:val="28"/>
+                <w:szCs w:val="28"/>
+              </w:rPr>
+              <w:t xml:space="preserve"> * </w:t>
+            </w:r>
             <w:proofErr w:type="spellStart"/>
-            <w:proofErr w:type="gramStart"/>
             <w:r>
               <w:rPr>
                 <w:sz w:val="28"/>
@@ -3269,47 +4386,7 @@
                 <w:sz w:val="28"/>
                 <w:szCs w:val="28"/>
               </w:rPr>
-              <w:t>(</w:t>
-            </w:r>
-            <w:proofErr w:type="gramEnd"/>
-            <w:r>
-              <w:rPr>
-                <w:sz w:val="28"/>
-                <w:szCs w:val="28"/>
-              </w:rPr>
-              <w:t>Инвест.) = −3,561 + 1,293</w:t>
-            </w:r>
-            <w:r>
-              <w:rPr>
-                <w:sz w:val="28"/>
-                <w:szCs w:val="28"/>
-              </w:rPr>
-              <w:t xml:space="preserve"> * </w:t>
-            </w:r>
-            <w:proofErr w:type="spellStart"/>
-            <w:proofErr w:type="gramStart"/>
-            <w:r>
-              <w:rPr>
-                <w:sz w:val="28"/>
-                <w:szCs w:val="28"/>
-              </w:rPr>
-              <w:t>ln</w:t>
-            </w:r>
-            <w:proofErr w:type="spellEnd"/>
-            <w:r>
-              <w:rPr>
-                <w:sz w:val="28"/>
-                <w:szCs w:val="28"/>
-              </w:rPr>
-              <w:t>(</w:t>
-            </w:r>
-            <w:proofErr w:type="gramEnd"/>
-            <w:r>
-              <w:rPr>
-                <w:sz w:val="28"/>
-                <w:szCs w:val="28"/>
-              </w:rPr>
-              <w:t>Доходы)</w:t>
+              <w:t>(Доходы)</w:t>
             </w:r>
           </w:p>
         </w:tc>
@@ -3327,7 +4404,6 @@
               </w:rPr>
             </w:pPr>
             <w:proofErr w:type="spellStart"/>
-            <w:proofErr w:type="gramStart"/>
             <w:r>
               <w:rPr>
                 <w:sz w:val="28"/>
@@ -3343,7 +4419,6 @@
               </w:rPr>
               <w:t>(</w:t>
             </w:r>
-            <w:proofErr w:type="gramEnd"/>
             <w:r>
               <w:rPr>
                 <w:sz w:val="28"/>
@@ -3372,7 +4447,6 @@
               </w:rPr>
             </w:pPr>
             <w:proofErr w:type="spellStart"/>
-            <w:proofErr w:type="gramStart"/>
             <w:r>
               <w:rPr>
                 <w:sz w:val="28"/>
@@ -3388,13 +4462,21 @@
               </w:rPr>
               <w:t>(</w:t>
             </w:r>
-            <w:proofErr w:type="gramEnd"/>
+            <w:proofErr w:type="spellStart"/>
             <w:r>
               <w:rPr>
                 <w:sz w:val="28"/>
                 <w:szCs w:val="28"/>
               </w:rPr>
-              <w:t>Инвест.) = −6,607 + 1,041</w:t>
+              <w:t>Инвест</w:t>
+            </w:r>
+            <w:proofErr w:type="spellEnd"/>
+            <w:r>
+              <w:rPr>
+                <w:sz w:val="28"/>
+                <w:szCs w:val="28"/>
+              </w:rPr>
+              <w:t>.) = −6,607 + 1,041</w:t>
             </w:r>
             <w:r>
               <w:rPr>
@@ -3404,7 +4486,6 @@
               <w:t xml:space="preserve"> * </w:t>
             </w:r>
             <w:proofErr w:type="spellStart"/>
-            <w:proofErr w:type="gramStart"/>
             <w:r>
               <w:rPr>
                 <w:sz w:val="28"/>
@@ -3418,15 +4499,7 @@
                 <w:sz w:val="28"/>
                 <w:szCs w:val="28"/>
               </w:rPr>
-              <w:t>(</w:t>
-            </w:r>
-            <w:proofErr w:type="gramEnd"/>
-            <w:r>
-              <w:rPr>
-                <w:sz w:val="28"/>
-                <w:szCs w:val="28"/>
-              </w:rPr>
-              <w:t>Население)</w:t>
+              <w:t>(Население)</w:t>
             </w:r>
           </w:p>
         </w:tc>
@@ -3464,7 +4537,6 @@
               </w:rPr>
             </w:pPr>
             <w:proofErr w:type="spellStart"/>
-            <w:proofErr w:type="gramStart"/>
             <w:r>
               <w:rPr>
                 <w:sz w:val="28"/>
@@ -3480,13 +4552,21 @@
               </w:rPr>
               <w:t>(</w:t>
             </w:r>
-            <w:proofErr w:type="gramEnd"/>
+            <w:proofErr w:type="spellStart"/>
             <w:r>
               <w:rPr>
                 <w:sz w:val="28"/>
                 <w:szCs w:val="28"/>
               </w:rPr>
-              <w:t>Инвест.) = 10,083 − 0,040</w:t>
+              <w:t>Инвест</w:t>
+            </w:r>
+            <w:proofErr w:type="spellEnd"/>
+            <w:r>
+              <w:rPr>
+                <w:sz w:val="28"/>
+                <w:szCs w:val="28"/>
+              </w:rPr>
+              <w:t>.) = 10,083 − 0,040</w:t>
             </w:r>
             <w:r>
               <w:rPr>
@@ -3547,7 +4627,6 @@
               </w:rPr>
             </w:pPr>
             <w:proofErr w:type="spellStart"/>
-            <w:proofErr w:type="gramStart"/>
             <w:r>
               <w:rPr>
                 <w:sz w:val="28"/>
@@ -3563,13 +4642,21 @@
               </w:rPr>
               <w:t>(</w:t>
             </w:r>
-            <w:proofErr w:type="gramEnd"/>
+            <w:proofErr w:type="spellStart"/>
             <w:r>
               <w:rPr>
                 <w:sz w:val="28"/>
                 <w:szCs w:val="28"/>
               </w:rPr>
-              <w:t>Инвест.) = 8,135 − 0,000085</w:t>
+              <w:t>Инвест</w:t>
+            </w:r>
+            <w:proofErr w:type="spellEnd"/>
+            <w:r>
+              <w:rPr>
+                <w:sz w:val="28"/>
+                <w:szCs w:val="28"/>
+              </w:rPr>
+              <w:t>.) = 8,135 − 0,000085</w:t>
             </w:r>
             <w:r>
               <w:rPr>
@@ -3690,11 +4777,13 @@
       </w:pPr>
       <w:r>
         <w:rPr>
-          <w:sz w:val="28"/>
-          <w:szCs w:val="28"/>
+          <w:noProof/>
+          <w:sz w:val="28"/>
+          <w:szCs w:val="28"/>
+          <w:lang w:eastAsia="ru-RU"/>
         </w:rPr>
         <w:drawing>
-          <wp:anchor distT="0" distB="0" distL="114300" distR="114300" simplePos="0" relativeHeight="251645440" behindDoc="0" locked="0" layoutInCell="1" allowOverlap="1" wp14:anchorId="440C4F21" wp14:editId="7D30E67E">
+          <wp:anchor distT="0" distB="0" distL="114300" distR="114300" simplePos="0" relativeHeight="251645440" behindDoc="0" locked="0" layoutInCell="1" allowOverlap="1">
             <wp:simplePos x="0" y="0"/>
             <wp:positionH relativeFrom="column">
               <wp:posOffset>-235165</wp:posOffset>
@@ -3725,10 +4814,10 @@
                     <pic:cNvPicPr/>
                   </pic:nvPicPr>
                   <pic:blipFill>
-                    <a:blip r:embed="rId19">
+                    <a:blip r:embed="rId21">
                       <a:extLst>
                         <a:ext uri="{28A0092B-C50C-407E-A947-70E740481C1C}">
-                          <a14:useLocalDpi xmlns:a14="http://schemas.microsoft.com/office/drawing/2010/main" val="0"/>
+                          <a14:useLocalDpi xmlns:a14="http://schemas.microsoft.com/office/drawing/2010/main" xmlns:wps="http://schemas.microsoft.com/office/word/2010/wordprocessingShape" xmlns:wpi="http://schemas.microsoft.com/office/word/2010/wordprocessingInk" xmlns:wpg="http://schemas.microsoft.com/office/word/2010/wordprocessingGroup" xmlns:w16se="http://schemas.microsoft.com/office/word/2015/wordml/symex" xmlns:w16sdtfl="http://schemas.microsoft.com/office/word/2024/wordml/sdtformatlock" xmlns:w16sdtdh="http://schemas.microsoft.com/office/word/2020/wordml/sdtdatahash" xmlns:w16du="http://schemas.microsoft.com/office/word/2023/wordml/word16du" xmlns:w16="http://schemas.microsoft.com/office/word/2018/wordml" xmlns:w16cid="http://schemas.microsoft.com/office/word/2016/wordml/cid" xmlns:w16cex="http://schemas.microsoft.com/office/word/2018/wordml/cex" xmlns:w15="http://schemas.microsoft.com/office/word/2012/wordml" xmlns:w14="http://schemas.microsoft.com/office/word/2010/wordml" xmlns:w="http://schemas.openxmlformats.org/wordprocessingml/2006/main" xmlns:w10="urn:schemas-microsoft-com:office:word" xmlns:wp14="http://schemas.microsoft.com/office/word/2010/wordprocessingDrawing" xmlns:v="urn:schemas-microsoft-com:vml" xmlns:oel="http://schemas.microsoft.com/office/2019/extlst" xmlns:o="urn:schemas-microsoft-com:office:office" xmlns:am3d="http://schemas.microsoft.com/office/drawing/2017/model3d" xmlns:aink="http://schemas.microsoft.com/office/drawing/2016/ink" xmlns:mc="http://schemas.openxmlformats.org/markup-compatibility/2006" xmlns:cx8="http://schemas.microsoft.com/office/drawing/2016/5/14/chartex" xmlns:cx7="http://schemas.microsoft.com/office/drawing/2016/5/13/chartex" xmlns:cx6="http://schemas.microsoft.com/office/drawing/2016/5/12/chartex" xmlns:cx5="http://schemas.microsoft.com/office/drawing/2016/5/11/chartex" xmlns:cx4="http://schemas.microsoft.com/office/drawing/2016/5/10/chartex" xmlns:cx3="http://schemas.microsoft.com/office/drawing/2016/5/9/chartex" xmlns:cx2="http://schemas.microsoft.com/office/drawing/2015/10/21/chartex" xmlns:cx1="http://schemas.microsoft.com/office/drawing/2015/9/8/chartex" xmlns:cx="http://schemas.microsoft.com/office/drawing/2014/chartex" xmlns:wpc="http://schemas.microsoft.com/office/word/2010/wordprocessingCanvas" xmlns="" val="0"/>
                         </a:ext>
                       </a:extLst>
                     </a:blip>
@@ -3748,12 +4837,6 @@
                 </pic:pic>
               </a:graphicData>
             </a:graphic>
-            <wp14:sizeRelH relativeFrom="margin">
-              <wp14:pctWidth>0</wp14:pctWidth>
-            </wp14:sizeRelH>
-            <wp14:sizeRelV relativeFrom="margin">
-              <wp14:pctHeight>0</wp14:pctHeight>
-            </wp14:sizeRelV>
           </wp:anchor>
         </w:drawing>
       </w:r>
@@ -3787,7 +4870,6 @@
           <w:sz w:val="28"/>
           <w:szCs w:val="28"/>
         </w:rPr>
-        <w:lastRenderedPageBreak/>
         <w:t xml:space="preserve">Доходы </w:t>
       </w:r>
       <w:r>
@@ -3823,13 +4905,6 @@
           <w:sz w:val="28"/>
           <w:szCs w:val="28"/>
         </w:rPr>
-        <w:t xml:space="preserve"> </w:t>
-      </w:r>
-      <w:r>
-        <w:rPr>
-          <w:sz w:val="28"/>
-          <w:szCs w:val="28"/>
-        </w:rPr>
         <w:t>-</w:t>
       </w:r>
       <w:r>
@@ -3914,15 +4989,6 @@
         <w:t>Мультиколлинеарность</w:t>
       </w:r>
       <w:proofErr w:type="spellEnd"/>
-      <w:r>
-        <w:rPr>
-          <w:b/>
-          <w:bCs/>
-          <w:sz w:val="28"/>
-          <w:szCs w:val="28"/>
-        </w:rPr>
-        <w:t xml:space="preserve"> </w:t>
-      </w:r>
     </w:p>
     <w:p>
       <w:pPr>
@@ -3944,14 +5010,7 @@
           <w:sz w:val="28"/>
           <w:szCs w:val="28"/>
         </w:rPr>
-        <w:t>им есть ли</w:t>
-      </w:r>
-      <w:r>
-        <w:rPr>
-          <w:sz w:val="28"/>
-          <w:szCs w:val="28"/>
-        </w:rPr>
-        <w:t xml:space="preserve"> </w:t>
+        <w:t xml:space="preserve">им есть </w:t>
       </w:r>
       <w:proofErr w:type="spellStart"/>
       <w:r>
@@ -3959,6 +5018,13 @@
           <w:sz w:val="28"/>
           <w:szCs w:val="28"/>
         </w:rPr>
+        <w:t>ли</w:t>
+      </w:r>
+      <w:r>
+        <w:rPr>
+          <w:sz w:val="28"/>
+          <w:szCs w:val="28"/>
+        </w:rPr>
         <w:t>мультиколлинеарность</w:t>
       </w:r>
       <w:proofErr w:type="spellEnd"/>
@@ -3987,11 +5053,13 @@
       </w:pPr>
       <w:r>
         <w:rPr>
-          <w:sz w:val="28"/>
-          <w:szCs w:val="28"/>
+          <w:noProof/>
+          <w:sz w:val="28"/>
+          <w:szCs w:val="28"/>
+          <w:lang w:eastAsia="ru-RU"/>
         </w:rPr>
         <w:drawing>
-          <wp:inline distT="0" distB="0" distL="0" distR="0" wp14:anchorId="5F139AA4" wp14:editId="3F5486D2">
+          <wp:inline distT="0" distB="0" distL="0" distR="0">
             <wp:extent cx="5940425" cy="938530"/>
             <wp:effectExtent l="0" t="0" r="0" b="0"/>
             <wp:docPr id="925104016" name="Рисунок 1"/>
@@ -4006,7 +5074,7 @@
                     <pic:cNvPicPr/>
                   </pic:nvPicPr>
                   <pic:blipFill>
-                    <a:blip r:embed="rId20"/>
+                    <a:blip r:embed="rId22"/>
                     <a:stretch>
                       <a:fillRect/>
                     </a:stretch>
@@ -4028,11 +5096,13 @@
       </w:r>
       <w:r>
         <w:rPr>
-          <w:sz w:val="28"/>
-          <w:szCs w:val="28"/>
+          <w:noProof/>
+          <w:sz w:val="28"/>
+          <w:szCs w:val="28"/>
+          <w:lang w:eastAsia="ru-RU"/>
         </w:rPr>
         <w:drawing>
-          <wp:inline distT="0" distB="0" distL="0" distR="0" wp14:anchorId="0C5A48F7" wp14:editId="7EADD384">
+          <wp:inline distT="0" distB="0" distL="0" distR="0">
             <wp:extent cx="5353797" cy="609685"/>
             <wp:effectExtent l="0" t="0" r="0" b="0"/>
             <wp:docPr id="63488768" name="Рисунок 1"/>
@@ -4047,7 +5117,7 @@
                     <pic:cNvPicPr/>
                   </pic:nvPicPr>
                   <pic:blipFill>
-                    <a:blip r:embed="rId21"/>
+                    <a:blip r:embed="rId23"/>
                     <a:stretch>
                       <a:fillRect/>
                     </a:stretch>
@@ -4090,13 +5160,6 @@
         </w:rPr>
         <w:t>-</w:t>
       </w:r>
-      <w:r>
-        <w:rPr>
-          <w:sz w:val="28"/>
-          <w:szCs w:val="28"/>
-        </w:rPr>
-        <w:t xml:space="preserve"> </w:t>
-      </w:r>
       <w:proofErr w:type="spellStart"/>
       <w:r>
         <w:rPr>
@@ -4139,7 +5202,15 @@
           <w:sz w:val="28"/>
           <w:szCs w:val="28"/>
         </w:rPr>
-        <w:t xml:space="preserve"> расстояние до Москвы), остальные ещё слабее. Факторы практически независимы друг от друга</w:t>
+        <w:t xml:space="preserve"> расстояние </w:t>
+      </w:r>
+      <w:r>
+        <w:rPr>
+          <w:sz w:val="28"/>
+          <w:szCs w:val="28"/>
+        </w:rPr>
+        <w:lastRenderedPageBreak/>
+        <w:t>до Москвы), остальные ещё слабее. Факторы практически независимы друг от друга</w:t>
       </w:r>
       <w:r>
         <w:rPr>
@@ -4177,6 +5248,15 @@
         </w:rPr>
         <w:t xml:space="preserve">11: Неоднородность данных </w:t>
       </w:r>
+      <w:r>
+        <w:rPr>
+          <w:b/>
+          <w:bCs/>
+          <w:sz w:val="28"/>
+          <w:szCs w:val="28"/>
+        </w:rPr>
+        <w:t>– фиктивные переменные</w:t>
+      </w:r>
     </w:p>
     <w:p>
       <w:pPr>
@@ -4211,11 +5291,13 @@
       </w:pPr>
       <w:r>
         <w:rPr>
-          <w:sz w:val="28"/>
-          <w:szCs w:val="28"/>
+          <w:noProof/>
+          <w:sz w:val="28"/>
+          <w:szCs w:val="28"/>
+          <w:lang w:eastAsia="ru-RU"/>
         </w:rPr>
         <w:drawing>
-          <wp:anchor distT="0" distB="0" distL="114300" distR="114300" simplePos="0" relativeHeight="251648512" behindDoc="0" locked="0" layoutInCell="1" allowOverlap="1" wp14:anchorId="50866A22" wp14:editId="24CB4250">
+          <wp:anchor distT="0" distB="0" distL="114300" distR="114300" simplePos="0" relativeHeight="251648512" behindDoc="0" locked="0" layoutInCell="1" allowOverlap="1">
             <wp:simplePos x="0" y="0"/>
             <wp:positionH relativeFrom="column">
               <wp:posOffset>-433705</wp:posOffset>
@@ -4246,10 +5328,10 @@
                     <pic:cNvPicPr/>
                   </pic:nvPicPr>
                   <pic:blipFill>
-                    <a:blip r:embed="rId22">
+                    <a:blip r:embed="rId24">
                       <a:extLst>
                         <a:ext uri="{28A0092B-C50C-407E-A947-70E740481C1C}">
-                          <a14:useLocalDpi xmlns:a14="http://schemas.microsoft.com/office/drawing/2010/main" val="0"/>
+                          <a14:useLocalDpi xmlns:a14="http://schemas.microsoft.com/office/drawing/2010/main" xmlns:wps="http://schemas.microsoft.com/office/word/2010/wordprocessingShape" xmlns:wpi="http://schemas.microsoft.com/office/word/2010/wordprocessingInk" xmlns:wpg="http://schemas.microsoft.com/office/word/2010/wordprocessingGroup" xmlns:w16se="http://schemas.microsoft.com/office/word/2015/wordml/symex" xmlns:w16sdtfl="http://schemas.microsoft.com/office/word/2024/wordml/sdtformatlock" xmlns:w16sdtdh="http://schemas.microsoft.com/office/word/2020/wordml/sdtdatahash" xmlns:w16du="http://schemas.microsoft.com/office/word/2023/wordml/word16du" xmlns:w16="http://schemas.microsoft.com/office/word/2018/wordml" xmlns:w16cid="http://schemas.microsoft.com/office/word/2016/wordml/cid" xmlns:w16cex="http://schemas.microsoft.com/office/word/2018/wordml/cex" xmlns:w15="http://schemas.microsoft.com/office/word/2012/wordml" xmlns:w14="http://schemas.microsoft.com/office/word/2010/wordml" xmlns:w="http://schemas.openxmlformats.org/wordprocessingml/2006/main" xmlns:w10="urn:schemas-microsoft-com:office:word" xmlns:wp14="http://schemas.microsoft.com/office/word/2010/wordprocessingDrawing" xmlns:v="urn:schemas-microsoft-com:vml" xmlns:oel="http://schemas.microsoft.com/office/2019/extlst" xmlns:o="urn:schemas-microsoft-com:office:office" xmlns:am3d="http://schemas.microsoft.com/office/drawing/2017/model3d" xmlns:aink="http://schemas.microsoft.com/office/drawing/2016/ink" xmlns:mc="http://schemas.openxmlformats.org/markup-compatibility/2006" xmlns:cx8="http://schemas.microsoft.com/office/drawing/2016/5/14/chartex" xmlns:cx7="http://schemas.microsoft.com/office/drawing/2016/5/13/chartex" xmlns:cx6="http://schemas.microsoft.com/office/drawing/2016/5/12/chartex" xmlns:cx5="http://schemas.microsoft.com/office/drawing/2016/5/11/chartex" xmlns:cx4="http://schemas.microsoft.com/office/drawing/2016/5/10/chartex" xmlns:cx3="http://schemas.microsoft.com/office/drawing/2016/5/9/chartex" xmlns:cx2="http://schemas.microsoft.com/office/drawing/2015/10/21/chartex" xmlns:cx1="http://schemas.microsoft.com/office/drawing/2015/9/8/chartex" xmlns:cx="http://schemas.microsoft.com/office/drawing/2014/chartex" xmlns:wpc="http://schemas.microsoft.com/office/word/2010/wordprocessingCanvas" xmlns="" val="0"/>
                         </a:ext>
                       </a:extLst>
                     </a:blip>
@@ -4269,12 +5351,6 @@
                 </pic:pic>
               </a:graphicData>
             </a:graphic>
-            <wp14:sizeRelH relativeFrom="margin">
-              <wp14:pctWidth>0</wp14:pctWidth>
-            </wp14:sizeRelH>
-            <wp14:sizeRelV relativeFrom="margin">
-              <wp14:pctHeight>0</wp14:pctHeight>
-            </wp14:sizeRelV>
           </wp:anchor>
         </w:drawing>
       </w:r>
@@ -4313,7 +5389,6 @@
           <w:sz w:val="28"/>
           <w:szCs w:val="28"/>
         </w:rPr>
-        <w:lastRenderedPageBreak/>
         <w:t xml:space="preserve">Базовая категория </w:t>
       </w:r>
       <w:r>
@@ -4380,11 +5455,13 @@
       </w:pPr>
       <w:r>
         <w:rPr>
-          <w:sz w:val="28"/>
-          <w:szCs w:val="28"/>
+          <w:noProof/>
+          <w:sz w:val="28"/>
+          <w:szCs w:val="28"/>
+          <w:lang w:eastAsia="ru-RU"/>
         </w:rPr>
         <w:drawing>
-          <wp:inline distT="0" distB="0" distL="0" distR="0" wp14:anchorId="7D136E05" wp14:editId="6D70C1DB">
+          <wp:inline distT="0" distB="0" distL="0" distR="0">
             <wp:extent cx="5820587" cy="3648584"/>
             <wp:effectExtent l="0" t="0" r="8890" b="9525"/>
             <wp:docPr id="1484661236" name="Рисунок 1"/>
@@ -4399,7 +5476,7 @@
                     <pic:cNvPicPr/>
                   </pic:nvPicPr>
                   <pic:blipFill>
-                    <a:blip r:embed="rId23"/>
+                    <a:blip r:embed="rId25"/>
                     <a:stretch>
                       <a:fillRect/>
                     </a:stretch>
@@ -4433,6 +5510,7 @@
           <w:sz w:val="28"/>
           <w:szCs w:val="28"/>
         </w:rPr>
+        <w:lastRenderedPageBreak/>
         <w:t xml:space="preserve">Все округа кроме Уральского значимо отличаются от Центрального. Приволжский </w:t>
       </w:r>
       <w:r>
@@ -4477,26 +5555,26 @@
           <w:noProof/>
           <w:sz w:val="28"/>
           <w:szCs w:val="28"/>
-        </w:rPr>
-        <w:lastRenderedPageBreak/>
+          <w:lang w:eastAsia="ru-RU"/>
+        </w:rPr>
         <w:drawing>
-          <wp:anchor distT="0" distB="0" distL="114300" distR="114300" simplePos="0" relativeHeight="251652608" behindDoc="0" locked="0" layoutInCell="1" allowOverlap="1" wp14:anchorId="55960625" wp14:editId="68C5002E">
+          <wp:anchor distT="0" distB="0" distL="114300" distR="114300" simplePos="0" relativeHeight="251652608" behindDoc="0" locked="0" layoutInCell="1" allowOverlap="1">
             <wp:simplePos x="0" y="0"/>
             <wp:positionH relativeFrom="column">
-              <wp:posOffset>-739236</wp:posOffset>
+              <wp:posOffset>-92710</wp:posOffset>
             </wp:positionH>
             <wp:positionV relativeFrom="paragraph">
-              <wp:posOffset>-539558</wp:posOffset>
+              <wp:posOffset>-1426845</wp:posOffset>
             </wp:positionV>
-            <wp:extent cx="6846738" cy="7753709"/>
-            <wp:effectExtent l="0" t="0" r="0" b="0"/>
+            <wp:extent cx="6200140" cy="7021830"/>
+            <wp:effectExtent l="19050" t="0" r="0" b="0"/>
             <wp:wrapThrough wrapText="bothSides">
               <wp:wrapPolygon edited="0">
-                <wp:start x="0" y="0"/>
-                <wp:lineTo x="0" y="21547"/>
-                <wp:lineTo x="21516" y="21547"/>
-                <wp:lineTo x="21516" y="0"/>
-                <wp:lineTo x="0" y="0"/>
+                <wp:start x="-66" y="0"/>
+                <wp:lineTo x="-66" y="21565"/>
+                <wp:lineTo x="21569" y="21565"/>
+                <wp:lineTo x="21569" y="0"/>
+                <wp:lineTo x="-66" y="0"/>
               </wp:wrapPolygon>
             </wp:wrapThrough>
             <wp:docPr id="1591629679" name="Рисунок 1"/>
@@ -4513,10 +5591,10 @@
                     </pic:cNvPicPr>
                   </pic:nvPicPr>
                   <pic:blipFill>
-                    <a:blip r:embed="rId24">
+                    <a:blip r:embed="rId26">
                       <a:extLst>
                         <a:ext uri="{28A0092B-C50C-407E-A947-70E740481C1C}">
-                          <a14:useLocalDpi xmlns:a14="http://schemas.microsoft.com/office/drawing/2010/main" val="0"/>
+                          <a14:useLocalDpi xmlns:a14="http://schemas.microsoft.com/office/drawing/2010/main" xmlns:wps="http://schemas.microsoft.com/office/word/2010/wordprocessingShape" xmlns:wpi="http://schemas.microsoft.com/office/word/2010/wordprocessingInk" xmlns:wpg="http://schemas.microsoft.com/office/word/2010/wordprocessingGroup" xmlns:w16se="http://schemas.microsoft.com/office/word/2015/wordml/symex" xmlns:w16sdtfl="http://schemas.microsoft.com/office/word/2024/wordml/sdtformatlock" xmlns:w16sdtdh="http://schemas.microsoft.com/office/word/2020/wordml/sdtdatahash" xmlns:w16du="http://schemas.microsoft.com/office/word/2023/wordml/word16du" xmlns:w16="http://schemas.microsoft.com/office/word/2018/wordml" xmlns:w16cid="http://schemas.microsoft.com/office/word/2016/wordml/cid" xmlns:w16cex="http://schemas.microsoft.com/office/word/2018/wordml/cex" xmlns:w15="http://schemas.microsoft.com/office/word/2012/wordml" xmlns:w14="http://schemas.microsoft.com/office/word/2010/wordml" xmlns:w="http://schemas.openxmlformats.org/wordprocessingml/2006/main" xmlns:w10="urn:schemas-microsoft-com:office:word" xmlns:wp14="http://schemas.microsoft.com/office/word/2010/wordprocessingDrawing" xmlns:v="urn:schemas-microsoft-com:vml" xmlns:oel="http://schemas.microsoft.com/office/2019/extlst" xmlns:o="urn:schemas-microsoft-com:office:office" xmlns:am3d="http://schemas.microsoft.com/office/drawing/2017/model3d" xmlns:aink="http://schemas.microsoft.com/office/drawing/2016/ink" xmlns:mc="http://schemas.openxmlformats.org/markup-compatibility/2006" xmlns:cx8="http://schemas.microsoft.com/office/drawing/2016/5/14/chartex" xmlns:cx7="http://schemas.microsoft.com/office/drawing/2016/5/13/chartex" xmlns:cx6="http://schemas.microsoft.com/office/drawing/2016/5/12/chartex" xmlns:cx5="http://schemas.microsoft.com/office/drawing/2016/5/11/chartex" xmlns:cx4="http://schemas.microsoft.com/office/drawing/2016/5/10/chartex" xmlns:cx3="http://schemas.microsoft.com/office/drawing/2016/5/9/chartex" xmlns:cx2="http://schemas.microsoft.com/office/drawing/2015/10/21/chartex" xmlns:cx1="http://schemas.microsoft.com/office/drawing/2015/9/8/chartex" xmlns:cx="http://schemas.microsoft.com/office/drawing/2014/chartex" xmlns:wpc="http://schemas.microsoft.com/office/word/2010/wordprocessingCanvas" xmlns="" val="0"/>
                         </a:ext>
                       </a:extLst>
                     </a:blip>
@@ -4528,7 +5606,7 @@
                   <pic:spPr bwMode="auto">
                     <a:xfrm>
                       <a:off x="0" y="0"/>
-                      <a:ext cx="6846738" cy="7753709"/>
+                      <a:ext cx="6200140" cy="7021830"/>
                     </a:xfrm>
                     <a:prstGeom prst="rect">
                       <a:avLst/>
@@ -4538,12 +5616,6 @@
                 </pic:pic>
               </a:graphicData>
             </a:graphic>
-            <wp14:sizeRelH relativeFrom="page">
-              <wp14:pctWidth>0</wp14:pctWidth>
-            </wp14:sizeRelH>
-            <wp14:sizeRelV relativeFrom="page">
-              <wp14:pctHeight>0</wp14:pctHeight>
-            </wp14:sizeRelV>
           </wp:anchor>
         </w:drawing>
       </w:r>
@@ -4565,6 +5637,944 @@
           <w:sz w:val="28"/>
           <w:szCs w:val="28"/>
         </w:rPr>
+        <w:lastRenderedPageBreak/>
+        <w:t xml:space="preserve">11: Неоднородность данных </w:t>
+      </w:r>
+      <w:r>
+        <w:rPr>
+          <w:b/>
+          <w:bCs/>
+          <w:sz w:val="28"/>
+          <w:szCs w:val="28"/>
+        </w:rPr>
+        <w:t>– отдельные модели для округов</w:t>
+      </w:r>
+    </w:p>
+    <w:p>
+      <w:pPr>
+        <w:spacing w:line="240" w:lineRule="auto"/>
+        <w:rPr>
+          <w:bCs/>
+          <w:sz w:val="28"/>
+          <w:szCs w:val="28"/>
+        </w:rPr>
+      </w:pPr>
+      <w:r>
+        <w:rPr>
+          <w:bCs/>
+          <w:sz w:val="28"/>
+          <w:szCs w:val="28"/>
+        </w:rPr>
+        <w:t>Для проверки неоднородности</w:t>
+      </w:r>
+      <w:r>
+        <w:rPr>
+          <w:bCs/>
+          <w:sz w:val="28"/>
+          <w:szCs w:val="28"/>
+        </w:rPr>
+        <w:t xml:space="preserve"> так же построим отдельную модель для каждого из федеральных округов:</w:t>
+      </w:r>
+    </w:p>
+    <w:p>
+      <w:pPr>
+        <w:pStyle w:val="HTML"/>
+        <w:shd w:val="clear" w:color="auto" w:fill="FFFFFF"/>
+        <w:wordWrap w:val="0"/>
+        <w:spacing w:line="160" w:lineRule="atLeast"/>
+        <w:rPr>
+          <w:rStyle w:val="gnj4oy0ck5b"/>
+          <w:rFonts w:ascii="Lucida Console" w:eastAsiaTheme="majorEastAsia" w:hAnsi="Lucida Console"/>
+          <w:color w:val="000000"/>
+          <w:sz w:val="13"/>
+          <w:szCs w:val="13"/>
+          <w:bdr w:val="none" w:sz="0" w:space="0" w:color="auto" w:frame="1"/>
+          <w:lang w:val="en-US"/>
+        </w:rPr>
+      </w:pPr>
+      <w:r>
+        <w:rPr>
+          <w:rStyle w:val="gnj4oy0ck5b"/>
+          <w:rFonts w:ascii="Lucida Console" w:eastAsiaTheme="majorEastAsia" w:hAnsi="Lucida Console"/>
+          <w:color w:val="000000"/>
+          <w:sz w:val="13"/>
+          <w:szCs w:val="13"/>
+          <w:bdr w:val="none" w:sz="0" w:space="0" w:color="auto" w:frame="1"/>
+          <w:lang w:val="en-US"/>
+        </w:rPr>
+        <w:t xml:space="preserve">         </w:t>
+      </w:r>
+      <w:r>
+        <w:rPr>
+          <w:rStyle w:val="gnj4oy0ck5b"/>
+          <w:rFonts w:ascii="Lucida Console" w:eastAsiaTheme="majorEastAsia" w:hAnsi="Lucida Console"/>
+          <w:color w:val="000000"/>
+          <w:sz w:val="13"/>
+          <w:szCs w:val="13"/>
+          <w:bdr w:val="none" w:sz="0" w:space="0" w:color="auto" w:frame="1"/>
+          <w:lang w:val="en-US"/>
+        </w:rPr>
+        <w:t xml:space="preserve">              </w:t>
+      </w:r>
+      <w:r>
+        <w:rPr>
+          <w:rStyle w:val="gnj4oy0ck5b"/>
+          <w:rFonts w:ascii="Lucida Console" w:eastAsiaTheme="majorEastAsia" w:hAnsi="Lucida Console"/>
+          <w:color w:val="000000"/>
+          <w:sz w:val="13"/>
+          <w:szCs w:val="13"/>
+          <w:bdr w:val="none" w:sz="0" w:space="0" w:color="auto" w:frame="1"/>
+          <w:lang w:val="en-US"/>
+        </w:rPr>
+        <w:t xml:space="preserve">         </w:t>
+      </w:r>
+      <w:r>
+        <w:rPr>
+          <w:rStyle w:val="gnj4oy0ck5b"/>
+          <w:rFonts w:ascii="Lucida Console" w:eastAsiaTheme="majorEastAsia" w:hAnsi="Lucida Console"/>
+          <w:color w:val="000000"/>
+          <w:sz w:val="18"/>
+          <w:szCs w:val="13"/>
+          <w:bdr w:val="none" w:sz="0" w:space="0" w:color="auto" w:frame="1"/>
+        </w:rPr>
+        <w:t>Округ</w:t>
+      </w:r>
+      <w:r>
+        <w:rPr>
+          <w:rStyle w:val="gnj4oy0ck5b"/>
+          <w:rFonts w:ascii="Lucida Console" w:eastAsiaTheme="majorEastAsia" w:hAnsi="Lucida Console"/>
+          <w:color w:val="000000"/>
+          <w:sz w:val="18"/>
+          <w:szCs w:val="13"/>
+          <w:bdr w:val="none" w:sz="0" w:space="0" w:color="auto" w:frame="1"/>
+          <w:lang w:val="en-US"/>
+        </w:rPr>
+        <w:t xml:space="preserve">    R2 </w:t>
+      </w:r>
+      <w:proofErr w:type="spellStart"/>
+      <w:r>
+        <w:rPr>
+          <w:rStyle w:val="gnj4oy0ck5b"/>
+          <w:rFonts w:ascii="Lucida Console" w:eastAsiaTheme="majorEastAsia" w:hAnsi="Lucida Console"/>
+          <w:color w:val="000000"/>
+          <w:sz w:val="18"/>
+          <w:szCs w:val="13"/>
+          <w:bdr w:val="none" w:sz="0" w:space="0" w:color="auto" w:frame="1"/>
+          <w:lang w:val="en-US"/>
+        </w:rPr>
+        <w:t>b_salary</w:t>
+      </w:r>
+      <w:proofErr w:type="spellEnd"/>
+      <w:r>
+        <w:rPr>
+          <w:rStyle w:val="gnj4oy0ck5b"/>
+          <w:rFonts w:ascii="Lucida Console" w:eastAsiaTheme="majorEastAsia" w:hAnsi="Lucida Console"/>
+          <w:color w:val="000000"/>
+          <w:sz w:val="18"/>
+          <w:szCs w:val="13"/>
+          <w:bdr w:val="none" w:sz="0" w:space="0" w:color="auto" w:frame="1"/>
+          <w:lang w:val="en-US"/>
+        </w:rPr>
+        <w:t xml:space="preserve"> </w:t>
+      </w:r>
+      <w:proofErr w:type="spellStart"/>
+      <w:r>
+        <w:rPr>
+          <w:rStyle w:val="gnj4oy0ck5b"/>
+          <w:rFonts w:ascii="Lucida Console" w:eastAsiaTheme="majorEastAsia" w:hAnsi="Lucida Console"/>
+          <w:color w:val="000000"/>
+          <w:sz w:val="18"/>
+          <w:szCs w:val="13"/>
+          <w:bdr w:val="none" w:sz="0" w:space="0" w:color="auto" w:frame="1"/>
+          <w:lang w:val="en-US"/>
+        </w:rPr>
+        <w:t>b_population</w:t>
+      </w:r>
+      <w:proofErr w:type="spellEnd"/>
+      <w:r>
+        <w:rPr>
+          <w:rStyle w:val="gnj4oy0ck5b"/>
+          <w:rFonts w:ascii="Lucida Console" w:eastAsiaTheme="majorEastAsia" w:hAnsi="Lucida Console"/>
+          <w:color w:val="000000"/>
+          <w:sz w:val="18"/>
+          <w:szCs w:val="13"/>
+          <w:bdr w:val="none" w:sz="0" w:space="0" w:color="auto" w:frame="1"/>
+          <w:lang w:val="en-US"/>
+        </w:rPr>
+        <w:t xml:space="preserve"> </w:t>
+      </w:r>
+      <w:proofErr w:type="spellStart"/>
+      <w:r>
+        <w:rPr>
+          <w:rStyle w:val="gnj4oy0ck5b"/>
+          <w:rFonts w:ascii="Lucida Console" w:eastAsiaTheme="majorEastAsia" w:hAnsi="Lucida Console"/>
+          <w:color w:val="000000"/>
+          <w:sz w:val="18"/>
+          <w:szCs w:val="13"/>
+          <w:bdr w:val="none" w:sz="0" w:space="0" w:color="auto" w:frame="1"/>
+          <w:lang w:val="en-US"/>
+        </w:rPr>
+        <w:t>b_latitude</w:t>
+      </w:r>
+      <w:proofErr w:type="spellEnd"/>
+      <w:r>
+        <w:rPr>
+          <w:rStyle w:val="gnj4oy0ck5b"/>
+          <w:rFonts w:ascii="Lucida Console" w:eastAsiaTheme="majorEastAsia" w:hAnsi="Lucida Console"/>
+          <w:color w:val="000000"/>
+          <w:sz w:val="18"/>
+          <w:szCs w:val="13"/>
+          <w:bdr w:val="none" w:sz="0" w:space="0" w:color="auto" w:frame="1"/>
+          <w:lang w:val="en-US"/>
+        </w:rPr>
+        <w:t xml:space="preserve">    </w:t>
+      </w:r>
+      <w:proofErr w:type="spellStart"/>
+      <w:r>
+        <w:rPr>
+          <w:rStyle w:val="gnj4oy0ck5b"/>
+          <w:rFonts w:ascii="Lucida Console" w:eastAsiaTheme="majorEastAsia" w:hAnsi="Lucida Console"/>
+          <w:color w:val="000000"/>
+          <w:sz w:val="18"/>
+          <w:szCs w:val="13"/>
+          <w:bdr w:val="none" w:sz="0" w:space="0" w:color="auto" w:frame="1"/>
+          <w:lang w:val="en-US"/>
+        </w:rPr>
+        <w:t>b_dist</w:t>
+      </w:r>
+      <w:proofErr w:type="spellEnd"/>
+      <w:r>
+        <w:rPr>
+          <w:rStyle w:val="gnj4oy0ck5b"/>
+          <w:rFonts w:ascii="Lucida Console" w:eastAsiaTheme="majorEastAsia" w:hAnsi="Lucida Console"/>
+          <w:color w:val="000000"/>
+          <w:sz w:val="18"/>
+          <w:szCs w:val="13"/>
+          <w:bdr w:val="none" w:sz="0" w:space="0" w:color="auto" w:frame="1"/>
+          <w:lang w:val="en-US"/>
+        </w:rPr>
+        <w:t xml:space="preserve"> </w:t>
+      </w:r>
+      <w:proofErr w:type="spellStart"/>
+      <w:r>
+        <w:rPr>
+          <w:rStyle w:val="gnj4oy0ck5b"/>
+          <w:rFonts w:ascii="Lucida Console" w:eastAsiaTheme="majorEastAsia" w:hAnsi="Lucida Console"/>
+          <w:color w:val="000000"/>
+          <w:sz w:val="18"/>
+          <w:szCs w:val="13"/>
+          <w:bdr w:val="none" w:sz="0" w:space="0" w:color="auto" w:frame="1"/>
+          <w:lang w:val="en-US"/>
+        </w:rPr>
+        <w:t>F_stat</w:t>
+      </w:r>
+      <w:proofErr w:type="spellEnd"/>
+    </w:p>
+    <w:p>
+      <w:pPr>
+        <w:pStyle w:val="HTML"/>
+        <w:shd w:val="clear" w:color="auto" w:fill="FFFFFF"/>
+        <w:wordWrap w:val="0"/>
+        <w:spacing w:line="160" w:lineRule="atLeast"/>
+        <w:rPr>
+          <w:rStyle w:val="gnj4oy0ck5b"/>
+          <w:rFonts w:ascii="Lucida Console" w:eastAsiaTheme="majorEastAsia" w:hAnsi="Lucida Console"/>
+          <w:color w:val="000000"/>
+          <w:sz w:val="18"/>
+          <w:szCs w:val="13"/>
+          <w:bdr w:val="none" w:sz="0" w:space="0" w:color="auto" w:frame="1"/>
+        </w:rPr>
+      </w:pPr>
+      <w:proofErr w:type="spellStart"/>
+      <w:r>
+        <w:rPr>
+          <w:rStyle w:val="gnj4oy0ck5b"/>
+          <w:rFonts w:ascii="Lucida Console" w:eastAsiaTheme="majorEastAsia" w:hAnsi="Lucida Console"/>
+          <w:color w:val="000000"/>
+          <w:sz w:val="18"/>
+          <w:szCs w:val="13"/>
+          <w:bdr w:val="none" w:sz="0" w:space="0" w:color="auto" w:frame="1"/>
+        </w:rPr>
+        <w:t>log</w:t>
+      </w:r>
+      <w:proofErr w:type="spellEnd"/>
+      <w:r>
+        <w:rPr>
+          <w:rStyle w:val="gnj4oy0ck5b"/>
+          <w:rFonts w:ascii="Lucida Console" w:eastAsiaTheme="majorEastAsia" w:hAnsi="Lucida Console"/>
+          <w:color w:val="000000"/>
+          <w:sz w:val="18"/>
+          <w:szCs w:val="13"/>
+          <w:bdr w:val="none" w:sz="0" w:space="0" w:color="auto" w:frame="1"/>
+        </w:rPr>
+        <w:t>(</w:t>
+      </w:r>
+      <w:proofErr w:type="spellStart"/>
+      <w:r>
+        <w:rPr>
+          <w:rStyle w:val="gnj4oy0ck5b"/>
+          <w:rFonts w:ascii="Lucida Console" w:eastAsiaTheme="majorEastAsia" w:hAnsi="Lucida Console"/>
+          <w:color w:val="000000"/>
+          <w:sz w:val="18"/>
+          <w:szCs w:val="13"/>
+          <w:bdr w:val="none" w:sz="0" w:space="0" w:color="auto" w:frame="1"/>
+        </w:rPr>
+        <w:t>salary</w:t>
+      </w:r>
+      <w:proofErr w:type="spellEnd"/>
+      <w:r>
+        <w:rPr>
+          <w:rStyle w:val="gnj4oy0ck5b"/>
+          <w:rFonts w:ascii="Lucida Console" w:eastAsiaTheme="majorEastAsia" w:hAnsi="Lucida Console"/>
+          <w:color w:val="000000"/>
+          <w:sz w:val="18"/>
+          <w:szCs w:val="13"/>
+          <w:bdr w:val="none" w:sz="0" w:space="0" w:color="auto" w:frame="1"/>
+        </w:rPr>
+        <w:t>)        Сибирский 0.932    1.474        1.057    -0.0605 -0.000214  556.0</w:t>
+      </w:r>
+    </w:p>
+    <w:p>
+      <w:pPr>
+        <w:pStyle w:val="HTML"/>
+        <w:shd w:val="clear" w:color="auto" w:fill="FFFFFF"/>
+        <w:wordWrap w:val="0"/>
+        <w:spacing w:line="160" w:lineRule="atLeast"/>
+        <w:rPr>
+          <w:rStyle w:val="gnj4oy0ck5b"/>
+          <w:rFonts w:ascii="Lucida Console" w:eastAsiaTheme="majorEastAsia" w:hAnsi="Lucida Console"/>
+          <w:color w:val="000000"/>
+          <w:sz w:val="18"/>
+          <w:szCs w:val="13"/>
+          <w:bdr w:val="none" w:sz="0" w:space="0" w:color="auto" w:frame="1"/>
+        </w:rPr>
+      </w:pPr>
+      <w:proofErr w:type="spellStart"/>
+      <w:r>
+        <w:rPr>
+          <w:rStyle w:val="gnj4oy0ck5b"/>
+          <w:rFonts w:ascii="Lucida Console" w:eastAsiaTheme="majorEastAsia" w:hAnsi="Lucida Console"/>
+          <w:color w:val="000000"/>
+          <w:sz w:val="18"/>
+          <w:szCs w:val="13"/>
+          <w:bdr w:val="none" w:sz="0" w:space="0" w:color="auto" w:frame="1"/>
+        </w:rPr>
+        <w:t>log</w:t>
+      </w:r>
+      <w:proofErr w:type="spellEnd"/>
+      <w:r>
+        <w:rPr>
+          <w:rStyle w:val="gnj4oy0ck5b"/>
+          <w:rFonts w:ascii="Lucida Console" w:eastAsiaTheme="majorEastAsia" w:hAnsi="Lucida Console"/>
+          <w:color w:val="000000"/>
+          <w:sz w:val="18"/>
+          <w:szCs w:val="13"/>
+          <w:bdr w:val="none" w:sz="0" w:space="0" w:color="auto" w:frame="1"/>
+        </w:rPr>
+        <w:t>(</w:t>
+      </w:r>
+      <w:proofErr w:type="spellStart"/>
+      <w:r>
+        <w:rPr>
+          <w:rStyle w:val="gnj4oy0ck5b"/>
+          <w:rFonts w:ascii="Lucida Console" w:eastAsiaTheme="majorEastAsia" w:hAnsi="Lucida Console"/>
+          <w:color w:val="000000"/>
+          <w:sz w:val="18"/>
+          <w:szCs w:val="13"/>
+          <w:bdr w:val="none" w:sz="0" w:space="0" w:color="auto" w:frame="1"/>
+        </w:rPr>
+        <w:t>salary</w:t>
+      </w:r>
+      <w:proofErr w:type="spellEnd"/>
+      <w:r>
+        <w:rPr>
+          <w:rStyle w:val="gnj4oy0ck5b"/>
+          <w:rFonts w:ascii="Lucida Console" w:eastAsiaTheme="majorEastAsia" w:hAnsi="Lucida Console"/>
+          <w:color w:val="000000"/>
+          <w:sz w:val="18"/>
+          <w:szCs w:val="13"/>
+          <w:bdr w:val="none" w:sz="0" w:space="0" w:color="auto" w:frame="1"/>
+        </w:rPr>
+        <w:t>)1 Дальневосточный 0.817    1.218        1.596     0.0215  0.000189  128.0</w:t>
+      </w:r>
+    </w:p>
+    <w:p>
+      <w:pPr>
+        <w:pStyle w:val="HTML"/>
+        <w:shd w:val="clear" w:color="auto" w:fill="FFFFFF"/>
+        <w:wordWrap w:val="0"/>
+        <w:spacing w:line="160" w:lineRule="atLeast"/>
+        <w:rPr>
+          <w:rStyle w:val="gnj4oy0ck5b"/>
+          <w:rFonts w:ascii="Lucida Console" w:eastAsiaTheme="majorEastAsia" w:hAnsi="Lucida Console"/>
+          <w:color w:val="000000"/>
+          <w:sz w:val="18"/>
+          <w:szCs w:val="13"/>
+          <w:bdr w:val="none" w:sz="0" w:space="0" w:color="auto" w:frame="1"/>
+          <w:lang w:val="en-US"/>
+        </w:rPr>
+      </w:pPr>
+      <w:proofErr w:type="gramStart"/>
+      <w:r>
+        <w:rPr>
+          <w:rStyle w:val="gnj4oy0ck5b"/>
+          <w:rFonts w:ascii="Lucida Console" w:eastAsiaTheme="majorEastAsia" w:hAnsi="Lucida Console"/>
+          <w:color w:val="000000"/>
+          <w:sz w:val="18"/>
+          <w:szCs w:val="13"/>
+          <w:bdr w:val="none" w:sz="0" w:space="0" w:color="auto" w:frame="1"/>
+          <w:lang w:val="en-US"/>
+        </w:rPr>
+        <w:t>log(</w:t>
+      </w:r>
+      <w:proofErr w:type="gramEnd"/>
+      <w:r>
+        <w:rPr>
+          <w:rStyle w:val="gnj4oy0ck5b"/>
+          <w:rFonts w:ascii="Lucida Console" w:eastAsiaTheme="majorEastAsia" w:hAnsi="Lucida Console"/>
+          <w:color w:val="000000"/>
+          <w:sz w:val="18"/>
+          <w:szCs w:val="13"/>
+          <w:bdr w:val="none" w:sz="0" w:space="0" w:color="auto" w:frame="1"/>
+          <w:lang w:val="en-US"/>
+        </w:rPr>
+        <w:t xml:space="preserve">salary)2           </w:t>
+      </w:r>
+      <w:r>
+        <w:rPr>
+          <w:rStyle w:val="gnj4oy0ck5b"/>
+          <w:rFonts w:ascii="Lucida Console" w:eastAsiaTheme="majorEastAsia" w:hAnsi="Lucida Console"/>
+          <w:color w:val="000000"/>
+          <w:sz w:val="18"/>
+          <w:szCs w:val="13"/>
+          <w:bdr w:val="none" w:sz="0" w:space="0" w:color="auto" w:frame="1"/>
+        </w:rPr>
+        <w:t>Южный</w:t>
+      </w:r>
+      <w:r>
+        <w:rPr>
+          <w:rStyle w:val="gnj4oy0ck5b"/>
+          <w:rFonts w:ascii="Lucida Console" w:eastAsiaTheme="majorEastAsia" w:hAnsi="Lucida Console"/>
+          <w:color w:val="000000"/>
+          <w:sz w:val="18"/>
+          <w:szCs w:val="13"/>
+          <w:bdr w:val="none" w:sz="0" w:space="0" w:color="auto" w:frame="1"/>
+          <w:lang w:val="en-US"/>
+        </w:rPr>
+        <w:t xml:space="preserve"> 0.898    1.341        1.144     0.0058  0.000566  337.6</w:t>
+      </w:r>
+    </w:p>
+    <w:p>
+      <w:pPr>
+        <w:pStyle w:val="HTML"/>
+        <w:shd w:val="clear" w:color="auto" w:fill="FFFFFF"/>
+        <w:wordWrap w:val="0"/>
+        <w:spacing w:line="160" w:lineRule="atLeast"/>
+        <w:rPr>
+          <w:rStyle w:val="gnj4oy0ck5b"/>
+          <w:rFonts w:ascii="Lucida Console" w:eastAsiaTheme="majorEastAsia" w:hAnsi="Lucida Console"/>
+          <w:color w:val="000000"/>
+          <w:sz w:val="18"/>
+          <w:szCs w:val="13"/>
+          <w:bdr w:val="none" w:sz="0" w:space="0" w:color="auto" w:frame="1"/>
+          <w:lang w:val="en-US"/>
+        </w:rPr>
+      </w:pPr>
+      <w:proofErr w:type="gramStart"/>
+      <w:r>
+        <w:rPr>
+          <w:rStyle w:val="gnj4oy0ck5b"/>
+          <w:rFonts w:ascii="Lucida Console" w:eastAsiaTheme="majorEastAsia" w:hAnsi="Lucida Console"/>
+          <w:color w:val="000000"/>
+          <w:sz w:val="18"/>
+          <w:szCs w:val="13"/>
+          <w:bdr w:val="none" w:sz="0" w:space="0" w:color="auto" w:frame="1"/>
+          <w:lang w:val="en-US"/>
+        </w:rPr>
+        <w:t>log(</w:t>
+      </w:r>
+      <w:proofErr w:type="gramEnd"/>
+      <w:r>
+        <w:rPr>
+          <w:rStyle w:val="gnj4oy0ck5b"/>
+          <w:rFonts w:ascii="Lucida Console" w:eastAsiaTheme="majorEastAsia" w:hAnsi="Lucida Console"/>
+          <w:color w:val="000000"/>
+          <w:sz w:val="18"/>
+          <w:szCs w:val="13"/>
+          <w:bdr w:val="none" w:sz="0" w:space="0" w:color="auto" w:frame="1"/>
+          <w:lang w:val="en-US"/>
+        </w:rPr>
+        <w:t xml:space="preserve">salary)3     </w:t>
+      </w:r>
+      <w:r>
+        <w:rPr>
+          <w:rStyle w:val="gnj4oy0ck5b"/>
+          <w:rFonts w:ascii="Lucida Console" w:eastAsiaTheme="majorEastAsia" w:hAnsi="Lucida Console"/>
+          <w:color w:val="000000"/>
+          <w:sz w:val="18"/>
+          <w:szCs w:val="13"/>
+          <w:bdr w:val="none" w:sz="0" w:space="0" w:color="auto" w:frame="1"/>
+        </w:rPr>
+        <w:t>Центральный</w:t>
+      </w:r>
+      <w:r>
+        <w:rPr>
+          <w:rStyle w:val="gnj4oy0ck5b"/>
+          <w:rFonts w:ascii="Lucida Console" w:eastAsiaTheme="majorEastAsia" w:hAnsi="Lucida Console"/>
+          <w:color w:val="000000"/>
+          <w:sz w:val="18"/>
+          <w:szCs w:val="13"/>
+          <w:bdr w:val="none" w:sz="0" w:space="0" w:color="auto" w:frame="1"/>
+          <w:lang w:val="en-US"/>
+        </w:rPr>
+        <w:t xml:space="preserve"> 0.896    1.193        0.816    -0.1019 -0.000423  494.4</w:t>
+      </w:r>
+    </w:p>
+    <w:p>
+      <w:pPr>
+        <w:pStyle w:val="HTML"/>
+        <w:shd w:val="clear" w:color="auto" w:fill="FFFFFF"/>
+        <w:wordWrap w:val="0"/>
+        <w:spacing w:line="160" w:lineRule="atLeast"/>
+        <w:rPr>
+          <w:rStyle w:val="gnj4oy0ck5b"/>
+          <w:rFonts w:ascii="Lucida Console" w:eastAsiaTheme="majorEastAsia" w:hAnsi="Lucida Console"/>
+          <w:color w:val="000000"/>
+          <w:sz w:val="18"/>
+          <w:szCs w:val="13"/>
+          <w:bdr w:val="none" w:sz="0" w:space="0" w:color="auto" w:frame="1"/>
+        </w:rPr>
+      </w:pPr>
+      <w:proofErr w:type="spellStart"/>
+      <w:r>
+        <w:rPr>
+          <w:rStyle w:val="gnj4oy0ck5b"/>
+          <w:rFonts w:ascii="Lucida Console" w:eastAsiaTheme="majorEastAsia" w:hAnsi="Lucida Console"/>
+          <w:color w:val="000000"/>
+          <w:sz w:val="18"/>
+          <w:szCs w:val="13"/>
+          <w:bdr w:val="none" w:sz="0" w:space="0" w:color="auto" w:frame="1"/>
+        </w:rPr>
+        <w:t>log</w:t>
+      </w:r>
+      <w:proofErr w:type="spellEnd"/>
+      <w:r>
+        <w:rPr>
+          <w:rStyle w:val="gnj4oy0ck5b"/>
+          <w:rFonts w:ascii="Lucida Console" w:eastAsiaTheme="majorEastAsia" w:hAnsi="Lucida Console"/>
+          <w:color w:val="000000"/>
+          <w:sz w:val="18"/>
+          <w:szCs w:val="13"/>
+          <w:bdr w:val="none" w:sz="0" w:space="0" w:color="auto" w:frame="1"/>
+        </w:rPr>
+        <w:t>(</w:t>
+      </w:r>
+      <w:proofErr w:type="spellStart"/>
+      <w:r>
+        <w:rPr>
+          <w:rStyle w:val="gnj4oy0ck5b"/>
+          <w:rFonts w:ascii="Lucida Console" w:eastAsiaTheme="majorEastAsia" w:hAnsi="Lucida Console"/>
+          <w:color w:val="000000"/>
+          <w:sz w:val="18"/>
+          <w:szCs w:val="13"/>
+          <w:bdr w:val="none" w:sz="0" w:space="0" w:color="auto" w:frame="1"/>
+        </w:rPr>
+        <w:t>salary</w:t>
+      </w:r>
+      <w:proofErr w:type="spellEnd"/>
+      <w:r>
+        <w:rPr>
+          <w:rStyle w:val="gnj4oy0ck5b"/>
+          <w:rFonts w:ascii="Lucida Console" w:eastAsiaTheme="majorEastAsia" w:hAnsi="Lucida Console"/>
+          <w:color w:val="000000"/>
+          <w:sz w:val="18"/>
+          <w:szCs w:val="13"/>
+          <w:bdr w:val="none" w:sz="0" w:space="0" w:color="auto" w:frame="1"/>
+        </w:rPr>
+        <w:t>)4 Северо-Западный 0.804    1.382        0.455    -0.1253 -0.001145  128.4</w:t>
+      </w:r>
+    </w:p>
+    <w:p>
+      <w:pPr>
+        <w:pStyle w:val="HTML"/>
+        <w:shd w:val="clear" w:color="auto" w:fill="FFFFFF"/>
+        <w:wordWrap w:val="0"/>
+        <w:spacing w:line="160" w:lineRule="atLeast"/>
+        <w:rPr>
+          <w:rStyle w:val="gnj4oy0ck5b"/>
+          <w:rFonts w:ascii="Lucida Console" w:eastAsiaTheme="majorEastAsia" w:hAnsi="Lucida Console"/>
+          <w:color w:val="000000"/>
+          <w:sz w:val="18"/>
+          <w:szCs w:val="13"/>
+          <w:bdr w:val="none" w:sz="0" w:space="0" w:color="auto" w:frame="1"/>
+        </w:rPr>
+      </w:pPr>
+      <w:proofErr w:type="spellStart"/>
+      <w:r>
+        <w:rPr>
+          <w:rStyle w:val="gnj4oy0ck5b"/>
+          <w:rFonts w:ascii="Lucida Console" w:eastAsiaTheme="majorEastAsia" w:hAnsi="Lucida Console"/>
+          <w:color w:val="000000"/>
+          <w:sz w:val="18"/>
+          <w:szCs w:val="13"/>
+          <w:bdr w:val="none" w:sz="0" w:space="0" w:color="auto" w:frame="1"/>
+        </w:rPr>
+        <w:t>log</w:t>
+      </w:r>
+      <w:proofErr w:type="spellEnd"/>
+      <w:r>
+        <w:rPr>
+          <w:rStyle w:val="gnj4oy0ck5b"/>
+          <w:rFonts w:ascii="Lucida Console" w:eastAsiaTheme="majorEastAsia" w:hAnsi="Lucida Console"/>
+          <w:color w:val="000000"/>
+          <w:sz w:val="18"/>
+          <w:szCs w:val="13"/>
+          <w:bdr w:val="none" w:sz="0" w:space="0" w:color="auto" w:frame="1"/>
+        </w:rPr>
+        <w:t>(</w:t>
+      </w:r>
+      <w:proofErr w:type="spellStart"/>
+      <w:r>
+        <w:rPr>
+          <w:rStyle w:val="gnj4oy0ck5b"/>
+          <w:rFonts w:ascii="Lucida Console" w:eastAsiaTheme="majorEastAsia" w:hAnsi="Lucida Console"/>
+          <w:color w:val="000000"/>
+          <w:sz w:val="18"/>
+          <w:szCs w:val="13"/>
+          <w:bdr w:val="none" w:sz="0" w:space="0" w:color="auto" w:frame="1"/>
+        </w:rPr>
+        <w:t>salary</w:t>
+      </w:r>
+      <w:proofErr w:type="spellEnd"/>
+      <w:r>
+        <w:rPr>
+          <w:rStyle w:val="gnj4oy0ck5b"/>
+          <w:rFonts w:ascii="Lucida Console" w:eastAsiaTheme="majorEastAsia" w:hAnsi="Lucida Console"/>
+          <w:color w:val="000000"/>
+          <w:sz w:val="18"/>
+          <w:szCs w:val="13"/>
+          <w:bdr w:val="none" w:sz="0" w:space="0" w:color="auto" w:frame="1"/>
+        </w:rPr>
+        <w:t>)5     Приволжский 0.901    1.297        0.930    -0.0174 -0.000626  407.8</w:t>
+      </w:r>
+    </w:p>
+    <w:p>
+      <w:pPr>
+        <w:pStyle w:val="HTML"/>
+        <w:shd w:val="clear" w:color="auto" w:fill="FFFFFF"/>
+        <w:wordWrap w:val="0"/>
+        <w:spacing w:line="160" w:lineRule="atLeast"/>
+        <w:rPr>
+          <w:rStyle w:val="gnj4oy0ck5b"/>
+          <w:rFonts w:ascii="Lucida Console" w:eastAsiaTheme="majorEastAsia" w:hAnsi="Lucida Console"/>
+          <w:color w:val="000000"/>
+          <w:sz w:val="18"/>
+          <w:szCs w:val="13"/>
+          <w:bdr w:val="none" w:sz="0" w:space="0" w:color="auto" w:frame="1"/>
+        </w:rPr>
+      </w:pPr>
+      <w:proofErr w:type="spellStart"/>
+      <w:r>
+        <w:rPr>
+          <w:rStyle w:val="gnj4oy0ck5b"/>
+          <w:rFonts w:ascii="Lucida Console" w:eastAsiaTheme="majorEastAsia" w:hAnsi="Lucida Console"/>
+          <w:color w:val="000000"/>
+          <w:sz w:val="18"/>
+          <w:szCs w:val="13"/>
+          <w:bdr w:val="none" w:sz="0" w:space="0" w:color="auto" w:frame="1"/>
+        </w:rPr>
+        <w:t>log</w:t>
+      </w:r>
+      <w:proofErr w:type="spellEnd"/>
+      <w:r>
+        <w:rPr>
+          <w:rStyle w:val="gnj4oy0ck5b"/>
+          <w:rFonts w:ascii="Lucida Console" w:eastAsiaTheme="majorEastAsia" w:hAnsi="Lucida Console"/>
+          <w:color w:val="000000"/>
+          <w:sz w:val="18"/>
+          <w:szCs w:val="13"/>
+          <w:bdr w:val="none" w:sz="0" w:space="0" w:color="auto" w:frame="1"/>
+        </w:rPr>
+        <w:t>(</w:t>
+      </w:r>
+      <w:proofErr w:type="spellStart"/>
+      <w:r>
+        <w:rPr>
+          <w:rStyle w:val="gnj4oy0ck5b"/>
+          <w:rFonts w:ascii="Lucida Console" w:eastAsiaTheme="majorEastAsia" w:hAnsi="Lucida Console"/>
+          <w:color w:val="000000"/>
+          <w:sz w:val="18"/>
+          <w:szCs w:val="13"/>
+          <w:bdr w:val="none" w:sz="0" w:space="0" w:color="auto" w:frame="1"/>
+        </w:rPr>
+        <w:t>salary</w:t>
+      </w:r>
+      <w:proofErr w:type="spellEnd"/>
+      <w:r>
+        <w:rPr>
+          <w:rStyle w:val="gnj4oy0ck5b"/>
+          <w:rFonts w:ascii="Lucida Console" w:eastAsiaTheme="majorEastAsia" w:hAnsi="Lucida Console"/>
+          <w:color w:val="000000"/>
+          <w:sz w:val="18"/>
+          <w:szCs w:val="13"/>
+          <w:bdr w:val="none" w:sz="0" w:space="0" w:color="auto" w:frame="1"/>
+        </w:rPr>
+        <w:t>)6       Уральский 0.925    1.169        1.386    -0.0523  0.000818  224.0</w:t>
+      </w:r>
+    </w:p>
+    <w:p>
+      <w:pPr>
+        <w:pStyle w:val="HTML"/>
+        <w:shd w:val="clear" w:color="auto" w:fill="FFFFFF"/>
+        <w:wordWrap w:val="0"/>
+        <w:spacing w:line="160" w:lineRule="atLeast"/>
+        <w:rPr>
+          <w:rStyle w:val="gnj4oy0ck5b"/>
+          <w:rFonts w:ascii="Lucida Console" w:eastAsiaTheme="majorEastAsia" w:hAnsi="Lucida Console"/>
+          <w:color w:val="000000"/>
+          <w:sz w:val="18"/>
+          <w:szCs w:val="13"/>
+          <w:bdr w:val="none" w:sz="0" w:space="0" w:color="auto" w:frame="1"/>
+        </w:rPr>
+      </w:pPr>
+    </w:p>
+    <w:p>
+      <w:pPr>
+        <w:spacing w:line="240" w:lineRule="auto"/>
+        <w:rPr>
+          <w:bCs/>
+          <w:sz w:val="28"/>
+          <w:szCs w:val="28"/>
+        </w:rPr>
+      </w:pPr>
+      <w:r>
+        <w:rPr>
+          <w:bCs/>
+          <w:sz w:val="28"/>
+          <w:szCs w:val="28"/>
+        </w:rPr>
+        <w:t>Все семь моделей значимы</w:t>
+      </w:r>
+      <w:r>
+        <w:rPr>
+          <w:bCs/>
+          <w:sz w:val="28"/>
+          <w:szCs w:val="28"/>
+        </w:rPr>
+        <w:t>, R² варьируется от 0.80</w:t>
+      </w:r>
+      <w:r>
+        <w:rPr>
+          <w:bCs/>
+          <w:sz w:val="28"/>
+          <w:szCs w:val="28"/>
+        </w:rPr>
+        <w:t>4</w:t>
+      </w:r>
+      <w:r>
+        <w:rPr>
+          <w:bCs/>
+          <w:sz w:val="28"/>
+          <w:szCs w:val="28"/>
+        </w:rPr>
+        <w:t xml:space="preserve"> до 0.93 — внутри</w:t>
+      </w:r>
+      <w:r>
+        <w:rPr>
+          <w:bCs/>
+          <w:sz w:val="28"/>
+          <w:szCs w:val="28"/>
+        </w:rPr>
+        <w:t xml:space="preserve"> почти  всех округов</w:t>
+      </w:r>
+      <w:r>
+        <w:rPr>
+          <w:bCs/>
+          <w:sz w:val="28"/>
+          <w:szCs w:val="28"/>
+        </w:rPr>
+        <w:t xml:space="preserve"> модель работает заметно лучше, чем в общей выборке (R² = 0.855). Это подтверждает неоднородность данных: округа действительно различаются по характеру зависимости.</w:t>
+      </w:r>
+    </w:p>
+    <w:p>
+      <w:pPr>
+        <w:spacing w:line="240" w:lineRule="auto"/>
+        <w:rPr>
+          <w:bCs/>
+          <w:sz w:val="28"/>
+          <w:szCs w:val="28"/>
+        </w:rPr>
+      </w:pPr>
+    </w:p>
+    <w:p>
+      <w:pPr>
+        <w:spacing w:line="240" w:lineRule="auto"/>
+        <w:rPr>
+          <w:bCs/>
+          <w:sz w:val="28"/>
+          <w:szCs w:val="28"/>
+        </w:rPr>
+      </w:pPr>
+      <w:r>
+        <w:rPr>
+          <w:bCs/>
+          <w:sz w:val="28"/>
+          <w:szCs w:val="28"/>
+        </w:rPr>
+        <w:t>Далее д</w:t>
+      </w:r>
+      <w:r>
+        <w:rPr>
+          <w:bCs/>
+          <w:sz w:val="28"/>
+          <w:szCs w:val="28"/>
+        </w:rPr>
+        <w:t xml:space="preserve">ля прогноза по Республике Карелия </w:t>
+      </w:r>
+      <w:r>
+        <w:rPr>
+          <w:bCs/>
+          <w:sz w:val="28"/>
+          <w:szCs w:val="28"/>
+        </w:rPr>
+        <w:t>будет использована</w:t>
+      </w:r>
+      <w:r>
+        <w:rPr>
+          <w:bCs/>
+          <w:sz w:val="28"/>
+          <w:szCs w:val="28"/>
+        </w:rPr>
+        <w:t xml:space="preserve"> модель СЗФО: R² = 0.804, все четыре коэффициента значимы на уровне 0.001. Уравнение: </w:t>
+      </w:r>
+    </w:p>
+    <w:p>
+      <w:pPr>
+        <w:spacing w:line="240" w:lineRule="auto"/>
+        <w:rPr>
+          <w:bCs/>
+          <w:sz w:val="28"/>
+          <w:szCs w:val="28"/>
+        </w:rPr>
+      </w:pPr>
+      <w:proofErr w:type="spellStart"/>
+      <w:r>
+        <w:rPr>
+          <w:bCs/>
+          <w:sz w:val="28"/>
+          <w:szCs w:val="28"/>
+        </w:rPr>
+        <w:t>ln</w:t>
+      </w:r>
+      <w:proofErr w:type="spellEnd"/>
+      <w:r>
+        <w:rPr>
+          <w:bCs/>
+          <w:sz w:val="28"/>
+          <w:szCs w:val="28"/>
+        </w:rPr>
+        <w:t>(</w:t>
+      </w:r>
+      <w:proofErr w:type="spellStart"/>
+      <w:r>
+        <w:rPr>
+          <w:bCs/>
+          <w:sz w:val="28"/>
+          <w:szCs w:val="28"/>
+        </w:rPr>
+        <w:t>Инвест</w:t>
+      </w:r>
+      <w:proofErr w:type="spellEnd"/>
+      <w:r>
+        <w:rPr>
+          <w:bCs/>
+          <w:sz w:val="28"/>
+          <w:szCs w:val="28"/>
+        </w:rPr>
+        <w:t>.) = −2.461 + 1.382·</w:t>
+      </w:r>
+      <w:proofErr w:type="spellStart"/>
+      <w:r>
+        <w:rPr>
+          <w:bCs/>
+          <w:sz w:val="28"/>
+          <w:szCs w:val="28"/>
+        </w:rPr>
+        <w:t>ln</w:t>
+      </w:r>
+      <w:proofErr w:type="spellEnd"/>
+      <w:r>
+        <w:rPr>
+          <w:bCs/>
+          <w:sz w:val="28"/>
+          <w:szCs w:val="28"/>
+        </w:rPr>
+        <w:t>(Доходы) + 0.455·</w:t>
+      </w:r>
+      <w:proofErr w:type="spellStart"/>
+      <w:r>
+        <w:rPr>
+          <w:bCs/>
+          <w:sz w:val="28"/>
+          <w:szCs w:val="28"/>
+        </w:rPr>
+        <w:t>ln</w:t>
+      </w:r>
+      <w:proofErr w:type="spellEnd"/>
+      <w:r>
+        <w:rPr>
+          <w:bCs/>
+          <w:sz w:val="28"/>
+          <w:szCs w:val="28"/>
+        </w:rPr>
+        <w:t>(Население) − 0.125·Широта − 0.001145·</w:t>
+      </w:r>
+      <w:proofErr w:type="spellStart"/>
+      <w:r>
+        <w:rPr>
+          <w:bCs/>
+          <w:sz w:val="28"/>
+          <w:szCs w:val="28"/>
+        </w:rPr>
+        <w:t>Расст</w:t>
+      </w:r>
+      <w:proofErr w:type="spellEnd"/>
+      <w:r>
+        <w:rPr>
+          <w:bCs/>
+          <w:sz w:val="28"/>
+          <w:szCs w:val="28"/>
+        </w:rPr>
+        <w:t>.</w:t>
+      </w:r>
+    </w:p>
+    <w:p>
+      <w:pPr>
+        <w:spacing w:line="240" w:lineRule="auto"/>
+        <w:rPr>
+          <w:bCs/>
+          <w:sz w:val="28"/>
+          <w:szCs w:val="28"/>
+        </w:rPr>
+      </w:pPr>
+    </w:p>
+    <w:p>
+      <w:pPr>
+        <w:spacing w:line="240" w:lineRule="auto"/>
+        <w:rPr>
+          <w:b/>
+          <w:bCs/>
+          <w:sz w:val="28"/>
+          <w:szCs w:val="28"/>
+        </w:rPr>
+      </w:pPr>
+      <w:r>
+        <w:rPr>
+          <w:b/>
+          <w:bCs/>
+          <w:sz w:val="28"/>
+          <w:szCs w:val="28"/>
+        </w:rPr>
         <w:t xml:space="preserve">12: Точечный прогноз (Карелия) </w:t>
       </w:r>
     </w:p>
@@ -4581,187 +6591,513 @@
           <w:sz w:val="28"/>
           <w:szCs w:val="28"/>
         </w:rPr>
-        <w:t xml:space="preserve">Строим точечный прогноз инвестиций для Республики Карелия на все годы выборки (2000–2012) и сравниваем с фактическими значениями. Прогноз строится по модели с </w:t>
-      </w:r>
-      <w:r>
-        <w:rPr>
-          <w:sz w:val="28"/>
-          <w:szCs w:val="28"/>
-        </w:rPr>
-        <w:t>фиктивными</w:t>
-      </w:r>
-      <w:r>
-        <w:rPr>
-          <w:sz w:val="28"/>
-          <w:szCs w:val="28"/>
-        </w:rPr>
-        <w:t>-переменными округов, Карелия относится к СЗФО.</w:t>
-      </w:r>
-    </w:p>
-    <w:p>
-      <w:pPr>
-        <w:spacing w:line="240" w:lineRule="auto"/>
-        <w:rPr>
-          <w:sz w:val="28"/>
-          <w:szCs w:val="28"/>
-        </w:rPr>
-      </w:pPr>
-    </w:p>
-    <w:p>
-      <w:pPr>
-        <w:spacing w:line="240" w:lineRule="auto"/>
-        <w:rPr>
-          <w:sz w:val="28"/>
-          <w:szCs w:val="28"/>
-        </w:rPr>
-      </w:pPr>
+        <w:t xml:space="preserve">Строим точечный прогноз инвестиций для Республики Карелия на все годы выборки (2000–2012) и сравниваем с фактическими значениями. </w:t>
+      </w:r>
+      <w:r>
+        <w:rPr>
+          <w:sz w:val="28"/>
+          <w:szCs w:val="28"/>
+        </w:rPr>
+        <w:t>Прогноз строится по модели, оценённой отдельно для Северо-Западного федерального округа — Карелия входит в СЗФО, поэтому региональная модель точнее учитывает специфику округа, чем общероссийская.</w:t>
+      </w:r>
+    </w:p>
+    <w:p>
+      <w:pPr>
+        <w:pStyle w:val="HTML"/>
+        <w:shd w:val="clear" w:color="auto" w:fill="FFFFFF"/>
+        <w:wordWrap w:val="0"/>
+        <w:spacing w:line="160" w:lineRule="atLeast"/>
+        <w:rPr>
+          <w:rStyle w:val="gnj4oy0ck5b"/>
+          <w:rFonts w:ascii="Lucida Console" w:eastAsiaTheme="majorEastAsia" w:hAnsi="Lucida Console"/>
+          <w:color w:val="000000"/>
+          <w:sz w:val="24"/>
+          <w:szCs w:val="13"/>
+          <w:bdr w:val="none" w:sz="0" w:space="0" w:color="auto" w:frame="1"/>
+        </w:rPr>
+      </w:pPr>
+      <w:r>
+        <w:rPr>
+          <w:rStyle w:val="gnj4oy0ck5b"/>
+          <w:rFonts w:ascii="Lucida Console" w:eastAsiaTheme="majorEastAsia" w:hAnsi="Lucida Console"/>
+          <w:color w:val="000000"/>
+          <w:sz w:val="24"/>
+          <w:szCs w:val="13"/>
+          <w:bdr w:val="none" w:sz="0" w:space="0" w:color="auto" w:frame="1"/>
+        </w:rPr>
+        <w:t xml:space="preserve"> Год   Факт Прогноз Доля </w:t>
+      </w:r>
+      <w:r>
+        <w:rPr>
+          <w:rStyle w:val="gnj4oy0ck5b"/>
+          <w:rFonts w:ascii="Lucida Console" w:eastAsiaTheme="majorEastAsia" w:hAnsi="Lucida Console"/>
+          <w:color w:val="000000"/>
+          <w:sz w:val="24"/>
+          <w:szCs w:val="13"/>
+          <w:bdr w:val="none" w:sz="0" w:space="0" w:color="auto" w:frame="1"/>
+        </w:rPr>
+        <w:t>ошибки</w:t>
+      </w:r>
+    </w:p>
+    <w:p>
+      <w:pPr>
+        <w:pStyle w:val="HTML"/>
+        <w:shd w:val="clear" w:color="auto" w:fill="FFFFFF"/>
+        <w:wordWrap w:val="0"/>
+        <w:spacing w:line="160" w:lineRule="atLeast"/>
+        <w:rPr>
+          <w:rStyle w:val="gnj4oy0ck5b"/>
+          <w:rFonts w:ascii="Lucida Console" w:eastAsiaTheme="majorEastAsia" w:hAnsi="Lucida Console"/>
+          <w:color w:val="000000"/>
+          <w:sz w:val="24"/>
+          <w:szCs w:val="13"/>
+          <w:bdr w:val="none" w:sz="0" w:space="0" w:color="auto" w:frame="1"/>
+        </w:rPr>
+      </w:pPr>
+      <w:r>
+        <w:rPr>
+          <w:rStyle w:val="gnj4oy0ck5b"/>
+          <w:rFonts w:ascii="Lucida Console" w:eastAsiaTheme="majorEastAsia" w:hAnsi="Lucida Console"/>
+          <w:color w:val="000000"/>
+          <w:sz w:val="24"/>
+          <w:szCs w:val="13"/>
+          <w:bdr w:val="none" w:sz="0" w:space="0" w:color="auto" w:frame="1"/>
+        </w:rPr>
+        <w:t>2000  140.4   243.2        73.2</w:t>
+      </w:r>
+    </w:p>
+    <w:p>
+      <w:pPr>
+        <w:pStyle w:val="HTML"/>
+        <w:shd w:val="clear" w:color="auto" w:fill="FFFFFF"/>
+        <w:wordWrap w:val="0"/>
+        <w:spacing w:line="160" w:lineRule="atLeast"/>
+        <w:rPr>
+          <w:rStyle w:val="gnj4oy0ck5b"/>
+          <w:rFonts w:ascii="Lucida Console" w:eastAsiaTheme="majorEastAsia" w:hAnsi="Lucida Console"/>
+          <w:color w:val="000000"/>
+          <w:sz w:val="24"/>
+          <w:szCs w:val="13"/>
+          <w:bdr w:val="none" w:sz="0" w:space="0" w:color="auto" w:frame="1"/>
+        </w:rPr>
+      </w:pPr>
+      <w:r>
+        <w:rPr>
+          <w:rStyle w:val="gnj4oy0ck5b"/>
+          <w:rFonts w:ascii="Lucida Console" w:eastAsiaTheme="majorEastAsia" w:hAnsi="Lucida Console"/>
+          <w:color w:val="000000"/>
+          <w:sz w:val="24"/>
+          <w:szCs w:val="13"/>
+          <w:bdr w:val="none" w:sz="0" w:space="0" w:color="auto" w:frame="1"/>
+        </w:rPr>
+        <w:t>2001  570.4   335.8        41.1</w:t>
+      </w:r>
+    </w:p>
+    <w:p>
+      <w:pPr>
+        <w:pStyle w:val="HTML"/>
+        <w:shd w:val="clear" w:color="auto" w:fill="FFFFFF"/>
+        <w:wordWrap w:val="0"/>
+        <w:spacing w:line="160" w:lineRule="atLeast"/>
+        <w:rPr>
+          <w:rStyle w:val="gnj4oy0ck5b"/>
+          <w:rFonts w:ascii="Lucida Console" w:eastAsiaTheme="majorEastAsia" w:hAnsi="Lucida Console"/>
+          <w:color w:val="000000"/>
+          <w:sz w:val="24"/>
+          <w:szCs w:val="13"/>
+          <w:bdr w:val="none" w:sz="0" w:space="0" w:color="auto" w:frame="1"/>
+        </w:rPr>
+      </w:pPr>
+      <w:r>
+        <w:rPr>
+          <w:rStyle w:val="gnj4oy0ck5b"/>
+          <w:rFonts w:ascii="Lucida Console" w:eastAsiaTheme="majorEastAsia" w:hAnsi="Lucida Console"/>
+          <w:color w:val="000000"/>
+          <w:sz w:val="24"/>
+          <w:szCs w:val="13"/>
+          <w:bdr w:val="none" w:sz="0" w:space="0" w:color="auto" w:frame="1"/>
+        </w:rPr>
+        <w:t>2002  488.6   524.9         7.4</w:t>
+      </w:r>
+    </w:p>
+    <w:p>
+      <w:pPr>
+        <w:pStyle w:val="HTML"/>
+        <w:shd w:val="clear" w:color="auto" w:fill="FFFFFF"/>
+        <w:wordWrap w:val="0"/>
+        <w:spacing w:line="160" w:lineRule="atLeast"/>
+        <w:rPr>
+          <w:rStyle w:val="gnj4oy0ck5b"/>
+          <w:rFonts w:ascii="Lucida Console" w:eastAsiaTheme="majorEastAsia" w:hAnsi="Lucida Console"/>
+          <w:color w:val="000000"/>
+          <w:sz w:val="24"/>
+          <w:szCs w:val="13"/>
+          <w:bdr w:val="none" w:sz="0" w:space="0" w:color="auto" w:frame="1"/>
+        </w:rPr>
+      </w:pPr>
+      <w:r>
+        <w:rPr>
+          <w:rStyle w:val="gnj4oy0ck5b"/>
+          <w:rFonts w:ascii="Lucida Console" w:eastAsiaTheme="majorEastAsia" w:hAnsi="Lucida Console"/>
+          <w:color w:val="000000"/>
+          <w:sz w:val="24"/>
+          <w:szCs w:val="13"/>
+          <w:bdr w:val="none" w:sz="0" w:space="0" w:color="auto" w:frame="1"/>
+        </w:rPr>
+        <w:t>2003  748.6   683.5         8.7</w:t>
+      </w:r>
+    </w:p>
+    <w:p>
+      <w:pPr>
+        <w:pStyle w:val="HTML"/>
+        <w:shd w:val="clear" w:color="auto" w:fill="FFFFFF"/>
+        <w:wordWrap w:val="0"/>
+        <w:spacing w:line="160" w:lineRule="atLeast"/>
+        <w:rPr>
+          <w:rStyle w:val="gnj4oy0ck5b"/>
+          <w:rFonts w:ascii="Lucida Console" w:eastAsiaTheme="majorEastAsia" w:hAnsi="Lucida Console"/>
+          <w:color w:val="000000"/>
+          <w:sz w:val="24"/>
+          <w:szCs w:val="13"/>
+          <w:bdr w:val="none" w:sz="0" w:space="0" w:color="auto" w:frame="1"/>
+        </w:rPr>
+      </w:pPr>
+      <w:r>
+        <w:rPr>
+          <w:rStyle w:val="gnj4oy0ck5b"/>
+          <w:rFonts w:ascii="Lucida Console" w:eastAsiaTheme="majorEastAsia" w:hAnsi="Lucida Console"/>
+          <w:color w:val="000000"/>
+          <w:sz w:val="24"/>
+          <w:szCs w:val="13"/>
+          <w:bdr w:val="none" w:sz="0" w:space="0" w:color="auto" w:frame="1"/>
+        </w:rPr>
+        <w:t>2004 1072.9   848.8        20.9</w:t>
+      </w:r>
+    </w:p>
+    <w:p>
+      <w:pPr>
+        <w:pStyle w:val="HTML"/>
+        <w:shd w:val="clear" w:color="auto" w:fill="FFFFFF"/>
+        <w:wordWrap w:val="0"/>
+        <w:spacing w:line="160" w:lineRule="atLeast"/>
+        <w:rPr>
+          <w:rStyle w:val="gnj4oy0ck5b"/>
+          <w:rFonts w:ascii="Lucida Console" w:eastAsiaTheme="majorEastAsia" w:hAnsi="Lucida Console"/>
+          <w:color w:val="000000"/>
+          <w:sz w:val="24"/>
+          <w:szCs w:val="13"/>
+          <w:bdr w:val="none" w:sz="0" w:space="0" w:color="auto" w:frame="1"/>
+        </w:rPr>
+      </w:pPr>
+      <w:r>
+        <w:rPr>
+          <w:rStyle w:val="gnj4oy0ck5b"/>
+          <w:rFonts w:ascii="Lucida Console" w:eastAsiaTheme="majorEastAsia" w:hAnsi="Lucida Console"/>
+          <w:color w:val="000000"/>
+          <w:sz w:val="24"/>
+          <w:szCs w:val="13"/>
+          <w:bdr w:val="none" w:sz="0" w:space="0" w:color="auto" w:frame="1"/>
+        </w:rPr>
+        <w:t>2005 1214.7  1148.9         5.4</w:t>
+      </w:r>
+    </w:p>
+    <w:p>
+      <w:pPr>
+        <w:pStyle w:val="HTML"/>
+        <w:shd w:val="clear" w:color="auto" w:fill="FFFFFF"/>
+        <w:wordWrap w:val="0"/>
+        <w:spacing w:line="160" w:lineRule="atLeast"/>
+        <w:rPr>
+          <w:rStyle w:val="gnj4oy0ck5b"/>
+          <w:rFonts w:ascii="Lucida Console" w:eastAsiaTheme="majorEastAsia" w:hAnsi="Lucida Console"/>
+          <w:color w:val="000000"/>
+          <w:sz w:val="24"/>
+          <w:szCs w:val="13"/>
+          <w:bdr w:val="none" w:sz="0" w:space="0" w:color="auto" w:frame="1"/>
+        </w:rPr>
+      </w:pPr>
+      <w:r>
+        <w:rPr>
+          <w:rStyle w:val="gnj4oy0ck5b"/>
+          <w:rFonts w:ascii="Lucida Console" w:eastAsiaTheme="majorEastAsia" w:hAnsi="Lucida Console"/>
+          <w:color w:val="000000"/>
+          <w:sz w:val="24"/>
+          <w:szCs w:val="13"/>
+          <w:bdr w:val="none" w:sz="0" w:space="0" w:color="auto" w:frame="1"/>
+        </w:rPr>
+        <w:t>2006 1129.5  1558.4        38.0</w:t>
+      </w:r>
+    </w:p>
+    <w:p>
+      <w:pPr>
+        <w:pStyle w:val="HTML"/>
+        <w:shd w:val="clear" w:color="auto" w:fill="FFFFFF"/>
+        <w:wordWrap w:val="0"/>
+        <w:spacing w:line="160" w:lineRule="atLeast"/>
+        <w:rPr>
+          <w:rStyle w:val="gnj4oy0ck5b"/>
+          <w:rFonts w:ascii="Lucida Console" w:eastAsiaTheme="majorEastAsia" w:hAnsi="Lucida Console"/>
+          <w:color w:val="000000"/>
+          <w:sz w:val="24"/>
+          <w:szCs w:val="13"/>
+          <w:bdr w:val="none" w:sz="0" w:space="0" w:color="auto" w:frame="1"/>
+        </w:rPr>
+      </w:pPr>
+      <w:r>
+        <w:rPr>
+          <w:rStyle w:val="gnj4oy0ck5b"/>
+          <w:rFonts w:ascii="Lucida Console" w:eastAsiaTheme="majorEastAsia" w:hAnsi="Lucida Console"/>
+          <w:color w:val="000000"/>
+          <w:sz w:val="24"/>
+          <w:szCs w:val="13"/>
+          <w:bdr w:val="none" w:sz="0" w:space="0" w:color="auto" w:frame="1"/>
+        </w:rPr>
+        <w:t>2007 2089.5  1892.4         9.4</w:t>
+      </w:r>
+    </w:p>
+    <w:p>
+      <w:pPr>
+        <w:pStyle w:val="HTML"/>
+        <w:shd w:val="clear" w:color="auto" w:fill="FFFFFF"/>
+        <w:wordWrap w:val="0"/>
+        <w:spacing w:line="160" w:lineRule="atLeast"/>
+        <w:rPr>
+          <w:rStyle w:val="gnj4oy0ck5b"/>
+          <w:rFonts w:ascii="Lucida Console" w:eastAsiaTheme="majorEastAsia" w:hAnsi="Lucida Console"/>
+          <w:color w:val="000000"/>
+          <w:sz w:val="24"/>
+          <w:szCs w:val="13"/>
+          <w:bdr w:val="none" w:sz="0" w:space="0" w:color="auto" w:frame="1"/>
+        </w:rPr>
+      </w:pPr>
+      <w:r>
+        <w:rPr>
+          <w:rStyle w:val="gnj4oy0ck5b"/>
+          <w:rFonts w:ascii="Lucida Console" w:eastAsiaTheme="majorEastAsia" w:hAnsi="Lucida Console"/>
+          <w:color w:val="000000"/>
+          <w:sz w:val="24"/>
+          <w:szCs w:val="13"/>
+          <w:bdr w:val="none" w:sz="0" w:space="0" w:color="auto" w:frame="1"/>
+        </w:rPr>
+        <w:t>2008 2325.1  2472.4         6.3</w:t>
+      </w:r>
+    </w:p>
+    <w:p>
+      <w:pPr>
+        <w:pStyle w:val="HTML"/>
+        <w:shd w:val="clear" w:color="auto" w:fill="FFFFFF"/>
+        <w:wordWrap w:val="0"/>
+        <w:spacing w:line="160" w:lineRule="atLeast"/>
+        <w:rPr>
+          <w:rStyle w:val="gnj4oy0ck5b"/>
+          <w:rFonts w:ascii="Lucida Console" w:eastAsiaTheme="majorEastAsia" w:hAnsi="Lucida Console"/>
+          <w:color w:val="000000"/>
+          <w:sz w:val="24"/>
+          <w:szCs w:val="13"/>
+          <w:bdr w:val="none" w:sz="0" w:space="0" w:color="auto" w:frame="1"/>
+        </w:rPr>
+      </w:pPr>
+      <w:r>
+        <w:rPr>
+          <w:rStyle w:val="gnj4oy0ck5b"/>
+          <w:rFonts w:ascii="Lucida Console" w:eastAsiaTheme="majorEastAsia" w:hAnsi="Lucida Console"/>
+          <w:color w:val="000000"/>
+          <w:sz w:val="24"/>
+          <w:szCs w:val="13"/>
+          <w:bdr w:val="none" w:sz="0" w:space="0" w:color="auto" w:frame="1"/>
+        </w:rPr>
+        <w:t>2009 2262.8  2858.6        26.3</w:t>
+      </w:r>
+    </w:p>
+    <w:p>
+      <w:pPr>
+        <w:pStyle w:val="HTML"/>
+        <w:shd w:val="clear" w:color="auto" w:fill="FFFFFF"/>
+        <w:wordWrap w:val="0"/>
+        <w:spacing w:line="160" w:lineRule="atLeast"/>
+        <w:rPr>
+          <w:rStyle w:val="gnj4oy0ck5b"/>
+          <w:rFonts w:ascii="Lucida Console" w:eastAsiaTheme="majorEastAsia" w:hAnsi="Lucida Console"/>
+          <w:color w:val="000000"/>
+          <w:sz w:val="24"/>
+          <w:szCs w:val="13"/>
+          <w:bdr w:val="none" w:sz="0" w:space="0" w:color="auto" w:frame="1"/>
+        </w:rPr>
+      </w:pPr>
+      <w:r>
+        <w:rPr>
+          <w:rStyle w:val="gnj4oy0ck5b"/>
+          <w:rFonts w:ascii="Lucida Console" w:eastAsiaTheme="majorEastAsia" w:hAnsi="Lucida Console"/>
+          <w:color w:val="000000"/>
+          <w:sz w:val="24"/>
+          <w:szCs w:val="13"/>
+          <w:bdr w:val="none" w:sz="0" w:space="0" w:color="auto" w:frame="1"/>
+        </w:rPr>
+        <w:t>2010 2247.2  3341.2        48.7</w:t>
+      </w:r>
+    </w:p>
+    <w:p>
+      <w:pPr>
+        <w:pStyle w:val="HTML"/>
+        <w:shd w:val="clear" w:color="auto" w:fill="FFFFFF"/>
+        <w:wordWrap w:val="0"/>
+        <w:spacing w:line="160" w:lineRule="atLeast"/>
+        <w:rPr>
+          <w:rStyle w:val="gnj4oy0ck5b"/>
+          <w:rFonts w:ascii="Lucida Console" w:eastAsiaTheme="majorEastAsia" w:hAnsi="Lucida Console"/>
+          <w:color w:val="000000"/>
+          <w:sz w:val="24"/>
+          <w:szCs w:val="13"/>
+          <w:bdr w:val="none" w:sz="0" w:space="0" w:color="auto" w:frame="1"/>
+        </w:rPr>
+      </w:pPr>
+      <w:r>
+        <w:rPr>
+          <w:rStyle w:val="gnj4oy0ck5b"/>
+          <w:rFonts w:ascii="Lucida Console" w:eastAsiaTheme="majorEastAsia" w:hAnsi="Lucida Console"/>
+          <w:color w:val="000000"/>
+          <w:sz w:val="24"/>
+          <w:szCs w:val="13"/>
+          <w:bdr w:val="none" w:sz="0" w:space="0" w:color="auto" w:frame="1"/>
+        </w:rPr>
+        <w:t>2011 2868.7  3761.4        31.1</w:t>
+      </w:r>
+    </w:p>
+    <w:p>
+      <w:pPr>
+        <w:pStyle w:val="HTML"/>
+        <w:shd w:val="clear" w:color="auto" w:fill="FFFFFF"/>
+        <w:wordWrap w:val="0"/>
+        <w:spacing w:line="160" w:lineRule="atLeast"/>
+        <w:rPr>
+          <w:rFonts w:ascii="Lucida Console" w:hAnsi="Lucida Console"/>
+          <w:color w:val="000000"/>
+          <w:sz w:val="24"/>
+          <w:szCs w:val="13"/>
+        </w:rPr>
+      </w:pPr>
+      <w:r>
+        <w:rPr>
+          <w:rStyle w:val="gnj4oy0ck5b"/>
+          <w:rFonts w:ascii="Lucida Console" w:eastAsiaTheme="majorEastAsia" w:hAnsi="Lucida Console"/>
+          <w:color w:val="000000"/>
+          <w:sz w:val="24"/>
+          <w:szCs w:val="13"/>
+          <w:bdr w:val="none" w:sz="0" w:space="0" w:color="auto" w:frame="1"/>
+        </w:rPr>
+        <w:t>2012 2837.0  4493.2        58.4</w:t>
+      </w:r>
+    </w:p>
+    <w:p>
+      <w:pPr>
+        <w:spacing w:line="240" w:lineRule="auto"/>
+        <w:rPr>
+          <w:sz w:val="28"/>
+          <w:szCs w:val="28"/>
+        </w:rPr>
+      </w:pPr>
+    </w:p>
+    <w:p>
+      <w:pPr>
+        <w:spacing w:line="240" w:lineRule="auto"/>
+        <w:rPr>
+          <w:sz w:val="28"/>
+          <w:szCs w:val="28"/>
+        </w:rPr>
+      </w:pPr>
+      <w:r>
+        <w:rPr>
+          <w:sz w:val="28"/>
+          <w:szCs w:val="28"/>
+        </w:rPr>
+        <w:t xml:space="preserve">В ранние годы (2000–2001) ошибка </w:t>
+      </w:r>
+      <w:r>
+        <w:rPr>
+          <w:sz w:val="28"/>
+          <w:szCs w:val="28"/>
+        </w:rPr>
+        <w:t>больша</w:t>
+      </w:r>
+      <w:proofErr w:type="gramStart"/>
+      <w:r>
+        <w:rPr>
+          <w:sz w:val="28"/>
+          <w:szCs w:val="28"/>
+        </w:rPr>
+        <w:t>я</w:t>
+      </w:r>
+      <w:r>
+        <w:rPr>
+          <w:sz w:val="28"/>
+          <w:szCs w:val="28"/>
+        </w:rPr>
+        <w:t>-</w:t>
+      </w:r>
+      <w:proofErr w:type="gramEnd"/>
+      <w:r>
+        <w:rPr>
+          <w:sz w:val="28"/>
+          <w:szCs w:val="28"/>
+        </w:rPr>
+        <w:t xml:space="preserve"> модель плохо улавливает низкий стартовый уровень инвестиций. В середине (2002–2009) прогноз </w:t>
+      </w:r>
       <w:r>
         <w:rPr>
           <w:sz w:val="28"/>
           <w:szCs w:val="28"/>
         </w:rPr>
         <w:lastRenderedPageBreak/>
+        <w:t xml:space="preserve">точнее, ошибка в пределах 10–25%. В конце(2010–2012) модель систематически завышает прогноз </w:t>
+      </w:r>
+      <w:r>
+        <w:rPr>
+          <w:sz w:val="28"/>
+          <w:szCs w:val="28"/>
+        </w:rPr>
+        <w:t>-</w:t>
+      </w:r>
+      <w:r>
+        <w:rPr>
+          <w:sz w:val="28"/>
+          <w:szCs w:val="28"/>
+        </w:rPr>
+        <w:t xml:space="preserve"> реальные инвестиции в Карелии вышли на плато, тогда как модель ожидает продолжения роста вслед за доходами. На графике видно, что прогнозная кривая в целом повторяет траекторию факта, но с 2010 года уходит заметно выше.</w:t>
+      </w:r>
+    </w:p>
+    <w:p>
+      <w:pPr>
+        <w:spacing w:line="240" w:lineRule="auto"/>
+        <w:rPr>
+          <w:sz w:val="28"/>
+          <w:szCs w:val="28"/>
+        </w:rPr>
+      </w:pPr>
+      <w:r>
+        <w:rPr>
+          <w:noProof/>
+          <w:sz w:val="28"/>
+          <w:szCs w:val="28"/>
+          <w:lang w:eastAsia="ru-RU"/>
+        </w:rPr>
         <w:drawing>
-          <wp:inline distT="0" distB="0" distL="0" distR="0" wp14:anchorId="73739F87" wp14:editId="1B071721">
-            <wp:extent cx="5940425" cy="2414270"/>
-            <wp:effectExtent l="0" t="0" r="0" b="0"/>
-            <wp:docPr id="1655709337" name="Рисунок 1"/>
-            <wp:cNvGraphicFramePr>
-              <a:graphicFrameLocks xmlns:a="http://schemas.openxmlformats.org/drawingml/2006/main" noChangeAspect="1"/>
-            </wp:cNvGraphicFramePr>
-            <a:graphic xmlns:a="http://schemas.openxmlformats.org/drawingml/2006/main">
-              <a:graphicData uri="http://schemas.openxmlformats.org/drawingml/2006/picture">
-                <pic:pic xmlns:pic="http://schemas.openxmlformats.org/drawingml/2006/picture">
-                  <pic:nvPicPr>
-                    <pic:cNvPr id="1655709337" name=""/>
-                    <pic:cNvPicPr/>
-                  </pic:nvPicPr>
-                  <pic:blipFill>
-                    <a:blip r:embed="rId25"/>
-                    <a:stretch>
-                      <a:fillRect/>
-                    </a:stretch>
-                  </pic:blipFill>
-                  <pic:spPr>
-                    <a:xfrm>
-                      <a:off x="0" y="0"/>
-                      <a:ext cx="5940425" cy="2414270"/>
-                    </a:xfrm>
-                    <a:prstGeom prst="rect">
-                      <a:avLst/>
-                    </a:prstGeom>
-                  </pic:spPr>
-                </pic:pic>
-              </a:graphicData>
-            </a:graphic>
-          </wp:inline>
-        </w:drawing>
-      </w:r>
-    </w:p>
-    <w:p>
-      <w:pPr>
-        <w:spacing w:line="240" w:lineRule="auto"/>
-        <w:rPr>
-          <w:sz w:val="28"/>
-          <w:szCs w:val="28"/>
-        </w:rPr>
-      </w:pPr>
-      <w:r>
-        <w:rPr>
-          <w:sz w:val="28"/>
-          <w:szCs w:val="28"/>
-        </w:rPr>
-        <w:t xml:space="preserve">В ранние годы (2000–2001) ошибка </w:t>
-      </w:r>
-      <w:r>
-        <w:rPr>
-          <w:sz w:val="28"/>
-          <w:szCs w:val="28"/>
-        </w:rPr>
-        <w:t>большая</w:t>
-      </w:r>
-      <w:r>
-        <w:rPr>
-          <w:sz w:val="28"/>
-          <w:szCs w:val="28"/>
-        </w:rPr>
-        <w:t xml:space="preserve"> </w:t>
-      </w:r>
-      <w:r>
-        <w:rPr>
-          <w:sz w:val="28"/>
-          <w:szCs w:val="28"/>
-        </w:rPr>
-        <w:t>-</w:t>
-      </w:r>
-      <w:r>
-        <w:rPr>
-          <w:sz w:val="28"/>
-          <w:szCs w:val="28"/>
-        </w:rPr>
-        <w:t xml:space="preserve"> модель плохо улавливает низкий стартовый уровень инвестиций. В середине (2002–2009) прогноз точнее, ошибка в пределах 10–25%. В конце</w:t>
-      </w:r>
-      <w:r>
-        <w:rPr>
-          <w:sz w:val="28"/>
-          <w:szCs w:val="28"/>
-        </w:rPr>
-        <w:t xml:space="preserve"> </w:t>
-      </w:r>
-      <w:r>
-        <w:rPr>
-          <w:sz w:val="28"/>
-          <w:szCs w:val="28"/>
-        </w:rPr>
-        <w:t xml:space="preserve">(2010–2012) модель систематически завышает прогноз </w:t>
-      </w:r>
-      <w:r>
-        <w:rPr>
-          <w:sz w:val="28"/>
-          <w:szCs w:val="28"/>
-        </w:rPr>
-        <w:t>-</w:t>
-      </w:r>
-      <w:r>
-        <w:rPr>
-          <w:sz w:val="28"/>
-          <w:szCs w:val="28"/>
-        </w:rPr>
-        <w:t xml:space="preserve"> реальные инвестиции в Карелии вышли на плато, тогда как модель ожидает продолжения роста вслед за доходами. На графике видно, что прогнозная кривая в целом повторяет траекторию факта, но с 2010 года уходит заметно выше.</w:t>
-      </w:r>
-    </w:p>
-    <w:p>
-      <w:pPr>
-        <w:spacing w:line="240" w:lineRule="auto"/>
-        <w:rPr>
-          <w:sz w:val="28"/>
-          <w:szCs w:val="28"/>
-        </w:rPr>
-      </w:pPr>
-      <w:r>
-        <w:rPr>
-          <w:noProof/>
-          <w:sz w:val="28"/>
-          <w:szCs w:val="28"/>
-        </w:rPr>
-        <w:drawing>
-          <wp:anchor distT="0" distB="0" distL="114300" distR="114300" simplePos="0" relativeHeight="251656704" behindDoc="0" locked="0" layoutInCell="1" allowOverlap="1" wp14:anchorId="2430C509" wp14:editId="3D3340BB">
+          <wp:anchor distT="0" distB="0" distL="114300" distR="114300" simplePos="0" relativeHeight="251656704" behindDoc="0" locked="0" layoutInCell="1" allowOverlap="1">
             <wp:simplePos x="0" y="0"/>
             <wp:positionH relativeFrom="column">
-              <wp:posOffset>237286</wp:posOffset>
+              <wp:posOffset>316865</wp:posOffset>
             </wp:positionH>
             <wp:positionV relativeFrom="paragraph">
-              <wp:posOffset>-3475</wp:posOffset>
+              <wp:posOffset>-580390</wp:posOffset>
             </wp:positionV>
-            <wp:extent cx="4842510" cy="5484495"/>
-            <wp:effectExtent l="0" t="0" r="0" b="0"/>
+            <wp:extent cx="4845050" cy="5486400"/>
+            <wp:effectExtent l="19050" t="0" r="0" b="0"/>
             <wp:wrapThrough wrapText="bothSides">
               <wp:wrapPolygon edited="0">
-                <wp:start x="0" y="0"/>
-                <wp:lineTo x="0" y="21532"/>
-                <wp:lineTo x="21498" y="21532"/>
-                <wp:lineTo x="21498" y="0"/>
-                <wp:lineTo x="0" y="0"/>
+                <wp:start x="-85" y="0"/>
+                <wp:lineTo x="-85" y="21525"/>
+                <wp:lineTo x="21572" y="21525"/>
+                <wp:lineTo x="21572" y="0"/>
+                <wp:lineTo x="-85" y="0"/>
               </wp:wrapPolygon>
             </wp:wrapThrough>
             <wp:docPr id="1532491101" name="Рисунок 2"/>
@@ -4778,10 +7114,10 @@
                     </pic:cNvPicPr>
                   </pic:nvPicPr>
                   <pic:blipFill>
-                    <a:blip r:embed="rId26">
+                    <a:blip r:embed="rId27">
                       <a:extLst>
                         <a:ext uri="{28A0092B-C50C-407E-A947-70E740481C1C}">
-                          <a14:useLocalDpi xmlns:a14="http://schemas.microsoft.com/office/drawing/2010/main" val="0"/>
+                          <a14:useLocalDpi xmlns:a14="http://schemas.microsoft.com/office/drawing/2010/main" xmlns:wps="http://schemas.microsoft.com/office/word/2010/wordprocessingShape" xmlns:wpi="http://schemas.microsoft.com/office/word/2010/wordprocessingInk" xmlns:wpg="http://schemas.microsoft.com/office/word/2010/wordprocessingGroup" xmlns:w16se="http://schemas.microsoft.com/office/word/2015/wordml/symex" xmlns:w16sdtfl="http://schemas.microsoft.com/office/word/2024/wordml/sdtformatlock" xmlns:w16sdtdh="http://schemas.microsoft.com/office/word/2020/wordml/sdtdatahash" xmlns:w16du="http://schemas.microsoft.com/office/word/2023/wordml/word16du" xmlns:w16="http://schemas.microsoft.com/office/word/2018/wordml" xmlns:w16cid="http://schemas.microsoft.com/office/word/2016/wordml/cid" xmlns:w16cex="http://schemas.microsoft.com/office/word/2018/wordml/cex" xmlns:w15="http://schemas.microsoft.com/office/word/2012/wordml" xmlns:w14="http://schemas.microsoft.com/office/word/2010/wordml" xmlns:w="http://schemas.openxmlformats.org/wordprocessingml/2006/main" xmlns:w10="urn:schemas-microsoft-com:office:word" xmlns:wp14="http://schemas.microsoft.com/office/word/2010/wordprocessingDrawing" xmlns:v="urn:schemas-microsoft-com:vml" xmlns:oel="http://schemas.microsoft.com/office/2019/extlst" xmlns:o="urn:schemas-microsoft-com:office:office" xmlns:am3d="http://schemas.microsoft.com/office/drawing/2017/model3d" xmlns:aink="http://schemas.microsoft.com/office/drawing/2016/ink" xmlns:mc="http://schemas.openxmlformats.org/markup-compatibility/2006" xmlns:cx8="http://schemas.microsoft.com/office/drawing/2016/5/14/chartex" xmlns:cx7="http://schemas.microsoft.com/office/drawing/2016/5/13/chartex" xmlns:cx6="http://schemas.microsoft.com/office/drawing/2016/5/12/chartex" xmlns:cx5="http://schemas.microsoft.com/office/drawing/2016/5/11/chartex" xmlns:cx4="http://schemas.microsoft.com/office/drawing/2016/5/10/chartex" xmlns:cx3="http://schemas.microsoft.com/office/drawing/2016/5/9/chartex" xmlns:cx2="http://schemas.microsoft.com/office/drawing/2015/10/21/chartex" xmlns:cx1="http://schemas.microsoft.com/office/drawing/2015/9/8/chartex" xmlns:cx="http://schemas.microsoft.com/office/drawing/2014/chartex" xmlns:wpc="http://schemas.microsoft.com/office/word/2010/wordprocessingCanvas" xmlns="" val="0"/>
                         </a:ext>
                       </a:extLst>
                     </a:blip>
@@ -4793,7 +7129,7 @@
                   <pic:spPr bwMode="auto">
                     <a:xfrm>
                       <a:off x="0" y="0"/>
-                      <a:ext cx="4842510" cy="5484495"/>
+                      <a:ext cx="4845050" cy="5486400"/>
                     </a:xfrm>
                     <a:prstGeom prst="rect">
                       <a:avLst/>
@@ -4803,12 +7139,6 @@
                 </pic:pic>
               </a:graphicData>
             </a:graphic>
-            <wp14:sizeRelH relativeFrom="page">
-              <wp14:pctWidth>0</wp14:pctWidth>
-            </wp14:sizeRelH>
-            <wp14:sizeRelV relativeFrom="page">
-              <wp14:pctHeight>0</wp14:pctHeight>
-            </wp14:sizeRelV>
           </wp:anchor>
         </w:drawing>
       </w:r>
@@ -4823,54 +7153,703 @@
           <w:szCs w:val="28"/>
         </w:rPr>
       </w:pPr>
-      <w:r>
+    </w:p>
+    <w:p>
+      <w:pPr>
+        <w:spacing w:line="240" w:lineRule="auto"/>
         <w:rPr>
           <w:b/>
           <w:bCs/>
           <w:sz w:val="28"/>
           <w:szCs w:val="28"/>
         </w:rPr>
+      </w:pPr>
+    </w:p>
+    <w:p>
+      <w:pPr>
+        <w:spacing w:line="240" w:lineRule="auto"/>
+        <w:rPr>
+          <w:b/>
+          <w:bCs/>
+          <w:sz w:val="28"/>
+          <w:szCs w:val="28"/>
+        </w:rPr>
+      </w:pPr>
+    </w:p>
+    <w:p>
+      <w:pPr>
+        <w:spacing w:line="240" w:lineRule="auto"/>
+        <w:rPr>
+          <w:b/>
+          <w:bCs/>
+          <w:sz w:val="28"/>
+          <w:szCs w:val="28"/>
+        </w:rPr>
+      </w:pPr>
+    </w:p>
+    <w:p>
+      <w:pPr>
+        <w:spacing w:line="240" w:lineRule="auto"/>
+        <w:rPr>
+          <w:b/>
+          <w:bCs/>
+          <w:sz w:val="28"/>
+          <w:szCs w:val="28"/>
+        </w:rPr>
+      </w:pPr>
+    </w:p>
+    <w:p>
+      <w:pPr>
+        <w:spacing w:line="240" w:lineRule="auto"/>
+        <w:rPr>
+          <w:b/>
+          <w:bCs/>
+          <w:sz w:val="28"/>
+          <w:szCs w:val="28"/>
+        </w:rPr>
+      </w:pPr>
+    </w:p>
+    <w:p>
+      <w:pPr>
+        <w:spacing w:line="240" w:lineRule="auto"/>
+        <w:rPr>
+          <w:b/>
+          <w:bCs/>
+          <w:sz w:val="28"/>
+          <w:szCs w:val="28"/>
+        </w:rPr>
+      </w:pPr>
+    </w:p>
+    <w:p>
+      <w:pPr>
+        <w:spacing w:line="240" w:lineRule="auto"/>
+        <w:rPr>
+          <w:b/>
+          <w:bCs/>
+          <w:sz w:val="28"/>
+          <w:szCs w:val="28"/>
+        </w:rPr>
+      </w:pPr>
+    </w:p>
+    <w:p>
+      <w:pPr>
+        <w:spacing w:line="240" w:lineRule="auto"/>
+        <w:rPr>
+          <w:b/>
+          <w:bCs/>
+          <w:sz w:val="28"/>
+          <w:szCs w:val="28"/>
+        </w:rPr>
+      </w:pPr>
+    </w:p>
+    <w:p>
+      <w:pPr>
+        <w:spacing w:line="240" w:lineRule="auto"/>
+        <w:rPr>
+          <w:b/>
+          <w:bCs/>
+          <w:sz w:val="28"/>
+          <w:szCs w:val="28"/>
+        </w:rPr>
+      </w:pPr>
+    </w:p>
+    <w:p>
+      <w:pPr>
+        <w:spacing w:line="240" w:lineRule="auto"/>
+        <w:rPr>
+          <w:b/>
+          <w:bCs/>
+          <w:sz w:val="28"/>
+          <w:szCs w:val="28"/>
+        </w:rPr>
+      </w:pPr>
+    </w:p>
+    <w:p>
+      <w:pPr>
+        <w:spacing w:line="240" w:lineRule="auto"/>
+        <w:rPr>
+          <w:b/>
+          <w:bCs/>
+          <w:sz w:val="28"/>
+          <w:szCs w:val="28"/>
+        </w:rPr>
+      </w:pPr>
+    </w:p>
+    <w:p>
+      <w:pPr>
+        <w:spacing w:line="240" w:lineRule="auto"/>
+        <w:rPr>
+          <w:b/>
+          <w:bCs/>
+          <w:sz w:val="28"/>
+          <w:szCs w:val="28"/>
+        </w:rPr>
+      </w:pPr>
+    </w:p>
+    <w:p>
+      <w:pPr>
+        <w:spacing w:line="240" w:lineRule="auto"/>
+        <w:rPr>
+          <w:b/>
+          <w:bCs/>
+          <w:sz w:val="28"/>
+          <w:szCs w:val="28"/>
+        </w:rPr>
+      </w:pPr>
+    </w:p>
+    <w:p>
+      <w:pPr>
+        <w:spacing w:line="240" w:lineRule="auto"/>
+        <w:rPr>
+          <w:b/>
+          <w:bCs/>
+          <w:sz w:val="28"/>
+          <w:szCs w:val="28"/>
+        </w:rPr>
+      </w:pPr>
+    </w:p>
+    <w:p>
+      <w:pPr>
+        <w:spacing w:line="240" w:lineRule="auto"/>
+        <w:rPr>
+          <w:b/>
+          <w:bCs/>
+          <w:sz w:val="28"/>
+          <w:szCs w:val="28"/>
+        </w:rPr>
+      </w:pPr>
+      <w:r>
+        <w:rPr>
+          <w:b/>
+          <w:bCs/>
+          <w:sz w:val="28"/>
+          <w:szCs w:val="28"/>
+        </w:rPr>
+        <w:t>13: Интервальный прогноз (Карелия)</w:t>
+      </w:r>
+    </w:p>
+    <w:p>
+      <w:pPr>
+        <w:spacing w:line="240" w:lineRule="auto"/>
+        <w:rPr>
+          <w:sz w:val="28"/>
+          <w:szCs w:val="28"/>
+        </w:rPr>
+      </w:pPr>
+      <w:r>
+        <w:rPr>
+          <w:sz w:val="28"/>
+          <w:szCs w:val="28"/>
+        </w:rPr>
+        <w:t xml:space="preserve">Строим доверительный интервал для прогноза с уровнем доверия 95%. </w:t>
+      </w:r>
+    </w:p>
+    <w:p>
+      <w:pPr>
+        <w:pStyle w:val="HTML"/>
+        <w:shd w:val="clear" w:color="auto" w:fill="FFFFFF"/>
+        <w:wordWrap w:val="0"/>
+        <w:spacing w:line="160" w:lineRule="atLeast"/>
+        <w:rPr>
+          <w:rStyle w:val="gnj4oy0ck5b"/>
+          <w:rFonts w:ascii="Lucida Console" w:eastAsiaTheme="majorEastAsia" w:hAnsi="Lucida Console"/>
+          <w:color w:val="000000"/>
+          <w:sz w:val="28"/>
+          <w:szCs w:val="13"/>
+          <w:bdr w:val="none" w:sz="0" w:space="0" w:color="auto" w:frame="1"/>
+        </w:rPr>
+      </w:pPr>
+      <w:r>
+        <w:rPr>
+          <w:rStyle w:val="gnj4oy0ck5b"/>
+          <w:rFonts w:ascii="Lucida Console" w:eastAsiaTheme="majorEastAsia" w:hAnsi="Lucida Console"/>
+          <w:color w:val="000000"/>
+          <w:szCs w:val="13"/>
+          <w:bdr w:val="none" w:sz="0" w:space="0" w:color="auto" w:frame="1"/>
+        </w:rPr>
+        <w:t xml:space="preserve"> </w:t>
+      </w:r>
+      <w:r>
+        <w:rPr>
+          <w:rStyle w:val="gnj4oy0ck5b"/>
+          <w:rFonts w:ascii="Lucida Console" w:eastAsiaTheme="majorEastAsia" w:hAnsi="Lucida Console"/>
+          <w:color w:val="000000"/>
+          <w:sz w:val="28"/>
+          <w:szCs w:val="13"/>
+          <w:bdr w:val="none" w:sz="0" w:space="0" w:color="auto" w:frame="1"/>
+        </w:rPr>
+        <w:t xml:space="preserve">Год   Факт Прогноз </w:t>
+      </w:r>
+      <w:proofErr w:type="gramStart"/>
+      <w:r>
+        <w:rPr>
+          <w:rStyle w:val="gnj4oy0ck5b"/>
+          <w:rFonts w:ascii="Lucida Console" w:eastAsiaTheme="majorEastAsia" w:hAnsi="Lucida Console"/>
+          <w:color w:val="000000"/>
+          <w:sz w:val="28"/>
+          <w:szCs w:val="13"/>
+          <w:bdr w:val="none" w:sz="0" w:space="0" w:color="auto" w:frame="1"/>
+        </w:rPr>
+        <w:t>Нижняя</w:t>
+      </w:r>
+      <w:proofErr w:type="gramEnd"/>
+      <w:r>
+        <w:rPr>
+          <w:rStyle w:val="gnj4oy0ck5b"/>
+          <w:rFonts w:ascii="Lucida Console" w:eastAsiaTheme="majorEastAsia" w:hAnsi="Lucida Console"/>
+          <w:color w:val="000000"/>
+          <w:sz w:val="28"/>
+          <w:szCs w:val="13"/>
+          <w:bdr w:val="none" w:sz="0" w:space="0" w:color="auto" w:frame="1"/>
+        </w:rPr>
+        <w:t xml:space="preserve"> Верхняя </w:t>
+      </w:r>
+    </w:p>
+    <w:p>
+      <w:pPr>
+        <w:pStyle w:val="HTML"/>
+        <w:shd w:val="clear" w:color="auto" w:fill="FFFFFF"/>
+        <w:wordWrap w:val="0"/>
+        <w:spacing w:line="160" w:lineRule="atLeast"/>
+        <w:rPr>
+          <w:rStyle w:val="gnj4oy0ck5b"/>
+          <w:rFonts w:ascii="Lucida Console" w:eastAsiaTheme="majorEastAsia" w:hAnsi="Lucida Console"/>
+          <w:color w:val="000000"/>
+          <w:sz w:val="28"/>
+          <w:szCs w:val="13"/>
+          <w:bdr w:val="none" w:sz="0" w:space="0" w:color="auto" w:frame="1"/>
+        </w:rPr>
+      </w:pPr>
+      <w:r>
+        <w:rPr>
+          <w:rStyle w:val="gnj4oy0ck5b"/>
+          <w:rFonts w:ascii="Lucida Console" w:eastAsiaTheme="majorEastAsia" w:hAnsi="Lucida Console"/>
+          <w:color w:val="000000"/>
+          <w:sz w:val="28"/>
+          <w:szCs w:val="13"/>
+          <w:bdr w:val="none" w:sz="0" w:space="0" w:color="auto" w:frame="1"/>
+        </w:rPr>
+        <w:t xml:space="preserve">2000  140.4   243.2  187.8   314.8           </w:t>
+      </w:r>
+    </w:p>
+    <w:p>
+      <w:pPr>
+        <w:pStyle w:val="HTML"/>
+        <w:shd w:val="clear" w:color="auto" w:fill="FFFFFF"/>
+        <w:wordWrap w:val="0"/>
+        <w:spacing w:line="160" w:lineRule="atLeast"/>
+        <w:rPr>
+          <w:rStyle w:val="gnj4oy0ck5b"/>
+          <w:rFonts w:ascii="Lucida Console" w:eastAsiaTheme="majorEastAsia" w:hAnsi="Lucida Console"/>
+          <w:color w:val="000000"/>
+          <w:sz w:val="28"/>
+          <w:szCs w:val="13"/>
+          <w:bdr w:val="none" w:sz="0" w:space="0" w:color="auto" w:frame="1"/>
+        </w:rPr>
+      </w:pPr>
+      <w:r>
+        <w:rPr>
+          <w:rStyle w:val="gnj4oy0ck5b"/>
+          <w:rFonts w:ascii="Lucida Console" w:eastAsiaTheme="majorEastAsia" w:hAnsi="Lucida Console"/>
+          <w:color w:val="000000"/>
+          <w:sz w:val="28"/>
+          <w:szCs w:val="13"/>
+          <w:bdr w:val="none" w:sz="0" w:space="0" w:color="auto" w:frame="1"/>
+        </w:rPr>
+        <w:t xml:space="preserve">2001  570.4   335.8  267.5   421.5         </w:t>
+      </w:r>
+    </w:p>
+    <w:p>
+      <w:pPr>
+        <w:pStyle w:val="HTML"/>
+        <w:shd w:val="clear" w:color="auto" w:fill="FFFFFF"/>
+        <w:wordWrap w:val="0"/>
+        <w:spacing w:line="160" w:lineRule="atLeast"/>
+        <w:rPr>
+          <w:rStyle w:val="gnj4oy0ck5b"/>
+          <w:rFonts w:ascii="Lucida Console" w:eastAsiaTheme="majorEastAsia" w:hAnsi="Lucida Console"/>
+          <w:color w:val="000000"/>
+          <w:sz w:val="28"/>
+          <w:szCs w:val="13"/>
+          <w:bdr w:val="none" w:sz="0" w:space="0" w:color="auto" w:frame="1"/>
+        </w:rPr>
+      </w:pPr>
+      <w:r>
+        <w:rPr>
+          <w:rStyle w:val="gnj4oy0ck5b"/>
+          <w:rFonts w:ascii="Lucida Console" w:eastAsiaTheme="majorEastAsia" w:hAnsi="Lucida Console"/>
+          <w:color w:val="000000"/>
+          <w:sz w:val="28"/>
+          <w:szCs w:val="13"/>
+          <w:bdr w:val="none" w:sz="0" w:space="0" w:color="auto" w:frame="1"/>
+        </w:rPr>
+        <w:t xml:space="preserve">2002  488.6   524.9  434.7   633.8           </w:t>
+      </w:r>
+    </w:p>
+    <w:p>
+      <w:pPr>
+        <w:pStyle w:val="HTML"/>
+        <w:shd w:val="clear" w:color="auto" w:fill="FFFFFF"/>
+        <w:wordWrap w:val="0"/>
+        <w:spacing w:line="160" w:lineRule="atLeast"/>
+        <w:rPr>
+          <w:rStyle w:val="gnj4oy0ck5b"/>
+          <w:rFonts w:ascii="Lucida Console" w:eastAsiaTheme="majorEastAsia" w:hAnsi="Lucida Console"/>
+          <w:color w:val="000000"/>
+          <w:sz w:val="28"/>
+          <w:szCs w:val="13"/>
+          <w:bdr w:val="none" w:sz="0" w:space="0" w:color="auto" w:frame="1"/>
+        </w:rPr>
+      </w:pPr>
+      <w:r>
+        <w:rPr>
+          <w:rStyle w:val="gnj4oy0ck5b"/>
+          <w:rFonts w:ascii="Lucida Console" w:eastAsiaTheme="majorEastAsia" w:hAnsi="Lucida Console"/>
+          <w:color w:val="000000"/>
+          <w:sz w:val="28"/>
+          <w:szCs w:val="13"/>
+          <w:bdr w:val="none" w:sz="0" w:space="0" w:color="auto" w:frame="1"/>
+        </w:rPr>
+        <w:t xml:space="preserve">2003  748.6   683.5  577.3   809.2           </w:t>
+      </w:r>
+    </w:p>
+    <w:p>
+      <w:pPr>
+        <w:pStyle w:val="HTML"/>
+        <w:shd w:val="clear" w:color="auto" w:fill="FFFFFF"/>
+        <w:wordWrap w:val="0"/>
+        <w:spacing w:line="160" w:lineRule="atLeast"/>
+        <w:rPr>
+          <w:rStyle w:val="gnj4oy0ck5b"/>
+          <w:rFonts w:ascii="Lucida Console" w:eastAsiaTheme="majorEastAsia" w:hAnsi="Lucida Console"/>
+          <w:color w:val="000000"/>
+          <w:sz w:val="28"/>
+          <w:szCs w:val="13"/>
+          <w:bdr w:val="none" w:sz="0" w:space="0" w:color="auto" w:frame="1"/>
+        </w:rPr>
+      </w:pPr>
+      <w:r>
+        <w:rPr>
+          <w:rStyle w:val="gnj4oy0ck5b"/>
+          <w:rFonts w:ascii="Lucida Console" w:eastAsiaTheme="majorEastAsia" w:hAnsi="Lucida Console"/>
+          <w:color w:val="000000"/>
+          <w:sz w:val="28"/>
+          <w:szCs w:val="13"/>
+          <w:bdr w:val="none" w:sz="0" w:space="0" w:color="auto" w:frame="1"/>
+        </w:rPr>
+        <w:t xml:space="preserve">2004 1072.9   848.8  726.7   991.4           </w:t>
+      </w:r>
+    </w:p>
+    <w:p>
+      <w:pPr>
+        <w:pStyle w:val="HTML"/>
+        <w:shd w:val="clear" w:color="auto" w:fill="FFFFFF"/>
+        <w:wordWrap w:val="0"/>
+        <w:spacing w:line="160" w:lineRule="atLeast"/>
+        <w:rPr>
+          <w:rStyle w:val="gnj4oy0ck5b"/>
+          <w:rFonts w:ascii="Lucida Console" w:eastAsiaTheme="majorEastAsia" w:hAnsi="Lucida Console"/>
+          <w:color w:val="000000"/>
+          <w:sz w:val="28"/>
+          <w:szCs w:val="13"/>
+          <w:bdr w:val="none" w:sz="0" w:space="0" w:color="auto" w:frame="1"/>
+        </w:rPr>
+      </w:pPr>
+      <w:r>
+        <w:rPr>
+          <w:rStyle w:val="gnj4oy0ck5b"/>
+          <w:rFonts w:ascii="Lucida Console" w:eastAsiaTheme="majorEastAsia" w:hAnsi="Lucida Console"/>
+          <w:color w:val="000000"/>
+          <w:sz w:val="28"/>
+          <w:szCs w:val="13"/>
+          <w:bdr w:val="none" w:sz="0" w:space="0" w:color="auto" w:frame="1"/>
+        </w:rPr>
+        <w:t xml:space="preserve">2005 1214.7  1148.9  996.6  1324.4           </w:t>
+      </w:r>
+    </w:p>
+    <w:p>
+      <w:pPr>
+        <w:pStyle w:val="HTML"/>
+        <w:shd w:val="clear" w:color="auto" w:fill="FFFFFF"/>
+        <w:wordWrap w:val="0"/>
+        <w:spacing w:line="160" w:lineRule="atLeast"/>
+        <w:rPr>
+          <w:rStyle w:val="gnj4oy0ck5b"/>
+          <w:rFonts w:ascii="Lucida Console" w:eastAsiaTheme="majorEastAsia" w:hAnsi="Lucida Console"/>
+          <w:color w:val="000000"/>
+          <w:sz w:val="28"/>
+          <w:szCs w:val="13"/>
+          <w:bdr w:val="none" w:sz="0" w:space="0" w:color="auto" w:frame="1"/>
+        </w:rPr>
+      </w:pPr>
+      <w:r>
+        <w:rPr>
+          <w:rStyle w:val="gnj4oy0ck5b"/>
+          <w:rFonts w:ascii="Lucida Console" w:eastAsiaTheme="majorEastAsia" w:hAnsi="Lucida Console"/>
+          <w:color w:val="000000"/>
+          <w:sz w:val="28"/>
+          <w:szCs w:val="13"/>
+          <w:bdr w:val="none" w:sz="0" w:space="0" w:color="auto" w:frame="1"/>
+        </w:rPr>
+        <w:t xml:space="preserve">2006 1129.5  1558.4 1358.6  1787.5           </w:t>
+      </w:r>
+    </w:p>
+    <w:p>
+      <w:pPr>
+        <w:pStyle w:val="HTML"/>
+        <w:shd w:val="clear" w:color="auto" w:fill="FFFFFF"/>
+        <w:wordWrap w:val="0"/>
+        <w:spacing w:line="160" w:lineRule="atLeast"/>
+        <w:rPr>
+          <w:rStyle w:val="gnj4oy0ck5b"/>
+          <w:rFonts w:ascii="Lucida Console" w:eastAsiaTheme="majorEastAsia" w:hAnsi="Lucida Console"/>
+          <w:color w:val="000000"/>
+          <w:sz w:val="28"/>
+          <w:szCs w:val="13"/>
+          <w:bdr w:val="none" w:sz="0" w:space="0" w:color="auto" w:frame="1"/>
+        </w:rPr>
+      </w:pPr>
+      <w:r>
+        <w:rPr>
+          <w:rStyle w:val="gnj4oy0ck5b"/>
+          <w:rFonts w:ascii="Lucida Console" w:eastAsiaTheme="majorEastAsia" w:hAnsi="Lucida Console"/>
+          <w:color w:val="000000"/>
+          <w:sz w:val="28"/>
+          <w:szCs w:val="13"/>
+          <w:bdr w:val="none" w:sz="0" w:space="0" w:color="auto" w:frame="1"/>
+        </w:rPr>
+        <w:t xml:space="preserve">2007 2089.5  1892.4 1647.1  2174.3           </w:t>
+      </w:r>
+    </w:p>
+    <w:p>
+      <w:pPr>
+        <w:pStyle w:val="HTML"/>
+        <w:shd w:val="clear" w:color="auto" w:fill="FFFFFF"/>
+        <w:wordWrap w:val="0"/>
+        <w:spacing w:line="160" w:lineRule="atLeast"/>
+        <w:rPr>
+          <w:rStyle w:val="gnj4oy0ck5b"/>
+          <w:rFonts w:ascii="Lucida Console" w:eastAsiaTheme="majorEastAsia" w:hAnsi="Lucida Console"/>
+          <w:color w:val="000000"/>
+          <w:sz w:val="28"/>
+          <w:szCs w:val="13"/>
+          <w:bdr w:val="none" w:sz="0" w:space="0" w:color="auto" w:frame="1"/>
+        </w:rPr>
+      </w:pPr>
+      <w:r>
+        <w:rPr>
+          <w:rStyle w:val="gnj4oy0ck5b"/>
+          <w:rFonts w:ascii="Lucida Console" w:eastAsiaTheme="majorEastAsia" w:hAnsi="Lucida Console"/>
+          <w:color w:val="000000"/>
+          <w:sz w:val="28"/>
+          <w:szCs w:val="13"/>
+          <w:bdr w:val="none" w:sz="0" w:space="0" w:color="auto" w:frame="1"/>
+        </w:rPr>
+        <w:t xml:space="preserve">2008 2325.1  2472.4 2135.1  2863.0           </w:t>
+      </w:r>
+    </w:p>
+    <w:p>
+      <w:pPr>
+        <w:pStyle w:val="HTML"/>
+        <w:shd w:val="clear" w:color="auto" w:fill="FFFFFF"/>
+        <w:wordWrap w:val="0"/>
+        <w:spacing w:line="160" w:lineRule="atLeast"/>
+        <w:rPr>
+          <w:rStyle w:val="gnj4oy0ck5b"/>
+          <w:rFonts w:ascii="Lucida Console" w:eastAsiaTheme="majorEastAsia" w:hAnsi="Lucida Console"/>
+          <w:color w:val="000000"/>
+          <w:sz w:val="28"/>
+          <w:szCs w:val="13"/>
+          <w:bdr w:val="none" w:sz="0" w:space="0" w:color="auto" w:frame="1"/>
+        </w:rPr>
+      </w:pPr>
+      <w:r>
+        <w:rPr>
+          <w:rStyle w:val="gnj4oy0ck5b"/>
+          <w:rFonts w:ascii="Lucida Console" w:eastAsiaTheme="majorEastAsia" w:hAnsi="Lucida Console"/>
+          <w:color w:val="000000"/>
+          <w:sz w:val="28"/>
+          <w:szCs w:val="13"/>
+          <w:bdr w:val="none" w:sz="0" w:space="0" w:color="auto" w:frame="1"/>
+        </w:rPr>
+        <w:t xml:space="preserve">2009 2262.8  2858.6 2451.7  3333.1           </w:t>
+      </w:r>
+    </w:p>
+    <w:p>
+      <w:pPr>
+        <w:pStyle w:val="HTML"/>
+        <w:shd w:val="clear" w:color="auto" w:fill="FFFFFF"/>
+        <w:wordWrap w:val="0"/>
+        <w:spacing w:line="160" w:lineRule="atLeast"/>
+        <w:rPr>
+          <w:rStyle w:val="gnj4oy0ck5b"/>
+          <w:rFonts w:ascii="Lucida Console" w:eastAsiaTheme="majorEastAsia" w:hAnsi="Lucida Console"/>
+          <w:color w:val="000000"/>
+          <w:sz w:val="28"/>
+          <w:szCs w:val="13"/>
+          <w:bdr w:val="none" w:sz="0" w:space="0" w:color="auto" w:frame="1"/>
+        </w:rPr>
+      </w:pPr>
+      <w:r>
+        <w:rPr>
+          <w:rStyle w:val="gnj4oy0ck5b"/>
+          <w:rFonts w:ascii="Lucida Console" w:eastAsiaTheme="majorEastAsia" w:hAnsi="Lucida Console"/>
+          <w:color w:val="000000"/>
+          <w:sz w:val="28"/>
+          <w:szCs w:val="13"/>
+          <w:bdr w:val="none" w:sz="0" w:space="0" w:color="auto" w:frame="1"/>
+        </w:rPr>
+        <w:t xml:space="preserve">2010 2247.2  3341.2 2839.7  3931.3           </w:t>
+      </w:r>
+    </w:p>
+    <w:p>
+      <w:pPr>
+        <w:pStyle w:val="HTML"/>
+        <w:shd w:val="clear" w:color="auto" w:fill="FFFFFF"/>
+        <w:wordWrap w:val="0"/>
+        <w:spacing w:line="160" w:lineRule="atLeast"/>
+        <w:rPr>
+          <w:rStyle w:val="gnj4oy0ck5b"/>
+          <w:rFonts w:ascii="Lucida Console" w:eastAsiaTheme="majorEastAsia" w:hAnsi="Lucida Console"/>
+          <w:color w:val="000000"/>
+          <w:sz w:val="28"/>
+          <w:szCs w:val="13"/>
+          <w:bdr w:val="none" w:sz="0" w:space="0" w:color="auto" w:frame="1"/>
+        </w:rPr>
+      </w:pPr>
+      <w:r>
+        <w:rPr>
+          <w:rStyle w:val="gnj4oy0ck5b"/>
+          <w:rFonts w:ascii="Lucida Console" w:eastAsiaTheme="majorEastAsia" w:hAnsi="Lucida Console"/>
+          <w:color w:val="000000"/>
+          <w:sz w:val="28"/>
+          <w:szCs w:val="13"/>
+          <w:bdr w:val="none" w:sz="0" w:space="0" w:color="auto" w:frame="1"/>
+        </w:rPr>
+        <w:t xml:space="preserve">2011 2868.7  3761.4 3171.1  4461.6           </w:t>
+      </w:r>
+    </w:p>
+    <w:p>
+      <w:pPr>
+        <w:pStyle w:val="HTML"/>
+        <w:shd w:val="clear" w:color="auto" w:fill="FFFFFF"/>
+        <w:wordWrap w:val="0"/>
+        <w:spacing w:line="160" w:lineRule="atLeast"/>
+        <w:rPr>
+          <w:rFonts w:ascii="Lucida Console" w:hAnsi="Lucida Console"/>
+          <w:color w:val="000000"/>
+          <w:sz w:val="28"/>
+          <w:szCs w:val="13"/>
+        </w:rPr>
+      </w:pPr>
+      <w:r>
+        <w:rPr>
+          <w:rStyle w:val="gnj4oy0ck5b"/>
+          <w:rFonts w:ascii="Lucida Console" w:eastAsiaTheme="majorEastAsia" w:hAnsi="Lucida Console"/>
+          <w:color w:val="000000"/>
+          <w:sz w:val="28"/>
+          <w:szCs w:val="13"/>
+          <w:bdr w:val="none" w:sz="0" w:space="0" w:color="auto" w:frame="1"/>
+        </w:rPr>
+        <w:t xml:space="preserve">2012 2837.0  4493.2 3737.9  5401.2           </w:t>
+      </w:r>
+    </w:p>
+    <w:p>
+      <w:pPr>
+        <w:spacing w:line="240" w:lineRule="auto"/>
+        <w:rPr>
+          <w:b/>
+          <w:bCs/>
+          <w:sz w:val="28"/>
+          <w:szCs w:val="28"/>
+        </w:rPr>
+      </w:pPr>
+    </w:p>
+    <w:p>
+      <w:pPr>
+        <w:spacing w:line="240" w:lineRule="auto"/>
+        <w:rPr>
+          <w:b/>
+          <w:bCs/>
+          <w:sz w:val="28"/>
+          <w:szCs w:val="28"/>
+        </w:rPr>
+      </w:pPr>
+    </w:p>
+    <w:p>
+      <w:pPr>
+        <w:spacing w:line="240" w:lineRule="auto"/>
+        <w:rPr>
+          <w:b/>
+          <w:bCs/>
+          <w:sz w:val="28"/>
+          <w:szCs w:val="28"/>
+        </w:rPr>
+      </w:pPr>
+    </w:p>
+    <w:p>
+      <w:pPr>
+        <w:spacing w:line="240" w:lineRule="auto"/>
+        <w:rPr>
+          <w:b/>
+          <w:bCs/>
+          <w:sz w:val="28"/>
+          <w:szCs w:val="28"/>
+        </w:rPr>
+      </w:pPr>
+    </w:p>
+    <w:p>
+      <w:pPr>
+        <w:spacing w:line="240" w:lineRule="auto"/>
+        <w:rPr>
+          <w:b/>
+          <w:bCs/>
+          <w:sz w:val="28"/>
+          <w:szCs w:val="28"/>
+        </w:rPr>
+      </w:pPr>
+    </w:p>
+    <w:p>
+      <w:pPr>
+        <w:spacing w:line="240" w:lineRule="auto"/>
+        <w:rPr>
+          <w:b/>
+          <w:bCs/>
+          <w:sz w:val="28"/>
+          <w:szCs w:val="28"/>
+        </w:rPr>
+      </w:pPr>
+      <w:r>
+        <w:rPr>
+          <w:b/>
+          <w:bCs/>
+          <w:noProof/>
+          <w:sz w:val="28"/>
+          <w:szCs w:val="28"/>
+          <w:lang w:eastAsia="ru-RU"/>
+        </w:rPr>
         <w:lastRenderedPageBreak/>
-        <w:t>13: Интервальный прогноз (Карелия)</w:t>
-      </w:r>
-    </w:p>
-    <w:p>
-      <w:pPr>
-        <w:spacing w:line="240" w:lineRule="auto"/>
-        <w:rPr>
-          <w:sz w:val="28"/>
-          <w:szCs w:val="28"/>
-        </w:rPr>
-      </w:pPr>
-      <w:r>
-        <w:rPr>
-          <w:b/>
-          <w:bCs/>
-          <w:noProof/>
-          <w:sz w:val="28"/>
-          <w:szCs w:val="28"/>
-        </w:rPr>
         <w:drawing>
-          <wp:anchor distT="0" distB="0" distL="114300" distR="114300" simplePos="0" relativeHeight="251665920" behindDoc="0" locked="0" layoutInCell="1" allowOverlap="1" wp14:anchorId="75C97E0C" wp14:editId="1CEC8074">
+          <wp:anchor distT="0" distB="0" distL="114300" distR="114300" simplePos="0" relativeHeight="251659264" behindDoc="0" locked="0" layoutInCell="1" allowOverlap="1">
             <wp:simplePos x="0" y="0"/>
             <wp:positionH relativeFrom="column">
-              <wp:posOffset>-890594</wp:posOffset>
+              <wp:posOffset>424815</wp:posOffset>
             </wp:positionH>
             <wp:positionV relativeFrom="paragraph">
-              <wp:posOffset>297180</wp:posOffset>
+              <wp:posOffset>-485140</wp:posOffset>
             </wp:positionV>
-            <wp:extent cx="4086860" cy="5029200"/>
-            <wp:effectExtent l="0" t="0" r="0" b="0"/>
+            <wp:extent cx="4507230" cy="5543550"/>
+            <wp:effectExtent l="19050" t="0" r="7620" b="0"/>
             <wp:wrapThrough wrapText="bothSides">
               <wp:wrapPolygon edited="0">
-                <wp:start x="0" y="0"/>
-                <wp:lineTo x="0" y="21518"/>
-                <wp:lineTo x="21546" y="21518"/>
-                <wp:lineTo x="21546" y="0"/>
-                <wp:lineTo x="0" y="0"/>
+                <wp:start x="-91" y="0"/>
+                <wp:lineTo x="-91" y="21526"/>
+                <wp:lineTo x="21637" y="21526"/>
+                <wp:lineTo x="21637" y="0"/>
+                <wp:lineTo x="-91" y="0"/>
               </wp:wrapPolygon>
             </wp:wrapThrough>
-            <wp:docPr id="209838158" name="Рисунок 3"/>
+            <wp:docPr id="3" name="Рисунок 3"/>
             <wp:cNvGraphicFramePr>
               <a:graphicFrameLocks xmlns:a="http://schemas.openxmlformats.org/drawingml/2006/main" noChangeAspect="1"/>
             </wp:cNvGraphicFramePr>
@@ -4884,10 +7863,10 @@
                     </pic:cNvPicPr>
                   </pic:nvPicPr>
                   <pic:blipFill>
-                    <a:blip r:embed="rId27">
+                    <a:blip r:embed="rId28">
                       <a:extLst>
                         <a:ext uri="{28A0092B-C50C-407E-A947-70E740481C1C}">
-                          <a14:useLocalDpi xmlns:a14="http://schemas.microsoft.com/office/drawing/2010/main" val="0"/>
+                          <a14:useLocalDpi xmlns:a14="http://schemas.microsoft.com/office/drawing/2010/main" xmlns:wps="http://schemas.microsoft.com/office/word/2010/wordprocessingShape" xmlns:wpi="http://schemas.microsoft.com/office/word/2010/wordprocessingInk" xmlns:wpg="http://schemas.microsoft.com/office/word/2010/wordprocessingGroup" xmlns:w16se="http://schemas.microsoft.com/office/word/2015/wordml/symex" xmlns:w16sdtfl="http://schemas.microsoft.com/office/word/2024/wordml/sdtformatlock" xmlns:w16sdtdh="http://schemas.microsoft.com/office/word/2020/wordml/sdtdatahash" xmlns:w16du="http://schemas.microsoft.com/office/word/2023/wordml/word16du" xmlns:w16="http://schemas.microsoft.com/office/word/2018/wordml" xmlns:w16cid="http://schemas.microsoft.com/office/word/2016/wordml/cid" xmlns:w16cex="http://schemas.microsoft.com/office/word/2018/wordml/cex" xmlns:w15="http://schemas.microsoft.com/office/word/2012/wordml" xmlns:w14="http://schemas.microsoft.com/office/word/2010/wordml" xmlns:w="http://schemas.openxmlformats.org/wordprocessingml/2006/main" xmlns:w10="urn:schemas-microsoft-com:office:word" xmlns:wp14="http://schemas.microsoft.com/office/word/2010/wordprocessingDrawing" xmlns:v="urn:schemas-microsoft-com:vml" xmlns:oel="http://schemas.microsoft.com/office/2019/extlst" xmlns:o="urn:schemas-microsoft-com:office:office" xmlns:am3d="http://schemas.microsoft.com/office/drawing/2017/model3d" xmlns:aink="http://schemas.microsoft.com/office/drawing/2016/ink" xmlns:mc="http://schemas.openxmlformats.org/markup-compatibility/2006" xmlns:cx8="http://schemas.microsoft.com/office/drawing/2016/5/14/chartex" xmlns:cx7="http://schemas.microsoft.com/office/drawing/2016/5/13/chartex" xmlns:cx6="http://schemas.microsoft.com/office/drawing/2016/5/12/chartex" xmlns:cx5="http://schemas.microsoft.com/office/drawing/2016/5/11/chartex" xmlns:cx4="http://schemas.microsoft.com/office/drawing/2016/5/10/chartex" xmlns:cx3="http://schemas.microsoft.com/office/drawing/2016/5/9/chartex" xmlns:cx2="http://schemas.microsoft.com/office/drawing/2015/10/21/chartex" xmlns:cx1="http://schemas.microsoft.com/office/drawing/2015/9/8/chartex" xmlns:cx="http://schemas.microsoft.com/office/drawing/2014/chartex" xmlns:wpc="http://schemas.microsoft.com/office/word/2010/wordprocessingCanvas" xmlns="" val="0"/>
                         </a:ext>
                       </a:extLst>
                     </a:blip>
@@ -4899,7 +7878,7 @@
                   <pic:spPr bwMode="auto">
                     <a:xfrm>
                       <a:off x="0" y="0"/>
-                      <a:ext cx="4086860" cy="5029200"/>
+                      <a:ext cx="4507230" cy="5543550"/>
                     </a:xfrm>
                     <a:prstGeom prst="rect">
                       <a:avLst/>
@@ -4909,186 +7888,23 @@
                 </pic:pic>
               </a:graphicData>
             </a:graphic>
-            <wp14:sizeRelH relativeFrom="page">
-              <wp14:pctWidth>0</wp14:pctWidth>
-            </wp14:sizeRelH>
-            <wp14:sizeRelV relativeFrom="page">
-              <wp14:pctHeight>0</wp14:pctHeight>
-            </wp14:sizeRelV>
           </wp:anchor>
         </w:drawing>
       </w:r>
-      <w:r>
-        <w:rPr>
-          <w:sz w:val="28"/>
-          <w:szCs w:val="28"/>
-        </w:rPr>
-        <w:t xml:space="preserve">Строим доверительный интервал для прогноза с уровнем доверия 95%. </w:t>
-      </w:r>
-    </w:p>
-    <w:p>
-      <w:pPr>
-        <w:spacing w:line="240" w:lineRule="auto"/>
-        <w:rPr>
-          <w:sz w:val="28"/>
-          <w:szCs w:val="28"/>
-        </w:rPr>
-      </w:pPr>
-    </w:p>
-    <w:p>
-      <w:pPr>
-        <w:spacing w:line="240" w:lineRule="auto"/>
-        <w:rPr>
-          <w:b/>
-          <w:bCs/>
-          <w:sz w:val="28"/>
-          <w:szCs w:val="28"/>
-        </w:rPr>
-      </w:pPr>
-    </w:p>
-    <w:p>
-      <w:pPr>
-        <w:spacing w:line="240" w:lineRule="auto"/>
-        <w:rPr>
-          <w:b/>
-          <w:bCs/>
-          <w:sz w:val="28"/>
-          <w:szCs w:val="28"/>
-        </w:rPr>
-      </w:pPr>
-    </w:p>
-    <w:p>
-      <w:pPr>
-        <w:spacing w:line="240" w:lineRule="auto"/>
-        <w:rPr>
-          <w:b/>
-          <w:bCs/>
-          <w:sz w:val="28"/>
-          <w:szCs w:val="28"/>
-        </w:rPr>
-      </w:pPr>
-      <w:r>
-        <w:rPr>
-          <w:b/>
-          <w:bCs/>
-          <w:sz w:val="28"/>
-          <w:szCs w:val="28"/>
-        </w:rPr>
-        <w:drawing>
-          <wp:anchor distT="0" distB="0" distL="114300" distR="114300" simplePos="0" relativeHeight="251679232" behindDoc="0" locked="0" layoutInCell="1" allowOverlap="1" wp14:anchorId="15FBC860" wp14:editId="7E7DA710">
-            <wp:simplePos x="0" y="0"/>
-            <wp:positionH relativeFrom="column">
-              <wp:posOffset>-227282</wp:posOffset>
-            </wp:positionH>
-            <wp:positionV relativeFrom="paragraph">
-              <wp:posOffset>221615</wp:posOffset>
-            </wp:positionV>
-            <wp:extent cx="3312795" cy="2242820"/>
-            <wp:effectExtent l="0" t="0" r="0" b="0"/>
-            <wp:wrapThrough wrapText="bothSides">
-              <wp:wrapPolygon edited="0">
-                <wp:start x="0" y="0"/>
-                <wp:lineTo x="0" y="21465"/>
-                <wp:lineTo x="21488" y="21465"/>
-                <wp:lineTo x="21488" y="0"/>
-                <wp:lineTo x="0" y="0"/>
-              </wp:wrapPolygon>
-            </wp:wrapThrough>
-            <wp:docPr id="1221176616" name="Рисунок 1"/>
-            <wp:cNvGraphicFramePr>
-              <a:graphicFrameLocks xmlns:a="http://schemas.openxmlformats.org/drawingml/2006/main" noChangeAspect="1"/>
-            </wp:cNvGraphicFramePr>
-            <a:graphic xmlns:a="http://schemas.openxmlformats.org/drawingml/2006/main">
-              <a:graphicData uri="http://schemas.openxmlformats.org/drawingml/2006/picture">
-                <pic:pic xmlns:pic="http://schemas.openxmlformats.org/drawingml/2006/picture">
-                  <pic:nvPicPr>
-                    <pic:cNvPr id="1221176616" name=""/>
-                    <pic:cNvPicPr/>
-                  </pic:nvPicPr>
-                  <pic:blipFill>
-                    <a:blip r:embed="rId28">
-                      <a:extLst>
-                        <a:ext uri="{28A0092B-C50C-407E-A947-70E740481C1C}">
-                          <a14:useLocalDpi xmlns:a14="http://schemas.microsoft.com/office/drawing/2010/main" val="0"/>
-                        </a:ext>
-                      </a:extLst>
-                    </a:blip>
-                    <a:stretch>
-                      <a:fillRect/>
-                    </a:stretch>
-                  </pic:blipFill>
-                  <pic:spPr>
-                    <a:xfrm>
-                      <a:off x="0" y="0"/>
-                      <a:ext cx="3312795" cy="2242820"/>
-                    </a:xfrm>
-                    <a:prstGeom prst="rect">
-                      <a:avLst/>
-                    </a:prstGeom>
-                  </pic:spPr>
-                </pic:pic>
-              </a:graphicData>
-            </a:graphic>
-            <wp14:sizeRelH relativeFrom="margin">
-              <wp14:pctWidth>0</wp14:pctWidth>
-            </wp14:sizeRelH>
-            <wp14:sizeRelV relativeFrom="margin">
-              <wp14:pctHeight>0</wp14:pctHeight>
-            </wp14:sizeRelV>
-          </wp:anchor>
-        </w:drawing>
-      </w:r>
-    </w:p>
-    <w:p>
-      <w:pPr>
-        <w:spacing w:line="240" w:lineRule="auto"/>
-        <w:rPr>
-          <w:b/>
-          <w:bCs/>
-          <w:sz w:val="28"/>
-          <w:szCs w:val="28"/>
-        </w:rPr>
-      </w:pPr>
-    </w:p>
-    <w:p>
-      <w:pPr>
-        <w:spacing w:line="240" w:lineRule="auto"/>
-        <w:rPr>
-          <w:b/>
-          <w:bCs/>
-          <w:sz w:val="28"/>
-          <w:szCs w:val="28"/>
-        </w:rPr>
-      </w:pPr>
-    </w:p>
-    <w:p>
-      <w:pPr>
-        <w:spacing w:line="240" w:lineRule="auto"/>
-        <w:rPr>
-          <w:b/>
-          <w:bCs/>
-          <w:sz w:val="28"/>
-          <w:szCs w:val="28"/>
-        </w:rPr>
-      </w:pPr>
-    </w:p>
-    <w:p>
-      <w:pPr>
-        <w:spacing w:line="240" w:lineRule="auto"/>
-        <w:rPr>
-          <w:b/>
-          <w:bCs/>
-          <w:sz w:val="28"/>
-          <w:szCs w:val="28"/>
-        </w:rPr>
-      </w:pPr>
-    </w:p>
-    <w:p>
-      <w:pPr>
-        <w:spacing w:line="240" w:lineRule="auto"/>
-        <w:rPr>
-          <w:b/>
-          <w:bCs/>
+    </w:p>
+    <w:p>
+      <w:pPr>
+        <w:spacing w:line="240" w:lineRule="auto"/>
+        <w:rPr>
+          <w:sz w:val="28"/>
+          <w:szCs w:val="28"/>
+        </w:rPr>
+      </w:pPr>
+    </w:p>
+    <w:p>
+      <w:pPr>
+        <w:spacing w:line="240" w:lineRule="auto"/>
+        <w:rPr>
           <w:sz w:val="28"/>
           <w:szCs w:val="28"/>
         </w:rPr>
@@ -5218,8 +8034,8 @@
 </file>
 
 <file path=word/numbering.xml><?xml version="1.0" encoding="utf-8"?>
-<w:numbering xmlns:wpc="http://schemas.microsoft.com/office/word/2010/wordprocessingCanvas" xmlns:cx="http://schemas.microsoft.com/office/drawing/2014/chartex" xmlns:cx1="http://schemas.microsoft.com/office/drawing/2015/9/8/chartex" xmlns:cx2="http://schemas.microsoft.com/office/drawing/2015/10/21/chartex" xmlns:cx3="http://schemas.microsoft.com/office/drawing/2016/5/9/chartex" xmlns:cx4="http://schemas.microsoft.com/office/drawing/2016/5/10/chartex" xmlns:cx5="http://schemas.microsoft.com/office/drawing/2016/5/11/chartex" xmlns:cx6="http://schemas.microsoft.com/office/drawing/2016/5/12/chartex" xmlns:cx7="http://schemas.microsoft.com/office/drawing/2016/5/13/chartex" xmlns:cx8="http://schemas.microsoft.com/office/drawing/2016/5/14/chartex" xmlns:mc="http://schemas.openxmlformats.org/markup-compatibility/2006" xmlns:aink="http://schemas.microsoft.com/office/drawing/2016/ink" xmlns:am3d="http://schemas.microsoft.com/office/drawing/2017/model3d" xmlns:o="urn:schemas-microsoft-com:office:office" xmlns:oel="http://schemas.microsoft.com/office/2019/extlst" xmlns:r="http://schemas.openxmlformats.org/officeDocument/2006/relationships" xmlns:m="http://schemas.openxmlformats.org/officeDocument/2006/math" xmlns:v="urn:schemas-microsoft-com:vml" xmlns:wp14="http://schemas.microsoft.com/office/word/2010/wordprocessingDrawing" xmlns:wp="http://schemas.openxmlformats.org/drawingml/2006/wordprocessingDrawing" xmlns:w10="urn:schemas-microsoft-com:office:word" xmlns:w="http://schemas.openxmlformats.org/wordprocessingml/2006/main" xmlns:w14="http://schemas.microsoft.com/office/word/2010/wordml" xmlns:w15="http://schemas.microsoft.com/office/word/2012/wordml" xmlns:w16cex="http://schemas.microsoft.com/office/word/2018/wordml/cex" xmlns:w16cid="http://schemas.microsoft.com/office/word/2016/wordml/cid" xmlns:w16="http://schemas.microsoft.com/office/word/2018/wordml" xmlns:w16du="http://schemas.microsoft.com/office/word/2023/wordml/word16du" xmlns:w16sdtdh="http://schemas.microsoft.com/office/word/2020/wordml/sdtdatahash" xmlns:w16sdtfl="http://schemas.microsoft.com/office/word/2024/wordml/sdtformatlock" xmlns:w16se="http://schemas.microsoft.com/office/word/2015/wordml/symex" xmlns:wpg="http://schemas.microsoft.com/office/word/2010/wordprocessingGroup" xmlns:wpi="http://schemas.microsoft.com/office/word/2010/wordprocessingInk" xmlns:wne="http://schemas.microsoft.com/office/word/2006/wordml" xmlns:wps="http://schemas.microsoft.com/office/word/2010/wordprocessingShape" mc:Ignorable="w14 w15 w16se w16cid w16 w16cex w16sdtdh w16sdtfl w16du wp14">
-  <w:abstractNum w:abstractNumId="0" w15:restartNumberingAfterBreak="0">
+<w:numbering xmlns:ve="http://schemas.openxmlformats.org/markup-compatibility/2006" xmlns:o="urn:schemas-microsoft-com:office:office" xmlns:r="http://schemas.openxmlformats.org/officeDocument/2006/relationships" xmlns:m="http://schemas.openxmlformats.org/officeDocument/2006/math" xmlns:v="urn:schemas-microsoft-com:vml" xmlns:wp="http://schemas.openxmlformats.org/drawingml/2006/wordprocessingDrawing" xmlns:w10="urn:schemas-microsoft-com:office:word" xmlns:w="http://schemas.openxmlformats.org/wordprocessingml/2006/main" xmlns:wne="http://schemas.microsoft.com/office/word/2006/wordml">
+  <w:abstractNum w:abstractNumId="0">
     <w:nsid w:val="02B05A4B"/>
     <w:multiLevelType w:val="hybridMultilevel"/>
     <w:tmpl w:val="B40E1612"/>
@@ -5308,7 +8124,7 @@
       </w:pPr>
     </w:lvl>
   </w:abstractNum>
-  <w:abstractNum w:abstractNumId="1" w15:restartNumberingAfterBreak="0">
+  <w:abstractNum w:abstractNumId="1">
     <w:nsid w:val="047120A9"/>
     <w:multiLevelType w:val="multilevel"/>
     <w:tmpl w:val="129C389C"/>
@@ -5421,7 +8237,7 @@
       </w:pPr>
     </w:lvl>
   </w:abstractNum>
-  <w:abstractNum w:abstractNumId="2" w15:restartNumberingAfterBreak="0">
+  <w:abstractNum w:abstractNumId="2">
     <w:nsid w:val="3BDC2A45"/>
     <w:multiLevelType w:val="multilevel"/>
     <w:tmpl w:val="331AB220"/>
@@ -5534,7 +8350,7 @@
       </w:pPr>
     </w:lvl>
   </w:abstractNum>
-  <w:abstractNum w:abstractNumId="3" w15:restartNumberingAfterBreak="0">
+  <w:abstractNum w:abstractNumId="3">
     <w:nsid w:val="47FD6792"/>
     <w:multiLevelType w:val="hybridMultilevel"/>
     <w:tmpl w:val="3DF8BE60"/>
@@ -5623,7 +8439,7 @@
       </w:pPr>
     </w:lvl>
   </w:abstractNum>
-  <w:abstractNum w:abstractNumId="4" w15:restartNumberingAfterBreak="0">
+  <w:abstractNum w:abstractNumId="4">
     <w:nsid w:val="60D51FFE"/>
     <w:multiLevelType w:val="hybridMultilevel"/>
     <w:tmpl w:val="10387F46"/>
@@ -5712,7 +8528,7 @@
       </w:pPr>
     </w:lvl>
   </w:abstractNum>
-  <w:abstractNum w:abstractNumId="5" w15:restartNumberingAfterBreak="0">
+  <w:abstractNum w:abstractNumId="5">
     <w:nsid w:val="70F7037C"/>
     <w:multiLevelType w:val="hybridMultilevel"/>
     <w:tmpl w:val="5A144052"/>
@@ -5801,29 +8617,29 @@
       </w:pPr>
     </w:lvl>
   </w:abstractNum>
-  <w:num w:numId="1" w16cid:durableId="1424377286">
+  <w:num w:numId="1">
     <w:abstractNumId w:val="2"/>
   </w:num>
-  <w:num w:numId="2" w16cid:durableId="625234834">
+  <w:num w:numId="2">
     <w:abstractNumId w:val="1"/>
   </w:num>
-  <w:num w:numId="3" w16cid:durableId="2029063065">
+  <w:num w:numId="3">
     <w:abstractNumId w:val="3"/>
   </w:num>
-  <w:num w:numId="4" w16cid:durableId="997342645">
+  <w:num w:numId="4">
     <w:abstractNumId w:val="0"/>
   </w:num>
-  <w:num w:numId="5" w16cid:durableId="220681661">
+  <w:num w:numId="5">
     <w:abstractNumId w:val="4"/>
   </w:num>
-  <w:num w:numId="6" w16cid:durableId="866720029">
+  <w:num w:numId="6">
     <w:abstractNumId w:val="5"/>
   </w:num>
 </w:numbering>
 </file>
 
 <file path=word/styles.xml><?xml version="1.0" encoding="utf-8"?>
-<w:styles xmlns:mc="http://schemas.openxmlformats.org/markup-compatibility/2006" xmlns:r="http://schemas.openxmlformats.org/officeDocument/2006/relationships" xmlns:w="http://schemas.openxmlformats.org/wordprocessingml/2006/main" xmlns:w14="http://schemas.microsoft.com/office/word/2010/wordml" xmlns:w15="http://schemas.microsoft.com/office/word/2012/wordml" xmlns:w16cex="http://schemas.microsoft.com/office/word/2018/wordml/cex" xmlns:w16cid="http://schemas.microsoft.com/office/word/2016/wordml/cid" xmlns:w16="http://schemas.microsoft.com/office/word/2018/wordml" xmlns:w16du="http://schemas.microsoft.com/office/word/2023/wordml/word16du" xmlns:w16sdtdh="http://schemas.microsoft.com/office/word/2020/wordml/sdtdatahash" xmlns:w16sdtfl="http://schemas.microsoft.com/office/word/2024/wordml/sdtformatlock" xmlns:w16se="http://schemas.microsoft.com/office/word/2015/wordml/symex" mc:Ignorable="w14 w15 w16se w16cid w16 w16cex w16sdtdh w16sdtfl w16du">
+<w:styles xmlns:r="http://schemas.openxmlformats.org/officeDocument/2006/relationships" xmlns:w="http://schemas.openxmlformats.org/wordprocessingml/2006/main">
   <w:docDefaults>
     <w:rPrDefault>
       <w:rPr>
@@ -5840,388 +8656,149 @@
       </w:pPr>
     </w:pPrDefault>
   </w:docDefaults>
-  <w:latentStyles w:defLockedState="0" w:defUIPriority="99" w:defSemiHidden="0" w:defUnhideWhenUsed="0" w:defQFormat="0" w:count="376">
-    <w:lsdException w:name="Normal" w:uiPriority="0" w:qFormat="1"/>
-    <w:lsdException w:name="heading 1" w:uiPriority="9" w:qFormat="1"/>
-    <w:lsdException w:name="heading 2" w:semiHidden="1" w:uiPriority="9" w:unhideWhenUsed="1" w:qFormat="1"/>
-    <w:lsdException w:name="heading 3" w:semiHidden="1" w:uiPriority="9" w:unhideWhenUsed="1" w:qFormat="1"/>
-    <w:lsdException w:name="heading 4" w:semiHidden="1" w:uiPriority="9" w:unhideWhenUsed="1" w:qFormat="1"/>
-    <w:lsdException w:name="heading 5" w:semiHidden="1" w:uiPriority="9" w:unhideWhenUsed="1" w:qFormat="1"/>
-    <w:lsdException w:name="heading 6" w:semiHidden="1" w:uiPriority="9" w:unhideWhenUsed="1" w:qFormat="1"/>
-    <w:lsdException w:name="heading 7" w:semiHidden="1" w:uiPriority="9" w:unhideWhenUsed="1" w:qFormat="1"/>
-    <w:lsdException w:name="heading 8" w:semiHidden="1" w:uiPriority="9" w:unhideWhenUsed="1" w:qFormat="1"/>
-    <w:lsdException w:name="heading 9" w:semiHidden="1" w:uiPriority="9" w:unhideWhenUsed="1" w:qFormat="1"/>
-    <w:lsdException w:name="index 1" w:semiHidden="1" w:unhideWhenUsed="1"/>
-    <w:lsdException w:name="index 2" w:semiHidden="1" w:unhideWhenUsed="1"/>
-    <w:lsdException w:name="index 3" w:semiHidden="1" w:unhideWhenUsed="1"/>
-    <w:lsdException w:name="index 4" w:semiHidden="1" w:unhideWhenUsed="1"/>
-    <w:lsdException w:name="index 5" w:semiHidden="1" w:unhideWhenUsed="1"/>
-    <w:lsdException w:name="index 6" w:semiHidden="1" w:unhideWhenUsed="1"/>
-    <w:lsdException w:name="index 7" w:semiHidden="1" w:unhideWhenUsed="1"/>
-    <w:lsdException w:name="index 8" w:semiHidden="1" w:unhideWhenUsed="1"/>
-    <w:lsdException w:name="index 9" w:semiHidden="1" w:unhideWhenUsed="1"/>
-    <w:lsdException w:name="toc 1" w:semiHidden="1" w:uiPriority="39" w:unhideWhenUsed="1"/>
-    <w:lsdException w:name="toc 2" w:semiHidden="1" w:uiPriority="39" w:unhideWhenUsed="1"/>
-    <w:lsdException w:name="toc 3" w:semiHidden="1" w:uiPriority="39" w:unhideWhenUsed="1"/>
-    <w:lsdException w:name="toc 4" w:semiHidden="1" w:uiPriority="39" w:unhideWhenUsed="1"/>
-    <w:lsdException w:name="toc 5" w:semiHidden="1" w:uiPriority="39" w:unhideWhenUsed="1"/>
-    <w:lsdException w:name="toc 6" w:semiHidden="1" w:uiPriority="39" w:unhideWhenUsed="1"/>
-    <w:lsdException w:name="toc 7" w:semiHidden="1" w:uiPriority="39" w:unhideWhenUsed="1"/>
-    <w:lsdException w:name="toc 8" w:semiHidden="1" w:uiPriority="39" w:unhideWhenUsed="1"/>
-    <w:lsdException w:name="toc 9" w:semiHidden="1" w:uiPriority="39" w:unhideWhenUsed="1"/>
-    <w:lsdException w:name="Normal Indent" w:semiHidden="1" w:unhideWhenUsed="1"/>
-    <w:lsdException w:name="footnote text" w:semiHidden="1" w:unhideWhenUsed="1"/>
-    <w:lsdException w:name="annotation text" w:semiHidden="1" w:unhideWhenUsed="1"/>
-    <w:lsdException w:name="header" w:semiHidden="1" w:unhideWhenUsed="1"/>
-    <w:lsdException w:name="footer" w:semiHidden="1" w:unhideWhenUsed="1"/>
-    <w:lsdException w:name="index heading" w:semiHidden="1" w:unhideWhenUsed="1"/>
-    <w:lsdException w:name="caption" w:semiHidden="1" w:uiPriority="35" w:unhideWhenUsed="1" w:qFormat="1"/>
-    <w:lsdException w:name="table of figures" w:semiHidden="1" w:unhideWhenUsed="1"/>
-    <w:lsdException w:name="envelope address" w:semiHidden="1" w:unhideWhenUsed="1"/>
-    <w:lsdException w:name="envelope return" w:semiHidden="1" w:unhideWhenUsed="1"/>
-    <w:lsdException w:name="footnote reference" w:semiHidden="1" w:unhideWhenUsed="1"/>
-    <w:lsdException w:name="annotation reference" w:semiHidden="1" w:unhideWhenUsed="1"/>
-    <w:lsdException w:name="line number" w:semiHidden="1" w:unhideWhenUsed="1"/>
-    <w:lsdException w:name="page number" w:semiHidden="1" w:unhideWhenUsed="1"/>
-    <w:lsdException w:name="endnote reference" w:semiHidden="1" w:unhideWhenUsed="1"/>
-    <w:lsdException w:name="endnote text" w:semiHidden="1" w:unhideWhenUsed="1"/>
-    <w:lsdException w:name="table of authorities" w:semiHidden="1" w:unhideWhenUsed="1"/>
-    <w:lsdException w:name="macro" w:semiHidden="1" w:unhideWhenUsed="1"/>
-    <w:lsdException w:name="toa heading" w:semiHidden="1" w:unhideWhenUsed="1"/>
-    <w:lsdException w:name="List" w:semiHidden="1" w:unhideWhenUsed="1"/>
-    <w:lsdException w:name="List Bullet" w:semiHidden="1" w:unhideWhenUsed="1"/>
-    <w:lsdException w:name="List Number" w:semiHidden="1" w:unhideWhenUsed="1"/>
-    <w:lsdException w:name="List 2" w:semiHidden="1" w:unhideWhenUsed="1"/>
-    <w:lsdException w:name="List 3" w:semiHidden="1" w:unhideWhenUsed="1"/>
-    <w:lsdException w:name="List 4" w:semiHidden="1" w:unhideWhenUsed="1"/>
-    <w:lsdException w:name="List 5" w:semiHidden="1" w:unhideWhenUsed="1"/>
-    <w:lsdException w:name="List Bullet 2" w:semiHidden="1" w:unhideWhenUsed="1"/>
-    <w:lsdException w:name="List Bullet 3" w:semiHidden="1" w:unhideWhenUsed="1"/>
-    <w:lsdException w:name="List Bullet 4" w:semiHidden="1" w:unhideWhenUsed="1"/>
-    <w:lsdException w:name="List Bullet 5" w:semiHidden="1" w:unhideWhenUsed="1"/>
-    <w:lsdException w:name="List Number 2" w:semiHidden="1" w:unhideWhenUsed="1"/>
-    <w:lsdException w:name="List Number 3" w:semiHidden="1" w:unhideWhenUsed="1"/>
-    <w:lsdException w:name="List Number 4" w:semiHidden="1" w:unhideWhenUsed="1"/>
-    <w:lsdException w:name="List Number 5" w:semiHidden="1" w:unhideWhenUsed="1"/>
-    <w:lsdException w:name="Title" w:uiPriority="10" w:qFormat="1"/>
-    <w:lsdException w:name="Closing" w:semiHidden="1" w:unhideWhenUsed="1"/>
-    <w:lsdException w:name="Signature" w:semiHidden="1" w:unhideWhenUsed="1"/>
-    <w:lsdException w:name="Default Paragraph Font" w:semiHidden="1" w:uiPriority="1" w:unhideWhenUsed="1"/>
-    <w:lsdException w:name="Body Text" w:semiHidden="1" w:unhideWhenUsed="1"/>
-    <w:lsdException w:name="Body Text Indent" w:semiHidden="1" w:unhideWhenUsed="1"/>
-    <w:lsdException w:name="List Continue" w:semiHidden="1" w:unhideWhenUsed="1"/>
-    <w:lsdException w:name="List Continue 2" w:semiHidden="1" w:unhideWhenUsed="1"/>
-    <w:lsdException w:name="List Continue 3" w:semiHidden="1" w:unhideWhenUsed="1"/>
-    <w:lsdException w:name="List Continue 4" w:semiHidden="1" w:unhideWhenUsed="1"/>
-    <w:lsdException w:name="List Continue 5" w:semiHidden="1" w:unhideWhenUsed="1"/>
-    <w:lsdException w:name="Message Header" w:semiHidden="1" w:unhideWhenUsed="1"/>
-    <w:lsdException w:name="Subtitle" w:uiPriority="11" w:qFormat="1"/>
-    <w:lsdException w:name="Salutation" w:semiHidden="1" w:unhideWhenUsed="1"/>
-    <w:lsdException w:name="Date" w:semiHidden="1" w:unhideWhenUsed="1"/>
-    <w:lsdException w:name="Body Text First Indent" w:semiHidden="1" w:unhideWhenUsed="1"/>
-    <w:lsdException w:name="Body Text First Indent 2" w:semiHidden="1" w:unhideWhenUsed="1"/>
-    <w:lsdException w:name="Note Heading" w:semiHidden="1" w:unhideWhenUsed="1"/>
-    <w:lsdException w:name="Body Text 2" w:semiHidden="1" w:unhideWhenUsed="1"/>
-    <w:lsdException w:name="Body Text 3" w:semiHidden="1" w:unhideWhenUsed="1"/>
-    <w:lsdException w:name="Body Text Indent 2" w:semiHidden="1" w:unhideWhenUsed="1"/>
-    <w:lsdException w:name="Body Text Indent 3" w:semiHidden="1" w:unhideWhenUsed="1"/>
-    <w:lsdException w:name="Block Text" w:semiHidden="1" w:unhideWhenUsed="1"/>
-    <w:lsdException w:name="Hyperlink" w:semiHidden="1" w:unhideWhenUsed="1"/>
-    <w:lsdException w:name="FollowedHyperlink" w:semiHidden="1" w:unhideWhenUsed="1"/>
-    <w:lsdException w:name="Strong" w:uiPriority="22" w:qFormat="1"/>
-    <w:lsdException w:name="Emphasis" w:uiPriority="20" w:qFormat="1"/>
-    <w:lsdException w:name="Document Map" w:semiHidden="1" w:unhideWhenUsed="1"/>
-    <w:lsdException w:name="Plain Text" w:semiHidden="1" w:unhideWhenUsed="1"/>
-    <w:lsdException w:name="E-mail Signature" w:semiHidden="1" w:unhideWhenUsed="1"/>
-    <w:lsdException w:name="HTML Top of Form" w:semiHidden="1" w:unhideWhenUsed="1"/>
-    <w:lsdException w:name="HTML Bottom of Form" w:semiHidden="1" w:unhideWhenUsed="1"/>
-    <w:lsdException w:name="Normal (Web)" w:semiHidden="1" w:unhideWhenUsed="1"/>
-    <w:lsdException w:name="HTML Acronym" w:semiHidden="1" w:unhideWhenUsed="1"/>
-    <w:lsdException w:name="HTML Address" w:semiHidden="1" w:unhideWhenUsed="1"/>
-    <w:lsdException w:name="HTML Cite" w:semiHidden="1" w:unhideWhenUsed="1"/>
-    <w:lsdException w:name="HTML Code" w:semiHidden="1" w:unhideWhenUsed="1"/>
-    <w:lsdException w:name="HTML Definition" w:semiHidden="1" w:unhideWhenUsed="1"/>
-    <w:lsdException w:name="HTML Keyboard" w:semiHidden="1" w:unhideWhenUsed="1"/>
-    <w:lsdException w:name="HTML Preformatted" w:semiHidden="1" w:unhideWhenUsed="1"/>
-    <w:lsdException w:name="HTML Sample" w:semiHidden="1" w:unhideWhenUsed="1"/>
-    <w:lsdException w:name="HTML Typewriter" w:semiHidden="1" w:unhideWhenUsed="1"/>
-    <w:lsdException w:name="HTML Variable" w:semiHidden="1" w:unhideWhenUsed="1"/>
-    <w:lsdException w:name="Normal Table" w:semiHidden="1" w:unhideWhenUsed="1"/>
-    <w:lsdException w:name="annotation subject" w:semiHidden="1" w:unhideWhenUsed="1"/>
-    <w:lsdException w:name="No List" w:semiHidden="1" w:unhideWhenUsed="1"/>
-    <w:lsdException w:name="Outline List 1" w:semiHidden="1" w:unhideWhenUsed="1"/>
-    <w:lsdException w:name="Outline List 2" w:semiHidden="1" w:unhideWhenUsed="1"/>
-    <w:lsdException w:name="Outline List 3" w:semiHidden="1" w:unhideWhenUsed="1"/>
-    <w:lsdException w:name="Table Simple 1" w:semiHidden="1" w:unhideWhenUsed="1"/>
-    <w:lsdException w:name="Table Simple 2" w:semiHidden="1" w:unhideWhenUsed="1"/>
-    <w:lsdException w:name="Table Simple 3" w:semiHidden="1" w:unhideWhenUsed="1"/>
-    <w:lsdException w:name="Table Classic 1" w:semiHidden="1" w:unhideWhenUsed="1"/>
-    <w:lsdException w:name="Table Classic 2" w:semiHidden="1" w:unhideWhenUsed="1"/>
-    <w:lsdException w:name="Table Classic 3" w:semiHidden="1" w:unhideWhenUsed="1"/>
-    <w:lsdException w:name="Table Classic 4" w:semiHidden="1" w:unhideWhenUsed="1"/>
-    <w:lsdException w:name="Table Colorful 1" w:semiHidden="1" w:unhideWhenUsed="1"/>
-    <w:lsdException w:name="Table Colorful 2" w:semiHidden="1" w:unhideWhenUsed="1"/>
-    <w:lsdException w:name="Table Colorful 3" w:semiHidden="1" w:unhideWhenUsed="1"/>
-    <w:lsdException w:name="Table Columns 1" w:semiHidden="1" w:unhideWhenUsed="1"/>
-    <w:lsdException w:name="Table Columns 2" w:semiHidden="1" w:unhideWhenUsed="1"/>
-    <w:lsdException w:name="Table Columns 3" w:semiHidden="1" w:unhideWhenUsed="1"/>
-    <w:lsdException w:name="Table Columns 4" w:semiHidden="1" w:unhideWhenUsed="1"/>
-    <w:lsdException w:name="Table Columns 5" w:semiHidden="1" w:unhideWhenUsed="1"/>
-    <w:lsdException w:name="Table Grid 1" w:semiHidden="1" w:unhideWhenUsed="1"/>
-    <w:lsdException w:name="Table Grid 2" w:semiHidden="1" w:unhideWhenUsed="1"/>
-    <w:lsdException w:name="Table Grid 3" w:semiHidden="1" w:unhideWhenUsed="1"/>
-    <w:lsdException w:name="Table Grid 4" w:semiHidden="1" w:unhideWhenUsed="1"/>
-    <w:lsdException w:name="Table Grid 5" w:semiHidden="1" w:unhideWhenUsed="1"/>
-    <w:lsdException w:name="Table Grid 6" w:semiHidden="1" w:unhideWhenUsed="1"/>
-    <w:lsdException w:name="Table Grid 7" w:semiHidden="1" w:unhideWhenUsed="1"/>
-    <w:lsdException w:name="Table Grid 8" w:semiHidden="1" w:unhideWhenUsed="1"/>
-    <w:lsdException w:name="Table List 1" w:semiHidden="1" w:unhideWhenUsed="1"/>
-    <w:lsdException w:name="Table List 2" w:semiHidden="1" w:unhideWhenUsed="1"/>
-    <w:lsdException w:name="Table List 3" w:semiHidden="1" w:unhideWhenUsed="1"/>
-    <w:lsdException w:name="Table List 4" w:semiHidden="1" w:unhideWhenUsed="1"/>
-    <w:lsdException w:name="Table List 5" w:semiHidden="1" w:unhideWhenUsed="1"/>
-    <w:lsdException w:name="Table List 6" w:semiHidden="1" w:unhideWhenUsed="1"/>
-    <w:lsdException w:name="Table List 7" w:semiHidden="1" w:unhideWhenUsed="1"/>
-    <w:lsdException w:name="Table List 8" w:semiHidden="1" w:unhideWhenUsed="1"/>
-    <w:lsdException w:name="Table 3D effects 1" w:semiHidden="1" w:unhideWhenUsed="1"/>
-    <w:lsdException w:name="Table 3D effects 2" w:semiHidden="1" w:unhideWhenUsed="1"/>
-    <w:lsdException w:name="Table 3D effects 3" w:semiHidden="1" w:unhideWhenUsed="1"/>
-    <w:lsdException w:name="Table Contemporary" w:semiHidden="1" w:unhideWhenUsed="1"/>
-    <w:lsdException w:name="Table Elegant" w:semiHidden="1" w:unhideWhenUsed="1"/>
-    <w:lsdException w:name="Table Professional" w:semiHidden="1" w:unhideWhenUsed="1"/>
-    <w:lsdException w:name="Table Subtle 1" w:semiHidden="1" w:unhideWhenUsed="1"/>
-    <w:lsdException w:name="Table Subtle 2" w:semiHidden="1" w:unhideWhenUsed="1"/>
-    <w:lsdException w:name="Table Web 1" w:semiHidden="1" w:unhideWhenUsed="1"/>
-    <w:lsdException w:name="Table Web 2" w:semiHidden="1" w:unhideWhenUsed="1"/>
-    <w:lsdException w:name="Table Web 3" w:semiHidden="1" w:unhideWhenUsed="1"/>
-    <w:lsdException w:name="Balloon Text" w:semiHidden="1" w:unhideWhenUsed="1"/>
-    <w:lsdException w:name="Table Grid" w:uiPriority="39"/>
-    <w:lsdException w:name="Table Theme" w:semiHidden="1" w:unhideWhenUsed="1"/>
-    <w:lsdException w:name="Placeholder Text" w:semiHidden="1"/>
-    <w:lsdException w:name="No Spacing" w:uiPriority="1" w:qFormat="1"/>
-    <w:lsdException w:name="Light Shading" w:uiPriority="60"/>
-    <w:lsdException w:name="Light List" w:uiPriority="61"/>
-    <w:lsdException w:name="Light Grid" w:uiPriority="62"/>
-    <w:lsdException w:name="Medium Shading 1" w:uiPriority="63"/>
-    <w:lsdException w:name="Medium Shading 2" w:uiPriority="64"/>
-    <w:lsdException w:name="Medium List 1" w:uiPriority="65"/>
-    <w:lsdException w:name="Medium List 2" w:uiPriority="66"/>
-    <w:lsdException w:name="Medium Grid 1" w:uiPriority="67"/>
-    <w:lsdException w:name="Medium Grid 2" w:uiPriority="68"/>
-    <w:lsdException w:name="Medium Grid 3" w:uiPriority="69"/>
-    <w:lsdException w:name="Dark List" w:uiPriority="70"/>
-    <w:lsdException w:name="Colorful Shading" w:uiPriority="71"/>
-    <w:lsdException w:name="Colorful List" w:uiPriority="72"/>
-    <w:lsdException w:name="Colorful Grid" w:uiPriority="73"/>
-    <w:lsdException w:name="Light Shading Accent 1" w:uiPriority="60"/>
-    <w:lsdException w:name="Light List Accent 1" w:uiPriority="61"/>
-    <w:lsdException w:name="Light Grid Accent 1" w:uiPriority="62"/>
-    <w:lsdException w:name="Medium Shading 1 Accent 1" w:uiPriority="63"/>
-    <w:lsdException w:name="Medium Shading 2 Accent 1" w:uiPriority="64"/>
-    <w:lsdException w:name="Medium List 1 Accent 1" w:uiPriority="65"/>
-    <w:lsdException w:name="Revision" w:semiHidden="1"/>
-    <w:lsdException w:name="List Paragraph" w:uiPriority="34" w:qFormat="1"/>
-    <w:lsdException w:name="Quote" w:uiPriority="29" w:qFormat="1"/>
-    <w:lsdException w:name="Intense Quote" w:uiPriority="30" w:qFormat="1"/>
-    <w:lsdException w:name="Medium List 2 Accent 1" w:uiPriority="66"/>
-    <w:lsdException w:name="Medium Grid 1 Accent 1" w:uiPriority="67"/>
-    <w:lsdException w:name="Medium Grid 2 Accent 1" w:uiPriority="68"/>
-    <w:lsdException w:name="Medium Grid 3 Accent 1" w:uiPriority="69"/>
-    <w:lsdException w:name="Dark List Accent 1" w:uiPriority="70"/>
-    <w:lsdException w:name="Colorful Shading Accent 1" w:uiPriority="71"/>
-    <w:lsdException w:name="Colorful List Accent 1" w:uiPriority="72"/>
-    <w:lsdException w:name="Colorful Grid Accent 1" w:uiPriority="73"/>
-    <w:lsdException w:name="Light Shading Accent 2" w:uiPriority="60"/>
-    <w:lsdException w:name="Light List Accent 2" w:uiPriority="61"/>
-    <w:lsdException w:name="Light Grid Accent 2" w:uiPriority="62"/>
-    <w:lsdException w:name="Medium Shading 1 Accent 2" w:uiPriority="63"/>
-    <w:lsdException w:name="Medium Shading 2 Accent 2" w:uiPriority="64"/>
-    <w:lsdException w:name="Medium List 1 Accent 2" w:uiPriority="65"/>
-    <w:lsdException w:name="Medium List 2 Accent 2" w:uiPriority="66"/>
-    <w:lsdException w:name="Medium Grid 1 Accent 2" w:uiPriority="67"/>
-    <w:lsdException w:name="Medium Grid 2 Accent 2" w:uiPriority="68"/>
-    <w:lsdException w:name="Medium Grid 3 Accent 2" w:uiPriority="69"/>
-    <w:lsdException w:name="Dark List Accent 2" w:uiPriority="70"/>
-    <w:lsdException w:name="Colorful Shading Accent 2" w:uiPriority="71"/>
-    <w:lsdException w:name="Colorful List Accent 2" w:uiPriority="72"/>
-    <w:lsdException w:name="Colorful Grid Accent 2" w:uiPriority="73"/>
-    <w:lsdException w:name="Light Shading Accent 3" w:uiPriority="60"/>
-    <w:lsdException w:name="Light List Accent 3" w:uiPriority="61"/>
-    <w:lsdException w:name="Light Grid Accent 3" w:uiPriority="62"/>
-    <w:lsdException w:name="Medium Shading 1 Accent 3" w:uiPriority="63"/>
-    <w:lsdException w:name="Medium Shading 2 Accent 3" w:uiPriority="64"/>
-    <w:lsdException w:name="Medium List 1 Accent 3" w:uiPriority="65"/>
-    <w:lsdException w:name="Medium List 2 Accent 3" w:uiPriority="66"/>
-    <w:lsdException w:name="Medium Grid 1 Accent 3" w:uiPriority="67"/>
-    <w:lsdException w:name="Medium Grid 2 Accent 3" w:uiPriority="68"/>
-    <w:lsdException w:name="Medium Grid 3 Accent 3" w:uiPriority="69"/>
-    <w:lsdException w:name="Dark List Accent 3" w:uiPriority="70"/>
-    <w:lsdException w:name="Colorful Shading Accent 3" w:uiPriority="71"/>
-    <w:lsdException w:name="Colorful List Accent 3" w:uiPriority="72"/>
-    <w:lsdException w:name="Colorful Grid Accent 3" w:uiPriority="73"/>
-    <w:lsdException w:name="Light Shading Accent 4" w:uiPriority="60"/>
-    <w:lsdException w:name="Light List Accent 4" w:uiPriority="61"/>
-    <w:lsdException w:name="Light Grid Accent 4" w:uiPriority="62"/>
-    <w:lsdException w:name="Medium Shading 1 Accent 4" w:uiPriority="63"/>
-    <w:lsdException w:name="Medium Shading 2 Accent 4" w:uiPriority="64"/>
-    <w:lsdException w:name="Medium List 1 Accent 4" w:uiPriority="65"/>
-    <w:lsdException w:name="Medium List 2 Accent 4" w:uiPriority="66"/>
-    <w:lsdException w:name="Medium Grid 1 Accent 4" w:uiPriority="67"/>
-    <w:lsdException w:name="Medium Grid 2 Accent 4" w:uiPriority="68"/>
-    <w:lsdException w:name="Medium Grid 3 Accent 4" w:uiPriority="69"/>
-    <w:lsdException w:name="Dark List Accent 4" w:uiPriority="70"/>
-    <w:lsdException w:name="Colorful Shading Accent 4" w:uiPriority="71"/>
-    <w:lsdException w:name="Colorful List Accent 4" w:uiPriority="72"/>
-    <w:lsdException w:name="Colorful Grid Accent 4" w:uiPriority="73"/>
-    <w:lsdException w:name="Light Shading Accent 5" w:uiPriority="60"/>
-    <w:lsdException w:name="Light List Accent 5" w:uiPriority="61"/>
-    <w:lsdException w:name="Light Grid Accent 5" w:uiPriority="62"/>
-    <w:lsdException w:name="Medium Shading 1 Accent 5" w:uiPriority="63"/>
-    <w:lsdException w:name="Medium Shading 2 Accent 5" w:uiPriority="64"/>
-    <w:lsdException w:name="Medium List 1 Accent 5" w:uiPriority="65"/>
-    <w:lsdException w:name="Medium List 2 Accent 5" w:uiPriority="66"/>
-    <w:lsdException w:name="Medium Grid 1 Accent 5" w:uiPriority="67"/>
-    <w:lsdException w:name="Medium Grid 2 Accent 5" w:uiPriority="68"/>
-    <w:lsdException w:name="Medium Grid 3 Accent 5" w:uiPriority="69"/>
-    <w:lsdException w:name="Dark List Accent 5" w:uiPriority="70"/>
-    <w:lsdException w:name="Colorful Shading Accent 5" w:uiPriority="71"/>
-    <w:lsdException w:name="Colorful List Accent 5" w:uiPriority="72"/>
-    <w:lsdException w:name="Colorful Grid Accent 5" w:uiPriority="73"/>
-    <w:lsdException w:name="Light Shading Accent 6" w:uiPriority="60"/>
-    <w:lsdException w:name="Light List Accent 6" w:uiPriority="61"/>
-    <w:lsdException w:name="Light Grid Accent 6" w:uiPriority="62"/>
-    <w:lsdException w:name="Medium Shading 1 Accent 6" w:uiPriority="63"/>
-    <w:lsdException w:name="Medium Shading 2 Accent 6" w:uiPriority="64"/>
-    <w:lsdException w:name="Medium List 1 Accent 6" w:uiPriority="65"/>
-    <w:lsdException w:name="Medium List 2 Accent 6" w:uiPriority="66"/>
-    <w:lsdException w:name="Medium Grid 1 Accent 6" w:uiPriority="67"/>
-    <w:lsdException w:name="Medium Grid 2 Accent 6" w:uiPriority="68"/>
-    <w:lsdException w:name="Medium Grid 3 Accent 6" w:uiPriority="69"/>
-    <w:lsdException w:name="Dark List Accent 6" w:uiPriority="70"/>
-    <w:lsdException w:name="Colorful Shading Accent 6" w:uiPriority="71"/>
-    <w:lsdException w:name="Colorful List Accent 6" w:uiPriority="72"/>
-    <w:lsdException w:name="Colorful Grid Accent 6" w:uiPriority="73"/>
-    <w:lsdException w:name="Subtle Emphasis" w:uiPriority="19" w:qFormat="1"/>
-    <w:lsdException w:name="Intense Emphasis" w:uiPriority="21" w:qFormat="1"/>
-    <w:lsdException w:name="Subtle Reference" w:uiPriority="31" w:qFormat="1"/>
-    <w:lsdException w:name="Intense Reference" w:uiPriority="32" w:qFormat="1"/>
-    <w:lsdException w:name="Book Title" w:uiPriority="33" w:qFormat="1"/>
-    <w:lsdException w:name="Bibliography" w:semiHidden="1" w:uiPriority="37" w:unhideWhenUsed="1"/>
-    <w:lsdException w:name="TOC Heading" w:semiHidden="1" w:uiPriority="39" w:unhideWhenUsed="1" w:qFormat="1"/>
-    <w:lsdException w:name="Plain Table 1" w:uiPriority="41"/>
-    <w:lsdException w:name="Plain Table 2" w:uiPriority="42"/>
-    <w:lsdException w:name="Plain Table 3" w:uiPriority="43"/>
-    <w:lsdException w:name="Plain Table 4" w:uiPriority="44"/>
-    <w:lsdException w:name="Plain Table 5" w:uiPriority="45"/>
-    <w:lsdException w:name="Grid Table Light" w:uiPriority="40"/>
-    <w:lsdException w:name="Grid Table 1 Light" w:uiPriority="46"/>
-    <w:lsdException w:name="Grid Table 2" w:uiPriority="47"/>
-    <w:lsdException w:name="Grid Table 3" w:uiPriority="48"/>
-    <w:lsdException w:name="Grid Table 4" w:uiPriority="49"/>
-    <w:lsdException w:name="Grid Table 5 Dark" w:uiPriority="50"/>
-    <w:lsdException w:name="Grid Table 6 Colorful" w:uiPriority="51"/>
-    <w:lsdException w:name="Grid Table 7 Colorful" w:uiPriority="52"/>
-    <w:lsdException w:name="Grid Table 1 Light Accent 1" w:uiPriority="46"/>
-    <w:lsdException w:name="Grid Table 2 Accent 1" w:uiPriority="47"/>
-    <w:lsdException w:name="Grid Table 3 Accent 1" w:uiPriority="48"/>
-    <w:lsdException w:name="Grid Table 4 Accent 1" w:uiPriority="49"/>
-    <w:lsdException w:name="Grid Table 5 Dark Accent 1" w:uiPriority="50"/>
-    <w:lsdException w:name="Grid Table 6 Colorful Accent 1" w:uiPriority="51"/>
-    <w:lsdException w:name="Grid Table 7 Colorful Accent 1" w:uiPriority="52"/>
-    <w:lsdException w:name="Grid Table 1 Light Accent 2" w:uiPriority="46"/>
-    <w:lsdException w:name="Grid Table 2 Accent 2" w:uiPriority="47"/>
-    <w:lsdException w:name="Grid Table 3 Accent 2" w:uiPriority="48"/>
-    <w:lsdException w:name="Grid Table 4 Accent 2" w:uiPriority="49"/>
-    <w:lsdException w:name="Grid Table 5 Dark Accent 2" w:uiPriority="50"/>
-    <w:lsdException w:name="Grid Table 6 Colorful Accent 2" w:uiPriority="51"/>
-    <w:lsdException w:name="Grid Table 7 Colorful Accent 2" w:uiPriority="52"/>
-    <w:lsdException w:name="Grid Table 1 Light Accent 3" w:uiPriority="46"/>
-    <w:lsdException w:name="Grid Table 2 Accent 3" w:uiPriority="47"/>
-    <w:lsdException w:name="Grid Table 3 Accent 3" w:uiPriority="48"/>
-    <w:lsdException w:name="Grid Table 4 Accent 3" w:uiPriority="49"/>
-    <w:lsdException w:name="Grid Table 5 Dark Accent 3" w:uiPriority="50"/>
-    <w:lsdException w:name="Grid Table 6 Colorful Accent 3" w:uiPriority="51"/>
-    <w:lsdException w:name="Grid Table 7 Colorful Accent 3" w:uiPriority="52"/>
-    <w:lsdException w:name="Grid Table 1 Light Accent 4" w:uiPriority="46"/>
-    <w:lsdException w:name="Grid Table 2 Accent 4" w:uiPriority="47"/>
-    <w:lsdException w:name="Grid Table 3 Accent 4" w:uiPriority="48"/>
-    <w:lsdException w:name="Grid Table 4 Accent 4" w:uiPriority="49"/>
-    <w:lsdException w:name="Grid Table 5 Dark Accent 4" w:uiPriority="50"/>
-    <w:lsdException w:name="Grid Table 6 Colorful Accent 4" w:uiPriority="51"/>
-    <w:lsdException w:name="Grid Table 7 Colorful Accent 4" w:uiPriority="52"/>
-    <w:lsdException w:name="Grid Table 1 Light Accent 5" w:uiPriority="46"/>
-    <w:lsdException w:name="Grid Table 2 Accent 5" w:uiPriority="47"/>
-    <w:lsdException w:name="Grid Table 3 Accent 5" w:uiPriority="48"/>
-    <w:lsdException w:name="Grid Table 4 Accent 5" w:uiPriority="49"/>
-    <w:lsdException w:name="Grid Table 5 Dark Accent 5" w:uiPriority="50"/>
-    <w:lsdException w:name="Grid Table 6 Colorful Accent 5" w:uiPriority="51"/>
-    <w:lsdException w:name="Grid Table 7 Colorful Accent 5" w:uiPriority="52"/>
-    <w:lsdException w:name="Grid Table 1 Light Accent 6" w:uiPriority="46"/>
-    <w:lsdException w:name="Grid Table 2 Accent 6" w:uiPriority="47"/>
-    <w:lsdException w:name="Grid Table 3 Accent 6" w:uiPriority="48"/>
-    <w:lsdException w:name="Grid Table 4 Accent 6" w:uiPriority="49"/>
-    <w:lsdException w:name="Grid Table 5 Dark Accent 6" w:uiPriority="50"/>
-    <w:lsdException w:name="Grid Table 6 Colorful Accent 6" w:uiPriority="51"/>
-    <w:lsdException w:name="Grid Table 7 Colorful Accent 6" w:uiPriority="52"/>
-    <w:lsdException w:name="List Table 1 Light" w:uiPriority="46"/>
-    <w:lsdException w:name="List Table 2" w:uiPriority="47"/>
-    <w:lsdException w:name="List Table 3" w:uiPriority="48"/>
-    <w:lsdException w:name="List Table 4" w:uiPriority="49"/>
-    <w:lsdException w:name="List Table 5 Dark" w:uiPriority="50"/>
-    <w:lsdException w:name="List Table 6 Colorful" w:uiPriority="51"/>
-    <w:lsdException w:name="List Table 7 Colorful" w:uiPriority="52"/>
-    <w:lsdException w:name="List Table 1 Light Accent 1" w:uiPriority="46"/>
-    <w:lsdException w:name="List Table 2 Accent 1" w:uiPriority="47"/>
-    <w:lsdException w:name="List Table 3 Accent 1" w:uiPriority="48"/>
-    <w:lsdException w:name="List Table 4 Accent 1" w:uiPriority="49"/>
-    <w:lsdException w:name="List Table 5 Dark Accent 1" w:uiPriority="50"/>
-    <w:lsdException w:name="List Table 6 Colorful Accent 1" w:uiPriority="51"/>
-    <w:lsdException w:name="List Table 7 Colorful Accent 1" w:uiPriority="52"/>
-    <w:lsdException w:name="List Table 1 Light Accent 2" w:uiPriority="46"/>
-    <w:lsdException w:name="List Table 2 Accent 2" w:uiPriority="47"/>
-    <w:lsdException w:name="List Table 3 Accent 2" w:uiPriority="48"/>
-    <w:lsdException w:name="List Table 4 Accent 2" w:uiPriority="49"/>
-    <w:lsdException w:name="List Table 5 Dark Accent 2" w:uiPriority="50"/>
-    <w:lsdException w:name="List Table 6 Colorful Accent 2" w:uiPriority="51"/>
-    <w:lsdException w:name="List Table 7 Colorful Accent 2" w:uiPriority="52"/>
-    <w:lsdException w:name="List Table 1 Light Accent 3" w:uiPriority="46"/>
-    <w:lsdException w:name="List Table 2 Accent 3" w:uiPriority="47"/>
-    <w:lsdException w:name="List Table 3 Accent 3" w:uiPriority="48"/>
-    <w:lsdException w:name="List Table 4 Accent 3" w:uiPriority="49"/>
-    <w:lsdException w:name="List Table 5 Dark Accent 3" w:uiPriority="50"/>
-    <w:lsdException w:name="List Table 6 Colorful Accent 3" w:uiPriority="51"/>
-    <w:lsdException w:name="List Table 7 Colorful Accent 3" w:uiPriority="52"/>
-    <w:lsdException w:name="List Table 1 Light Accent 4" w:uiPriority="46"/>
-    <w:lsdException w:name="List Table 2 Accent 4" w:uiPriority="47"/>
-    <w:lsdException w:name="List Table 3 Accent 4" w:uiPriority="48"/>
-    <w:lsdException w:name="List Table 4 Accent 4" w:uiPriority="49"/>
-    <w:lsdException w:name="List Table 5 Dark Accent 4" w:uiPriority="50"/>
-    <w:lsdException w:name="List Table 6 Colorful Accent 4" w:uiPriority="51"/>
-    <w:lsdException w:name="List Table 7 Colorful Accent 4" w:uiPriority="52"/>
-    <w:lsdException w:name="List Table 1 Light Accent 5" w:uiPriority="46"/>
-    <w:lsdException w:name="List Table 2 Accent 5" w:uiPriority="47"/>
-    <w:lsdException w:name="List Table 3 Accent 5" w:uiPriority="48"/>
-    <w:lsdException w:name="List Table 4 Accent 5" w:uiPriority="49"/>
-    <w:lsdException w:name="List Table 5 Dark Accent 5" w:uiPriority="50"/>
-    <w:lsdException w:name="List Table 6 Colorful Accent 5" w:uiPriority="51"/>
-    <w:lsdException w:name="List Table 7 Colorful Accent 5" w:uiPriority="52"/>
-    <w:lsdException w:name="List Table 1 Light Accent 6" w:uiPriority="46"/>
-    <w:lsdException w:name="List Table 2 Accent 6" w:uiPriority="47"/>
-    <w:lsdException w:name="List Table 3 Accent 6" w:uiPriority="48"/>
-    <w:lsdException w:name="List Table 4 Accent 6" w:uiPriority="49"/>
-    <w:lsdException w:name="List Table 5 Dark Accent 6" w:uiPriority="50"/>
-    <w:lsdException w:name="List Table 6 Colorful Accent 6" w:uiPriority="51"/>
-    <w:lsdException w:name="List Table 7 Colorful Accent 6" w:uiPriority="52"/>
-    <w:lsdException w:name="Mention" w:semiHidden="1" w:unhideWhenUsed="1"/>
-    <w:lsdException w:name="Smart Hyperlink" w:semiHidden="1" w:unhideWhenUsed="1"/>
-    <w:lsdException w:name="Hashtag" w:semiHidden="1" w:unhideWhenUsed="1"/>
-    <w:lsdException w:name="Unresolved Mention" w:semiHidden="1" w:unhideWhenUsed="1"/>
-    <w:lsdException w:name="Smart Link" w:semiHidden="1" w:unhideWhenUsed="1"/>
+  <w:latentStyles w:defLockedState="0" w:defUIPriority="99" w:defSemiHidden="1" w:defUnhideWhenUsed="1" w:defQFormat="0" w:count="267">
+    <w:lsdException w:name="Normal" w:semiHidden="0" w:uiPriority="0" w:unhideWhenUsed="0" w:qFormat="1"/>
+    <w:lsdException w:name="heading 1" w:semiHidden="0" w:uiPriority="9" w:unhideWhenUsed="0" w:qFormat="1"/>
+    <w:lsdException w:name="heading 2" w:uiPriority="9" w:qFormat="1"/>
+    <w:lsdException w:name="heading 3" w:uiPriority="9" w:qFormat="1"/>
+    <w:lsdException w:name="heading 4" w:uiPriority="9" w:qFormat="1"/>
+    <w:lsdException w:name="heading 5" w:uiPriority="9" w:qFormat="1"/>
+    <w:lsdException w:name="heading 6" w:uiPriority="9" w:qFormat="1"/>
+    <w:lsdException w:name="heading 7" w:uiPriority="9" w:qFormat="1"/>
+    <w:lsdException w:name="heading 8" w:uiPriority="9" w:qFormat="1"/>
+    <w:lsdException w:name="heading 9" w:uiPriority="9" w:qFormat="1"/>
+    <w:lsdException w:name="toc 1" w:uiPriority="39"/>
+    <w:lsdException w:name="toc 2" w:uiPriority="39"/>
+    <w:lsdException w:name="toc 3" w:uiPriority="39"/>
+    <w:lsdException w:name="toc 4" w:uiPriority="39"/>
+    <w:lsdException w:name="toc 5" w:uiPriority="39"/>
+    <w:lsdException w:name="toc 6" w:uiPriority="39"/>
+    <w:lsdException w:name="toc 7" w:uiPriority="39"/>
+    <w:lsdException w:name="toc 8" w:uiPriority="39"/>
+    <w:lsdException w:name="toc 9" w:uiPriority="39"/>
+    <w:lsdException w:name="caption" w:uiPriority="35" w:qFormat="1"/>
+    <w:lsdException w:name="Title" w:semiHidden="0" w:uiPriority="10" w:unhideWhenUsed="0" w:qFormat="1"/>
+    <w:lsdException w:name="Default Paragraph Font" w:uiPriority="1"/>
+    <w:lsdException w:name="Subtitle" w:semiHidden="0" w:uiPriority="11" w:unhideWhenUsed="0" w:qFormat="1"/>
+    <w:lsdException w:name="Strong" w:semiHidden="0" w:uiPriority="22" w:unhideWhenUsed="0" w:qFormat="1"/>
+    <w:lsdException w:name="Emphasis" w:semiHidden="0" w:uiPriority="20" w:unhideWhenUsed="0" w:qFormat="1"/>
+    <w:lsdException w:name="Table Grid" w:semiHidden="0" w:uiPriority="39" w:unhideWhenUsed="0"/>
+    <w:lsdException w:name="Placeholder Text" w:unhideWhenUsed="0"/>
+    <w:lsdException w:name="No Spacing" w:semiHidden="0" w:uiPriority="1" w:unhideWhenUsed="0" w:qFormat="1"/>
+    <w:lsdException w:name="Light Shading" w:semiHidden="0" w:uiPriority="60" w:unhideWhenUsed="0"/>
+    <w:lsdException w:name="Light List" w:semiHidden="0" w:uiPriority="61" w:unhideWhenUsed="0"/>
+    <w:lsdException w:name="Light Grid" w:semiHidden="0" w:uiPriority="62" w:unhideWhenUsed="0"/>
+    <w:lsdException w:name="Medium Shading 1" w:semiHidden="0" w:uiPriority="63" w:unhideWhenUsed="0"/>
+    <w:lsdException w:name="Medium Shading 2" w:semiHidden="0" w:uiPriority="64" w:unhideWhenUsed="0"/>
+    <w:lsdException w:name="Medium List 1" w:semiHidden="0" w:uiPriority="65" w:unhideWhenUsed="0"/>
+    <w:lsdException w:name="Medium List 2" w:semiHidden="0" w:uiPriority="66" w:unhideWhenUsed="0"/>
+    <w:lsdException w:name="Medium Grid 1" w:semiHidden="0" w:uiPriority="67" w:unhideWhenUsed="0"/>
+    <w:lsdException w:name="Medium Grid 2" w:semiHidden="0" w:uiPriority="68" w:unhideWhenUsed="0"/>
+    <w:lsdException w:name="Medium Grid 3" w:semiHidden="0" w:uiPriority="69" w:unhideWhenUsed="0"/>
+    <w:lsdException w:name="Dark List" w:semiHidden="0" w:uiPriority="70" w:unhideWhenUsed="0"/>
+    <w:lsdException w:name="Colorful Shading" w:semiHidden="0" w:uiPriority="71" w:unhideWhenUsed="0"/>
+    <w:lsdException w:name="Colorful List" w:semiHidden="0" w:uiPriority="72" w:unhideWhenUsed="0"/>
+    <w:lsdException w:name="Colorful Grid" w:semiHidden="0" w:uiPriority="73" w:unhideWhenUsed="0"/>
+    <w:lsdException w:name="Light Shading Accent 1" w:semiHidden="0" w:uiPriority="60" w:unhideWhenUsed="0"/>
+    <w:lsdException w:name="Light List Accent 1" w:semiHidden="0" w:uiPriority="61" w:unhideWhenUsed="0"/>
+    <w:lsdException w:name="Light Grid Accent 1" w:semiHidden="0" w:uiPriority="62" w:unhideWhenUsed="0"/>
+    <w:lsdException w:name="Medium Shading 1 Accent 1" w:semiHidden="0" w:uiPriority="63" w:unhideWhenUsed="0"/>
+    <w:lsdException w:name="Medium Shading 2 Accent 1" w:semiHidden="0" w:uiPriority="64" w:unhideWhenUsed="0"/>
+    <w:lsdException w:name="Medium List 1 Accent 1" w:semiHidden="0" w:uiPriority="65" w:unhideWhenUsed="0"/>
+    <w:lsdException w:name="Revision" w:unhideWhenUsed="0"/>
+    <w:lsdException w:name="List Paragraph" w:semiHidden="0" w:uiPriority="34" w:unhideWhenUsed="0" w:qFormat="1"/>
+    <w:lsdException w:name="Quote" w:semiHidden="0" w:uiPriority="29" w:unhideWhenUsed="0" w:qFormat="1"/>
+    <w:lsdException w:name="Intense Quote" w:semiHidden="0" w:uiPriority="30" w:unhideWhenUsed="0" w:qFormat="1"/>
+    <w:lsdException w:name="Medium List 2 Accent 1" w:semiHidden="0" w:uiPriority="66" w:unhideWhenUsed="0"/>
+    <w:lsdException w:name="Medium Grid 1 Accent 1" w:semiHidden="0" w:uiPriority="67" w:unhideWhenUsed="0"/>
+    <w:lsdException w:name="Medium Grid 2 Accent 1" w:semiHidden="0" w:uiPriority="68" w:unhideWhenUsed="0"/>
+    <w:lsdException w:name="Medium Grid 3 Accent 1" w:semiHidden="0" w:uiPriority="69" w:unhideWhenUsed="0"/>
+    <w:lsdException w:name="Dark List Accent 1" w:semiHidden="0" w:uiPriority="70" w:unhideWhenUsed="0"/>
+    <w:lsdException w:name="Colorful Shading Accent 1" w:semiHidden="0" w:uiPriority="71" w:unhideWhenUsed="0"/>
+    <w:lsdException w:name="Colorful List Accent 1" w:semiHidden="0" w:uiPriority="72" w:unhideWhenUsed="0"/>
+    <w:lsdException w:name="Colorful Grid Accent 1" w:semiHidden="0" w:uiPriority="73" w:unhideWhenUsed="0"/>
+    <w:lsdException w:name="Light Shading Accent 2" w:semiHidden="0" w:uiPriority="60" w:unhideWhenUsed="0"/>
+    <w:lsdException w:name="Light List Accent 2" w:semiHidden="0" w:uiPriority="61" w:unhideWhenUsed="0"/>
+    <w:lsdException w:name="Light Grid Accent 2" w:semiHidden="0" w:uiPriority="62" w:unhideWhenUsed="0"/>
+    <w:lsdException w:name="Medium Shading 1 Accent 2" w:semiHidden="0" w:uiPriority="63" w:unhideWhenUsed="0"/>
+    <w:lsdException w:name="Medium Shading 2 Accent 2" w:semiHidden="0" w:uiPriority="64" w:unhideWhenUsed="0"/>
+    <w:lsdException w:name="Medium List 1 Accent 2" w:semiHidden="0" w:uiPriority="65" w:unhideWhenUsed="0"/>
+    <w:lsdException w:name="Medium List 2 Accent 2" w:semiHidden="0" w:uiPriority="66" w:unhideWhenUsed="0"/>
+    <w:lsdException w:name="Medium Grid 1 Accent 2" w:semiHidden="0" w:uiPriority="67" w:unhideWhenUsed="0"/>
+    <w:lsdException w:name="Medium Grid 2 Accent 2" w:semiHidden="0" w:uiPriority="68" w:unhideWhenUsed="0"/>
+    <w:lsdException w:name="Medium Grid 3 Accent 2" w:semiHidden="0" w:uiPriority="69" w:unhideWhenUsed="0"/>
+    <w:lsdException w:name="Dark List Accent 2" w:semiHidden="0" w:uiPriority="70" w:unhideWhenUsed="0"/>
+    <w:lsdException w:name="Colorful Shading Accent 2" w:semiHidden="0" w:uiPriority="71" w:unhideWhenUsed="0"/>
+    <w:lsdException w:name="Colorful List Accent 2" w:semiHidden="0" w:uiPriority="72" w:unhideWhenUsed="0"/>
+    <w:lsdException w:name="Colorful Grid Accent 2" w:semiHidden="0" w:uiPriority="73" w:unhideWhenUsed="0"/>
+    <w:lsdException w:name="Light Shading Accent 3" w:semiHidden="0" w:uiPriority="60" w:unhideWhenUsed="0"/>
+    <w:lsdException w:name="Light List Accent 3" w:semiHidden="0" w:uiPriority="61" w:unhideWhenUsed="0"/>
+    <w:lsdException w:name="Light Grid Accent 3" w:semiHidden="0" w:uiPriority="62" w:unhideWhenUsed="0"/>
+    <w:lsdException w:name="Medium Shading 1 Accent 3" w:semiHidden="0" w:uiPriority="63" w:unhideWhenUsed="0"/>
+    <w:lsdException w:name="Medium Shading 2 Accent 3" w:semiHidden="0" w:uiPriority="64" w:unhideWhenUsed="0"/>
+    <w:lsdException w:name="Medium List 1 Accent 3" w:semiHidden="0" w:uiPriority="65" w:unhideWhenUsed="0"/>
+    <w:lsdException w:name="Medium List 2 Accent 3" w:semiHidden="0" w:uiPriority="66" w:unhideWhenUsed="0"/>
+    <w:lsdException w:name="Medium Grid 1 Accent 3" w:semiHidden="0" w:uiPriority="67" w:unhideWhenUsed="0"/>
+    <w:lsdException w:name="Medium Grid 2 Accent 3" w:semiHidden="0" w:uiPriority="68" w:unhideWhenUsed="0"/>
+    <w:lsdException w:name="Medium Grid 3 Accent 3" w:semiHidden="0" w:uiPriority="69" w:unhideWhenUsed="0"/>
+    <w:lsdException w:name="Dark List Accent 3" w:semiHidden="0" w:uiPriority="70" w:unhideWhenUsed="0"/>
+    <w:lsdException w:name="Colorful Shading Accent 3" w:semiHidden="0" w:uiPriority="71" w:unhideWhenUsed="0"/>
+    <w:lsdException w:name="Colorful List Accent 3" w:semiHidden="0" w:uiPriority="72" w:unhideWhenUsed="0"/>
+    <w:lsdException w:name="Colorful Grid Accent 3" w:semiHidden="0" w:uiPriority="73" w:unhideWhenUsed="0"/>
+    <w:lsdException w:name="Light Shading Accent 4" w:semiHidden="0" w:uiPriority="60" w:unhideWhenUsed="0"/>
+    <w:lsdException w:name="Light List Accent 4" w:semiHidden="0" w:uiPriority="61" w:unhideWhenUsed="0"/>
+    <w:lsdException w:name="Light Grid Accent 4" w:semiHidden="0" w:uiPriority="62" w:unhideWhenUsed="0"/>
+    <w:lsdException w:name="Medium Shading 1 Accent 4" w:semiHidden="0" w:uiPriority="63" w:unhideWhenUsed="0"/>
+    <w:lsdException w:name="Medium Shading 2 Accent 4" w:semiHidden="0" w:uiPriority="64" w:unhideWhenUsed="0"/>
+    <w:lsdException w:name="Medium List 1 Accent 4" w:semiHidden="0" w:uiPriority="65" w:unhideWhenUsed="0"/>
+    <w:lsdException w:name="Medium List 2 Accent 4" w:semiHidden="0" w:uiPriority="66" w:unhideWhenUsed="0"/>
+    <w:lsdException w:name="Medium Grid 1 Accent 4" w:semiHidden="0" w:uiPriority="67" w:unhideWhenUsed="0"/>
+    <w:lsdException w:name="Medium Grid 2 Accent 4" w:semiHidden="0" w:uiPriority="68" w:unhideWhenUsed="0"/>
+    <w:lsdException w:name="Medium Grid 3 Accent 4" w:semiHidden="0" w:uiPriority="69" w:unhideWhenUsed="0"/>
+    <w:lsdException w:name="Dark List Accent 4" w:semiHidden="0" w:uiPriority="70" w:unhideWhenUsed="0"/>
+    <w:lsdException w:name="Colorful Shading Accent 4" w:semiHidden="0" w:uiPriority="71" w:unhideWhenUsed="0"/>
+    <w:lsdException w:name="Colorful List Accent 4" w:semiHidden="0" w:uiPriority="72" w:unhideWhenUsed="0"/>
+    <w:lsdException w:name="Colorful Grid Accent 4" w:semiHidden="0" w:uiPriority="73" w:unhideWhenUsed="0"/>
+    <w:lsdException w:name="Light Shading Accent 5" w:semiHidden="0" w:uiPriority="60" w:unhideWhenUsed="0"/>
+    <w:lsdException w:name="Light List Accent 5" w:semiHidden="0" w:uiPriority="61" w:unhideWhenUsed="0"/>
+    <w:lsdException w:name="Light Grid Accent 5" w:semiHidden="0" w:uiPriority="62" w:unhideWhenUsed="0"/>
+    <w:lsdException w:name="Medium Shading 1 Accent 5" w:semiHidden="0" w:uiPriority="63" w:unhideWhenUsed="0"/>
+    <w:lsdException w:name="Medium Shading 2 Accent 5" w:semiHidden="0" w:uiPriority="64" w:unhideWhenUsed="0"/>
+    <w:lsdException w:name="Medium List 1 Accent 5" w:semiHidden="0" w:uiPriority="65" w:unhideWhenUsed="0"/>
+    <w:lsdException w:name="Medium List 2 Accent 5" w:semiHidden="0" w:uiPriority="66" w:unhideWhenUsed="0"/>
+    <w:lsdException w:name="Medium Grid 1 Accent 5" w:semiHidden="0" w:uiPriority="67" w:unhideWhenUsed="0"/>
+    <w:lsdException w:name="Medium Grid 2 Accent 5" w:semiHidden="0" w:uiPriority="68" w:unhideWhenUsed="0"/>
+    <w:lsdException w:name="Medium Grid 3 Accent 5" w:semiHidden="0" w:uiPriority="69" w:unhideWhenUsed="0"/>
+    <w:lsdException w:name="Dark List Accent 5" w:semiHidden="0" w:uiPriority="70" w:unhideWhenUsed="0"/>
+    <w:lsdException w:name="Colorful Shading Accent 5" w:semiHidden="0" w:uiPriority="71" w:unhideWhenUsed="0"/>
+    <w:lsdException w:name="Colorful List Accent 5" w:semiHidden="0" w:uiPriority="72" w:unhideWhenUsed="0"/>
+    <w:lsdException w:name="Colorful Grid Accent 5" w:semiHidden="0" w:uiPriority="73" w:unhideWhenUsed="0"/>
+    <w:lsdException w:name="Light Shading Accent 6" w:semiHidden="0" w:uiPriority="60" w:unhideWhenUsed="0"/>
+    <w:lsdException w:name="Light List Accent 6" w:semiHidden="0" w:uiPriority="61" w:unhideWhenUsed="0"/>
+    <w:lsdException w:name="Light Grid Accent 6" w:semiHidden="0" w:uiPriority="62" w:unhideWhenUsed="0"/>
+    <w:lsdException w:name="Medium Shading 1 Accent 6" w:semiHidden="0" w:uiPriority="63" w:unhideWhenUsed="0"/>
+    <w:lsdException w:name="Medium Shading 2 Accent 6" w:semiHidden="0" w:uiPriority="64" w:unhideWhenUsed="0"/>
+    <w:lsdException w:name="Medium List 1 Accent 6" w:semiHidden="0" w:uiPriority="65" w:unhideWhenUsed="0"/>
+    <w:lsdException w:name="Medium List 2 Accent 6" w:semiHidden="0" w:uiPriority="66" w:unhideWhenUsed="0"/>
+    <w:lsdException w:name="Medium Grid 1 Accent 6" w:semiHidden="0" w:uiPriority="67" w:unhideWhenUsed="0"/>
+    <w:lsdException w:name="Medium Grid 2 Accent 6" w:semiHidden="0" w:uiPriority="68" w:unhideWhenUsed="0"/>
+    <w:lsdException w:name="Medium Grid 3 Accent 6" w:semiHidden="0" w:uiPriority="69" w:unhideWhenUsed="0"/>
+    <w:lsdException w:name="Dark List Accent 6" w:semiHidden="0" w:uiPriority="70" w:unhideWhenUsed="0"/>
+    <w:lsdException w:name="Colorful Shading Accent 6" w:semiHidden="0" w:uiPriority="71" w:unhideWhenUsed="0"/>
+    <w:lsdException w:name="Colorful List Accent 6" w:semiHidden="0" w:uiPriority="72" w:unhideWhenUsed="0"/>
+    <w:lsdException w:name="Colorful Grid Accent 6" w:semiHidden="0" w:uiPriority="73" w:unhideWhenUsed="0"/>
+    <w:lsdException w:name="Subtle Emphasis" w:semiHidden="0" w:uiPriority="19" w:unhideWhenUsed="0" w:qFormat="1"/>
+    <w:lsdException w:name="Intense Emphasis" w:semiHidden="0" w:uiPriority="21" w:unhideWhenUsed="0" w:qFormat="1"/>
+    <w:lsdException w:name="Subtle Reference" w:semiHidden="0" w:uiPriority="31" w:unhideWhenUsed="0" w:qFormat="1"/>
+    <w:lsdException w:name="Intense Reference" w:semiHidden="0" w:uiPriority="32" w:unhideWhenUsed="0" w:qFormat="1"/>
+    <w:lsdException w:name="Book Title" w:semiHidden="0" w:uiPriority="33" w:unhideWhenUsed="0" w:qFormat="1"/>
+    <w:lsdException w:name="Bibliography" w:uiPriority="37"/>
+    <w:lsdException w:name="TOC Heading" w:uiPriority="39" w:qFormat="1"/>
   </w:latentStyles>
   <w:style w:type="paragraph" w:default="1" w:styleId="a">
     <w:name w:val="Normal"/>
     <w:qFormat/>
-    <w:rsid w:val="003115D9"/>
+    <w:rsid w:val="00F45023"/>
   </w:style>
   <w:style w:type="paragraph" w:styleId="1">
     <w:name w:val="heading 1"/>
@@ -6432,6 +9009,7 @@
     <w:uiPriority w:val="99"/>
     <w:semiHidden/>
     <w:unhideWhenUsed/>
+    <w:qFormat/>
     <w:tblPr>
       <w:tblInd w:w="0" w:type="dxa"/>
       <w:tblCellMar>
@@ -6588,7 +9166,7 @@
     </w:rPr>
   </w:style>
   <w:style w:type="character" w:customStyle="1" w:styleId="a4">
-    <w:name w:val="Заголовок Знак"/>
+    <w:name w:val="Название Знак"/>
     <w:basedOn w:val="a0"/>
     <w:link w:val="a3"/>
     <w:uiPriority w:val="10"/>
@@ -6747,6 +9325,7 @@
       <w:spacing w:after="0" w:line="240" w:lineRule="auto"/>
     </w:pPr>
     <w:tblPr>
+      <w:tblInd w:w="0" w:type="dxa"/>
       <w:tblBorders>
         <w:top w:val="single" w:sz="4" w:space="0" w:color="auto"/>
         <w:left w:val="single" w:sz="4" w:space="0" w:color="auto"/>
@@ -6755,6 +9334,12 @@
         <w:insideH w:val="single" w:sz="4" w:space="0" w:color="auto"/>
         <w:insideV w:val="single" w:sz="4" w:space="0" w:color="auto"/>
       </w:tblBorders>
+      <w:tblCellMar>
+        <w:top w:w="0" w:type="dxa"/>
+        <w:left w:w="108" w:type="dxa"/>
+        <w:bottom w:w="0" w:type="dxa"/>
+        <w:right w:w="108" w:type="dxa"/>
+      </w:tblCellMar>
     </w:tblPr>
   </w:style>
   <w:style w:type="paragraph" w:styleId="ad">
@@ -6787,7 +9372,7 @@
       <w:szCs w:val="16"/>
     </w:rPr>
   </w:style>
-  <w:style w:type="table" w:styleId="af">
+  <w:style w:type="table" w:customStyle="1" w:styleId="GridTableLight">
     <w:name w:val="Grid Table Light"/>
     <w:basedOn w:val="a1"/>
     <w:uiPriority w:val="40"/>
@@ -6796,6 +9381,7 @@
       <w:spacing w:after="0" w:line="240" w:lineRule="auto"/>
     </w:pPr>
     <w:tblPr>
+      <w:tblInd w:w="0" w:type="dxa"/>
       <w:tblBorders>
         <w:top w:val="single" w:sz="4" w:space="0" w:color="BFBFBF" w:themeColor="background1" w:themeShade="BF"/>
         <w:left w:val="single" w:sz="4" w:space="0" w:color="BFBFBF" w:themeColor="background1" w:themeShade="BF"/>
@@ -6804,7 +9390,68 @@
         <w:insideH w:val="single" w:sz="4" w:space="0" w:color="BFBFBF" w:themeColor="background1" w:themeShade="BF"/>
         <w:insideV w:val="single" w:sz="4" w:space="0" w:color="BFBFBF" w:themeColor="background1" w:themeShade="BF"/>
       </w:tblBorders>
+      <w:tblCellMar>
+        <w:top w:w="0" w:type="dxa"/>
+        <w:left w:w="108" w:type="dxa"/>
+        <w:bottom w:w="0" w:type="dxa"/>
+        <w:right w:w="108" w:type="dxa"/>
+      </w:tblCellMar>
     </w:tblPr>
+  </w:style>
+  <w:style w:type="paragraph" w:styleId="HTML">
+    <w:name w:val="HTML Preformatted"/>
+    <w:basedOn w:val="a"/>
+    <w:link w:val="HTML0"/>
+    <w:uiPriority w:val="99"/>
+    <w:unhideWhenUsed/>
+    <w:rsid w:val="00212C6D"/>
+    <w:pPr>
+      <w:tabs>
+        <w:tab w:val="left" w:pos="916"/>
+        <w:tab w:val="left" w:pos="1832"/>
+        <w:tab w:val="left" w:pos="2748"/>
+        <w:tab w:val="left" w:pos="3664"/>
+        <w:tab w:val="left" w:pos="4580"/>
+        <w:tab w:val="left" w:pos="5496"/>
+        <w:tab w:val="left" w:pos="6412"/>
+        <w:tab w:val="left" w:pos="7328"/>
+        <w:tab w:val="left" w:pos="8244"/>
+        <w:tab w:val="left" w:pos="9160"/>
+        <w:tab w:val="left" w:pos="10076"/>
+        <w:tab w:val="left" w:pos="10992"/>
+        <w:tab w:val="left" w:pos="11908"/>
+        <w:tab w:val="left" w:pos="12824"/>
+        <w:tab w:val="left" w:pos="13740"/>
+        <w:tab w:val="left" w:pos="14656"/>
+      </w:tabs>
+      <w:spacing w:after="0" w:line="240" w:lineRule="auto"/>
+    </w:pPr>
+    <w:rPr>
+      <w:rFonts w:ascii="Courier New" w:eastAsia="Times New Roman" w:hAnsi="Courier New" w:cs="Courier New"/>
+      <w:kern w:val="0"/>
+      <w:sz w:val="20"/>
+      <w:szCs w:val="20"/>
+      <w:lang w:eastAsia="ru-RU"/>
+    </w:rPr>
+  </w:style>
+  <w:style w:type="character" w:customStyle="1" w:styleId="HTML0">
+    <w:name w:val="Стандартный HTML Знак"/>
+    <w:basedOn w:val="a0"/>
+    <w:link w:val="HTML"/>
+    <w:uiPriority w:val="99"/>
+    <w:rsid w:val="00212C6D"/>
+    <w:rPr>
+      <w:rFonts w:ascii="Courier New" w:eastAsia="Times New Roman" w:hAnsi="Courier New" w:cs="Courier New"/>
+      <w:kern w:val="0"/>
+      <w:sz w:val="20"/>
+      <w:szCs w:val="20"/>
+      <w:lang w:eastAsia="ru-RU"/>
+    </w:rPr>
+  </w:style>
+  <w:style w:type="character" w:customStyle="1" w:styleId="gnj4oy0ck5b">
+    <w:name w:val="gnj4oy0ck5b"/>
+    <w:basedOn w:val="a0"/>
+    <w:rsid w:val="00212C6D"/>
   </w:style>
 </w:styles>
 </file>
@@ -7098,7 +9745,7 @@
   <a:extraClrSchemeLst/>
   <a:extLst>
     <a:ext uri="{05A4C25C-085E-4340-85A3-A5531E510DB2}">
-      <thm15:themeFamily xmlns:thm15="http://schemas.microsoft.com/office/thememl/2012/main" name="Office Theme" id="{62F939B6-93AF-4DB8-9C6B-D6C7DFDC589F}" vid="{4A3C46E8-61CC-4603-A589-7422A47A8E4A}"/>
+      <thm15:themeFamily xmlns:thm15="http://schemas.microsoft.com/office/thememl/2012/main" xmlns="" name="Office Theme" id="{62F939B6-93AF-4DB8-9C6B-D6C7DFDC589F}" vid="{4A3C46E8-61CC-4603-A589-7422A47A8E4A}"/>
     </a:ext>
   </a:extLst>
 </a:theme>
